--- a/downloads/teacher/ai-6-week-35.docx
+++ b/downloads/teacher/ai-6-week-35.docx
@@ -1938,6 +1938,396 @@
         <w:t>For the Grounded Learning Service, retain an annotated trace and the changed-case result. Name the contract or evidence that makes the deciding step valid, so another team can review it.</w:t>
       </w:r>
     </w:p>
+    <w:p>
+      <w:pPr>
+        <w:pStyle w:val="Heading1"/>
+      </w:pPr>
+      <w:r>
+        <w:t>07. Prepare, teach and assess</w:t>
+      </w:r>
+    </w:p>
+    <w:p>
+      <w:r>
+        <w:t>Teaching target: Explain the mechanism and terminology of capstone release review</w:t>
+      </w:r>
+    </w:p>
+    <w:p>
+      <w:r>
+        <w:t>Prepare the labelled worked-case picture, the matching workbook, fictional input cards and a place for individual responses. Check a local Python 3 environment before class; have a paper-trace version ready.</w:t>
+      </w:r>
+    </w:p>
+    <w:tbl>
+      <w:tblPr>
+        <w:tblStyle w:val="LightShading-Accent1"/>
+        <w:tblW w:type="auto" w:w="0"/>
+        <w:tblLook w:firstColumn="1" w:firstRow="1" w:lastColumn="0" w:lastRow="0" w:noHBand="0" w:noVBand="1" w:val="04A0"/>
+      </w:tblPr>
+      <w:tblGrid>
+        <w:gridCol w:w="3408"/>
+        <w:gridCol w:w="3408"/>
+        <w:gridCol w:w="3408"/>
+      </w:tblGrid>
+      <w:tr>
+        <w:trPr>
+          <w:tblHeader/>
+        </w:trPr>
+        <w:tc>
+          <w:tcPr>
+            <w:tcW w:type="dxa" w:w="3408"/>
+          </w:tcPr>
+          <w:p>
+            <w:r>
+              <w:t>Session</w:t>
+            </w:r>
+          </w:p>
+        </w:tc>
+        <w:tc>
+          <w:tcPr>
+            <w:tcW w:type="dxa" w:w="3408"/>
+          </w:tcPr>
+          <w:p>
+            <w:r>
+              <w:t>Plan</w:t>
+            </w:r>
+          </w:p>
+        </w:tc>
+        <w:tc>
+          <w:tcPr>
+            <w:tcW w:type="dxa" w:w="3408"/>
+          </w:tcPr>
+          <w:p>
+            <w:r>
+              <w:t>Resources</w:t>
+            </w:r>
+          </w:p>
+        </w:tc>
+      </w:tr>
+      <w:tr>
+        <w:tc>
+          <w:tcPr>
+            <w:tcW w:type="dxa" w:w="3408"/>
+          </w:tcPr>
+          <w:p>
+            <w:r>
+              <w:t>Session 1 · Understand · 45 min</w:t>
+            </w:r>
+          </w:p>
+        </w:tc>
+        <w:tc>
+          <w:tcPr>
+            <w:tcW w:type="dxa" w:w="3408"/>
+          </w:tcPr>
+          <w:p>
+            <w:r>
+              <w:t>0–7: recall and prerequisite; 7–15: inspect the concrete case and predict; 15–30: teacher models the worked trace; 30–40: learners explain a step using the text and visual; 40–45: check the core idea.</w:t>
+            </w:r>
+          </w:p>
+        </w:tc>
+        <w:tc>
+          <w:tcPr>
+            <w:tcW w:type="dxa" w:w="3408"/>
+          </w:tcPr>
+          <w:p>
+            <w:r>
+              <w:t>Sections 1–6; record the brief recall in the workbook.</w:t>
+            </w:r>
+          </w:p>
+        </w:tc>
+      </w:tr>
+      <w:tr>
+        <w:tc>
+          <w:tcPr>
+            <w:tcW w:type="dxa" w:w="3408"/>
+          </w:tcPr>
+          <w:p>
+            <w:r>
+              <w:t>Session 2 · Practise · 45 min</w:t>
+            </w:r>
+          </w:p>
+        </w:tc>
+        <w:tc>
+          <w:tcPr>
+            <w:tcW w:type="dxa" w:w="3408"/>
+          </w:tcPr>
+          <w:p>
+            <w:r>
+              <w:t>0–5: retrieve the procedure; 5–15: W2 completion practice; 15–23: explain and check with a partner; 23–30: each learner answers the misconception check; 30–40: targeted reteaching or a harder variation; 40–45: prepare the investigation.</w:t>
+            </w:r>
+          </w:p>
+        </w:tc>
+        <w:tc>
+          <w:tcPr>
+            <w:tcW w:type="dxa" w:w="3408"/>
+          </w:tcPr>
+          <w:p>
+            <w:r>
+              <w:t>Sections 7–10; use the matching workbook W2 and misconception check.</w:t>
+            </w:r>
+          </w:p>
+        </w:tc>
+      </w:tr>
+      <w:tr>
+        <w:tc>
+          <w:tcPr>
+            <w:tcW w:type="dxa" w:w="3408"/>
+          </w:tcPr>
+          <w:p>
+            <w:r>
+              <w:t>Session 3 · Investigate and transfer · 45 min</w:t>
+            </w:r>
+          </w:p>
+        </w:tc>
+        <w:tc>
+          <w:tcPr>
+            <w:tcW w:type="dxa" w:w="3408"/>
+          </w:tcPr>
+          <w:p>
+            <w:r>
+              <w:t>0–5: retrieve the decision rule; 5–20: investigate or trace; 20–30: start the independent case; 30–38: connect the project; 38–43: act on feedback; 43–45: plan the return check.</w:t>
+            </w:r>
+          </w:p>
+        </w:tc>
+        <w:tc>
+          <w:tcPr>
+            <w:tcW w:type="dxa" w:w="3408"/>
+          </w:tcPr>
+          <w:p>
+            <w:r>
+              <w:t>Sections 9 and 11–14. Give extra time to finish the full task set; use Section 15 when the week includes a coding lab.</w:t>
+            </w:r>
+          </w:p>
+        </w:tc>
+      </w:tr>
+    </w:tbl>
+    <w:p>
+      <w:r>
+        <w:t>Before class, solve the supported practice: Ordinary cases18/20 pass; access all pass; no effects; rollback not tested. Show the intermediate steps and give the conclusion with its scope.</w:t>
+      </w:r>
+    </w:p>
+    <w:p>
+      <w:r>
+        <w:t>Reasoned practice answer: Teacher explanation: 90% ordinary threshold met but rollback evidence missing, so release is not ready. Absence of a failure report is not a passed rehearsal.</w:t>
+      </w:r>
+    </w:p>
+    <w:p>
+      <w:r>
+        <w:t>Check every learner before discussion: Use the worked case for Capstone release review. Proposed explanation: “The worked result establishes every future case”. Decide whether this explanation is supported. Point to the step or supplied fact that decides; explain your repair if needed.</w:t>
+      </w:r>
+    </w:p>
+    <w:p>
+      <w:r>
+        <w:t>Misconception repair: Release readiness is scoped to the declared gates and environment; deployment still needs operational checks.</w:t>
+      </w:r>
+    </w:p>
+    <w:p>
+      <w:r>
+        <w:t>Support: read the exact case aloud, enlarge the labelled picture, supply input cards and model only the first deciding step. Accept a spoken explanation or drawing; retain the reasoning goal.</w:t>
+      </w:r>
+    </w:p>
+    <w:p>
+      <w:r>
+        <w:t>Extension: Every listed deletion location passes new verification. Require a prediction and a reason before comparing. Expected result: That gate can pass; review the complete current evidence before approving release. Reason: One repaired gate does not automatically refresh evidence for every other gate.</w:t>
+      </w:r>
+    </w:p>
+    <w:p>
+      <w:r>
+        <w:t>Independent assessment: withhold the reserved answer until the learner has attempted the new case. Record support separately from correctness.</w:t>
+      </w:r>
+    </w:p>
+    <w:tbl>
+      <w:tblPr>
+        <w:tblStyle w:val="LightShading-Accent1"/>
+        <w:tblW w:type="auto" w:w="0"/>
+        <w:tblLook w:firstColumn="1" w:firstRow="1" w:lastColumn="0" w:lastRow="0" w:noHBand="0" w:noVBand="1" w:val="04A0"/>
+      </w:tblPr>
+      <w:tblGrid>
+        <w:gridCol w:w="2556"/>
+        <w:gridCol w:w="2556"/>
+        <w:gridCol w:w="2556"/>
+        <w:gridCol w:w="2556"/>
+      </w:tblGrid>
+      <w:tr>
+        <w:trPr>
+          <w:tblHeader/>
+        </w:trPr>
+        <w:tc>
+          <w:tcPr>
+            <w:tcW w:type="dxa" w:w="2556"/>
+          </w:tcPr>
+          <w:p>
+            <w:r>
+              <w:t>Criterion</w:t>
+            </w:r>
+          </w:p>
+        </w:tc>
+        <w:tc>
+          <w:tcPr>
+            <w:tcW w:type="dxa" w:w="2556"/>
+          </w:tcPr>
+          <w:p>
+            <w:r>
+              <w:t>Not yet</w:t>
+            </w:r>
+          </w:p>
+        </w:tc>
+        <w:tc>
+          <w:tcPr>
+            <w:tcW w:type="dxa" w:w="2556"/>
+          </w:tcPr>
+          <w:p>
+            <w:r>
+              <w:t>With support</w:t>
+            </w:r>
+          </w:p>
+        </w:tc>
+        <w:tc>
+          <w:tcPr>
+            <w:tcW w:type="dxa" w:w="2556"/>
+          </w:tcPr>
+          <w:p>
+            <w:r>
+              <w:t>Independent</w:t>
+            </w:r>
+          </w:p>
+        </w:tc>
+      </w:tr>
+      <w:tr>
+        <w:tc>
+          <w:tcPr>
+            <w:tcW w:type="dxa" w:w="2556"/>
+          </w:tcPr>
+          <w:p>
+            <w:r>
+              <w:t>Explanation</w:t>
+            </w:r>
+          </w:p>
+        </w:tc>
+        <w:tc>
+          <w:tcPr>
+            <w:tcW w:type="dxa" w:w="2556"/>
+          </w:tcPr>
+          <w:p>
+            <w:r>
+              <w:t>Names an answer without a deciding fact</w:t>
+            </w:r>
+          </w:p>
+        </w:tc>
+        <w:tc>
+          <w:tcPr>
+            <w:tcW w:type="dxa" w:w="2556"/>
+          </w:tcPr>
+          <w:p>
+            <w:r>
+              <w:t>Uses a hint to link fact and decision</w:t>
+            </w:r>
+          </w:p>
+        </w:tc>
+        <w:tc>
+          <w:tcPr>
+            <w:tcW w:type="dxa" w:w="2556"/>
+          </w:tcPr>
+          <w:p>
+            <w:r>
+              <w:t>Explains the deciding fact in own words</w:t>
+            </w:r>
+          </w:p>
+        </w:tc>
+      </w:tr>
+      <w:tr>
+        <w:tc>
+          <w:tcPr>
+            <w:tcW w:type="dxa" w:w="2556"/>
+          </w:tcPr>
+          <w:p>
+            <w:r>
+              <w:t>Trace or test</w:t>
+            </w:r>
+          </w:p>
+        </w:tc>
+        <w:tc>
+          <w:tcPr>
+            <w:tcW w:type="dxa" w:w="2556"/>
+          </w:tcPr>
+          <w:p>
+            <w:r>
+              <w:t>Cannot connect input and result</w:t>
+            </w:r>
+          </w:p>
+        </w:tc>
+        <w:tc>
+          <w:tcPr>
+            <w:tcW w:type="dxa" w:w="2556"/>
+          </w:tcPr>
+          <w:p>
+            <w:r>
+              <w:t>Completes steps with prompts</w:t>
+            </w:r>
+          </w:p>
+        </w:tc>
+        <w:tc>
+          <w:tcPr>
+            <w:tcW w:type="dxa" w:w="2556"/>
+          </w:tcPr>
+          <w:p>
+            <w:r>
+              <w:t>Traces or tests a changed case accurately</w:t>
+            </w:r>
+          </w:p>
+        </w:tc>
+      </w:tr>
+      <w:tr>
+        <w:tc>
+          <w:tcPr>
+            <w:tcW w:type="dxa" w:w="2556"/>
+          </w:tcPr>
+          <w:p>
+            <w:r>
+              <w:t>Limits and revision</w:t>
+            </w:r>
+          </w:p>
+        </w:tc>
+        <w:tc>
+          <w:tcPr>
+            <w:tcW w:type="dxa" w:w="2556"/>
+          </w:tcPr>
+          <w:p>
+            <w:r>
+              <w:t>Claims more than evidence supports</w:t>
+            </w:r>
+          </w:p>
+        </w:tc>
+        <w:tc>
+          <w:tcPr>
+            <w:tcW w:type="dxa" w:w="2556"/>
+          </w:tcPr>
+          <w:p>
+            <w:r>
+              <w:t>Names a limit after a prompt</w:t>
+            </w:r>
+          </w:p>
+        </w:tc>
+        <w:tc>
+          <w:tcPr>
+            <w:tcW w:type="dxa" w:w="2556"/>
+          </w:tcPr>
+          <w:p>
+            <w:r>
+              <w:t>States a defensible limit and useful next test</w:t>
+            </w:r>
+          </w:p>
+        </w:tc>
+      </w:tr>
+    </w:tbl>
+    <w:p>
+      <w:r>
+        <w:t>Project checkpoint: Present and defend. Demonstrate the system, explain one failure and justify the next improvement with evidence.</w:t>
+      </w:r>
+    </w:p>
+    <w:p>
+      <w:r>
+        <w:t>Use the weekly teacher answer for topic-specific reasoning. A saved progress tick is an activity record; judge mastery from the learner’s explanation and evidence.</w:t>
+      </w:r>
+    </w:p>
     <w:sectPr>
       <w:pgSz w:w="12240" w:h="15840"/>
       <w:pgMar w:top="936" w:right="1008" w:bottom="936" w:left="1008" w:header="720" w:footer="720" w:gutter="0"/>

--- a/downloads/teacher/ai-6-week-35.docx
+++ b/downloads/teacher/ai-6-week-35.docx
@@ -2328,6 +2328,39 @@
         <w:t>Use the weekly teacher answer for topic-specific reasoning. A saved progress tick is an activity record; judge mastery from the learner’s explanation and evidence.</w:t>
       </w:r>
     </w:p>
+    <w:p>
+      <w:pPr>
+        <w:pStyle w:val="Heading1"/>
+      </w:pPr>
+      <w:r>
+        <w:t>08. Use feedback, labs and repair paths</w:t>
+      </w:r>
+    </w:p>
+    <w:p>
+      <w:r>
+        <w:t>Use the two formative questions as supported practice, not as independent mastery scores. Discuss the deciding evidence rather than accepting a guessed selection.</w:t>
+      </w:r>
+    </w:p>
+    <w:p>
+      <w:r>
+        <w:t>The feedback comes from the reviewed public worked case. Do not reveal the separately reserved independent teacher answer until the learner has attempted that case.</w:t>
+      </w:r>
+    </w:p>
+    <w:p>
+      <w:r>
+        <w:t>Ask students to predict before running code. Preserve errors and actual outputs; collect a changed test and an explanation. The branch-boundary and indexing lessons deliberately include failure cases.</w:t>
+      </w:r>
+    </w:p>
+    <w:p>
+      <w:r>
+        <w:t>Use the earlier worked-explanation links to address a specific missing building block, then return to the current question. Adapt this suggestion after observing the learner; it is not an automatic diagnosis.</w:t>
+      </w:r>
+    </w:p>
+    <w:p>
+      <w:r>
+        <w:t>Collect the completed-work portfolio as evidence. Record support separately from correctness, and assess explanation, trace/test and limitations. Progress ticks and quiz selections alone do not establish mastery.</w:t>
+      </w:r>
+    </w:p>
     <w:sectPr>
       <w:pgSz w:w="12240" w:h="15840"/>
       <w:pgMar w:top="936" w:right="1008" w:bottom="936" w:left="1008" w:header="720" w:footer="720" w:gutter="0"/>

--- a/downloads/teacher/ai-6-week-35.docx
+++ b/downloads/teacher/ai-6-week-35.docx
@@ -29,16 +29,45 @@
       </w:r>
     </w:p>
     <w:p>
-      <w:pPr>
-        <w:pStyle w:val="Heading3"/>
-      </w:pPr>
-      <w:r>
-        <w:t>Teach the learning cycle</w:t>
+      <w:r>
+        <w:t>Prepare Capstone release review: check the target, prerequisites, resources and adaptable teaching schedule.</w:t>
       </w:r>
     </w:p>
     <w:p>
-      <w:r>
-        <w:t>Primary target: Explain the mechanism and terminology of capstone release review</w:t>
+      <w:pPr>
+        <w:pStyle w:val="Heading3"/>
+      </w:pPr>
+      <w:r>
+        <w:t>Teach the learning cycle</w:t>
+      </w:r>
+    </w:p>
+    <w:p>
+      <w:pPr>
+        <w:spacing w:line="336" w:lineRule="auto" w:after="180"/>
+      </w:pPr>
+      <w:r>
+        <w:rPr>
+          <w:b w:val="0"/>
+        </w:rPr>
+        <w:t xml:space="preserve">Primary target: Explain the </w:t>
+      </w:r>
+      <w:r>
+        <w:rPr>
+          <w:b/>
+        </w:rPr>
+        <w:t>mechanism</w:t>
+      </w:r>
+      <w:r>
+        <w:rPr>
+          <w:b w:val="0"/>
+        </w:rPr>
+        <w:t xml:space="preserve"> and terminology of capstone </w:t>
+      </w:r>
+      <w:r>
+        <w:rPr>
+          <w:b/>
+        </w:rPr>
+        <w:t>release review</w:t>
       </w:r>
     </w:p>
     <w:tbl>
@@ -185,16 +214,37 @@
       </w:tr>
     </w:tbl>
     <w:p>
-      <w:r>
-        <w:t>This is a starting allocation of 135 minutes, not a validated duration. Preserve all named topics. Schedule extra time for connected examples, the full investigation, independent cases and project building. Repeated copies of a case share one recorded attempt; they are not new evidence.</w:t>
+      <w:pPr>
+        <w:spacing w:line="336" w:lineRule="auto" w:after="180"/>
+      </w:pPr>
+      <w:r>
+        <w:rPr>
+          <w:b w:val="0"/>
+        </w:rPr>
+        <w:t>This is a starting allocation of 135 minutes, not a validated duration. Preserve all named topics. Schedule extra time for connected examples, the full investigation, independent cases and project building.</w:t>
       </w:r>
     </w:p>
     <w:p>
       <w:pPr>
-        <w:pStyle w:val="Heading3"/>
-      </w:pPr>
-      <w:r>
-        <w:t>Retrieval answer guidance</w:t>
+        <w:spacing w:line="336" w:lineRule="auto" w:after="180"/>
+      </w:pPr>
+      <w:r>
+        <w:rPr>
+          <w:b w:val="0"/>
+        </w:rPr>
+        <w:t xml:space="preserve">Repeated copies of a case share one recorded attempt; they are not new </w:t>
+      </w:r>
+      <w:r>
+        <w:rPr>
+          <w:b/>
+        </w:rPr>
+        <w:t>evidence</w:t>
+      </w:r>
+      <w:r>
+        <w:rPr>
+          <w:b w:val="0"/>
+        </w:rPr>
+        <w:t>.</w:t>
       </w:r>
     </w:p>
     <w:p>
@@ -202,132 +252,363 @@
         <w:pStyle w:val="Heading3"/>
       </w:pPr>
       <w:r>
-        <w:t>Capstone failure testing</w:t>
+        <w:t>Retrieval answer guidance</w:t>
       </w:r>
     </w:p>
     <w:p>
-      <w:r>
-        <w:t>Without opening the old lesson, explain one key idea from Capstone failure testing. Give an example and a mistake that the idea helps you avoid.</w:t>
+      <w:pPr>
+        <w:pStyle w:val="Heading3"/>
+      </w:pPr>
+      <w:r>
+        <w:t>Capstone failure testing</w:t>
       </w:r>
     </w:p>
     <w:p>
-      <w:r>
-        <w:t>Look for: Explain the mechanism and terminology of capstone failure testing</w:t>
+      <w:pPr>
+        <w:spacing w:line="336" w:lineRule="auto" w:after="180"/>
+      </w:pPr>
+      <w:r>
+        <w:rPr>
+          <w:b w:val="0"/>
+        </w:rPr>
+        <w:t>Without opening the old lesson, explain one key idea from Capstone failure testing. Give an example and a mistake that the idea helps you avoid.</w:t>
       </w:r>
     </w:p>
     <w:p>
-      <w:r>
-        <w:t>Reference example, not the only acceptable wording: Teacher explanation: Capstone failure testing checks denied roles, missing evidence, invalid input, timeouts and stale data. Each expected outcome is written before the run. Use a failure matrix linking condition to expected response and forbidden calls. Test both visible result and operation trace. Preserve failed fixtures for regression checks.</w:t>
+      <w:pPr>
+        <w:spacing w:line="336" w:lineRule="auto" w:after="180"/>
+      </w:pPr>
+      <w:r>
+        <w:rPr>
+          <w:b w:val="0"/>
+        </w:rPr>
+        <w:t xml:space="preserve">Look for: Explain the </w:t>
+      </w:r>
+      <w:r>
+        <w:rPr>
+          <w:b/>
+        </w:rPr>
+        <w:t>mechanism</w:t>
+      </w:r>
+      <w:r>
+        <w:rPr>
+          <w:b w:val="0"/>
+        </w:rPr>
+        <w:t xml:space="preserve"> and terminology of capstone failure testing</w:t>
       </w:r>
     </w:p>
     <w:p>
       <w:pPr>
-        <w:pStyle w:val="Heading3"/>
-      </w:pPr>
-      <w:r>
-        <w:t>Documentation and operational readiness</w:t>
+        <w:spacing w:line="336" w:lineRule="auto" w:after="180"/>
+      </w:pPr>
+      <w:r>
+        <w:rPr>
+          <w:b w:val="0"/>
+        </w:rPr>
+        <w:t xml:space="preserve">Reference example, not the only acceptable wording: Teacher explanation: Capstone failure testing checks denied roles, missing </w:t>
+      </w:r>
+      <w:r>
+        <w:rPr>
+          <w:b/>
+        </w:rPr>
+        <w:t>evidence</w:t>
+      </w:r>
+      <w:r>
+        <w:rPr>
+          <w:b w:val="0"/>
+        </w:rPr>
+        <w:t xml:space="preserve">, invalid </w:t>
+      </w:r>
+      <w:r>
+        <w:rPr>
+          <w:b/>
+        </w:rPr>
+        <w:t>input</w:t>
+      </w:r>
+      <w:r>
+        <w:rPr>
+          <w:b w:val="0"/>
+        </w:rPr>
+        <w:t>, timeouts and stale data. Each expected outcome is written before the run.</w:t>
       </w:r>
     </w:p>
     <w:p>
-      <w:r>
-        <w:t>Without opening the old lesson, explain one key idea from Documentation and operational readiness. Give an example and a mistake that the idea helps you avoid.</w:t>
+      <w:pPr>
+        <w:spacing w:line="336" w:lineRule="auto" w:after="180"/>
+      </w:pPr>
+      <w:r>
+        <w:rPr>
+          <w:b w:val="0"/>
+        </w:rPr>
+        <w:t>Use a failure matrix linking condition to expected response and forbidden calls. Test both visible result and operation trace. Preserve failed fixtures for regression checks.</w:t>
       </w:r>
     </w:p>
     <w:p>
-      <w:r>
-        <w:t>Look for: Explain the mechanism and terminology of documentation and operational readiness</w:t>
+      <w:pPr>
+        <w:pStyle w:val="Heading3"/>
+      </w:pPr>
+      <w:r>
+        <w:t>Documentation and operational readiness</w:t>
       </w:r>
     </w:p>
     <w:p>
-      <w:r>
-        <w:t>Reference example, not the only acceptable wording: Teacher explanation: Operational documentation tells another person how to run, verify, observe and recover the service. A successful developer demo is not readiness. A runbook names versions, required non-secret configuration, secret key names, health checks, release/rollback dependencies, alerts and owners. Test it with a fresh operator and fictional fixtures.</w:t>
+      <w:pPr>
+        <w:spacing w:line="336" w:lineRule="auto" w:after="180"/>
+      </w:pPr>
+      <w:r>
+        <w:rPr>
+          <w:b w:val="0"/>
+        </w:rPr>
+        <w:t>Without opening the old lesson, explain one key idea from Documentation and operational readiness. Give an example and a mistake that the idea helps you avoid.</w:t>
       </w:r>
     </w:p>
     <w:p>
       <w:pPr>
-        <w:pStyle w:val="Heading3"/>
-      </w:pPr>
-      <w:r>
-        <w:t>Performance and cost experiments</w:t>
+        <w:spacing w:line="336" w:lineRule="auto" w:after="180"/>
+      </w:pPr>
+      <w:r>
+        <w:rPr>
+          <w:b w:val="0"/>
+        </w:rPr>
+        <w:t xml:space="preserve">Look for: Explain the </w:t>
+      </w:r>
+      <w:r>
+        <w:rPr>
+          <w:b/>
+        </w:rPr>
+        <w:t>mechanism</w:t>
+      </w:r>
+      <w:r>
+        <w:rPr>
+          <w:b w:val="0"/>
+        </w:rPr>
+        <w:t xml:space="preserve"> and terminology of documentation and operational readiness</w:t>
       </w:r>
     </w:p>
     <w:p>
-      <w:r>
-        <w:t>Without opening the old lesson, explain one key idea from Performance and cost experiments. Give an example and a mistake that the idea helps you avoid.</w:t>
+      <w:pPr>
+        <w:spacing w:line="336" w:lineRule="auto" w:after="180"/>
+      </w:pPr>
+      <w:r>
+        <w:rPr>
+          <w:b w:val="0"/>
+        </w:rPr>
+        <w:t>Reference example, not the only acceptable wording: Teacher explanation: Operational documentation tells another person how to run, verify, observe and recover the service. A successful developer demo is not readiness.</w:t>
       </w:r>
     </w:p>
     <w:p>
-      <w:r>
-        <w:t>Look for: Explain the mechanism and terminology of performance and cost experiments</w:t>
+      <w:pPr>
+        <w:spacing w:line="336" w:lineRule="auto" w:after="180"/>
+      </w:pPr>
+      <w:r>
+        <w:rPr>
+          <w:b w:val="0"/>
+        </w:rPr>
+        <w:t>A runbook names versions, required non-secret configuration, secret key names, health checks, release/rollback dependencies, alerts and owners. Test it with a fresh operator and fictional fixtures.</w:t>
       </w:r>
     </w:p>
     <w:p>
-      <w:r>
-        <w:t>Reference example, not the only acceptable wording: Teacher explanation: Performance experiments compare matched workloads with declared timing boundaries and quality constraints. Averages can hide slow cases. Use the same cases and environment; record every duration and success. For a simple median sort values and average the middle pair for even counts. Keep failed requests visible.</w:t>
+      <w:pPr>
+        <w:pStyle w:val="Heading3"/>
+      </w:pPr>
+      <w:r>
+        <w:t>Performance and cost experiments</w:t>
       </w:r>
     </w:p>
     <w:p>
-      <w:r>
-        <w:t>Two 45-minute sessions. Release review combines correctness, access, failure recovery and operational readiness. Critical gates can block release independently of an average score. Use the supplied constructed scenarios to make the mechanism inspectable. Collect W4 before sharing solutions. Students should name intermediate evidence and limitations; classroom pacing and learning effectiveness remain unvalidated.</w:t>
+      <w:pPr>
+        <w:spacing w:line="336" w:lineRule="auto" w:after="180"/>
+      </w:pPr>
+      <w:r>
+        <w:rPr>
+          <w:b w:val="0"/>
+        </w:rPr>
+        <w:t>Without opening the old lesson, explain one key idea from Performance and cost experiments. Give an example and a mistake that the idea helps you avoid.</w:t>
       </w:r>
     </w:p>
     <w:p>
       <w:pPr>
-        <w:pStyle w:val="Heading3"/>
-      </w:pPr>
-      <w:r>
-        <w:t>Outcomes</w:t>
+        <w:spacing w:line="336" w:lineRule="auto" w:after="180"/>
+      </w:pPr>
+      <w:r>
+        <w:rPr>
+          <w:b w:val="0"/>
+        </w:rPr>
+        <w:t xml:space="preserve">Look for: Explain the </w:t>
+      </w:r>
+      <w:r>
+        <w:rPr>
+          <w:b/>
+        </w:rPr>
+        <w:t>mechanism</w:t>
+      </w:r>
+      <w:r>
+        <w:rPr>
+          <w:b w:val="0"/>
+        </w:rPr>
+        <w:t xml:space="preserve"> and terminology of performance and cost experiments</w:t>
       </w:r>
     </w:p>
     <w:p>
-      <w:r>
-        <w:t>Explain the mechanism and terminology of capstone release review</w:t>
+      <w:pPr>
+        <w:spacing w:line="336" w:lineRule="auto" w:after="180"/>
+      </w:pPr>
+      <w:r>
+        <w:rPr>
+          <w:b w:val="0"/>
+        </w:rPr>
+        <w:t>Reference example, not the only acceptable wording: Teacher explanation: Performance experiments compare matched workloads with declared timing boundaries and quality constraints. Averages can hide slow cases.</w:t>
       </w:r>
     </w:p>
     <w:p>
-      <w:r>
-        <w:t>Apply the stated procedure to a new case with a traceable result</w:t>
+      <w:pPr>
+        <w:spacing w:line="336" w:lineRule="auto" w:after="180"/>
+      </w:pPr>
+      <w:r>
+        <w:rPr>
+          <w:b w:val="0"/>
+        </w:rPr>
+        <w:t>Use the same cases and environment; record every duration and success. For a simple median sort values and average the middle pair for even counts. Keep failed requests visible.</w:t>
       </w:r>
     </w:p>
     <w:p>
-      <w:r>
-        <w:t>Identify an assumption or limitation and design a revealing follow-up</w:t>
+      <w:pPr>
+        <w:spacing w:line="336" w:lineRule="auto" w:after="180"/>
+      </w:pPr>
+      <w:r>
+        <w:rPr>
+          <w:b w:val="0"/>
+        </w:rPr>
+        <w:t xml:space="preserve">Two 45-minute sessions. </w:t>
+      </w:r>
+      <w:r>
+        <w:rPr>
+          <w:b/>
+        </w:rPr>
+        <w:t>Release review</w:t>
+      </w:r>
+      <w:r>
+        <w:rPr>
+          <w:b w:val="0"/>
+        </w:rPr>
+        <w:t xml:space="preserve"> combines correctness, access, failure recovery and operational readiness. </w:t>
+      </w:r>
+      <w:r>
+        <w:rPr>
+          <w:b/>
+        </w:rPr>
+        <w:t>Critical gate</w:t>
+      </w:r>
+      <w:r>
+        <w:rPr>
+          <w:b w:val="0"/>
+        </w:rPr>
+        <w:t>s can block release independently of an average score.</w:t>
       </w:r>
     </w:p>
     <w:p>
       <w:pPr>
-        <w:pStyle w:val="Heading3"/>
-      </w:pPr>
-      <w:r>
-        <w:t>Preparation</w:t>
+        <w:spacing w:line="336" w:lineRule="auto" w:after="180"/>
+      </w:pPr>
+      <w:r>
+        <w:rPr>
+          <w:b w:val="0"/>
+        </w:rPr>
+        <w:t xml:space="preserve">Use the supplied constructed scenarios to make the </w:t>
+      </w:r>
+      <w:r>
+        <w:rPr>
+          <w:b/>
+        </w:rPr>
+        <w:t>mechanism</w:t>
+      </w:r>
+      <w:r>
+        <w:rPr>
+          <w:b w:val="0"/>
+        </w:rPr>
+        <w:t xml:space="preserve"> inspectable. Collect W4 before sharing solutions.</w:t>
       </w:r>
     </w:p>
     <w:p>
-      <w:r>
-        <w:t>Lesson and workbook; paper and pencil</w:t>
+      <w:pPr>
+        <w:spacing w:line="336" w:lineRule="auto" w:after="180"/>
+      </w:pPr>
+      <w:r>
+        <w:rPr>
+          <w:b w:val="0"/>
+        </w:rPr>
+        <w:t xml:space="preserve">Students should name intermediate </w:t>
+      </w:r>
+      <w:r>
+        <w:rPr>
+          <w:b/>
+        </w:rPr>
+        <w:t>evidence</w:t>
+      </w:r>
+      <w:r>
+        <w:rPr>
+          <w:b w:val="0"/>
+        </w:rPr>
+        <w:t xml:space="preserve"> and limitations; classroom pacing and learning effectiveness remain unvalidated.</w:t>
       </w:r>
     </w:p>
     <w:p>
-      <w:r>
-        <w:t>Calculator and optional local Python 3 for arithmetic; no live API or private data</w:t>
+      <w:pPr>
+        <w:pStyle w:val="Heading3"/>
+      </w:pPr>
+      <w:r>
+        <w:t>Outcomes</w:t>
       </w:r>
     </w:p>
     <w:p>
-      <w:r>
-        <w:t>Prepare the fresh retry separately and withhold its solution until after collection</w:t>
+      <w:pPr>
+        <w:spacing w:line="336" w:lineRule="auto" w:after="180"/>
+      </w:pPr>
+      <w:r>
+        <w:rPr>
+          <w:b w:val="0"/>
+        </w:rPr>
+        <w:t xml:space="preserve">Explain the </w:t>
+      </w:r>
+      <w:r>
+        <w:rPr>
+          <w:b/>
+        </w:rPr>
+        <w:t>mechanism</w:t>
+      </w:r>
+      <w:r>
+        <w:rPr>
+          <w:b w:val="0"/>
+        </w:rPr>
+        <w:t xml:space="preserve"> and terminology of capstone </w:t>
+      </w:r>
+      <w:r>
+        <w:rPr>
+          <w:b/>
+        </w:rPr>
+        <w:t>release review</w:t>
       </w:r>
     </w:p>
     <w:p>
       <w:pPr>
-        <w:pStyle w:val="Heading3"/>
-      </w:pPr>
-      <w:r>
-        <w:t>Prerequisite answer</w:t>
+        <w:spacing w:line="336" w:lineRule="auto" w:after="180"/>
+      </w:pPr>
+      <w:r>
+        <w:rPr>
+          <w:b w:val="0"/>
+        </w:rPr>
+        <w:t>Apply the stated procedure to a new case with a traceable result</w:t>
       </w:r>
     </w:p>
     <w:p>
-      <w:r>
-        <w:t>A result depends on the inputs, procedure and conditions that produced it. Preserve data roles and distinguish observed outcomes from predictions or unmeasured conditions. If the prior concept cannot be explained, use a short retrieval activity before this chapter.</w:t>
+      <w:pPr>
+        <w:spacing w:line="336" w:lineRule="auto" w:after="180"/>
+      </w:pPr>
+      <w:r>
+        <w:rPr>
+          <w:b w:val="0"/>
+        </w:rPr>
+        <w:t>Identify an assumption or limitation and design a revealing follow-up</w:t>
       </w:r>
     </w:p>
     <w:p>
@@ -335,45 +616,297 @@
         <w:pStyle w:val="Heading3"/>
       </w:pPr>
       <w:r>
-        <w:t>End goal for the pictorial case</w:t>
+        <w:t>Preparation</w:t>
       </w:r>
     </w:p>
     <w:p>
-      <w:r>
-        <w:t>Explain capstone release review using the deciding step in this fictional service.</w:t>
+      <w:pPr>
+        <w:spacing w:line="336" w:lineRule="auto" w:after="180"/>
+      </w:pPr>
+      <w:r>
+        <w:rPr>
+          <w:b w:val="0"/>
+        </w:rPr>
+        <w:t>Lesson and workbook; paper and pencil</w:t>
       </w:r>
     </w:p>
     <w:p>
-      <w:r>
-        <w:t>This added worked case illustrates the week’s main idea. Retain all original and connected topics; schedule its practice within the teaching cycle.</w:t>
+      <w:pPr>
+        <w:spacing w:line="336" w:lineRule="auto" w:after="180"/>
+      </w:pPr>
+      <w:r>
+        <w:rPr>
+          <w:b w:val="0"/>
+        </w:rPr>
+        <w:t>Calculator and optional local Python 3 for arithmetic; no live API or private data</w:t>
       </w:r>
     </w:p>
     <w:p>
       <w:pPr>
-        <w:pStyle w:val="Heading1"/>
-      </w:pPr>
-      <w:r>
-        <w:t>02. Explain and model the mechanism</w:t>
+        <w:spacing w:line="336" w:lineRule="auto" w:after="180"/>
+      </w:pPr>
+      <w:r>
+        <w:rPr>
+          <w:b w:val="0"/>
+        </w:rPr>
+        <w:t>Prepare the fresh retry separately and withhold its solution until after collection</w:t>
       </w:r>
     </w:p>
     <w:p>
-      <w:r>
-        <w:t>Release review combines correctness, access, failure recovery and operational readiness. Critical gates can block release independently of an average score.</w:t>
+      <w:pPr>
+        <w:pStyle w:val="Heading3"/>
+      </w:pPr>
+      <w:r>
+        <w:t>Prerequisite answer</w:t>
       </w:r>
     </w:p>
     <w:p>
-      <w:r>
-        <w:t>Begin by writing the question the procedure is intended to answer. Identify the information already supplied, the information it will produce and the information still missing. These are constructed classroom examples; they do not require live accounts, private records or an external service. Do not treat a plausible explanation as a measured outcome.</w:t>
+      <w:pPr>
+        <w:spacing w:line="336" w:lineRule="auto" w:after="180"/>
+      </w:pPr>
+      <w:r>
+        <w:rPr>
+          <w:b w:val="0"/>
+        </w:rPr>
+        <w:t xml:space="preserve">A result depends on the </w:t>
+      </w:r>
+      <w:r>
+        <w:rPr>
+          <w:b/>
+        </w:rPr>
+        <w:t>input</w:t>
+      </w:r>
+      <w:r>
+        <w:rPr>
+          <w:b w:val="0"/>
+        </w:rPr>
+        <w:t xml:space="preserve">s, procedure and conditions that produced it. Preserve data roles and distinguish observed outcomes from </w:t>
+      </w:r>
+      <w:r>
+        <w:rPr>
+          <w:b/>
+        </w:rPr>
+        <w:t>prediction</w:t>
+      </w:r>
+      <w:r>
+        <w:rPr>
+          <w:b w:val="0"/>
+        </w:rPr>
+        <w:t>s or unmeasured conditions.</w:t>
       </w:r>
     </w:p>
     <w:p>
-      <w:r>
-        <w:t>Toy release requires all access tests, no unauthorised effects, at least90% ordinary-case pass and a compatible rollback rehearsal. Record each gate separately with versioned evidence.</w:t>
+      <w:pPr>
+        <w:spacing w:line="336" w:lineRule="auto" w:after="180"/>
+      </w:pPr>
+      <w:r>
+        <w:rPr>
+          <w:b w:val="0"/>
+        </w:rPr>
+        <w:t>If the prior concept cannot be explained, use a short retrieval activity before this chapter.</w:t>
       </w:r>
     </w:p>
     <w:p>
-      <w:r>
-        <w:t>Before applying the procedure, write its units, denominator or decision boundary where relevant. A partner should be able to repeat each step using the same inputs. If a required input is absent or violates the stated contract, record that condition explicitly instead of quietly replacing it with a convenient value.</w:t>
+      <w:pPr>
+        <w:pStyle w:val="Heading3"/>
+      </w:pPr>
+      <w:r>
+        <w:t>End goal for the pictorial case</w:t>
+      </w:r>
+    </w:p>
+    <w:p>
+      <w:pPr>
+        <w:spacing w:line="336" w:lineRule="auto" w:after="180"/>
+      </w:pPr>
+      <w:r>
+        <w:rPr>
+          <w:b w:val="0"/>
+        </w:rPr>
+        <w:t xml:space="preserve">Explain capstone </w:t>
+      </w:r>
+      <w:r>
+        <w:rPr>
+          <w:b/>
+        </w:rPr>
+        <w:t>release review</w:t>
+      </w:r>
+      <w:r>
+        <w:rPr>
+          <w:b w:val="0"/>
+        </w:rPr>
+        <w:t xml:space="preserve"> using the deciding step in this fictional service.</w:t>
+      </w:r>
+    </w:p>
+    <w:p>
+      <w:pPr>
+        <w:spacing w:line="336" w:lineRule="auto" w:after="180"/>
+      </w:pPr>
+      <w:r>
+        <w:rPr>
+          <w:b w:val="0"/>
+        </w:rPr>
+        <w:t>This added worked case illustrates the week’s main idea. Retain all original and connected topics; schedule its practice within the teaching cycle.</w:t>
+      </w:r>
+    </w:p>
+    <w:p>
+      <w:pPr>
+        <w:pStyle w:val="Heading1"/>
+      </w:pPr>
+      <w:r>
+        <w:t>02. Explain and model the mechanism</w:t>
+      </w:r>
+    </w:p>
+    <w:p>
+      <w:r>
+        <w:t>Model Capstone release review using the supplied case, labelled mechanism and reasoning. Make the scope of each conclusion explicit.</w:t>
+      </w:r>
+    </w:p>
+    <w:p>
+      <w:pPr>
+        <w:spacing w:line="336" w:lineRule="auto" w:after="180"/>
+      </w:pPr>
+      <w:r>
+        <w:rPr>
+          <w:b/>
+        </w:rPr>
+        <w:t>Release review</w:t>
+      </w:r>
+      <w:r>
+        <w:rPr>
+          <w:b w:val="0"/>
+        </w:rPr>
+        <w:t xml:space="preserve"> combines correctness, access, failure recovery and operational readiness. </w:t>
+      </w:r>
+      <w:r>
+        <w:rPr>
+          <w:b/>
+        </w:rPr>
+        <w:t>Critical gate</w:t>
+      </w:r>
+      <w:r>
+        <w:rPr>
+          <w:b w:val="0"/>
+        </w:rPr>
+        <w:t>s can block release independently of an average score.</w:t>
+      </w:r>
+    </w:p>
+    <w:p>
+      <w:pPr>
+        <w:pStyle w:val="Heading3"/>
+      </w:pPr>
+      <w:r>
+        <w:t>Explain Capstone release review · 1</w:t>
+      </w:r>
+    </w:p>
+    <w:p>
+      <w:pPr>
+        <w:spacing w:line="336" w:lineRule="auto" w:after="180"/>
+      </w:pPr>
+      <w:r>
+        <w:rPr>
+          <w:b w:val="0"/>
+        </w:rPr>
+        <w:t>Begin by writing the question the procedure is intended to answer. Identify the information already supplied, the information it will produce and the information still missing.</w:t>
+      </w:r>
+    </w:p>
+    <w:p>
+      <w:pPr>
+        <w:spacing w:line="336" w:lineRule="auto" w:after="180"/>
+      </w:pPr>
+      <w:r>
+        <w:rPr>
+          <w:b w:val="0"/>
+        </w:rPr>
+        <w:t>These are constructed classroom examples; they do not require live accounts, private records or an external service. Do not treat a plausible explanation as a measured outcome.</w:t>
+      </w:r>
+    </w:p>
+    <w:p>
+      <w:pPr>
+        <w:spacing w:line="336" w:lineRule="auto" w:after="180"/>
+      </w:pPr>
+      <w:r>
+        <w:rPr>
+          <w:b w:val="0"/>
+        </w:rPr>
+        <w:t xml:space="preserve">Toy release requires all access tests, no unauthorised effects, at least90% ordinary-case pass and a compatible </w:t>
+      </w:r>
+      <w:r>
+        <w:rPr>
+          <w:b/>
+        </w:rPr>
+        <w:t>rollback rehearsal</w:t>
+      </w:r>
+      <w:r>
+        <w:rPr>
+          <w:b w:val="0"/>
+        </w:rPr>
+        <w:t xml:space="preserve">. Record each gate separately with versioned </w:t>
+      </w:r>
+      <w:r>
+        <w:rPr>
+          <w:b/>
+        </w:rPr>
+        <w:t>evidence</w:t>
+      </w:r>
+      <w:r>
+        <w:rPr>
+          <w:b w:val="0"/>
+        </w:rPr>
+        <w:t>.</w:t>
+      </w:r>
+    </w:p>
+    <w:p>
+      <w:pPr>
+        <w:pStyle w:val="Heading3"/>
+      </w:pPr>
+      <w:r>
+        <w:t>Explain Capstone release review · 2</w:t>
+      </w:r>
+    </w:p>
+    <w:p>
+      <w:pPr>
+        <w:spacing w:line="336" w:lineRule="auto" w:after="180"/>
+      </w:pPr>
+      <w:r>
+        <w:rPr>
+          <w:b w:val="0"/>
+        </w:rPr>
+        <w:t xml:space="preserve">Before applying the procedure, write its units, denominator or decision boundary where relevant. A partner should be able to repeat each step using the same </w:t>
+      </w:r>
+      <w:r>
+        <w:rPr>
+          <w:b/>
+        </w:rPr>
+        <w:t>input</w:t>
+      </w:r>
+      <w:r>
+        <w:rPr>
+          <w:b w:val="0"/>
+        </w:rPr>
+        <w:t>s.</w:t>
+      </w:r>
+    </w:p>
+    <w:p>
+      <w:pPr>
+        <w:spacing w:line="336" w:lineRule="auto" w:after="180"/>
+      </w:pPr>
+      <w:r>
+        <w:rPr>
+          <w:b w:val="0"/>
+        </w:rPr>
+        <w:t xml:space="preserve">If a required </w:t>
+      </w:r>
+      <w:r>
+        <w:rPr>
+          <w:b/>
+        </w:rPr>
+        <w:t>input</w:t>
+      </w:r>
+      <w:r>
+        <w:rPr>
+          <w:b w:val="0"/>
+        </w:rPr>
+        <w:t xml:space="preserve"> is absent or violates the stated contract, record that condition explicitly instead of quietly replacing it with a convenient value.</w:t>
       </w:r>
     </w:p>
     <w:tbl>
@@ -571,36 +1104,222 @@
       </w:r>
     </w:p>
     <w:p>
-      <w:r>
-        <w:t>Guided: 90% ordinary threshold met but rollback evidence missing, so release is not ready. Absence of a failure report is not a passed rehearsal. Qualification: Release readiness is scoped to the declared gates and environment; deployment still needs operational checks. Exit: accept a concrete variation with its predicted outcome and a stated condition that would challenge the mechanism; reject a claim resting on unmeasured evidence.</w:t>
+      <w:pPr>
+        <w:pStyle w:val="Heading3"/>
+      </w:pPr>
+      <w:r>
+        <w:t>Explain Capstone release review · 3</w:t>
       </w:r>
     </w:p>
     <w:p>
       <w:pPr>
-        <w:pStyle w:val="Heading3"/>
-      </w:pPr>
-      <w:r>
-        <w:t>Model the reasoning aloud</w:t>
+        <w:spacing w:line="336" w:lineRule="auto" w:after="180"/>
+      </w:pPr>
+      <w:r>
+        <w:rPr>
+          <w:b w:val="0"/>
+        </w:rPr>
+        <w:t xml:space="preserve">Guided: 90% ordinary threshold met but rollback </w:t>
+      </w:r>
+      <w:r>
+        <w:rPr>
+          <w:b/>
+        </w:rPr>
+        <w:t>evidence</w:t>
+      </w:r>
+      <w:r>
+        <w:rPr>
+          <w:b w:val="0"/>
+        </w:rPr>
+        <w:t xml:space="preserve"> missing, so release is not ready. Absence of a failure report is not a passed rehearsal.</w:t>
       </w:r>
     </w:p>
     <w:p>
-      <w:r>
-        <w:t>Use the complete worked example below before asking learners to complete W2. Reveal a small part, invite a prediction, then explain the deciding step. These teacher notes contain solutions; do not reveal the independent case answer during modelling.</w:t>
+      <w:pPr>
+        <w:spacing w:line="336" w:lineRule="auto" w:after="180"/>
+      </w:pPr>
+      <w:r>
+        <w:rPr>
+          <w:b w:val="0"/>
+        </w:rPr>
+        <w:t>Qualification: Release readiness is scoped to the declared gates and environment; deployment still needs operational checks.</w:t>
       </w:r>
     </w:p>
     <w:p>
-      <w:r>
-        <w:t>Ordinary cases18/20 pass; access all pass; no effects; rollback not tested.</w:t>
+      <w:pPr>
+        <w:spacing w:line="336" w:lineRule="auto" w:after="180"/>
+      </w:pPr>
+      <w:r>
+        <w:rPr>
+          <w:b w:val="0"/>
+        </w:rPr>
+        <w:t xml:space="preserve">Exit: accept a concrete variation with its predicted outcome and a stated condition that would challenge the </w:t>
+      </w:r>
+      <w:r>
+        <w:rPr>
+          <w:b/>
+        </w:rPr>
+        <w:t>mechanism</w:t>
+      </w:r>
+      <w:r>
+        <w:rPr>
+          <w:b w:val="0"/>
+        </w:rPr>
+        <w:t xml:space="preserve">; reject a claim resting on unmeasured </w:t>
+      </w:r>
+      <w:r>
+        <w:rPr>
+          <w:b/>
+        </w:rPr>
+        <w:t>evidence</w:t>
+      </w:r>
+      <w:r>
+        <w:rPr>
+          <w:b w:val="0"/>
+        </w:rPr>
+        <w:t>.</w:t>
       </w:r>
     </w:p>
     <w:p>
-      <w:r>
-        <w:t>90% ordinary threshold met but rollback evidence missing, so release is not ready. Absence of a failure report is not a passed rehearsal.</w:t>
+      <w:pPr>
+        <w:pStyle w:val="Heading3"/>
+      </w:pPr>
+      <w:r>
+        <w:t>Model the reasoning aloud</w:t>
       </w:r>
     </w:p>
     <w:p>
-      <w:r>
-        <w:t>Compare the intermediate evidence with the final statement. Explain why each number or decision follows from the stated inputs. The conclusion belongs to this scenario and procedure; changing the inputs, evaluation population or authority can change what it establishes. Retain the raw record so a later revision can be compared honestly.</w:t>
+      <w:pPr>
+        <w:spacing w:line="336" w:lineRule="auto" w:after="180"/>
+      </w:pPr>
+      <w:r>
+        <w:rPr>
+          <w:b w:val="0"/>
+        </w:rPr>
+        <w:t xml:space="preserve">Use the complete worked example below before asking learners to complete W2. Reveal a small part, invite a </w:t>
+      </w:r>
+      <w:r>
+        <w:rPr>
+          <w:b/>
+        </w:rPr>
+        <w:t>prediction</w:t>
+      </w:r>
+      <w:r>
+        <w:rPr>
+          <w:b w:val="0"/>
+        </w:rPr>
+        <w:t>, then explain the deciding step.</w:t>
+      </w:r>
+    </w:p>
+    <w:p>
+      <w:pPr>
+        <w:spacing w:line="336" w:lineRule="auto" w:after="180"/>
+      </w:pPr>
+      <w:r>
+        <w:rPr>
+          <w:b w:val="0"/>
+        </w:rPr>
+        <w:t>These teacher notes contain solutions; do not reveal the independent case answer during modelling.</w:t>
+      </w:r>
+    </w:p>
+    <w:p>
+      <w:pPr>
+        <w:spacing w:line="336" w:lineRule="auto" w:after="180"/>
+      </w:pPr>
+      <w:r>
+        <w:rPr>
+          <w:b w:val="0"/>
+        </w:rPr>
+        <w:t>Ordinary cases18/20 pass; access all pass; no effects; rollback not tested.</w:t>
+      </w:r>
+    </w:p>
+    <w:p>
+      <w:pPr>
+        <w:spacing w:line="336" w:lineRule="auto" w:after="180"/>
+      </w:pPr>
+      <w:r>
+        <w:rPr>
+          <w:b w:val="0"/>
+        </w:rPr>
+        <w:t xml:space="preserve">90% ordinary threshold met but rollback </w:t>
+      </w:r>
+      <w:r>
+        <w:rPr>
+          <w:b/>
+        </w:rPr>
+        <w:t>evidence</w:t>
+      </w:r>
+      <w:r>
+        <w:rPr>
+          <w:b w:val="0"/>
+        </w:rPr>
+        <w:t xml:space="preserve"> missing, so release is not ready. Absence of a failure report is not a passed rehearsal.</w:t>
+      </w:r>
+    </w:p>
+    <w:p>
+      <w:pPr>
+        <w:pStyle w:val="Heading3"/>
+      </w:pPr>
+      <w:r>
+        <w:t>Model the reasoning aloud · 4</w:t>
+      </w:r>
+    </w:p>
+    <w:p>
+      <w:pPr>
+        <w:spacing w:line="336" w:lineRule="auto" w:after="180"/>
+      </w:pPr>
+      <w:r>
+        <w:rPr>
+          <w:b w:val="0"/>
+        </w:rPr>
+        <w:t xml:space="preserve">Compare the intermediate </w:t>
+      </w:r>
+      <w:r>
+        <w:rPr>
+          <w:b/>
+        </w:rPr>
+        <w:t>evidence</w:t>
+      </w:r>
+      <w:r>
+        <w:rPr>
+          <w:b w:val="0"/>
+        </w:rPr>
+        <w:t xml:space="preserve"> with the final statement. Explain why each number or decision follows from the stated </w:t>
+      </w:r>
+      <w:r>
+        <w:rPr>
+          <w:b/>
+        </w:rPr>
+        <w:t>input</w:t>
+      </w:r>
+      <w:r>
+        <w:rPr>
+          <w:b w:val="0"/>
+        </w:rPr>
+        <w:t>s.</w:t>
+      </w:r>
+    </w:p>
+    <w:p>
+      <w:pPr>
+        <w:spacing w:line="336" w:lineRule="auto" w:after="180"/>
+      </w:pPr>
+      <w:r>
+        <w:rPr>
+          <w:b w:val="0"/>
+        </w:rPr>
+        <w:t xml:space="preserve">The conclusion belongs to this scenario and procedure; changing the </w:t>
+      </w:r>
+      <w:r>
+        <w:rPr>
+          <w:b/>
+        </w:rPr>
+        <w:t>input</w:t>
+      </w:r>
+      <w:r>
+        <w:rPr>
+          <w:b w:val="0"/>
+        </w:rPr>
+        <w:t>s, evaluation population or authority can change what it establishes. Retain the raw record so a later revision can be compared honestly.</w:t>
       </w:r>
     </w:p>
     <w:tbl>
@@ -706,7 +1425,13 @@
       </w:tr>
     </w:tbl>
     <w:p>
-      <w:r>
+      <w:pPr>
+        <w:spacing w:line="336" w:lineRule="auto" w:after="180"/>
+      </w:pPr>
+      <w:r>
+        <w:rPr>
+          <w:b w:val="0"/>
+        </w:rPr>
         <w:t>Use the diagram and verbal explanation together. Ask learners to match a sentence to a specific visual step; do not assign learners fixed visual or auditory learning styles.</w:t>
       </w:r>
     </w:p>
@@ -719,7 +1444,13 @@
       </w:r>
     </w:p>
     <w:p>
-      <w:r>
+      <w:pPr>
+        <w:spacing w:line="336" w:lineRule="auto" w:after="180"/>
+      </w:pPr>
+      <w:r>
+        <w:rPr>
+          <w:b w:val="0"/>
+        </w:rPr>
         <w:t>Review every mandatory gate. A capstone release needs factual, access and deletion gates to pass.</w:t>
       </w:r>
     </w:p>
@@ -732,7 +1463,22 @@
       </w:r>
     </w:p>
     <w:p>
-      <w:r>
+      <w:pPr>
+        <w:pStyle w:val="Heading3"/>
+      </w:pPr>
+      <w:r>
+        <w:t>Supplied facts</w:t>
+      </w:r>
+    </w:p>
+    <w:p>
+      <w:pPr>
+        <w:spacing w:line="336" w:lineRule="auto" w:after="180"/>
+        <w:shd w:fill="F1F6FC"/>
+      </w:pPr>
+      <w:r>
+        <w:rPr>
+          <w:b w:val="0"/>
+        </w:rPr>
         <w:t>Factual and access checks pass. Deletion fails because a listed backup remains. All three gates are mandatory.</w:t>
       </w:r>
     </w:p>
@@ -896,21 +1642,49 @@
       </w:r>
     </w:p>
     <w:p>
-      <w:r>
-        <w:t>Release review applies explicit conditions to a specific candidate version. Completed coding is not evidence that all operational obligations are satisfied.</w:t>
+      <w:pPr>
+        <w:pStyle w:val="Heading3"/>
+      </w:pPr>
+      <w:r>
+        <w:t>Why the result follows</w:t>
       </w:r>
     </w:p>
     <w:p>
       <w:pPr>
-        <w:pStyle w:val="Heading3"/>
-      </w:pPr>
-      <w:r>
-        <w:t>What this example does not establish</w:t>
+        <w:spacing w:line="336" w:lineRule="auto" w:after="180"/>
+        <w:shd w:fill="F1F6FC"/>
+      </w:pPr>
+      <w:r>
+        <w:rPr>
+          <w:b/>
+        </w:rPr>
+        <w:t>Release review</w:t>
+      </w:r>
+      <w:r>
+        <w:rPr>
+          <w:b w:val="0"/>
+        </w:rPr>
+        <w:t xml:space="preserve"> applies explicit conditions to a specific candidate version. Completed coding is not </w:t>
+      </w:r>
+      <w:r>
+        <w:rPr>
+          <w:b/>
+        </w:rPr>
+        <w:t>evidence</w:t>
+      </w:r>
+      <w:r>
+        <w:rPr>
+          <w:b w:val="0"/>
+        </w:rPr>
+        <w:t xml:space="preserve"> that all operational obligations are satisfied.</w:t>
       </w:r>
     </w:p>
     <w:p>
-      <w:r>
-        <w:t>Approval cannot guarantee zero future faults; retain ownership, monitoring and recovery arrangements.</w:t>
+      <w:pPr>
+        <w:pStyle w:val="Heading3"/>
+      </w:pPr>
+      <w:r>
+        <w:t>What this example does not establish</w:t>
       </w:r>
     </w:p>
     <w:p>
@@ -918,43 +1692,192 @@
         <w:pStyle w:val="Heading3"/>
       </w:pPr>
       <w:r>
-        <w:t>Change one thing in the pictured case</w:t>
+        <w:t>Keep the stated limit</w:t>
       </w:r>
     </w:p>
     <w:p>
-      <w:r>
-        <w:t>Change: Every listed deletion location passes new verification.</w:t>
+      <w:pPr>
+        <w:spacing w:line="336" w:lineRule="auto" w:after="180"/>
+        <w:shd w:fill="FFF5E6"/>
+      </w:pPr>
+      <w:r>
+        <w:rPr>
+          <w:b w:val="0"/>
+        </w:rPr>
+        <w:t>Approval cannot guarantee zero future faults; retain ownership, monitoring and recovery arrangements.</w:t>
       </w:r>
     </w:p>
     <w:p>
-      <w:r>
-        <w:t>Prediction: That gate can pass; review the complete current evidence before approving release.</w:t>
+      <w:pPr>
+        <w:pStyle w:val="Heading3"/>
+      </w:pPr>
+      <w:r>
+        <w:t>Change one thing in the pictured case</w:t>
       </w:r>
     </w:p>
     <w:p>
-      <w:r>
-        <w:t>Reason: One repaired gate does not automatically refresh evidence for every other gate.</w:t>
+      <w:pPr>
+        <w:pStyle w:val="Heading3"/>
+      </w:pPr>
+      <w:r>
+        <w:t>Change one thing</w:t>
       </w:r>
     </w:p>
     <w:p>
       <w:pPr>
-        <w:pStyle w:val="Heading3"/>
-      </w:pPr>
-      <w:r>
-        <w:t>Ask while showing the picture</w:t>
+        <w:spacing w:line="336" w:lineRule="auto" w:after="180"/>
+        <w:shd w:fill="F5F1FB"/>
+      </w:pPr>
+      <w:r>
+        <w:rPr>
+          <w:b w:val="0"/>
+        </w:rPr>
+        <w:t>Change: Every listed deletion location passes new verification.</w:t>
       </w:r>
     </w:p>
     <w:p>
-      <w:r>
-        <w:t>Cover the result. Ask learners to name the inputs and predict the next step. Uncover one step, connect the icon to the actual procedure, and explain its evidence. Then change the supplied condition and compare. The picture is a representation; it does not document execution of a real AI model.</w:t>
+      <w:pPr>
+        <w:pStyle w:val="Heading3"/>
+      </w:pPr>
+      <w:r>
+        <w:t>Predicted result</w:t>
       </w:r>
     </w:p>
     <w:p>
       <w:pPr>
+        <w:spacing w:line="336" w:lineRule="auto" w:after="180"/>
+        <w:shd w:fill="F1F6FC"/>
+      </w:pPr>
+      <w:r>
+        <w:rPr>
+          <w:b/>
+        </w:rPr>
+        <w:t>Prediction</w:t>
+      </w:r>
+      <w:r>
+        <w:rPr>
+          <w:b w:val="0"/>
+        </w:rPr>
+        <w:t xml:space="preserve">: That gate can pass; review the complete current </w:t>
+      </w:r>
+      <w:r>
+        <w:rPr>
+          <w:b/>
+        </w:rPr>
+        <w:t>evidence</w:t>
+      </w:r>
+      <w:r>
+        <w:rPr>
+          <w:b w:val="0"/>
+        </w:rPr>
+        <w:t xml:space="preserve"> before approving release.</w:t>
+      </w:r>
+    </w:p>
+    <w:p>
+      <w:pPr>
+        <w:pStyle w:val="Heading3"/>
+      </w:pPr>
+      <w:r>
+        <w:t>Why the result follows</w:t>
+      </w:r>
+    </w:p>
+    <w:p>
+      <w:pPr>
+        <w:spacing w:line="336" w:lineRule="auto" w:after="180"/>
+        <w:shd w:fill="F1F6FC"/>
+      </w:pPr>
+      <w:r>
+        <w:rPr>
+          <w:b w:val="0"/>
+        </w:rPr>
+        <w:t xml:space="preserve">Reason: One repaired gate does not automatically refresh </w:t>
+      </w:r>
+      <w:r>
+        <w:rPr>
+          <w:b/>
+        </w:rPr>
+        <w:t>evidence</w:t>
+      </w:r>
+      <w:r>
+        <w:rPr>
+          <w:b w:val="0"/>
+        </w:rPr>
+        <w:t xml:space="preserve"> for every other gate.</w:t>
+      </w:r>
+    </w:p>
+    <w:p>
+      <w:pPr>
+        <w:pStyle w:val="Heading3"/>
+      </w:pPr>
+      <w:r>
+        <w:t>Ask while showing the picture</w:t>
+      </w:r>
+    </w:p>
+    <w:p>
+      <w:pPr>
+        <w:pStyle w:val="Heading3"/>
+      </w:pPr>
+      <w:r>
+        <w:t>Ask while showing the picture · 5</w:t>
+      </w:r>
+    </w:p>
+    <w:p>
+      <w:pPr>
+        <w:spacing w:line="336" w:lineRule="auto" w:after="180"/>
+      </w:pPr>
+      <w:r>
+        <w:rPr>
+          <w:b w:val="0"/>
+        </w:rPr>
+        <w:t xml:space="preserve">Cover the result. Ask learners to name the </w:t>
+      </w:r>
+      <w:r>
+        <w:rPr>
+          <w:b/>
+        </w:rPr>
+        <w:t>input</w:t>
+      </w:r>
+      <w:r>
+        <w:rPr>
+          <w:b w:val="0"/>
+        </w:rPr>
+        <w:t xml:space="preserve">s and predict the next step. Uncover one step, connect the icon to the actual procedure, and explain its </w:t>
+      </w:r>
+      <w:r>
+        <w:rPr>
+          <w:b/>
+        </w:rPr>
+        <w:t>evidence</w:t>
+      </w:r>
+      <w:r>
+        <w:rPr>
+          <w:b w:val="0"/>
+        </w:rPr>
+        <w:t>. Then change the supplied condition and compare.</w:t>
+      </w:r>
+    </w:p>
+    <w:p>
+      <w:pPr>
+        <w:spacing w:line="336" w:lineRule="auto" w:after="180"/>
+      </w:pPr>
+      <w:r>
+        <w:rPr>
+          <w:b w:val="0"/>
+        </w:rPr>
+        <w:t>The picture is a representation; it does not document execution of a real AI model.</w:t>
+      </w:r>
+    </w:p>
+    <w:p>
+      <w:pPr>
         <w:pStyle w:val="Heading1"/>
       </w:pPr>
       <w:r>
         <w:t>03. Demonstrate and guide practice</w:t>
+      </w:r>
+    </w:p>
+    <w:p>
+      <w:r>
+        <w:t>Demonstrate Capstone release review, reduce support deliberately and check individual reasoning before discussing answers.</w:t>
       </w:r>
     </w:p>
     <w:tbl>
@@ -1170,36 +2093,100 @@
       </w:tr>
     </w:tbl>
     <w:p>
-      <w:r>
-        <w:t>Use the worked example in Sections 3 and 6. Collect a prediction before revealing its result; ask the learner to point to each intermediate fact.</w:t>
+      <w:pPr>
+        <w:spacing w:line="336" w:lineRule="auto" w:after="180"/>
+      </w:pPr>
+      <w:r>
+        <w:rPr>
+          <w:b w:val="0"/>
+        </w:rPr>
+        <w:t xml:space="preserve">Use the worked example in Sections 3 and 6. Collect a </w:t>
+      </w:r>
+      <w:r>
+        <w:rPr>
+          <w:b/>
+        </w:rPr>
+        <w:t>prediction</w:t>
+      </w:r>
+      <w:r>
+        <w:rPr>
+          <w:b w:val="0"/>
+        </w:rPr>
+        <w:t xml:space="preserve"> before revealing its result; ask the learner to point to each intermediate fact.</w:t>
       </w:r>
     </w:p>
     <w:p>
-      <w:r>
-        <w:t>Provide an input/procedure/result/limit frame and a calculator when needed. Ask students to identify the first step before completing the whole trace. Extension: compare two concrete variants of this mechanism while holding unrelated conditions fixed; report both successful and unsuccessful outcomes.</w:t>
+      <w:pPr>
+        <w:spacing w:line="336" w:lineRule="auto" w:after="180"/>
+      </w:pPr>
+      <w:r>
+        <w:rPr>
+          <w:b w:val="0"/>
+        </w:rPr>
+        <w:t xml:space="preserve">Provide an </w:t>
+      </w:r>
+      <w:r>
+        <w:rPr>
+          <w:b/>
+        </w:rPr>
+        <w:t>input</w:t>
+      </w:r>
+      <w:r>
+        <w:rPr>
+          <w:b w:val="0"/>
+        </w:rPr>
+        <w:t>/procedure/result/limit frame and a calculator when needed. Ask students to identify the first step before completing the whole trace.</w:t>
       </w:r>
     </w:p>
     <w:p>
       <w:pPr>
-        <w:pStyle w:val="Heading3"/>
-      </w:pPr>
-      <w:r>
-        <w:t>Reduce help deliberately</w:t>
+        <w:spacing w:line="336" w:lineRule="auto" w:after="180"/>
+      </w:pPr>
+      <w:r>
+        <w:rPr>
+          <w:b w:val="0"/>
+        </w:rPr>
+        <w:t xml:space="preserve">Extension: compare two concrete variants of this </w:t>
+      </w:r>
+      <w:r>
+        <w:rPr>
+          <w:b/>
+        </w:rPr>
+        <w:t>mechanism</w:t>
+      </w:r>
+      <w:r>
+        <w:rPr>
+          <w:b w:val="0"/>
+        </w:rPr>
+        <w:t xml:space="preserve"> while holding unrelated conditions fixed; report both successful and unsuccessful outcomes.</w:t>
       </w:r>
     </w:p>
     <w:p>
-      <w:r>
-        <w:t>Completion task: Ordinary cases18/20 pass; access all pass; no effects; rollback not tested. Show the intermediate steps and give the conclusion with its scope.</w:t>
+      <w:pPr>
+        <w:pStyle w:val="Heading3"/>
+      </w:pPr>
+      <w:r>
+        <w:t>Reduce help deliberately</w:t>
       </w:r>
     </w:p>
     <w:p>
-      <w:r>
-        <w:t>Teacher check: Teacher explanation: 90% ordinary threshold met but rollback evidence missing, so release is not ready. Absence of a failure report is not a passed rehearsal.</w:t>
+      <w:pPr>
+        <w:pStyle w:val="Heading3"/>
+      </w:pPr>
+      <w:r>
+        <w:t>Completion practice</w:t>
       </w:r>
     </w:p>
     <w:p>
-      <w:r>
-        <w:t>Start by identifying the given inputs together. Leave the intermediate steps blank. If needed, model one step, then withdraw that help on the next step. Move to a full trace only when the partial trace is understood. For partners, alternate explainer and checker; collect a response from every learner before discussion.</w:t>
+      <w:pPr>
+        <w:spacing w:line="336" w:lineRule="auto" w:after="180"/>
+        <w:shd w:fill="F5F1FB"/>
+      </w:pPr>
+      <w:r>
+        <w:rPr>
+          <w:b w:val="0"/>
+        </w:rPr>
+        <w:t>Completion task: Ordinary cases18/20 pass; access all pass; no effects; rollback not tested. Show the intermediate steps and give the conclusion with its scope.</w:t>
       </w:r>
     </w:p>
     <w:p>
@@ -1207,22 +2194,65 @@
         <w:pStyle w:val="Heading3"/>
       </w:pPr>
       <w:r>
-        <w:t>Individual reasoning check</w:t>
+        <w:t>Reasoning to listen for</w:t>
       </w:r>
     </w:p>
     <w:p>
-      <w:r>
-        <w:t>Use the worked case for Capstone release review. Proposed explanation: “The worked result establishes every future case”. Decide whether this explanation is supported. Point to the step or supplied fact that decides; explain your repair if needed.</w:t>
+      <w:pPr>
+        <w:spacing w:line="336" w:lineRule="auto" w:after="180"/>
+        <w:shd w:fill="F1F6FC"/>
+      </w:pPr>
+      <w:r>
+        <w:rPr>
+          <w:b w:val="0"/>
+        </w:rPr>
+        <w:t xml:space="preserve">Teacher check: Teacher explanation: 90% ordinary threshold met but rollback </w:t>
+      </w:r>
+      <w:r>
+        <w:rPr>
+          <w:b/>
+        </w:rPr>
+        <w:t>evidence</w:t>
+      </w:r>
+      <w:r>
+        <w:rPr>
+          <w:b w:val="0"/>
+        </w:rPr>
+        <w:t xml:space="preserve"> missing, so release is not ready. Absence of a failure report is not a passed rehearsal.</w:t>
       </w:r>
     </w:p>
     <w:p>
-      <w:r>
-        <w:t>Expected correction: Release readiness is scoped to the declared gates and environment; deployment still needs operational checks.</w:t>
+      <w:pPr>
+        <w:spacing w:line="336" w:lineRule="auto" w:after="180"/>
+      </w:pPr>
+      <w:r>
+        <w:rPr>
+          <w:b w:val="0"/>
+        </w:rPr>
+        <w:t xml:space="preserve">Start by identifying the given </w:t>
+      </w:r>
+      <w:r>
+        <w:rPr>
+          <w:b/>
+        </w:rPr>
+        <w:t>input</w:t>
+      </w:r>
+      <w:r>
+        <w:rPr>
+          <w:b w:val="0"/>
+        </w:rPr>
+        <w:t>s together. Leave the intermediate steps blank. If needed, model one step, then withdraw that help on the next step. Move to a full trace only when the partial trace is understood.</w:t>
       </w:r>
     </w:p>
     <w:p>
-      <w:r>
-        <w:t>Collect explanations, not only yes/no votes. If a misunderstanding is common, re-model the relevant step for the class. If it affects a few learners, give a short targeted group explanation while others solve a more demanding variation.</w:t>
+      <w:pPr>
+        <w:spacing w:line="336" w:lineRule="auto" w:after="180"/>
+      </w:pPr>
+      <w:r>
+        <w:rPr>
+          <w:b w:val="0"/>
+        </w:rPr>
+        <w:t>For partners, alternate explainer and checker; collect a response from every learner before discussion.</w:t>
       </w:r>
     </w:p>
     <w:p>
@@ -1230,63 +2260,356 @@
         <w:pStyle w:val="Heading3"/>
       </w:pPr>
       <w:r>
-        <w:t>Pictorial practice question</w:t>
+        <w:t>Individual reasoning check</w:t>
       </w:r>
     </w:p>
     <w:p>
-      <w:r>
-        <w:t>Apply the three mandatory release gates to the recorded results. Why do two passes not outweigh the deletion failure, and what evidence must follow its repair?</w:t>
+      <w:pPr>
+        <w:spacing w:line="336" w:lineRule="auto" w:after="180"/>
+      </w:pPr>
+      <w:r>
+        <w:rPr>
+          <w:b w:val="0"/>
+        </w:rPr>
+        <w:t xml:space="preserve">Use the worked case for Capstone </w:t>
+      </w:r>
+      <w:r>
+        <w:rPr>
+          <w:b/>
+        </w:rPr>
+        <w:t>release review</w:t>
+      </w:r>
+      <w:r>
+        <w:rPr>
+          <w:b w:val="0"/>
+        </w:rPr>
+        <w:t>. Proposed explanation: “The worked result establishes every future case”. Decide whether this explanation is supported.</w:t>
       </w:r>
     </w:p>
     <w:p>
       <w:pPr>
-        <w:pStyle w:val="Heading3"/>
-      </w:pPr>
-      <w:r>
-        <w:t>Reasoned teacher answer</w:t>
+        <w:spacing w:line="336" w:lineRule="auto" w:after="180"/>
+      </w:pPr>
+      <w:r>
+        <w:rPr>
+          <w:b w:val="0"/>
+        </w:rPr>
+        <w:t>Point to the step or supplied fact that decides; explain your repair if needed.</w:t>
       </w:r>
     </w:p>
     <w:p>
-      <w:r>
-        <w:t>Record two passes and the specific deletion failure. Block release; a majority of passes is insufficient. Remove the listed copy and verify it before a fresh review. Changed case: That gate can pass; review the complete current evidence before approving release. One repaired gate does not automatically refresh evidence for every other gate.</w:t>
+      <w:pPr>
+        <w:pStyle w:val="Heading3"/>
+      </w:pPr>
+      <w:r>
+        <w:t>Expected repair</w:t>
       </w:r>
     </w:p>
     <w:p>
-      <w:r>
-        <w:t>Changed-case reasoning: That gate can pass; review the complete current evidence before approving release. One repaired gate does not automatically refresh evidence for every other gate.</w:t>
+      <w:pPr>
+        <w:spacing w:line="336" w:lineRule="auto" w:after="180"/>
+        <w:shd w:fill="F1F6FC"/>
+      </w:pPr>
+      <w:r>
+        <w:rPr>
+          <w:b w:val="0"/>
+        </w:rPr>
+        <w:t>Expected correction: Release readiness is scoped to the declared gates and environment; deployment still needs operational checks.</w:t>
       </w:r>
     </w:p>
     <w:p>
-      <w:r>
-        <w:t>Collect each learner’s explanation before discussion. Use the first missing connection between input, deciding step and result to choose support. This question is worked-case practice, not fresh mastery evidence.</w:t>
+      <w:pPr>
+        <w:spacing w:line="336" w:lineRule="auto" w:after="180"/>
+      </w:pPr>
+      <w:r>
+        <w:rPr>
+          <w:b w:val="0"/>
+        </w:rPr>
+        <w:t>Collect explanations, not only yes/no votes. If a misunderstanding is common, re-model the relevant step for the class.</w:t>
       </w:r>
     </w:p>
     <w:p>
       <w:pPr>
-        <w:pStyle w:val="Heading1"/>
-      </w:pPr>
-      <w:r>
-        <w:t>04. Run the investigation and diagnose misconceptions</w:t>
+        <w:spacing w:line="336" w:lineRule="auto" w:after="180"/>
+      </w:pPr>
+      <w:r>
+        <w:rPr>
+          <w:b w:val="0"/>
+        </w:rPr>
+        <w:t>If it affects a few learners, give a short targeted group explanation while others solve a more demanding variation.</w:t>
       </w:r>
     </w:p>
     <w:p>
-      <w:r>
-        <w:t>The worked result establishes every future case: Release readiness is scoped to the declared gates and environment; deployment still needs operational checks.</w:t>
+      <w:pPr>
+        <w:pStyle w:val="Heading3"/>
+      </w:pPr>
+      <w:r>
+        <w:t>Pictorial practice question</w:t>
       </w:r>
     </w:p>
     <w:p>
-      <w:r>
-        <w:t>A missing input may be replaced without recording the change: A replacement changes the evidence or contract. Record the change and its justification; do not silently turn unknown into a measured value.</w:t>
+      <w:pPr>
+        <w:spacing w:line="336" w:lineRule="auto" w:after="180"/>
+        <w:shd w:fill="F5F1FB"/>
+      </w:pPr>
+      <w:r>
+        <w:rPr>
+          <w:b w:val="0"/>
+        </w:rPr>
+        <w:t xml:space="preserve">Apply the three mandatory release gates to the recorded results. Why do two passes not outweigh the deletion failure, and what </w:t>
+      </w:r>
+      <w:r>
+        <w:rPr>
+          <w:b/>
+        </w:rPr>
+        <w:t>evidence</w:t>
+      </w:r>
+      <w:r>
+        <w:rPr>
+          <w:b w:val="0"/>
+        </w:rPr>
+        <w:t xml:space="preserve"> must follow its repair?</w:t>
       </w:r>
     </w:p>
     <w:p>
-      <w:r>
-        <w:t>Repeating an assessed case is new independent evidence: A replay checks consistency. An example used for feedback or revision cannot later be described as untouched final evaluation.</w:t>
+      <w:pPr>
+        <w:pStyle w:val="Heading3"/>
+      </w:pPr>
+      <w:r>
+        <w:t>Reasoned teacher answer</w:t>
       </w:r>
     </w:p>
     <w:p>
-      <w:r>
-        <w:t>Use Section 9 for the evidence ledger. Add a boundary or missing-input case and record the expected response before checking. More successful repeats of one case do not establish wider coverage.</w:t>
+      <w:pPr>
+        <w:spacing w:line="336" w:lineRule="auto" w:after="180"/>
+      </w:pPr>
+      <w:r>
+        <w:rPr>
+          <w:b w:val="0"/>
+        </w:rPr>
+        <w:t>Record two passes and the specific deletion failure. Block release; a majority of passes is insufficient. Remove the listed copy and verify it before a fresh review.</w:t>
+      </w:r>
+    </w:p>
+    <w:p>
+      <w:pPr>
+        <w:spacing w:line="336" w:lineRule="auto" w:after="180"/>
+      </w:pPr>
+      <w:r>
+        <w:rPr>
+          <w:b w:val="0"/>
+        </w:rPr>
+        <w:t xml:space="preserve">Changed case: That gate can pass; review the complete current </w:t>
+      </w:r>
+      <w:r>
+        <w:rPr>
+          <w:b/>
+        </w:rPr>
+        <w:t>evidence</w:t>
+      </w:r>
+      <w:r>
+        <w:rPr>
+          <w:b w:val="0"/>
+        </w:rPr>
+        <w:t xml:space="preserve"> before approving release. One repaired gate does not automatically refresh </w:t>
+      </w:r>
+      <w:r>
+        <w:rPr>
+          <w:b/>
+        </w:rPr>
+        <w:t>evidence</w:t>
+      </w:r>
+      <w:r>
+        <w:rPr>
+          <w:b w:val="0"/>
+        </w:rPr>
+        <w:t xml:space="preserve"> for every other gate.</w:t>
+      </w:r>
+    </w:p>
+    <w:p>
+      <w:pPr>
+        <w:spacing w:line="336" w:lineRule="auto" w:after="180"/>
+      </w:pPr>
+      <w:r>
+        <w:rPr>
+          <w:b w:val="0"/>
+        </w:rPr>
+        <w:t xml:space="preserve">Changed-case reasoning: That gate can pass; review the complete current </w:t>
+      </w:r>
+      <w:r>
+        <w:rPr>
+          <w:b/>
+        </w:rPr>
+        <w:t>evidence</w:t>
+      </w:r>
+      <w:r>
+        <w:rPr>
+          <w:b w:val="0"/>
+        </w:rPr>
+        <w:t xml:space="preserve"> before approving release. One repaired gate does not automatically refresh </w:t>
+      </w:r>
+      <w:r>
+        <w:rPr>
+          <w:b/>
+        </w:rPr>
+        <w:t>evidence</w:t>
+      </w:r>
+      <w:r>
+        <w:rPr>
+          <w:b w:val="0"/>
+        </w:rPr>
+        <w:t xml:space="preserve"> for every other gate.</w:t>
+      </w:r>
+    </w:p>
+    <w:p>
+      <w:pPr>
+        <w:spacing w:line="336" w:lineRule="auto" w:after="180"/>
+      </w:pPr>
+      <w:r>
+        <w:rPr>
+          <w:b w:val="0"/>
+        </w:rPr>
+        <w:t xml:space="preserve">Collect each learner’s explanation before discussion. Use the first missing connection between </w:t>
+      </w:r>
+      <w:r>
+        <w:rPr>
+          <w:b/>
+        </w:rPr>
+        <w:t>input</w:t>
+      </w:r>
+      <w:r>
+        <w:rPr>
+          <w:b w:val="0"/>
+        </w:rPr>
+        <w:t xml:space="preserve">, deciding step and result to choose support. This question is worked-case practice, not fresh mastery </w:t>
+      </w:r>
+      <w:r>
+        <w:rPr>
+          <w:b/>
+        </w:rPr>
+        <w:t>evidence</w:t>
+      </w:r>
+      <w:r>
+        <w:rPr>
+          <w:b w:val="0"/>
+        </w:rPr>
+        <w:t>.</w:t>
+      </w:r>
+    </w:p>
+    <w:p>
+      <w:pPr>
+        <w:pStyle w:val="Heading1"/>
+      </w:pPr>
+      <w:r>
+        <w:t>04. Run the investigation and diagnose misconceptions</w:t>
+      </w:r>
+    </w:p>
+    <w:p>
+      <w:r>
+        <w:t>Run the Capstone release review investigation and use the first unsupported step to choose a teaching response.</w:t>
+      </w:r>
+    </w:p>
+    <w:p>
+      <w:pPr>
+        <w:spacing w:line="336" w:lineRule="auto" w:after="180"/>
+      </w:pPr>
+      <w:r>
+        <w:rPr>
+          <w:b w:val="0"/>
+        </w:rPr>
+        <w:t>The worked result establishes every future case: Release readiness is scoped to the declared gates and environment; deployment still needs operational checks.</w:t>
+      </w:r>
+    </w:p>
+    <w:p>
+      <w:pPr>
+        <w:spacing w:line="336" w:lineRule="auto" w:after="180"/>
+      </w:pPr>
+      <w:r>
+        <w:rPr>
+          <w:b w:val="0"/>
+        </w:rPr>
+        <w:t xml:space="preserve">A missing </w:t>
+      </w:r>
+      <w:r>
+        <w:rPr>
+          <w:b/>
+        </w:rPr>
+        <w:t>input</w:t>
+      </w:r>
+      <w:r>
+        <w:rPr>
+          <w:b w:val="0"/>
+        </w:rPr>
+        <w:t xml:space="preserve"> may be replaced without recording the change: A replacement changes the </w:t>
+      </w:r>
+      <w:r>
+        <w:rPr>
+          <w:b/>
+        </w:rPr>
+        <w:t>evidence</w:t>
+      </w:r>
+      <w:r>
+        <w:rPr>
+          <w:b w:val="0"/>
+        </w:rPr>
+        <w:t xml:space="preserve"> or contract. Record the change and its justification; do not silently turn unknown into a measured value.</w:t>
+      </w:r>
+    </w:p>
+    <w:p>
+      <w:pPr>
+        <w:spacing w:line="336" w:lineRule="auto" w:after="180"/>
+      </w:pPr>
+      <w:r>
+        <w:rPr>
+          <w:b w:val="0"/>
+        </w:rPr>
+        <w:t xml:space="preserve">Repeating an assessed case is new independent </w:t>
+      </w:r>
+      <w:r>
+        <w:rPr>
+          <w:b/>
+        </w:rPr>
+        <w:t>evidence</w:t>
+      </w:r>
+      <w:r>
+        <w:rPr>
+          <w:b w:val="0"/>
+        </w:rPr>
+        <w:t>: A replay checks consistency. An example used for feedback or revision cannot later be described as untouched final evaluation.</w:t>
+      </w:r>
+    </w:p>
+    <w:p>
+      <w:pPr>
+        <w:spacing w:line="336" w:lineRule="auto" w:after="180"/>
+      </w:pPr>
+      <w:r>
+        <w:rPr>
+          <w:b w:val="0"/>
+        </w:rPr>
+        <w:t xml:space="preserve">Use Section 9 for the </w:t>
+      </w:r>
+      <w:r>
+        <w:rPr>
+          <w:b/>
+        </w:rPr>
+        <w:t>evidence</w:t>
+      </w:r>
+      <w:r>
+        <w:rPr>
+          <w:b w:val="0"/>
+        </w:rPr>
+        <w:t xml:space="preserve"> ledger. Add a boundary or missing-</w:t>
+      </w:r>
+      <w:r>
+        <w:rPr>
+          <w:b/>
+        </w:rPr>
+        <w:t>input</w:t>
+      </w:r>
+      <w:r>
+        <w:rPr>
+          <w:b w:val="0"/>
+        </w:rPr>
+        <w:t xml:space="preserve"> case and record the expected response before checking. More successful repeats of one case do not establish wider coverage.</w:t>
       </w:r>
     </w:p>
     <w:p>
@@ -1444,29 +2767,38 @@
       </w:tr>
     </w:tbl>
     <w:p>
-      <w:r>
-        <w:t>Offer an oral explanation, drawing, enlarged visual or fewer examples when that removes a reading/writing barrier. Keep the same reasoning goal. Stretch secure learners by changing a boundary or assumption and asking them to defend the effect, not simply by assigning more of the same questions.</w:t>
+      <w:pPr>
+        <w:spacing w:line="336" w:lineRule="auto" w:after="180"/>
+      </w:pPr>
+      <w:r>
+        <w:rPr>
+          <w:b w:val="0"/>
+        </w:rPr>
+        <w:t>Offer an oral explanation, drawing, enlarged visual or fewer examples when that removes a reading/writing barrier. Keep the same reasoning goal.</w:t>
       </w:r>
     </w:p>
     <w:p>
       <w:pPr>
-        <w:pStyle w:val="Heading1"/>
-      </w:pPr>
-      <w:r>
-        <w:t>05. Assess and explain the answers</w:t>
+        <w:spacing w:line="336" w:lineRule="auto" w:after="180"/>
+      </w:pPr>
+      <w:r>
+        <w:rPr>
+          <w:b w:val="0"/>
+        </w:rPr>
+        <w:t>Stretch secure learners by changing a boundary or assumption and asking them to defend the effect, not simply by assigning more of the same questions.</w:t>
       </w:r>
     </w:p>
     <w:p>
       <w:pPr>
-        <w:pStyle w:val="Heading3"/>
-      </w:pPr>
-      <w:r>
-        <w:t>Guided and exit questions</w:t>
+        <w:pStyle w:val="Heading1"/>
+      </w:pPr>
+      <w:r>
+        <w:t>05. Assess and explain the answers</w:t>
       </w:r>
     </w:p>
     <w:p>
       <w:r>
-        <w:t>Guided: 90% ordinary threshold met but rollback evidence missing, so release is not ready. Absence of a failure report is not a passed rehearsal. Qualification: Release readiness is scoped to the declared gates and environment; deployment still needs operational checks. Exit: accept a concrete variation with its predicted outcome and a stated condition that would challenge the mechanism; reject a claim resting on unmeasured evidence.</w:t>
+        <w:t>Use the Capstone release review questions, teacher keys and criteria after the relevant attempts. Previously discussed cases are practice; protect the separately selected independent task.</w:t>
       </w:r>
     </w:p>
     <w:p>
@@ -1474,89 +2806,280 @@
         <w:pStyle w:val="Heading3"/>
       </w:pPr>
       <w:r>
-        <w:t>W1 Explain the mechanism</w:t>
+        <w:t>Guided and exit questions</w:t>
       </w:r>
     </w:p>
     <w:p>
-      <w:r>
-        <w:t>Explain the weekly mechanism in your own words. Use the worked scenario to name its input, decision rule and output.</w:t>
+      <w:pPr>
+        <w:spacing w:line="336" w:lineRule="auto" w:after="180"/>
+      </w:pPr>
+      <w:r>
+        <w:rPr>
+          <w:b w:val="0"/>
+        </w:rPr>
+        <w:t xml:space="preserve">Guided: 90% ordinary threshold met but rollback </w:t>
+      </w:r>
+      <w:r>
+        <w:rPr>
+          <w:b/>
+        </w:rPr>
+        <w:t>evidence</w:t>
+      </w:r>
+      <w:r>
+        <w:rPr>
+          <w:b w:val="0"/>
+        </w:rPr>
+        <w:t xml:space="preserve"> missing, so release is not ready. Absence of a failure report is not a passed rehearsal.</w:t>
       </w:r>
     </w:p>
     <w:p>
-      <w:r>
-        <w:t>Teacher explanation: Release review combines correctness, access, failure recovery and operational readiness. Critical gates can block release independently of an average score. Toy release requires all access tests, no unauthorised effects, at least90% ordinary-case pass and a compatible rollback rehearsal. Record each gate separately with versioned evidence.</w:t>
+      <w:pPr>
+        <w:spacing w:line="336" w:lineRule="auto" w:after="180"/>
+      </w:pPr>
+      <w:r>
+        <w:rPr>
+          <w:b w:val="0"/>
+        </w:rPr>
+        <w:t>Qualification: Release readiness is scoped to the declared gates and environment; deployment still needs operational checks.</w:t>
       </w:r>
     </w:p>
     <w:p>
       <w:pPr>
-        <w:pStyle w:val="Heading3"/>
-      </w:pPr>
-      <w:r>
-        <w:t>W2 Trace the worked case</w:t>
+        <w:spacing w:line="336" w:lineRule="auto" w:after="180"/>
+      </w:pPr>
+      <w:r>
+        <w:rPr>
+          <w:b w:val="0"/>
+        </w:rPr>
+        <w:t xml:space="preserve">Exit: accept a concrete variation with its predicted outcome and a stated condition that would challenge the </w:t>
+      </w:r>
+      <w:r>
+        <w:rPr>
+          <w:b/>
+        </w:rPr>
+        <w:t>mechanism</w:t>
+      </w:r>
+      <w:r>
+        <w:rPr>
+          <w:b w:val="0"/>
+        </w:rPr>
+        <w:t xml:space="preserve">; reject a claim resting on unmeasured </w:t>
+      </w:r>
+      <w:r>
+        <w:rPr>
+          <w:b/>
+        </w:rPr>
+        <w:t>evidence</w:t>
+      </w:r>
+      <w:r>
+        <w:rPr>
+          <w:b w:val="0"/>
+        </w:rPr>
+        <w:t>.</w:t>
       </w:r>
     </w:p>
     <w:p>
-      <w:r>
-        <w:t>Ordinary cases18/20 pass; access all pass; no effects; rollback not tested. Show the intermediate steps and give the conclusion with its scope.</w:t>
+      <w:pPr>
+        <w:pStyle w:val="Heading3"/>
+      </w:pPr>
+      <w:r>
+        <w:t>W1 Explain the mechanism</w:t>
       </w:r>
     </w:p>
     <w:p>
-      <w:r>
-        <w:t>Teacher explanation: 90% ordinary threshold met but rollback evidence missing, so release is not ready. Absence of a failure report is not a passed rehearsal.</w:t>
+      <w:pPr>
+        <w:pStyle w:val="Heading3"/>
+      </w:pPr>
+      <w:r>
+        <w:t>Workbook question · W1</w:t>
       </w:r>
     </w:p>
     <w:p>
       <w:pPr>
-        <w:pStyle w:val="Heading3"/>
-      </w:pPr>
-      <w:r>
-        <w:t>W3 Audit the limit</w:t>
+        <w:spacing w:line="336" w:lineRule="auto" w:after="180"/>
+        <w:shd w:fill="F5F1FB"/>
+      </w:pPr>
+      <w:r>
+        <w:rPr>
+          <w:b w:val="0"/>
+        </w:rPr>
+        <w:t xml:space="preserve">Explain the weekly </w:t>
+      </w:r>
+      <w:r>
+        <w:rPr>
+          <w:b/>
+        </w:rPr>
+        <w:t>mechanism</w:t>
+      </w:r>
+      <w:r>
+        <w:rPr>
+          <w:b w:val="0"/>
+        </w:rPr>
+        <w:t xml:space="preserve"> in your own words. Use the worked scenario to name its </w:t>
+      </w:r>
+      <w:r>
+        <w:rPr>
+          <w:b/>
+        </w:rPr>
+        <w:t>input</w:t>
+      </w:r>
+      <w:r>
+        <w:rPr>
+          <w:b w:val="0"/>
+        </w:rPr>
+        <w:t xml:space="preserve">, decision rule and </w:t>
+      </w:r>
+      <w:r>
+        <w:rPr>
+          <w:b/>
+        </w:rPr>
+        <w:t>output</w:t>
+      </w:r>
+      <w:r>
+        <w:rPr>
+          <w:b w:val="0"/>
+        </w:rPr>
+        <w:t>.</w:t>
       </w:r>
     </w:p>
     <w:p>
-      <w:r>
-        <w:t>A report omits this qualification: Release readiness is scoped to the declared gates and environment; deployment still needs operational checks. Explain how omitting it could change a reader's interpretation, and write an accurate replacement.</w:t>
+      <w:pPr>
+        <w:pStyle w:val="Heading3"/>
+      </w:pPr>
+      <w:r>
+        <w:t>Teacher reasoning · W1</w:t>
       </w:r>
     </w:p>
     <w:p>
-      <w:r>
-        <w:t>Teacher explanation: Release readiness is scoped to the declared gates and environment; deployment still needs operational checks. State the observed result separately from the unverified or out-of-scope claim; preserve the original evidence rather than inventing a missing fact.</w:t>
+      <w:pPr>
+        <w:spacing w:line="336" w:lineRule="auto" w:after="180"/>
+        <w:shd w:fill="F1F6FC"/>
+      </w:pPr>
+      <w:r>
+        <w:rPr>
+          <w:b w:val="0"/>
+        </w:rPr>
+        <w:t xml:space="preserve">Teacher explanation: </w:t>
+      </w:r>
+      <w:r>
+        <w:rPr>
+          <w:b/>
+        </w:rPr>
+        <w:t>Release review</w:t>
+      </w:r>
+      <w:r>
+        <w:rPr>
+          <w:b w:val="0"/>
+        </w:rPr>
+        <w:t xml:space="preserve"> combines correctness, access, failure recovery and operational readiness. </w:t>
+      </w:r>
+      <w:r>
+        <w:rPr>
+          <w:b/>
+        </w:rPr>
+        <w:t>Critical gate</w:t>
+      </w:r>
+      <w:r>
+        <w:rPr>
+          <w:b w:val="0"/>
+        </w:rPr>
+        <w:t>s can block release independently of an average score.</w:t>
       </w:r>
     </w:p>
     <w:p>
       <w:pPr>
-        <w:pStyle w:val="Heading3"/>
-      </w:pPr>
-      <w:r>
-        <w:t>W4 Apply a new case independently</w:t>
+        <w:spacing w:line="336" w:lineRule="auto" w:after="180"/>
+        <w:shd w:fill="F1F6FC"/>
+      </w:pPr>
+      <w:r>
+        <w:rPr>
+          <w:b w:val="0"/>
+        </w:rPr>
+        <w:t xml:space="preserve">Toy release requires all access tests, no unauthorised effects, at least90% ordinary-case pass and a compatible </w:t>
+      </w:r>
+      <w:r>
+        <w:rPr>
+          <w:b/>
+        </w:rPr>
+        <w:t>rollback rehearsal</w:t>
+      </w:r>
+      <w:r>
+        <w:rPr>
+          <w:b w:val="0"/>
+        </w:rPr>
+        <w:t xml:space="preserve">. Record each gate separately with versioned </w:t>
+      </w:r>
+      <w:r>
+        <w:rPr>
+          <w:b/>
+        </w:rPr>
+        <w:t>evidence</w:t>
+      </w:r>
+      <w:r>
+        <w:rPr>
+          <w:b w:val="0"/>
+        </w:rPr>
+        <w:t>.</w:t>
       </w:r>
     </w:p>
     <w:p>
-      <w:r>
-        <w:t>Ordinary27/30 pass; access1/5 fails; rollback passes; no effects. Decide.</w:t>
+      <w:pPr>
+        <w:pStyle w:val="Heading3"/>
+      </w:pPr>
+      <w:r>
+        <w:t>W2 Trace the worked case</w:t>
       </w:r>
     </w:p>
     <w:p>
-      <w:r>
-        <w:t>Teacher explanation: 90% ordinary passes, access gate fails. Block release and preserve exact failed case before repair.</w:t>
+      <w:pPr>
+        <w:pStyle w:val="Heading3"/>
+      </w:pPr>
+      <w:r>
+        <w:t>Workbook question · W2</w:t>
       </w:r>
     </w:p>
     <w:p>
       <w:pPr>
-        <w:pStyle w:val="Heading3"/>
-      </w:pPr>
-      <w:r>
-        <w:t>W5 Design a revealing follow-up</w:t>
+        <w:spacing w:line="336" w:lineRule="auto" w:after="180"/>
+        <w:shd w:fill="F5F1FB"/>
+      </w:pPr>
+      <w:r>
+        <w:rPr>
+          <w:b w:val="0"/>
+        </w:rPr>
+        <w:t>Ordinary cases18/20 pass; access all pass; no effects; rollback not tested. Show the intermediate steps and give the conclusion with its scope.</w:t>
       </w:r>
     </w:p>
     <w:p>
-      <w:r>
-        <w:t>For the worked scenario, propose one additional case that could reveal a failure, describe its expected outcome before running it, and explain what would need to remain fixed for a fair comparison. Do not reuse W4 as a new final test after receiving feedback.</w:t>
+      <w:pPr>
+        <w:pStyle w:val="Heading3"/>
+      </w:pPr>
+      <w:r>
+        <w:t>Teacher reasoning · W2</w:t>
       </w:r>
     </w:p>
     <w:p>
-      <w:r>
-        <w:t>Teacher explanation: Accept a concrete variant of the worked input or a missing/conflicting/boundary condition, with an expectation derived from the declared procedure. Require preserved settings, original outputs and data roles. Release readiness is scoped to the declared gates and environment; deployment still needs operational checks. The new case should test this particular mechanism rather than merely restate the original result.</w:t>
+      <w:pPr>
+        <w:spacing w:line="336" w:lineRule="auto" w:after="180"/>
+        <w:shd w:fill="F1F6FC"/>
+      </w:pPr>
+      <w:r>
+        <w:rPr>
+          <w:b w:val="0"/>
+        </w:rPr>
+        <w:t xml:space="preserve">Teacher explanation: 90% ordinary threshold met but rollback </w:t>
+      </w:r>
+      <w:r>
+        <w:rPr>
+          <w:b/>
+        </w:rPr>
+        <w:t>evidence</w:t>
+      </w:r>
+      <w:r>
+        <w:rPr>
+          <w:b w:val="0"/>
+        </w:rPr>
+        <w:t xml:space="preserve"> missing, so release is not ready. Absence of a failure report is not a passed rehearsal.</w:t>
       </w:r>
     </w:p>
     <w:p>
@@ -1564,25 +3087,39 @@
         <w:pStyle w:val="Heading3"/>
       </w:pPr>
       <w:r>
-        <w:t>Independent assessment and fresh retry</w:t>
+        <w:t>W3 Audit the limit</w:t>
       </w:r>
     </w:p>
     <w:p>
-      <w:r>
-        <w:t>W4: 90% ordinary passes, access gate fails. Block release and preserve exact failed case before repair. Require intermediate reasoning and the stated scope. Fresh retry: Ordinary19/20, all access pass, one unauthorised send, rollback passes. Expected reasoning: 95% ordinary; side-effect gate fails. Aggregate score cannot override it. If students need support, record it and reassess with another new case rather than awarding independence to a copied answer.</w:t>
+      <w:pPr>
+        <w:pStyle w:val="Heading3"/>
+      </w:pPr>
+      <w:r>
+        <w:t>Workbook question · W3</w:t>
       </w:r>
     </w:p>
     <w:p>
       <w:pPr>
-        <w:pStyle w:val="Heading3"/>
-      </w:pPr>
-      <w:r>
-        <w:t>Assess independent transfer</w:t>
+        <w:spacing w:line="336" w:lineRule="auto" w:after="180"/>
+        <w:shd w:fill="F5F1FB"/>
+      </w:pPr>
+      <w:r>
+        <w:rPr>
+          <w:b w:val="0"/>
+        </w:rPr>
+        <w:t>A report omits this qualification: Release readiness is scoped to the declared gates and environment; deployment still needs operational checks.</w:t>
       </w:r>
     </w:p>
     <w:p>
-      <w:r>
-        <w:t>Selected case: Ordinary27/30 pass; access1/5 fails; rollback passes; no effects. Decide.</w:t>
+      <w:pPr>
+        <w:spacing w:line="336" w:lineRule="auto" w:after="180"/>
+        <w:shd w:fill="F5F1FB"/>
+      </w:pPr>
+      <w:r>
+        <w:rPr>
+          <w:b w:val="0"/>
+        </w:rPr>
+        <w:t>Explain how omitting it could change a reader's interpretation, and write an accurate replacement.</w:t>
       </w:r>
     </w:p>
     <w:p>
@@ -1590,11 +3127,318 @@
         <w:pStyle w:val="Heading3"/>
       </w:pPr>
       <w:r>
-        <w:t>Selected case answer</w:t>
+        <w:t>Teacher reasoning · W3</w:t>
       </w:r>
     </w:p>
     <w:p>
-      <w:r>
+      <w:pPr>
+        <w:spacing w:line="336" w:lineRule="auto" w:after="180"/>
+        <w:shd w:fill="F1F6FC"/>
+      </w:pPr>
+      <w:r>
+        <w:rPr>
+          <w:b w:val="0"/>
+        </w:rPr>
+        <w:t>Teacher explanation: Release readiness is scoped to the declared gates and environment; deployment still needs operational checks.</w:t>
+      </w:r>
+    </w:p>
+    <w:p>
+      <w:pPr>
+        <w:spacing w:line="336" w:lineRule="auto" w:after="180"/>
+        <w:shd w:fill="F1F6FC"/>
+      </w:pPr>
+      <w:r>
+        <w:rPr>
+          <w:b w:val="0"/>
+        </w:rPr>
+        <w:t xml:space="preserve">State the observed result separately from the unverified or out-of-scope claim; preserve the original </w:t>
+      </w:r>
+      <w:r>
+        <w:rPr>
+          <w:b/>
+        </w:rPr>
+        <w:t>evidence</w:t>
+      </w:r>
+      <w:r>
+        <w:rPr>
+          <w:b w:val="0"/>
+        </w:rPr>
+        <w:t xml:space="preserve"> rather than inventing a missing fact.</w:t>
+      </w:r>
+    </w:p>
+    <w:p>
+      <w:pPr>
+        <w:pStyle w:val="Heading3"/>
+      </w:pPr>
+      <w:r>
+        <w:t>W4 Apply a new case independently</w:t>
+      </w:r>
+    </w:p>
+    <w:p>
+      <w:pPr>
+        <w:pStyle w:val="Heading3"/>
+      </w:pPr>
+      <w:r>
+        <w:t>Workbook question · W4</w:t>
+      </w:r>
+    </w:p>
+    <w:p>
+      <w:pPr>
+        <w:spacing w:line="336" w:lineRule="auto" w:after="180"/>
+        <w:shd w:fill="F5F1FB"/>
+      </w:pPr>
+      <w:r>
+        <w:rPr>
+          <w:b w:val="0"/>
+        </w:rPr>
+        <w:t>Ordinary27/30 pass; access1/5 fails; rollback passes; no effects. Decide.</w:t>
+      </w:r>
+    </w:p>
+    <w:p>
+      <w:pPr>
+        <w:pStyle w:val="Heading3"/>
+      </w:pPr>
+      <w:r>
+        <w:t>Teacher reasoning · W4</w:t>
+      </w:r>
+    </w:p>
+    <w:p>
+      <w:pPr>
+        <w:spacing w:line="336" w:lineRule="auto" w:after="180"/>
+        <w:shd w:fill="F1F6FC"/>
+      </w:pPr>
+      <w:r>
+        <w:rPr>
+          <w:b w:val="0"/>
+        </w:rPr>
+        <w:t>Teacher explanation: 90% ordinary passes, access gate fails. Block release and preserve exact failed case before repair.</w:t>
+      </w:r>
+    </w:p>
+    <w:p>
+      <w:pPr>
+        <w:pStyle w:val="Heading3"/>
+      </w:pPr>
+      <w:r>
+        <w:t>W5 Design a revealing follow-up</w:t>
+      </w:r>
+    </w:p>
+    <w:p>
+      <w:pPr>
+        <w:pStyle w:val="Heading3"/>
+      </w:pPr>
+      <w:r>
+        <w:t>Workbook question · W5</w:t>
+      </w:r>
+    </w:p>
+    <w:p>
+      <w:pPr>
+        <w:spacing w:line="336" w:lineRule="auto" w:after="180"/>
+        <w:shd w:fill="F5F1FB"/>
+      </w:pPr>
+      <w:r>
+        <w:rPr>
+          <w:b w:val="0"/>
+        </w:rPr>
+        <w:t>For the worked scenario, propose one additional case that could reveal a failure, describe its expected outcome before running it, and explain what would need to remain fixed for a fair comparison.</w:t>
+      </w:r>
+    </w:p>
+    <w:p>
+      <w:pPr>
+        <w:spacing w:line="336" w:lineRule="auto" w:after="180"/>
+        <w:shd w:fill="F5F1FB"/>
+      </w:pPr>
+      <w:r>
+        <w:rPr>
+          <w:b w:val="0"/>
+        </w:rPr>
+        <w:t>Do not reuse W4 as a new final test after receiving feedback.</w:t>
+      </w:r>
+    </w:p>
+    <w:p>
+      <w:pPr>
+        <w:pStyle w:val="Heading3"/>
+      </w:pPr>
+      <w:r>
+        <w:t>Teacher reasoning · W5</w:t>
+      </w:r>
+    </w:p>
+    <w:p>
+      <w:pPr>
+        <w:spacing w:line="336" w:lineRule="auto" w:after="180"/>
+        <w:shd w:fill="F1F6FC"/>
+      </w:pPr>
+      <w:r>
+        <w:rPr>
+          <w:b w:val="0"/>
+        </w:rPr>
+        <w:t xml:space="preserve">Teacher explanation: Accept a concrete variant of the worked </w:t>
+      </w:r>
+      <w:r>
+        <w:rPr>
+          <w:b/>
+        </w:rPr>
+        <w:t>input</w:t>
+      </w:r>
+      <w:r>
+        <w:rPr>
+          <w:b w:val="0"/>
+        </w:rPr>
+        <w:t xml:space="preserve"> or a missing/conflicting/boundary condition, with an expectation derived from the declared procedure.</w:t>
+      </w:r>
+    </w:p>
+    <w:p>
+      <w:pPr>
+        <w:spacing w:line="336" w:lineRule="auto" w:after="180"/>
+        <w:shd w:fill="F1F6FC"/>
+      </w:pPr>
+      <w:r>
+        <w:rPr>
+          <w:b w:val="0"/>
+        </w:rPr>
+        <w:t xml:space="preserve">Require preserved settings, original </w:t>
+      </w:r>
+      <w:r>
+        <w:rPr>
+          <w:b/>
+        </w:rPr>
+        <w:t>output</w:t>
+      </w:r>
+      <w:r>
+        <w:rPr>
+          <w:b w:val="0"/>
+        </w:rPr>
+        <w:t>s and data roles. Release readiness is scoped to the declared gates and environment; deployment still needs operational checks.</w:t>
+      </w:r>
+    </w:p>
+    <w:p>
+      <w:pPr>
+        <w:spacing w:line="336" w:lineRule="auto" w:after="180"/>
+        <w:shd w:fill="F1F6FC"/>
+      </w:pPr>
+      <w:r>
+        <w:rPr>
+          <w:b w:val="0"/>
+        </w:rPr>
+        <w:t xml:space="preserve">The new case should test this particular </w:t>
+      </w:r>
+      <w:r>
+        <w:rPr>
+          <w:b/>
+        </w:rPr>
+        <w:t>mechanism</w:t>
+      </w:r>
+      <w:r>
+        <w:rPr>
+          <w:b w:val="0"/>
+        </w:rPr>
+        <w:t xml:space="preserve"> rather than merely restate the original result.</w:t>
+      </w:r>
+    </w:p>
+    <w:p>
+      <w:pPr>
+        <w:pStyle w:val="Heading3"/>
+      </w:pPr>
+      <w:r>
+        <w:t>Independent assessment and fresh retry</w:t>
+      </w:r>
+    </w:p>
+    <w:p>
+      <w:pPr>
+        <w:pStyle w:val="Heading3"/>
+      </w:pPr>
+      <w:r>
+        <w:t>Teacher key · Independent assessment and fresh retry</w:t>
+      </w:r>
+    </w:p>
+    <w:p>
+      <w:pPr>
+        <w:spacing w:line="336" w:lineRule="auto" w:after="180"/>
+        <w:shd w:fill="F1F6FC"/>
+      </w:pPr>
+      <w:r>
+        <w:rPr>
+          <w:b w:val="0"/>
+        </w:rPr>
+        <w:t>W4: 90% ordinary passes, access gate fails. Block release and preserve exact failed case before repair. Require intermediate reasoning and the stated scope.</w:t>
+      </w:r>
+    </w:p>
+    <w:p>
+      <w:pPr>
+        <w:spacing w:line="336" w:lineRule="auto" w:after="180"/>
+        <w:shd w:fill="F1F6FC"/>
+      </w:pPr>
+      <w:r>
+        <w:rPr>
+          <w:b w:val="0"/>
+        </w:rPr>
+        <w:t>Fresh retry: Ordinary19/20, all access pass, one unauthorised send, rollback passes. Expected reasoning: 95% ordinary; side-effect gate fails. Aggregate score cannot override it.</w:t>
+      </w:r>
+    </w:p>
+    <w:p>
+      <w:pPr>
+        <w:spacing w:line="336" w:lineRule="auto" w:after="180"/>
+        <w:shd w:fill="F1F6FC"/>
+      </w:pPr>
+      <w:r>
+        <w:rPr>
+          <w:b w:val="0"/>
+        </w:rPr>
+        <w:t>If students need support, record it and reassess with another new case rather than awarding independence to a copied answer.</w:t>
+      </w:r>
+    </w:p>
+    <w:p>
+      <w:pPr>
+        <w:pStyle w:val="Heading3"/>
+      </w:pPr>
+      <w:r>
+        <w:t>Assess independent transfer</w:t>
+      </w:r>
+    </w:p>
+    <w:p>
+      <w:pPr>
+        <w:pStyle w:val="Heading3"/>
+      </w:pPr>
+      <w:r>
+        <w:t>Independent question · withhold the key</w:t>
+      </w:r>
+    </w:p>
+    <w:p>
+      <w:pPr>
+        <w:spacing w:line="336" w:lineRule="auto" w:after="180"/>
+        <w:shd w:fill="F5F1FB"/>
+      </w:pPr>
+      <w:r>
+        <w:rPr>
+          <w:b w:val="0"/>
+        </w:rPr>
+        <w:t>Selected case: Ordinary27/30 pass; access1/5 fails; rollback passes; no effects. Decide.</w:t>
+      </w:r>
+    </w:p>
+    <w:p>
+      <w:pPr>
+        <w:pStyle w:val="Heading3"/>
+      </w:pPr>
+      <w:r>
+        <w:t>Selected case answer</w:t>
+      </w:r>
+    </w:p>
+    <w:p>
+      <w:pPr>
+        <w:pStyle w:val="Heading3"/>
+      </w:pPr>
+      <w:r>
+        <w:t>Teacher key · Selected case answer</w:t>
+      </w:r>
+    </w:p>
+    <w:p>
+      <w:pPr>
+        <w:spacing w:line="336" w:lineRule="auto" w:after="180"/>
+        <w:shd w:fill="F1F6FC"/>
+      </w:pPr>
+      <w:r>
+        <w:rPr>
+          <w:b w:val="0"/>
+        </w:rPr>
         <w:t>Teacher explanation: 90% ordinary passes, access gate fails. Block release and preserve exact failed case before repair.</w:t>
       </w:r>
     </w:p>
@@ -1701,67 +3545,257 @@
       </w:tr>
     </w:tbl>
     <w:p>
-      <w:r>
-        <w:t>Record each dimension as not yet, with support, or independent. Accept a valid alternative procedure with a defensible trace. Do not penalise an honestly recorded model failure if the learner correctly explains its evidence and limits.</w:t>
+      <w:pPr>
+        <w:pStyle w:val="Heading3"/>
+      </w:pPr>
+      <w:r>
+        <w:t>Teacher key · Selected case answer</w:t>
       </w:r>
     </w:p>
     <w:p>
       <w:pPr>
-        <w:pStyle w:val="Heading3"/>
-      </w:pPr>
-      <w:r>
-        <w:t>Feedback that the learner uses</w:t>
+        <w:spacing w:line="336" w:lineRule="auto" w:after="180"/>
+        <w:shd w:fill="F1F6FC"/>
+      </w:pPr>
+      <w:r>
+        <w:rPr>
+          <w:b w:val="0"/>
+        </w:rPr>
+        <w:t>Record each dimension as not yet, with support, or independent. Accept a valid alternative procedure with a defensible trace.</w:t>
       </w:r>
     </w:p>
     <w:p>
-      <w:r>
-        <w:t>Name the earliest unsupported step and give one action to repair it. Have the learner make that repair now and explain why. Then assess the relevant skill on a fresh, fully specified case. Confirm it was not previously practised with feedback; solve and check the new case before assigning it. A follow-up design prompt is a starting brief, not automatically an equivalent test.</w:t>
+      <w:pPr>
+        <w:spacing w:line="336" w:lineRule="auto" w:after="180"/>
+        <w:shd w:fill="F1F6FC"/>
+      </w:pPr>
+      <w:r>
+        <w:rPr>
+          <w:b w:val="0"/>
+        </w:rPr>
+        <w:t xml:space="preserve">Do not penalise an honestly recorded model failure if the learner correctly explains its </w:t>
+      </w:r>
+      <w:r>
+        <w:rPr>
+          <w:b/>
+        </w:rPr>
+        <w:t>evidence</w:t>
+      </w:r>
+      <w:r>
+        <w:rPr>
+          <w:b w:val="0"/>
+        </w:rPr>
+        <w:t xml:space="preserve"> and limits.</w:t>
       </w:r>
     </w:p>
     <w:p>
       <w:pPr>
-        <w:pStyle w:val="Heading1"/>
-      </w:pPr>
-      <w:r>
-        <w:t>06. Connect the project, support and next lesson</w:t>
+        <w:pStyle w:val="Heading3"/>
+      </w:pPr>
+      <w:r>
+        <w:t>Feedback that the learner uses</w:t>
       </w:r>
     </w:p>
     <w:p>
-      <w:r>
-        <w:t>For Grounded Learning Service, use this week’s independent task as a rehearsal for the final evidence pack: Ordinary27/30 pass; access1/5 fails; rollback passes; no effects. Decide. Keep actual observations separate from expected results, preserve failures, compare a baseline and explain the limits.</w:t>
+      <w:pPr>
+        <w:spacing w:line="336" w:lineRule="auto" w:after="180"/>
+      </w:pPr>
+      <w:r>
+        <w:rPr>
+          <w:b w:val="0"/>
+        </w:rPr>
+        <w:t>Name the earliest unsupported step and give one action to repair it. Have the learner make that repair now and explain why. Then assess the relevant skill on a fresh, fully specified case.</w:t>
       </w:r>
     </w:p>
     <w:p>
-      <w:r>
-        <w:t>Provide an input/procedure/result/limit frame and a calculator when needed. Ask students to identify the first step before completing the whole trace. Extension: compare two concrete variants of this mechanism while holding unrelated conditions fixed; report both successful and unsuccessful outcomes.</w:t>
+      <w:pPr>
+        <w:spacing w:line="336" w:lineRule="auto" w:after="180"/>
+      </w:pPr>
+      <w:r>
+        <w:rPr>
+          <w:b w:val="0"/>
+        </w:rPr>
+        <w:t>Confirm it was not previously practised with feedback; solve and check the new case before assigning it. A follow-up design prompt is a starting brief, not automatically an equivalent test.</w:t>
       </w:r>
     </w:p>
     <w:p>
-      <w:r>
-        <w:t>Next connection: Engineering demonstration and defense. Preserve the current case record and retrieve its evidence boundary before moving on.</w:t>
+      <w:pPr>
+        <w:pStyle w:val="Heading1"/>
+      </w:pPr>
+      <w:r>
+        <w:t>06. Connect the project, support and next lesson</w:t>
       </w:r>
     </w:p>
     <w:p>
       <w:r>
-        <w:t>Retain the project ledger and assess a changed case after support. Check the relevant prerequisite before carrying this component forward.</w:t>
+        <w:t>Connect Capstone release review to Grounded Learning Service, adapt support and plan a later changed-case check.</w:t>
       </w:r>
     </w:p>
     <w:p>
       <w:pPr>
-        <w:pStyle w:val="Heading3"/>
-      </w:pPr>
-      <w:r>
-        <w:t>Plan the delayed return</w:t>
+        <w:spacing w:line="336" w:lineRule="auto" w:after="180"/>
+      </w:pPr>
+      <w:r>
+        <w:rPr>
+          <w:b w:val="0"/>
+        </w:rPr>
+        <w:t xml:space="preserve">For Grounded Learning Service, use this week’s independent task as a rehearsal for the final </w:t>
+      </w:r>
+      <w:r>
+        <w:rPr>
+          <w:b/>
+        </w:rPr>
+        <w:t>evidence</w:t>
+      </w:r>
+      <w:r>
+        <w:rPr>
+          <w:b w:val="0"/>
+        </w:rPr>
+        <w:t xml:space="preserve"> pack: Ordinary27/30 pass; access1/5 fails; rollback passes; no effects. Decide.</w:t>
       </w:r>
     </w:p>
     <w:p>
-      <w:r>
-        <w:t>Suggested return points in this level: ai-6/36. Use actual classroom dates, adjusting for holidays and gaps. One, three and six teaching weeks are scheduling choices, not a claimed optimal spacing.</w:t>
+      <w:pPr>
+        <w:spacing w:line="336" w:lineRule="auto" w:after="180"/>
+      </w:pPr>
+      <w:r>
+        <w:rPr>
+          <w:b w:val="0"/>
+        </w:rPr>
+        <w:t xml:space="preserve">Keep actual </w:t>
+      </w:r>
+      <w:r>
+        <w:rPr>
+          <w:b/>
+        </w:rPr>
+        <w:t>observation</w:t>
+      </w:r>
+      <w:r>
+        <w:rPr>
+          <w:b w:val="0"/>
+        </w:rPr>
+        <w:t>s separate from expected results, preserve failures, compare a baseline and explain the limits.</w:t>
       </w:r>
     </w:p>
     <w:p>
-      <w:r>
-        <w:t>At a delayed check, ask for the idea from memory and a changed application. Compare with the earlier independent response and record support used. For a new level, revisit the previous capstone before checking the new prerequisites.</w:t>
+      <w:pPr>
+        <w:spacing w:line="336" w:lineRule="auto" w:after="180"/>
+      </w:pPr>
+      <w:r>
+        <w:rPr>
+          <w:b w:val="0"/>
+        </w:rPr>
+        <w:t xml:space="preserve">Provide an </w:t>
+      </w:r>
+      <w:r>
+        <w:rPr>
+          <w:b/>
+        </w:rPr>
+        <w:t>input</w:t>
+      </w:r>
+      <w:r>
+        <w:rPr>
+          <w:b w:val="0"/>
+        </w:rPr>
+        <w:t>/procedure/result/limit frame and a calculator when needed. Ask students to identify the first step before completing the whole trace.</w:t>
+      </w:r>
+    </w:p>
+    <w:p>
+      <w:pPr>
+        <w:spacing w:line="336" w:lineRule="auto" w:after="180"/>
+      </w:pPr>
+      <w:r>
+        <w:rPr>
+          <w:b w:val="0"/>
+        </w:rPr>
+        <w:t xml:space="preserve">Extension: compare two concrete variants of this </w:t>
+      </w:r>
+      <w:r>
+        <w:rPr>
+          <w:b/>
+        </w:rPr>
+        <w:t>mechanism</w:t>
+      </w:r>
+      <w:r>
+        <w:rPr>
+          <w:b w:val="0"/>
+        </w:rPr>
+        <w:t xml:space="preserve"> while holding unrelated conditions fixed; report both successful and unsuccessful outcomes.</w:t>
+      </w:r>
+    </w:p>
+    <w:p>
+      <w:pPr>
+        <w:spacing w:line="336" w:lineRule="auto" w:after="180"/>
+      </w:pPr>
+      <w:r>
+        <w:rPr>
+          <w:b w:val="0"/>
+        </w:rPr>
+        <w:t xml:space="preserve">Next connection: Engineering demonstration and defense. Preserve the current case record and retrieve its </w:t>
+      </w:r>
+      <w:r>
+        <w:rPr>
+          <w:b/>
+        </w:rPr>
+        <w:t>evidence</w:t>
+      </w:r>
+      <w:r>
+        <w:rPr>
+          <w:b w:val="0"/>
+        </w:rPr>
+        <w:t xml:space="preserve"> boundary before moving on.</w:t>
+      </w:r>
+    </w:p>
+    <w:p>
+      <w:pPr>
+        <w:spacing w:line="336" w:lineRule="auto" w:after="180"/>
+      </w:pPr>
+      <w:r>
+        <w:rPr>
+          <w:b w:val="0"/>
+        </w:rPr>
+        <w:t>Retain the project ledger and assess a changed case after support. Check the relevant prerequisite before carrying this component forward.</w:t>
+      </w:r>
+    </w:p>
+    <w:p>
+      <w:pPr>
+        <w:pStyle w:val="Heading3"/>
+      </w:pPr>
+      <w:r>
+        <w:t>Plan the delayed return</w:t>
+      </w:r>
+    </w:p>
+    <w:p>
+      <w:pPr>
+        <w:spacing w:line="336" w:lineRule="auto" w:after="180"/>
+      </w:pPr>
+      <w:r>
+        <w:rPr>
+          <w:b w:val="0"/>
+        </w:rPr>
+        <w:t>Suggested return points in this level: ai-6/36. Use actual classroom dates, adjusting for holidays and gaps. One, three and six teaching weeks are scheduling choices, not a claimed optimal spacing.</w:t>
+      </w:r>
+    </w:p>
+    <w:p>
+      <w:pPr>
+        <w:spacing w:line="336" w:lineRule="auto" w:after="180"/>
+      </w:pPr>
+      <w:r>
+        <w:rPr>
+          <w:b w:val="0"/>
+        </w:rPr>
+        <w:t>At a delayed check, ask for the idea from memory and a changed application. Compare with the earlier independent response and record support used.</w:t>
+      </w:r>
+    </w:p>
+    <w:p>
+      <w:pPr>
+        <w:spacing w:line="336" w:lineRule="auto" w:after="180"/>
+      </w:pPr>
+      <w:r>
+        <w:rPr>
+          <w:b w:val="0"/>
+        </w:rPr>
+        <w:t>For a new level, revisit the previous capstone before checking the new prerequisites.</w:t>
       </w:r>
     </w:p>
     <w:tbl>
@@ -1921,8 +3955,26 @@
       </w:tr>
     </w:tbl>
     <w:p>
-      <w:r>
-        <w:t>Use the evidence to choose reteaching or the next step. A completed page, confidence rating or attractive project does not by itself demonstrate understanding.</w:t>
+      <w:pPr>
+        <w:spacing w:line="336" w:lineRule="auto" w:after="180"/>
+      </w:pPr>
+      <w:r>
+        <w:rPr>
+          <w:b w:val="0"/>
+        </w:rPr>
+        <w:t xml:space="preserve">Use the </w:t>
+      </w:r>
+      <w:r>
+        <w:rPr>
+          <w:b/>
+        </w:rPr>
+        <w:t>evidence</w:t>
+      </w:r>
+      <w:r>
+        <w:rPr>
+          <w:b w:val="0"/>
+        </w:rPr>
+        <w:t xml:space="preserve"> to choose reteaching or the next step. A completed page, confidence rating or attractive project does not by itself demonstrate understanding.</w:t>
       </w:r>
     </w:p>
     <w:p>
@@ -1934,8 +3986,26 @@
       </w:r>
     </w:p>
     <w:p>
-      <w:r>
-        <w:t>For the Grounded Learning Service, retain an annotated trace and the changed-case result. Name the contract or evidence that makes the deciding step valid, so another team can review it.</w:t>
+      <w:pPr>
+        <w:spacing w:line="336" w:lineRule="auto" w:after="180"/>
+      </w:pPr>
+      <w:r>
+        <w:rPr>
+          <w:b w:val="0"/>
+        </w:rPr>
+        <w:t xml:space="preserve">For the Grounded Learning Service, retain an annotated trace and the changed-case result. Name the contract or </w:t>
+      </w:r>
+      <w:r>
+        <w:rPr>
+          <w:b/>
+        </w:rPr>
+        <w:t>evidence</w:t>
+      </w:r>
+      <w:r>
+        <w:rPr>
+          <w:b w:val="0"/>
+        </w:rPr>
+        <w:t xml:space="preserve"> that makes the deciding step valid, so another team can review it.</w:t>
       </w:r>
     </w:p>
     <w:p>
@@ -1948,12 +4018,68 @@
     </w:p>
     <w:p>
       <w:r>
-        <w:t>Teaching target: Explain the mechanism and terminology of capstone release review</w:t>
+        <w:t>Use this preparation summary alongside the detailed Capstone release review lesson; it is a checklist rather than a replacement for the full sequence.</w:t>
       </w:r>
     </w:p>
     <w:p>
-      <w:r>
-        <w:t>Prepare the labelled worked-case picture, the matching workbook, fictional input cards and a place for individual responses. Check a local Python 3 environment before class; have a paper-trace version ready.</w:t>
+      <w:pPr>
+        <w:pStyle w:val="Heading3"/>
+      </w:pPr>
+      <w:r>
+        <w:t>Teaching target</w:t>
+      </w:r>
+    </w:p>
+    <w:p>
+      <w:pPr>
+        <w:spacing w:line="336" w:lineRule="auto" w:after="180"/>
+        <w:shd w:fill="EDF7F3"/>
+      </w:pPr>
+      <w:r>
+        <w:rPr>
+          <w:b w:val="0"/>
+        </w:rPr>
+        <w:t xml:space="preserve">Teaching target: Explain the </w:t>
+      </w:r>
+      <w:r>
+        <w:rPr>
+          <w:b/>
+        </w:rPr>
+        <w:t>mechanism</w:t>
+      </w:r>
+      <w:r>
+        <w:rPr>
+          <w:b w:val="0"/>
+        </w:rPr>
+        <w:t xml:space="preserve"> and terminology of capstone </w:t>
+      </w:r>
+      <w:r>
+        <w:rPr>
+          <w:b/>
+        </w:rPr>
+        <w:t>release review</w:t>
+      </w:r>
+    </w:p>
+    <w:p>
+      <w:pPr>
+        <w:spacing w:line="336" w:lineRule="auto" w:after="180"/>
+      </w:pPr>
+      <w:r>
+        <w:rPr>
+          <w:b w:val="0"/>
+        </w:rPr>
+        <w:t xml:space="preserve">Prepare the labelled worked-case picture, the matching workbook, fictional </w:t>
+      </w:r>
+      <w:r>
+        <w:rPr>
+          <w:b/>
+        </w:rPr>
+        <w:t>input</w:t>
+      </w:r>
+      <w:r>
+        <w:rPr>
+          <w:b w:val="0"/>
+        </w:rPr>
+        <w:t xml:space="preserve"> cards and a place for individual responses. Check a local Python 3 environment before class; have a paper-trace version ready.</w:t>
       </w:r>
     </w:p>
     <w:tbl>
@@ -2100,37 +4226,219 @@
       </w:tr>
     </w:tbl>
     <w:p>
-      <w:r>
+      <w:pPr>
+        <w:spacing w:line="336" w:lineRule="auto" w:after="180"/>
+      </w:pPr>
+      <w:r>
+        <w:rPr>
+          <w:b w:val="0"/>
+        </w:rPr>
         <w:t>Before class, solve the supported practice: Ordinary cases18/20 pass; access all pass; no effects; rollback not tested. Show the intermediate steps and give the conclusion with its scope.</w:t>
       </w:r>
     </w:p>
     <w:p>
-      <w:r>
-        <w:t>Reasoned practice answer: Teacher explanation: 90% ordinary threshold met but rollback evidence missing, so release is not ready. Absence of a failure report is not a passed rehearsal.</w:t>
+      <w:pPr>
+        <w:pStyle w:val="Heading3"/>
+      </w:pPr>
+      <w:r>
+        <w:t>Supported practice answer</w:t>
       </w:r>
     </w:p>
     <w:p>
-      <w:r>
-        <w:t>Check every learner before discussion: Use the worked case for Capstone release review. Proposed explanation: “The worked result establishes every future case”. Decide whether this explanation is supported. Point to the step or supplied fact that decides; explain your repair if needed.</w:t>
+      <w:pPr>
+        <w:spacing w:line="336" w:lineRule="auto" w:after="180"/>
+        <w:shd w:fill="F1F6FC"/>
+      </w:pPr>
+      <w:r>
+        <w:rPr>
+          <w:b w:val="0"/>
+        </w:rPr>
+        <w:t xml:space="preserve">Reasoned practice answer: Teacher explanation: 90% ordinary threshold met but rollback </w:t>
+      </w:r>
+      <w:r>
+        <w:rPr>
+          <w:b/>
+        </w:rPr>
+        <w:t>evidence</w:t>
+      </w:r>
+      <w:r>
+        <w:rPr>
+          <w:b w:val="0"/>
+        </w:rPr>
+        <w:t xml:space="preserve"> missing, so release is not ready. Absence of a failure report is not a passed rehearsal.</w:t>
       </w:r>
     </w:p>
     <w:p>
-      <w:r>
-        <w:t>Misconception repair: Release readiness is scoped to the declared gates and environment; deployment still needs operational checks.</w:t>
+      <w:pPr>
+        <w:spacing w:line="336" w:lineRule="auto" w:after="180"/>
+      </w:pPr>
+      <w:r>
+        <w:rPr>
+          <w:b w:val="0"/>
+        </w:rPr>
+        <w:t xml:space="preserve">Check every learner before discussion: Use the worked case for Capstone </w:t>
+      </w:r>
+      <w:r>
+        <w:rPr>
+          <w:b/>
+        </w:rPr>
+        <w:t>release review</w:t>
+      </w:r>
+      <w:r>
+        <w:rPr>
+          <w:b w:val="0"/>
+        </w:rPr>
+        <w:t>. Proposed explanation: “The worked result establishes every future case”. Decide whether this explanation is supported.</w:t>
       </w:r>
     </w:p>
     <w:p>
-      <w:r>
-        <w:t>Support: read the exact case aloud, enlarge the labelled picture, supply input cards and model only the first deciding step. Accept a spoken explanation or drawing; retain the reasoning goal.</w:t>
+      <w:pPr>
+        <w:spacing w:line="336" w:lineRule="auto" w:after="180"/>
+      </w:pPr>
+      <w:r>
+        <w:rPr>
+          <w:b w:val="0"/>
+        </w:rPr>
+        <w:t>Point to the step or supplied fact that decides; explain your repair if needed.</w:t>
       </w:r>
     </w:p>
     <w:p>
-      <w:r>
-        <w:t>Extension: Every listed deletion location passes new verification. Require a prediction and a reason before comparing. Expected result: That gate can pass; review the complete current evidence before approving release. Reason: One repaired gate does not automatically refresh evidence for every other gate.</w:t>
+      <w:pPr>
+        <w:pStyle w:val="Heading3"/>
+      </w:pPr>
+      <w:r>
+        <w:t>Repair the misconception</w:t>
       </w:r>
     </w:p>
     <w:p>
-      <w:r>
+      <w:pPr>
+        <w:spacing w:line="336" w:lineRule="auto" w:after="180"/>
+        <w:shd w:fill="FFF5E6"/>
+      </w:pPr>
+      <w:r>
+        <w:rPr>
+          <w:b w:val="0"/>
+        </w:rPr>
+        <w:t>Misconception repair: Release readiness is scoped to the declared gates and environment; deployment still needs operational checks.</w:t>
+      </w:r>
+    </w:p>
+    <w:p>
+      <w:pPr>
+        <w:pStyle w:val="Heading3"/>
+      </w:pPr>
+      <w:r>
+        <w:t>Support without giving away the answer</w:t>
+      </w:r>
+    </w:p>
+    <w:p>
+      <w:pPr>
+        <w:spacing w:line="336" w:lineRule="auto" w:after="180"/>
+        <w:shd w:fill="F1F6F8"/>
+      </w:pPr>
+      <w:r>
+        <w:rPr>
+          <w:b w:val="0"/>
+        </w:rPr>
+        <w:t xml:space="preserve">Support: read the exact case aloud, enlarge the labelled picture, supply </w:t>
+      </w:r>
+      <w:r>
+        <w:rPr>
+          <w:b/>
+        </w:rPr>
+        <w:t>input</w:t>
+      </w:r>
+      <w:r>
+        <w:rPr>
+          <w:b w:val="0"/>
+        </w:rPr>
+        <w:t xml:space="preserve"> cards and model only the first deciding step. Accept a spoken explanation or drawing; retain the reasoning goal.</w:t>
+      </w:r>
+    </w:p>
+    <w:p>
+      <w:pPr>
+        <w:pStyle w:val="Heading3"/>
+      </w:pPr>
+      <w:r>
+        <w:t>Extend the reasoning</w:t>
+      </w:r>
+    </w:p>
+    <w:p>
+      <w:pPr>
+        <w:spacing w:line="336" w:lineRule="auto" w:after="180"/>
+        <w:shd w:fill="F5F1FB"/>
+      </w:pPr>
+      <w:r>
+        <w:rPr>
+          <w:b w:val="0"/>
+        </w:rPr>
+        <w:t xml:space="preserve">Extension: Every listed deletion location passes new verification. Require a </w:t>
+      </w:r>
+      <w:r>
+        <w:rPr>
+          <w:b/>
+        </w:rPr>
+        <w:t>prediction</w:t>
+      </w:r>
+      <w:r>
+        <w:rPr>
+          <w:b w:val="0"/>
+        </w:rPr>
+        <w:t xml:space="preserve"> and a reason before comparing. Expected result: That gate can pass; review the complete current </w:t>
+      </w:r>
+      <w:r>
+        <w:rPr>
+          <w:b/>
+        </w:rPr>
+        <w:t>evidence</w:t>
+      </w:r>
+      <w:r>
+        <w:rPr>
+          <w:b w:val="0"/>
+        </w:rPr>
+        <w:t xml:space="preserve"> before approving release.</w:t>
+      </w:r>
+    </w:p>
+    <w:p>
+      <w:pPr>
+        <w:spacing w:line="336" w:lineRule="auto" w:after="180"/>
+        <w:shd w:fill="F5F1FB"/>
+      </w:pPr>
+      <w:r>
+        <w:rPr>
+          <w:b w:val="0"/>
+        </w:rPr>
+        <w:t xml:space="preserve">Reason: One repaired gate does not automatically refresh </w:t>
+      </w:r>
+      <w:r>
+        <w:rPr>
+          <w:b/>
+        </w:rPr>
+        <w:t>evidence</w:t>
+      </w:r>
+      <w:r>
+        <w:rPr>
+          <w:b w:val="0"/>
+        </w:rPr>
+        <w:t xml:space="preserve"> for every other gate.</w:t>
+      </w:r>
+    </w:p>
+    <w:p>
+      <w:pPr>
+        <w:pStyle w:val="Heading3"/>
+      </w:pPr>
+      <w:r>
+        <w:t>Protect the independent attempt</w:t>
+      </w:r>
+    </w:p>
+    <w:p>
+      <w:pPr>
+        <w:spacing w:line="336" w:lineRule="auto" w:after="180"/>
+        <w:shd w:fill="FFF5E6"/>
+      </w:pPr>
+      <w:r>
+        <w:rPr>
+          <w:b w:val="0"/>
+        </w:rPr>
         <w:t>Independent assessment: withhold the reserved answer until the learner has attempted the new case. Record support separately from correctness.</w:t>
       </w:r>
     </w:p>
@@ -2319,46 +4627,1070 @@
       </w:tr>
     </w:tbl>
     <w:p>
-      <w:r>
-        <w:t>Project checkpoint: Present and defend. Demonstrate the system, explain one failure and justify the next improvement with evidence.</w:t>
+      <w:pPr>
+        <w:pStyle w:val="Heading3"/>
+      </w:pPr>
+      <w:r>
+        <w:t>Project checkpoint</w:t>
       </w:r>
     </w:p>
     <w:p>
-      <w:r>
-        <w:t>Use the weekly teacher answer for topic-specific reasoning. A saved progress tick is an activity record; judge mastery from the learner’s explanation and evidence.</w:t>
+      <w:pPr>
+        <w:spacing w:line="336" w:lineRule="auto" w:after="180"/>
+        <w:shd w:fill="EDF7F3"/>
+      </w:pPr>
+      <w:r>
+        <w:rPr>
+          <w:b w:val="0"/>
+        </w:rPr>
+        <w:t xml:space="preserve">Project checkpoint: Present and defend. Demonstrate the system, explain one failure and justify the next improvement with </w:t>
+      </w:r>
+      <w:r>
+        <w:rPr>
+          <w:b/>
+        </w:rPr>
+        <w:t>evidence</w:t>
+      </w:r>
+      <w:r>
+        <w:rPr>
+          <w:b w:val="0"/>
+        </w:rPr>
+        <w:t>.</w:t>
       </w:r>
     </w:p>
     <w:p>
       <w:pPr>
-        <w:pStyle w:val="Heading1"/>
-      </w:pPr>
-      <w:r>
-        <w:t>08. Use feedback, labs and repair paths</w:t>
+        <w:spacing w:line="336" w:lineRule="auto" w:after="180"/>
+      </w:pPr>
+      <w:r>
+        <w:rPr>
+          <w:b w:val="0"/>
+        </w:rPr>
+        <w:t xml:space="preserve">Use the weekly teacher answer for topic-specific reasoning. A saved progress tick is an activity record; judge mastery from the learner’s explanation and </w:t>
+      </w:r>
+      <w:r>
+        <w:rPr>
+          <w:b/>
+        </w:rPr>
+        <w:t>evidence</w:t>
+      </w:r>
+      <w:r>
+        <w:rPr>
+          <w:b w:val="0"/>
+        </w:rPr>
+        <w:t>.</w:t>
       </w:r>
     </w:p>
     <w:p>
-      <w:r>
-        <w:t>Use the two formative questions as supported practice, not as independent mastery scores. Discuss the deciding evidence rather than accepting a guessed selection.</w:t>
+      <w:pPr>
+        <w:pStyle w:val="Heading1"/>
+      </w:pPr>
+      <w:r>
+        <w:t>08. Use feedback, labs and repair paths</w:t>
       </w:r>
     </w:p>
     <w:p>
       <w:r>
-        <w:t>The feedback comes from the reviewed public worked case. Do not reveal the separately reserved independent teacher answer until the learner has attempted that case.</w:t>
+        <w:t>Use feedback, earlier review and portfolios purposefully. Apply the coding routine only when this lesson has an executable lab.</w:t>
       </w:r>
     </w:p>
     <w:p>
-      <w:r>
-        <w:t>Ask students to predict before running code. Preserve errors and actual outputs; collect a changed test and an explanation. The branch-boundary and indexing lessons deliberately include failure cases.</w:t>
+      <w:pPr>
+        <w:spacing w:line="336" w:lineRule="auto" w:after="180"/>
+      </w:pPr>
+      <w:r>
+        <w:rPr>
+          <w:b w:val="0"/>
+        </w:rPr>
+        <w:t xml:space="preserve">Use the two formative questions as supported practice, not as independent mastery scores. Discuss the deciding </w:t>
+      </w:r>
+      <w:r>
+        <w:rPr>
+          <w:b/>
+        </w:rPr>
+        <w:t>evidence</w:t>
+      </w:r>
+      <w:r>
+        <w:rPr>
+          <w:b w:val="0"/>
+        </w:rPr>
+        <w:t xml:space="preserve"> rather than accepting a guessed selection.</w:t>
       </w:r>
     </w:p>
     <w:p>
-      <w:r>
-        <w:t>Use the earlier worked-explanation links to address a specific missing building block, then return to the current question. Adapt this suggestion after observing the learner; it is not an automatic diagnosis.</w:t>
+      <w:pPr>
+        <w:spacing w:line="336" w:lineRule="auto" w:after="180"/>
+      </w:pPr>
+      <w:r>
+        <w:rPr>
+          <w:b w:val="0"/>
+        </w:rPr>
+        <w:t>The feedback comes from the reviewed public worked case. Do not reveal the separately reserved independent teacher answer until the learner has attempted that case.</w:t>
       </w:r>
     </w:p>
     <w:p>
-      <w:r>
-        <w:t>Collect the completed-work portfolio as evidence. Record support separately from correctness, and assess explanation, trace/test and limitations. Progress ticks and quiz selections alone do not establish mastery.</w:t>
+      <w:pPr>
+        <w:pStyle w:val="Heading3"/>
+      </w:pPr>
+      <w:r>
+        <w:t>For later coding lessons</w:t>
+      </w:r>
+    </w:p>
+    <w:p>
+      <w:r>
+        <w:t>This week has no code block. Use this routine when a later lesson includes an executable lab.</w:t>
+      </w:r>
+    </w:p>
+    <w:p>
+      <w:pPr>
+        <w:spacing w:line="336" w:lineRule="auto" w:after="180"/>
+        <w:shd w:fill="F1F6F8"/>
+      </w:pPr>
+      <w:r>
+        <w:rPr>
+          <w:b w:val="0"/>
+        </w:rPr>
+        <w:t xml:space="preserve">Ask students to predict before running code. Preserve errors and actual </w:t>
+      </w:r>
+      <w:r>
+        <w:rPr>
+          <w:b/>
+        </w:rPr>
+        <w:t>output</w:t>
+      </w:r>
+      <w:r>
+        <w:rPr>
+          <w:b w:val="0"/>
+        </w:rPr>
+        <w:t>s; collect a changed test and an explanation. The branch-boundary and indexing lessons deliberately include failure cases.</w:t>
+      </w:r>
+    </w:p>
+    <w:p>
+      <w:pPr>
+        <w:spacing w:line="336" w:lineRule="auto" w:after="180"/>
+      </w:pPr>
+      <w:r>
+        <w:rPr>
+          <w:b w:val="0"/>
+        </w:rPr>
+        <w:t>Use the earlier worked-explanation links to address a specific missing building block, then return to the current question. Adapt this suggestion after observing the learner; it is not an automatic diagnosis.</w:t>
+      </w:r>
+    </w:p>
+    <w:p>
+      <w:pPr>
+        <w:spacing w:line="336" w:lineRule="auto" w:after="180"/>
+      </w:pPr>
+      <w:r>
+        <w:rPr>
+          <w:b w:val="0"/>
+        </w:rPr>
+        <w:t xml:space="preserve">Collect the completed-work portfolio as </w:t>
+      </w:r>
+      <w:r>
+        <w:rPr>
+          <w:b/>
+        </w:rPr>
+        <w:t>evidence</w:t>
+      </w:r>
+      <w:r>
+        <w:rPr>
+          <w:b w:val="0"/>
+        </w:rPr>
+        <w:t>. Record support separately from correctness, and assess explanation, trace/test and limitations. Progress ticks and quiz selections alone do not establish mastery.</w:t>
+      </w:r>
+    </w:p>
+    <w:p>
+      <w:pPr>
+        <w:pStyle w:val="Heading1"/>
+      </w:pPr>
+      <w:r>
+        <w:t>09. Visual concept journey</w:t>
+      </w:r>
+    </w:p>
+    <w:p>
+      <w:r>
+        <w:t>Show one Capstone release review graphic at a time, request a prediction and discuss its trace before the independent assessment.</w:t>
+      </w:r>
+    </w:p>
+    <w:p>
+      <w:pPr>
+        <w:spacing w:line="336" w:lineRule="auto" w:after="180"/>
+      </w:pPr>
+      <w:r>
+        <w:rPr>
+          <w:b w:val="0"/>
+        </w:rPr>
+        <w:t xml:space="preserve">Use one picture at a time. Hide a worked result before asking for a </w:t>
+      </w:r>
+      <w:r>
+        <w:rPr>
+          <w:b/>
+        </w:rPr>
+        <w:t>prediction</w:t>
+      </w:r>
+      <w:r>
+        <w:rPr>
+          <w:b w:val="0"/>
+        </w:rPr>
+        <w:t>, then reveal it for feedback. These are supported teaching cases; retain the separate independent assessment for a fresh first attempt.</w:t>
+      </w:r>
+    </w:p>
+    <w:p>
+      <w:pPr>
+        <w:pStyle w:val="Heading3"/>
+      </w:pPr>
+      <w:r>
+        <w:t>01. Capstone release review: the case</w:t>
+      </w:r>
+    </w:p>
+    <w:p>
+      <w:r>
+        <w:drawing>
+          <wp:inline xmlns:a="http://schemas.openxmlformats.org/drawingml/2006/main" xmlns:pic="http://schemas.openxmlformats.org/drawingml/2006/picture">
+            <wp:extent cx="5486400" cy="2834640"/>
+            <wp:docPr id="2" name="Picture 2" descr="Review every mandatory gate. A capstone release needs factual, access and deletion gates to pass. Supplied facts: Factual and access checks pass. Deletion fails because a listed backup remains. All three gates are mandatory."/>
+            <wp:cNvGraphicFramePr>
+              <a:graphicFrameLocks noChangeAspect="1"/>
+            </wp:cNvGraphicFramePr>
+            <a:graphic>
+              <a:graphicData uri="http://schemas.openxmlformats.org/drawingml/2006/picture">
+                <pic:pic>
+                  <pic:nvPicPr>
+                    <pic:cNvPr id="0" name="academy-story-ai-6-35-01.png"/>
+                    <pic:cNvPicPr/>
+                  </pic:nvPicPr>
+                  <pic:blipFill>
+                    <a:blip r:embed="rId10"/>
+                    <a:stretch>
+                      <a:fillRect/>
+                    </a:stretch>
+                  </pic:blipFill>
+                  <pic:spPr>
+                    <a:xfrm>
+                      <a:off x="0" y="0"/>
+                      <a:ext cx="5486400" cy="2834640"/>
+                    </a:xfrm>
+                    <a:prstGeom prst="rect"/>
+                  </pic:spPr>
+                </pic:pic>
+              </a:graphicData>
+            </a:graphic>
+          </wp:inline>
+        </w:drawing>
+      </w:r>
+    </w:p>
+    <w:p>
+      <w:pPr>
+        <w:spacing w:line="336" w:lineRule="auto" w:after="180"/>
+      </w:pPr>
+      <w:r>
+        <w:rPr>
+          <w:b w:val="0"/>
+        </w:rPr>
+        <w:t>Review every mandatory gate. A capstone release needs factual, access and deletion gates to pass. Supplied facts: Factual and access checks pass. Deletion fails because a listed backup remains. All three gates are mandatory.</w:t>
+      </w:r>
+    </w:p>
+    <w:p>
+      <w:pPr>
+        <w:spacing w:line="336" w:lineRule="auto" w:after="180"/>
+        <w:shd w:fill="F5F1FB"/>
+      </w:pPr>
+      <w:r>
+        <w:rPr>
+          <w:b w:val="0"/>
+        </w:rPr>
+        <w:t>Point to the given fact that matters most. Explain why it matters.</w:t>
+      </w:r>
+    </w:p>
+    <w:p>
+      <w:pPr>
+        <w:pStyle w:val="Heading3"/>
+      </w:pPr>
+      <w:r>
+        <w:t>Discuss while showing the picture</w:t>
+      </w:r>
+    </w:p>
+    <w:p>
+      <w:pPr>
+        <w:spacing w:line="336" w:lineRule="auto" w:after="180"/>
+        <w:shd w:fill="F1F6F8"/>
+      </w:pPr>
+      <w:r>
+        <w:rPr>
+          <w:b w:val="0"/>
+        </w:rPr>
+        <w:t>Teacher prompt: Point to the given fact that matters most. Explain why it matters. Ask learners to describe one label or arrow in ordinary words. Use the adjacent transcript if the image is difficult to see.</w:t>
+      </w:r>
+    </w:p>
+    <w:p>
+      <w:pPr>
+        <w:pStyle w:val="Heading3"/>
+      </w:pPr>
+      <w:r>
+        <w:t>02. Follow the deciding steps</w:t>
+      </w:r>
+    </w:p>
+    <w:p>
+      <w:r>
+        <w:drawing>
+          <wp:inline xmlns:a="http://schemas.openxmlformats.org/drawingml/2006/main" xmlns:pic="http://schemas.openxmlformats.org/drawingml/2006/picture">
+            <wp:extent cx="5486400" cy="3182112"/>
+            <wp:docPr id="3" name="Picture 3" descr="List evidence: Record two passes and the specific deletion failure. → Apply decision rule: Block release; a majority of passes is insufficient. → Specify repair: Remove the listed copy and verify it before a fresh review."/>
+            <wp:cNvGraphicFramePr>
+              <a:graphicFrameLocks noChangeAspect="1"/>
+            </wp:cNvGraphicFramePr>
+            <a:graphic>
+              <a:graphicData uri="http://schemas.openxmlformats.org/drawingml/2006/picture">
+                <pic:pic>
+                  <pic:nvPicPr>
+                    <pic:cNvPr id="0" name="academy-story-ai-6-35-02.png"/>
+                    <pic:cNvPicPr/>
+                  </pic:nvPicPr>
+                  <pic:blipFill>
+                    <a:blip r:embed="rId11"/>
+                    <a:stretch>
+                      <a:fillRect/>
+                    </a:stretch>
+                  </pic:blipFill>
+                  <pic:spPr>
+                    <a:xfrm>
+                      <a:off x="0" y="0"/>
+                      <a:ext cx="5486400" cy="3182112"/>
+                    </a:xfrm>
+                    <a:prstGeom prst="rect"/>
+                  </pic:spPr>
+                </pic:pic>
+              </a:graphicData>
+            </a:graphic>
+          </wp:inline>
+        </w:drawing>
+      </w:r>
+    </w:p>
+    <w:p>
+      <w:pPr>
+        <w:spacing w:line="336" w:lineRule="auto" w:after="180"/>
+      </w:pPr>
+      <w:r>
+        <w:rPr>
+          <w:b w:val="0"/>
+        </w:rPr>
+        <w:t xml:space="preserve">List </w:t>
+      </w:r>
+      <w:r>
+        <w:rPr>
+          <w:b/>
+        </w:rPr>
+        <w:t>evidence</w:t>
+      </w:r>
+      <w:r>
+        <w:rPr>
+          <w:b w:val="0"/>
+        </w:rPr>
+        <w:t>: Record two passes and the specific deletion failure. → Apply decision rule: Block release; a majority of passes is insufficient. → Specify repair: Remove the listed copy and verify it before a fresh review.</w:t>
+      </w:r>
+    </w:p>
+    <w:p>
+      <w:pPr>
+        <w:spacing w:line="336" w:lineRule="auto" w:after="180"/>
+        <w:shd w:fill="F5F1FB"/>
+      </w:pPr>
+      <w:r>
+        <w:rPr>
+          <w:b w:val="0"/>
+        </w:rPr>
+        <w:t xml:space="preserve">Point to each numbered stage and explain which recorded </w:t>
+      </w:r>
+      <w:r>
+        <w:rPr>
+          <w:b/>
+        </w:rPr>
+        <w:t>input</w:t>
+      </w:r>
+      <w:r>
+        <w:rPr>
+          <w:b w:val="0"/>
+        </w:rPr>
+        <w:t xml:space="preserve"> it uses.</w:t>
+      </w:r>
+    </w:p>
+    <w:p>
+      <w:pPr>
+        <w:pStyle w:val="Heading3"/>
+      </w:pPr>
+      <w:r>
+        <w:t>Discuss while showing the picture</w:t>
+      </w:r>
+    </w:p>
+    <w:p>
+      <w:pPr>
+        <w:spacing w:line="336" w:lineRule="auto" w:after="180"/>
+        <w:shd w:fill="F1F6F8"/>
+      </w:pPr>
+      <w:r>
+        <w:rPr>
+          <w:b w:val="0"/>
+        </w:rPr>
+        <w:t xml:space="preserve">Teacher prompt: Point to each numbered stage and explain which recorded </w:t>
+      </w:r>
+      <w:r>
+        <w:rPr>
+          <w:b/>
+        </w:rPr>
+        <w:t>input</w:t>
+      </w:r>
+      <w:r>
+        <w:rPr>
+          <w:b w:val="0"/>
+        </w:rPr>
+        <w:t xml:space="preserve"> it uses. Ask learners to describe one label or arrow in ordinary words. Use the adjacent transcript if the image is difficult to see.</w:t>
+      </w:r>
+    </w:p>
+    <w:p>
+      <w:pPr>
+        <w:pStyle w:val="Heading3"/>
+      </w:pPr>
+      <w:r>
+        <w:t>03. Capstone release review — evidence trace</w:t>
+      </w:r>
+    </w:p>
+    <w:p>
+      <w:r>
+        <w:drawing>
+          <wp:inline xmlns:a="http://schemas.openxmlformats.org/drawingml/2006/main" xmlns:pic="http://schemas.openxmlformats.org/drawingml/2006/picture">
+            <wp:extent cx="5486400" cy="2834640"/>
+            <wp:docPr id="4" name="Picture 4" descr="Capstone release review — evidence trace. Ordinary cases18/20 pass; access all pass; no effects; rollback not tested. | Toy release requires all access tests, no unauthorised effects, at least90% ordinary-case pass and a compatible rollback rehearsal. | 90% ordinary threshold met but rollback evidence missing, so release is not ready. Absence of a failure report is not a passed rehearsal."/>
+            <wp:cNvGraphicFramePr>
+              <a:graphicFrameLocks noChangeAspect="1"/>
+            </wp:cNvGraphicFramePr>
+            <a:graphic>
+              <a:graphicData uri="http://schemas.openxmlformats.org/drawingml/2006/picture">
+                <pic:pic>
+                  <pic:nvPicPr>
+                    <pic:cNvPr id="0" name="academy-story-ai-6-35-03.png"/>
+                    <pic:cNvPicPr/>
+                  </pic:nvPicPr>
+                  <pic:blipFill>
+                    <a:blip r:embed="rId12"/>
+                    <a:stretch>
+                      <a:fillRect/>
+                    </a:stretch>
+                  </pic:blipFill>
+                  <pic:spPr>
+                    <a:xfrm>
+                      <a:off x="0" y="0"/>
+                      <a:ext cx="5486400" cy="2834640"/>
+                    </a:xfrm>
+                    <a:prstGeom prst="rect"/>
+                  </pic:spPr>
+                </pic:pic>
+              </a:graphicData>
+            </a:graphic>
+          </wp:inline>
+        </w:drawing>
+      </w:r>
+    </w:p>
+    <w:p>
+      <w:pPr>
+        <w:spacing w:line="336" w:lineRule="auto" w:after="180"/>
+      </w:pPr>
+      <w:r>
+        <w:rPr>
+          <w:b w:val="0"/>
+        </w:rPr>
+        <w:t xml:space="preserve">Capstone </w:t>
+      </w:r>
+      <w:r>
+        <w:rPr>
+          <w:b/>
+        </w:rPr>
+        <w:t>release review</w:t>
+      </w:r>
+      <w:r>
+        <w:rPr>
+          <w:b w:val="0"/>
+        </w:rPr>
+        <w:t xml:space="preserve"> — </w:t>
+      </w:r>
+      <w:r>
+        <w:rPr>
+          <w:b/>
+        </w:rPr>
+        <w:t>evidence</w:t>
+      </w:r>
+      <w:r>
+        <w:rPr>
+          <w:b w:val="0"/>
+        </w:rPr>
+        <w:t xml:space="preserve"> trace.</w:t>
+      </w:r>
+    </w:p>
+    <w:p>
+      <w:pPr>
+        <w:spacing w:line="336" w:lineRule="auto" w:after="180"/>
+      </w:pPr>
+      <w:r>
+        <w:rPr>
+          <w:b w:val="0"/>
+        </w:rPr>
+        <w:t xml:space="preserve">Ordinary cases18/20 pass; access all pass; no effects; rollback not tested. | Toy release requires all access tests, no unauthorised effects, at least90% ordinary-case pass and a compatible </w:t>
+      </w:r>
+      <w:r>
+        <w:rPr>
+          <w:b/>
+        </w:rPr>
+        <w:t>rollback rehearsal</w:t>
+      </w:r>
+      <w:r>
+        <w:rPr>
+          <w:b w:val="0"/>
+        </w:rPr>
+        <w:t xml:space="preserve">. | 90% ordinary threshold met but rollback </w:t>
+      </w:r>
+      <w:r>
+        <w:rPr>
+          <w:b/>
+        </w:rPr>
+        <w:t>evidence</w:t>
+      </w:r>
+      <w:r>
+        <w:rPr>
+          <w:b w:val="0"/>
+        </w:rPr>
+        <w:t xml:space="preserve"> missing, so release is not ready.</w:t>
+      </w:r>
+    </w:p>
+    <w:p>
+      <w:pPr>
+        <w:spacing w:line="336" w:lineRule="auto" w:after="180"/>
+      </w:pPr>
+      <w:r>
+        <w:rPr>
+          <w:b w:val="0"/>
+        </w:rPr>
+        <w:t>Absence of a failure report is not a passed rehearsal.</w:t>
+      </w:r>
+    </w:p>
+    <w:p>
+      <w:pPr>
+        <w:spacing w:line="336" w:lineRule="auto" w:after="180"/>
+        <w:shd w:fill="F5F1FB"/>
+      </w:pPr>
+      <w:r>
+        <w:rPr>
+          <w:b w:val="0"/>
+        </w:rPr>
+        <w:t>Read the labels and values. Explain the relationship the model shows.</w:t>
+      </w:r>
+    </w:p>
+    <w:p>
+      <w:pPr>
+        <w:pStyle w:val="Heading3"/>
+      </w:pPr>
+      <w:r>
+        <w:t>Discuss while showing the picture</w:t>
+      </w:r>
+    </w:p>
+    <w:p>
+      <w:pPr>
+        <w:spacing w:line="336" w:lineRule="auto" w:after="180"/>
+        <w:shd w:fill="F1F6F8"/>
+      </w:pPr>
+      <w:r>
+        <w:rPr>
+          <w:b w:val="0"/>
+        </w:rPr>
+        <w:t>Teacher prompt: Read the labels and values. Explain the relationship the model shows. Ask learners to describe one label or arrow in ordinary words. Use the adjacent transcript if the image is difficult to see.</w:t>
+      </w:r>
+    </w:p>
+    <w:p>
+      <w:pPr>
+        <w:pStyle w:val="Heading3"/>
+      </w:pPr>
+      <w:r>
+        <w:t>04. Change one thing. Trace what follows.</w:t>
+      </w:r>
+    </w:p>
+    <w:p>
+      <w:r>
+        <w:drawing>
+          <wp:inline xmlns:a="http://schemas.openxmlformats.org/drawingml/2006/main" xmlns:pic="http://schemas.openxmlformats.org/drawingml/2006/picture">
+            <wp:extent cx="5486400" cy="3026664"/>
+            <wp:docPr id="5" name="Picture 5" descr="Original case: Remove the listed copy and verify it before a fresh review. Changed condition: Every listed deletion location passes new verification. Expected result: That gate can pass; review the complete current evidence before approving release. Reason: One repaired gate does not automatically refresh evidence for every other gate."/>
+            <wp:cNvGraphicFramePr>
+              <a:graphicFrameLocks noChangeAspect="1"/>
+            </wp:cNvGraphicFramePr>
+            <a:graphic>
+              <a:graphicData uri="http://schemas.openxmlformats.org/drawingml/2006/picture">
+                <pic:pic>
+                  <pic:nvPicPr>
+                    <pic:cNvPr id="0" name="academy-story-ai-6-35-04.png"/>
+                    <pic:cNvPicPr/>
+                  </pic:nvPicPr>
+                  <pic:blipFill>
+                    <a:blip r:embed="rId13"/>
+                    <a:stretch>
+                      <a:fillRect/>
+                    </a:stretch>
+                  </pic:blipFill>
+                  <pic:spPr>
+                    <a:xfrm>
+                      <a:off x="0" y="0"/>
+                      <a:ext cx="5486400" cy="3026664"/>
+                    </a:xfrm>
+                    <a:prstGeom prst="rect"/>
+                  </pic:spPr>
+                </pic:pic>
+              </a:graphicData>
+            </a:graphic>
+          </wp:inline>
+        </w:drawing>
+      </w:r>
+    </w:p>
+    <w:p>
+      <w:pPr>
+        <w:spacing w:line="336" w:lineRule="auto" w:after="180"/>
+      </w:pPr>
+      <w:r>
+        <w:rPr>
+          <w:b w:val="0"/>
+        </w:rPr>
+        <w:t>Original case: Remove the listed copy and verify it before a fresh review. Changed condition: Every listed deletion location passes new verification.</w:t>
+      </w:r>
+    </w:p>
+    <w:p>
+      <w:pPr>
+        <w:spacing w:line="336" w:lineRule="auto" w:after="180"/>
+      </w:pPr>
+      <w:r>
+        <w:rPr>
+          <w:b w:val="0"/>
+        </w:rPr>
+        <w:t xml:space="preserve">Expected result: That gate can pass; review the complete current </w:t>
+      </w:r>
+      <w:r>
+        <w:rPr>
+          <w:b/>
+        </w:rPr>
+        <w:t>evidence</w:t>
+      </w:r>
+      <w:r>
+        <w:rPr>
+          <w:b w:val="0"/>
+        </w:rPr>
+        <w:t xml:space="preserve"> before approving release. Reason: One repaired gate does not automatically refresh </w:t>
+      </w:r>
+      <w:r>
+        <w:rPr>
+          <w:b/>
+        </w:rPr>
+        <w:t>evidence</w:t>
+      </w:r>
+      <w:r>
+        <w:rPr>
+          <w:b w:val="0"/>
+        </w:rPr>
+        <w:t xml:space="preserve"> for every other gate.</w:t>
+      </w:r>
+    </w:p>
+    <w:p>
+      <w:pPr>
+        <w:spacing w:line="336" w:lineRule="auto" w:after="180"/>
+        <w:shd w:fill="F5F1FB"/>
+      </w:pPr>
+      <w:r>
+        <w:rPr>
+          <w:b w:val="0"/>
+        </w:rPr>
+        <w:t>Predict before checking the worked changed-case result. Name what changed and what the supplied facts allow you to conclude.</w:t>
+      </w:r>
+    </w:p>
+    <w:p>
+      <w:pPr>
+        <w:pStyle w:val="Heading3"/>
+      </w:pPr>
+      <w:r>
+        <w:t>Discuss while showing the picture</w:t>
+      </w:r>
+    </w:p>
+    <w:p>
+      <w:pPr>
+        <w:spacing w:line="336" w:lineRule="auto" w:after="180"/>
+        <w:shd w:fill="F1F6F8"/>
+      </w:pPr>
+      <w:r>
+        <w:rPr>
+          <w:b w:val="0"/>
+        </w:rPr>
+        <w:t>Teacher prompt: Predict before checking the worked changed-case result. Name what changed and what the supplied facts allow you to conclude. Ask learners to describe one label or arrow in ordinary words.</w:t>
+      </w:r>
+    </w:p>
+    <w:p>
+      <w:pPr>
+        <w:spacing w:line="336" w:lineRule="auto" w:after="180"/>
+        <w:shd w:fill="F1F6F8"/>
+      </w:pPr>
+      <w:r>
+        <w:rPr>
+          <w:b w:val="0"/>
+        </w:rPr>
+        <w:t xml:space="preserve">Use the adjacent transcript if the image is difficult to see. Changed-case reasoning: One repaired gate does not automatically refresh </w:t>
+      </w:r>
+      <w:r>
+        <w:rPr>
+          <w:b/>
+        </w:rPr>
+        <w:t>evidence</w:t>
+      </w:r>
+      <w:r>
+        <w:rPr>
+          <w:b w:val="0"/>
+        </w:rPr>
+        <w:t xml:space="preserve"> for every other gate.</w:t>
+      </w:r>
+    </w:p>
+    <w:p>
+      <w:pPr>
+        <w:pStyle w:val="Heading3"/>
+      </w:pPr>
+      <w:r>
+        <w:t>05. Connect the explanation to its limit</w:t>
+      </w:r>
+    </w:p>
+    <w:p>
+      <w:r>
+        <w:drawing>
+          <wp:inline xmlns:a="http://schemas.openxmlformats.org/drawingml/2006/main" xmlns:pic="http://schemas.openxmlformats.org/drawingml/2006/picture">
+            <wp:extent cx="5486400" cy="2834640"/>
+            <wp:docPr id="6" name="Picture 6" descr="Release review applies explicit conditions to a specific candidate version. Completed coding is not evidence that all operational obligations are satisfied. Limit: Approval cannot guarantee zero future faults; retain ownership, monitoring and recovery arrangements."/>
+            <wp:cNvGraphicFramePr>
+              <a:graphicFrameLocks noChangeAspect="1"/>
+            </wp:cNvGraphicFramePr>
+            <a:graphic>
+              <a:graphicData uri="http://schemas.openxmlformats.org/drawingml/2006/picture">
+                <pic:pic>
+                  <pic:nvPicPr>
+                    <pic:cNvPr id="0" name="academy-story-ai-6-35-05.png"/>
+                    <pic:cNvPicPr/>
+                  </pic:nvPicPr>
+                  <pic:blipFill>
+                    <a:blip r:embed="rId14"/>
+                    <a:stretch>
+                      <a:fillRect/>
+                    </a:stretch>
+                  </pic:blipFill>
+                  <pic:spPr>
+                    <a:xfrm>
+                      <a:off x="0" y="0"/>
+                      <a:ext cx="5486400" cy="2834640"/>
+                    </a:xfrm>
+                    <a:prstGeom prst="rect"/>
+                  </pic:spPr>
+                </pic:pic>
+              </a:graphicData>
+            </a:graphic>
+          </wp:inline>
+        </w:drawing>
+      </w:r>
+    </w:p>
+    <w:p>
+      <w:pPr>
+        <w:spacing w:line="336" w:lineRule="auto" w:after="180"/>
+      </w:pPr>
+      <w:r>
+        <w:rPr>
+          <w:b/>
+        </w:rPr>
+        <w:t>Release review</w:t>
+      </w:r>
+      <w:r>
+        <w:rPr>
+          <w:b w:val="0"/>
+        </w:rPr>
+        <w:t xml:space="preserve"> applies explicit conditions to a specific candidate version. Completed coding is not </w:t>
+      </w:r>
+      <w:r>
+        <w:rPr>
+          <w:b/>
+        </w:rPr>
+        <w:t>evidence</w:t>
+      </w:r>
+      <w:r>
+        <w:rPr>
+          <w:b w:val="0"/>
+        </w:rPr>
+        <w:t xml:space="preserve"> that all operational obligations are satisfied.</w:t>
+      </w:r>
+    </w:p>
+    <w:p>
+      <w:pPr>
+        <w:spacing w:line="336" w:lineRule="auto" w:after="180"/>
+      </w:pPr>
+      <w:r>
+        <w:rPr>
+          <w:b w:val="0"/>
+        </w:rPr>
+        <w:t>Limit: Approval cannot guarantee zero future faults; retain ownership, monitoring and recovery arrangements.</w:t>
+      </w:r>
+    </w:p>
+    <w:p>
+      <w:pPr>
+        <w:spacing w:line="336" w:lineRule="auto" w:after="180"/>
+        <w:shd w:fill="F5F1FB"/>
+      </w:pPr>
+      <w:r>
+        <w:rPr>
+          <w:b w:val="0"/>
+        </w:rPr>
+        <w:t>Explain the case, then point to a limit on the claim.</w:t>
+      </w:r>
+    </w:p>
+    <w:p>
+      <w:pPr>
+        <w:pStyle w:val="Heading3"/>
+      </w:pPr>
+      <w:r>
+        <w:t>Discuss while showing the picture</w:t>
+      </w:r>
+    </w:p>
+    <w:p>
+      <w:pPr>
+        <w:spacing w:line="336" w:lineRule="auto" w:after="180"/>
+        <w:shd w:fill="F1F6F8"/>
+      </w:pPr>
+      <w:r>
+        <w:rPr>
+          <w:b w:val="0"/>
+        </w:rPr>
+        <w:t>Teacher prompt: Explain the case, then point to a limit on the claim. Ask learners to describe one label or arrow in ordinary words. Use the adjacent transcript if the image is difficult to see.</w:t>
+      </w:r>
+    </w:p>
+    <w:p>
+      <w:pPr>
+        <w:spacing w:line="336" w:lineRule="auto" w:after="180"/>
+        <w:shd w:fill="F1F6F8"/>
+      </w:pPr>
+      <w:r>
+        <w:rPr>
+          <w:b w:val="0"/>
+        </w:rPr>
+        <w:t>Keep the stated scope: Approval cannot guarantee zero future faults; retain ownership, monitoring and recovery arrangements.</w:t>
+      </w:r>
+    </w:p>
+    <w:p>
+      <w:pPr>
+        <w:pStyle w:val="Heading3"/>
+      </w:pPr>
+      <w:r>
+        <w:t>06. Make the idea visible in your project</w:t>
+      </w:r>
+    </w:p>
+    <w:p>
+      <w:r>
+        <w:drawing>
+          <wp:inline xmlns:a="http://schemas.openxmlformats.org/drawingml/2006/main" xmlns:pic="http://schemas.openxmlformats.org/drawingml/2006/picture">
+            <wp:extent cx="5486400" cy="3529584"/>
+            <wp:docPr id="7" name="Picture 7" descr="For the Grounded Learning Service, retain an annotated trace and the changed-case result. Name the contract or evidence that makes the deciding step valid, so another team can review it. Draw your input, deciding step, result and limit. Supported question: Apply the three mandatory release gates to the recorded results. Why do two passes not outweigh the deletion failure, and what evidence must follow its repair?"/>
+            <wp:cNvGraphicFramePr>
+              <a:graphicFrameLocks noChangeAspect="1"/>
+            </wp:cNvGraphicFramePr>
+            <a:graphic>
+              <a:graphicData uri="http://schemas.openxmlformats.org/drawingml/2006/picture">
+                <pic:pic>
+                  <pic:nvPicPr>
+                    <pic:cNvPr id="0" name="academy-story-ai-6-35-06.png"/>
+                    <pic:cNvPicPr/>
+                  </pic:nvPicPr>
+                  <pic:blipFill>
+                    <a:blip r:embed="rId15"/>
+                    <a:stretch>
+                      <a:fillRect/>
+                    </a:stretch>
+                  </pic:blipFill>
+                  <pic:spPr>
+                    <a:xfrm>
+                      <a:off x="0" y="0"/>
+                      <a:ext cx="5486400" cy="3529584"/>
+                    </a:xfrm>
+                    <a:prstGeom prst="rect"/>
+                  </pic:spPr>
+                </pic:pic>
+              </a:graphicData>
+            </a:graphic>
+          </wp:inline>
+        </w:drawing>
+      </w:r>
+    </w:p>
+    <w:p>
+      <w:pPr>
+        <w:spacing w:line="336" w:lineRule="auto" w:after="180"/>
+      </w:pPr>
+      <w:r>
+        <w:rPr>
+          <w:b w:val="0"/>
+        </w:rPr>
+        <w:t xml:space="preserve">For the Grounded Learning Service, retain an annotated trace and the changed-case result. Name the contract or </w:t>
+      </w:r>
+      <w:r>
+        <w:rPr>
+          <w:b/>
+        </w:rPr>
+        <w:t>evidence</w:t>
+      </w:r>
+      <w:r>
+        <w:rPr>
+          <w:b w:val="0"/>
+        </w:rPr>
+        <w:t xml:space="preserve"> that makes the deciding step valid, so another team can review it.</w:t>
+      </w:r>
+    </w:p>
+    <w:p>
+      <w:pPr>
+        <w:spacing w:line="336" w:lineRule="auto" w:after="180"/>
+      </w:pPr>
+      <w:r>
+        <w:rPr>
+          <w:b w:val="0"/>
+        </w:rPr>
+        <w:t xml:space="preserve">Draw your </w:t>
+      </w:r>
+      <w:r>
+        <w:rPr>
+          <w:b/>
+        </w:rPr>
+        <w:t>input</w:t>
+      </w:r>
+      <w:r>
+        <w:rPr>
+          <w:b w:val="0"/>
+        </w:rPr>
+        <w:t>, deciding step, result and limit. Supported question: Apply the three mandatory release gates to the recorded results.</w:t>
+      </w:r>
+    </w:p>
+    <w:p>
+      <w:pPr>
+        <w:spacing w:line="336" w:lineRule="auto" w:after="180"/>
+      </w:pPr>
+      <w:r>
+        <w:rPr>
+          <w:b w:val="0"/>
+        </w:rPr>
+        <w:t xml:space="preserve">Why do two passes not outweigh the deletion failure, and what </w:t>
+      </w:r>
+      <w:r>
+        <w:rPr>
+          <w:b/>
+        </w:rPr>
+        <w:t>evidence</w:t>
+      </w:r>
+      <w:r>
+        <w:rPr>
+          <w:b w:val="0"/>
+        </w:rPr>
+        <w:t xml:space="preserve"> must follow its repair?</w:t>
+      </w:r>
+    </w:p>
+    <w:p>
+      <w:pPr>
+        <w:spacing w:line="336" w:lineRule="auto" w:after="180"/>
+        <w:shd w:fill="F5F1FB"/>
+      </w:pPr>
+      <w:r>
+        <w:rPr>
+          <w:b w:val="0"/>
+        </w:rPr>
+        <w:t xml:space="preserve">Draw your project trace and justify the deciding step using </w:t>
+      </w:r>
+      <w:r>
+        <w:rPr>
+          <w:b/>
+        </w:rPr>
+        <w:t>evidence</w:t>
+      </w:r>
+      <w:r>
+        <w:rPr>
+          <w:b w:val="0"/>
+        </w:rPr>
+        <w:t>.</w:t>
+      </w:r>
+    </w:p>
+    <w:p>
+      <w:pPr>
+        <w:pStyle w:val="Heading3"/>
+      </w:pPr>
+      <w:r>
+        <w:t>Discuss while showing the picture</w:t>
+      </w:r>
+    </w:p>
+    <w:p>
+      <w:pPr>
+        <w:spacing w:line="336" w:lineRule="auto" w:after="180"/>
+        <w:shd w:fill="F1F6F8"/>
+      </w:pPr>
+      <w:r>
+        <w:rPr>
+          <w:b w:val="0"/>
+        </w:rPr>
+        <w:t xml:space="preserve">Teacher prompt: Draw your project trace and justify the deciding step using </w:t>
+      </w:r>
+      <w:r>
+        <w:rPr>
+          <w:b/>
+        </w:rPr>
+        <w:t>evidence</w:t>
+      </w:r>
+      <w:r>
+        <w:rPr>
+          <w:b w:val="0"/>
+        </w:rPr>
+        <w:t>. Ask learners to describe one label or arrow in ordinary words. Use the adjacent transcript if the image is difficult to see.</w:t>
+      </w:r>
+    </w:p>
+    <w:p>
+      <w:pPr>
+        <w:spacing w:line="336" w:lineRule="auto" w:after="180"/>
+        <w:shd w:fill="F1F6F8"/>
+      </w:pPr>
+      <w:r>
+        <w:rPr>
+          <w:b w:val="0"/>
+        </w:rPr>
+        <w:t>Supported practice key: Record two passes and the specific deletion failure. Block release; a majority of passes is insufficient. Remove the listed copy and verify it before a fresh review.</w:t>
+      </w:r>
+    </w:p>
+    <w:p>
+      <w:pPr>
+        <w:spacing w:line="336" w:lineRule="auto" w:after="180"/>
+        <w:shd w:fill="F1F6F8"/>
+      </w:pPr>
+      <w:r>
+        <w:rPr>
+          <w:b w:val="0"/>
+        </w:rPr>
+        <w:t xml:space="preserve">Changed case: That gate can pass; review the complete current </w:t>
+      </w:r>
+      <w:r>
+        <w:rPr>
+          <w:b/>
+        </w:rPr>
+        <w:t>evidence</w:t>
+      </w:r>
+      <w:r>
+        <w:rPr>
+          <w:b w:val="0"/>
+        </w:rPr>
+        <w:t xml:space="preserve"> before approving release. One repaired gate does not automatically refresh </w:t>
+      </w:r>
+      <w:r>
+        <w:rPr>
+          <w:b/>
+        </w:rPr>
+        <w:t>evidence</w:t>
+      </w:r>
+      <w:r>
+        <w:rPr>
+          <w:b w:val="0"/>
+        </w:rPr>
+        <w:t xml:space="preserve"> for every other gate.</w:t>
       </w:r>
     </w:p>
     <w:sectPr>

--- a/downloads/teacher/ai-6-week-35.docx
+++ b/downloads/teacher/ai-6-week-35.docx
@@ -143,7 +143,7 @@
           </w:tcPr>
           <w:p>
             <w:r>
-              <w:t>Sections 1–6; record the brief recall in the workbook.</w:t>
+              <w:t>Use Your mission, Notice the evidence, See how it works, Words that unlock the idea and Follow a worked example; record recall in the workbook.</w:t>
             </w:r>
           </w:p>
         </w:tc>
@@ -175,7 +175,7 @@
           </w:tcPr>
           <w:p>
             <w:r>
-              <w:t>Sections 7–10; use the matching workbook W2 and misconception check.</w:t>
+              <w:t>Use Find and repair a mistake, Practise together and Build your understanding; use the matching workbook W2 and Individual reasoning check.</w:t>
             </w:r>
           </w:p>
         </w:tc>
@@ -207,7 +207,7 @@
           </w:tcPr>
           <w:p>
             <w:r>
-              <w:t>Sections 9 and 11–14. Give extra time to finish the full task set; use Section 15 when the week includes a coding lab.</w:t>
+              <w:t>Use Run the investigation, Connect your project and Try a new case independently. Allow extra time for the full task set. When code is supplied, use the examples in See how it works or Follow a worked example and the browser lab in Supported practice, repair and portfolio.</w:t>
             </w:r>
           </w:p>
         </w:tc>
@@ -828,7 +828,7 @@
         <w:rPr>
           <w:b w:val="0"/>
         </w:rPr>
-        <w:t xml:space="preserve">Toy release requires all access tests, no unauthorised effects, at least90% ordinary-case pass and a compatible </w:t>
+        <w:t xml:space="preserve">Toy release requires all access tests, no unauthorised effects, at least 90% ordinary-case pass and a compatible </w:t>
       </w:r>
       <w:r>
         <w:rPr>
@@ -1072,7 +1072,7 @@
           </w:tcPr>
           <w:p>
             <w:r>
-              <w:t>Ordinary cases18/20 pass; access all pass; no effects; rollback not tested.</w:t>
+              <w:t>Ordinary cases 18/20 pass; access all pass; no effects; rollback not tested.</w:t>
             </w:r>
           </w:p>
         </w:tc>
@@ -1082,7 +1082,7 @@
           </w:tcPr>
           <w:p>
             <w:r>
-              <w:t>Toy release requires all access tests, no unauthorised effects, at least90% ordinary-case pass and a compatible rollback rehearsal.</w:t>
+              <w:t>Toy release requires all access tests, no unauthorised effects, at least 90% ordinary-case pass and a compatible rollback rehearsal.</w:t>
             </w:r>
           </w:p>
         </w:tc>
@@ -1230,7 +1230,7 @@
         <w:rPr>
           <w:b w:val="0"/>
         </w:rPr>
-        <w:t>Ordinary cases18/20 pass; access all pass; no effects; rollback not tested.</w:t>
+        <w:t>Ordinary cases 18/20 pass; access all pass; no effects; rollback not tested.</w:t>
       </w:r>
     </w:p>
     <w:p>
@@ -2100,7 +2100,7 @@
         <w:rPr>
           <w:b w:val="0"/>
         </w:rPr>
-        <w:t xml:space="preserve">Use the worked example in Sections 3 and 6. Collect a </w:t>
+        <w:t xml:space="preserve">Use See how it works and Follow a worked example. Collect a </w:t>
       </w:r>
       <w:r>
         <w:rPr>
@@ -2186,7 +2186,7 @@
         <w:rPr>
           <w:b w:val="0"/>
         </w:rPr>
-        <w:t>Completion task: Ordinary cases18/20 pass; access all pass; no effects; rollback not tested. Show the intermediate steps and give the conclusion with its scope.</w:t>
+        <w:t>Completion task: Ordinary cases 18/20 pass; access all pass; no effects; rollback not tested. Show the intermediate steps and give the conclusion with its scope.</w:t>
       </w:r>
     </w:p>
     <w:p>
@@ -2585,7 +2585,7 @@
         <w:rPr>
           <w:b w:val="0"/>
         </w:rPr>
-        <w:t xml:space="preserve">Use Section 9 for the </w:t>
+        <w:t xml:space="preserve">Use Run the investigation for the </w:t>
       </w:r>
       <w:r>
         <w:rPr>
@@ -2995,7 +2995,7 @@
         <w:rPr>
           <w:b w:val="0"/>
         </w:rPr>
-        <w:t xml:space="preserve">Toy release requires all access tests, no unauthorised effects, at least90% ordinary-case pass and a compatible </w:t>
+        <w:t xml:space="preserve">Toy release requires all access tests, no unauthorised effects, at least 90% ordinary-case pass and a compatible </w:t>
       </w:r>
       <w:r>
         <w:rPr>
@@ -3047,7 +3047,7 @@
         <w:rPr>
           <w:b w:val="0"/>
         </w:rPr>
-        <w:t>Ordinary cases18/20 pass; access all pass; no effects; rollback not tested. Show the intermediate steps and give the conclusion with its scope.</w:t>
+        <w:t>Ordinary cases 18/20 pass; access all pass; no effects; rollback not tested. Show the intermediate steps and give the conclusion with its scope.</w:t>
       </w:r>
     </w:p>
     <w:p>
@@ -3191,7 +3191,7 @@
         <w:rPr>
           <w:b w:val="0"/>
         </w:rPr>
-        <w:t>Ordinary27/30 pass; access1/5 fails; rollback passes; no effects. Decide.</w:t>
+        <w:t>Ordinary 27/30 pass; access 1/5 fails; rollback passes; no effects. Decide.</w:t>
       </w:r>
     </w:p>
     <w:p>
@@ -3371,7 +3371,7 @@
         <w:rPr>
           <w:b w:val="0"/>
         </w:rPr>
-        <w:t>Fresh retry: Ordinary19/20, all access pass, one unauthorised send, rollback passes. Expected reasoning: 95% ordinary; side-effect gate fails. Aggregate score cannot override it.</w:t>
+        <w:t>Fresh retry: Ordinary 19/20, all access pass, one unauthorised send, rollback passes. Expected reasoning: 95% ordinary; side-effect gate fails. Aggregate score cannot override it.</w:t>
       </w:r>
     </w:p>
     <w:p>
@@ -3411,7 +3411,7 @@
         <w:rPr>
           <w:b w:val="0"/>
         </w:rPr>
-        <w:t>Selected case: Ordinary27/30 pass; access1/5 fails; rollback passes; no effects. Decide.</w:t>
+        <w:t>Selected case: Ordinary 27/30 pass; access 1/5 fails; rollback passes; no effects. Decide.</w:t>
       </w:r>
     </w:p>
     <w:p>
@@ -3651,7 +3651,7 @@
         <w:rPr>
           <w:b w:val="0"/>
         </w:rPr>
-        <w:t xml:space="preserve"> pack: Ordinary27/30 pass; access1/5 fails; rollback passes; no effects. Decide.</w:t>
+        <w:t xml:space="preserve"> pack: Ordinary 27/30 pass; access 1/5 fails; rollback passes; no effects. Decide.</w:t>
       </w:r>
     </w:p>
     <w:p>
@@ -4155,7 +4155,7 @@
           </w:tcPr>
           <w:p>
             <w:r>
-              <w:t>Sections 1–6; record the brief recall in the workbook.</w:t>
+              <w:t>Use Your mission, Notice the evidence, See how it works, Words that unlock the idea and Follow a worked example; record recall in the workbook.</w:t>
             </w:r>
           </w:p>
         </w:tc>
@@ -4187,7 +4187,7 @@
           </w:tcPr>
           <w:p>
             <w:r>
-              <w:t>Sections 7–10; use the matching workbook W2 and misconception check.</w:t>
+              <w:t>Use Find and repair a mistake, Practise together and Build your understanding; use the matching workbook W2 and Individual reasoning check.</w:t>
             </w:r>
           </w:p>
         </w:tc>
@@ -4219,7 +4219,7 @@
           </w:tcPr>
           <w:p>
             <w:r>
-              <w:t>Sections 9 and 11–14. Give extra time to finish the full task set; use Section 15 when the week includes a coding lab.</w:t>
+              <w:t>Use Run the investigation, Connect your project and Try a new case independently. Allow extra time for the full task set. When code is supplied, use the examples in See how it works or Follow a worked example and the browser lab in Supported practice, repair and portfolio.</w:t>
             </w:r>
           </w:p>
         </w:tc>
@@ -4233,7 +4233,7 @@
         <w:rPr>
           <w:b w:val="0"/>
         </w:rPr>
-        <w:t>Before class, solve the supported practice: Ordinary cases18/20 pass; access all pass; no effects; rollback not tested. Show the intermediate steps and give the conclusion with its scope.</w:t>
+        <w:t>Before class, solve the supported practice: Ordinary cases 18/20 pass; access all pass; no effects; rollback not tested. Show the intermediate steps and give the conclusion with its scope.</w:t>
       </w:r>
     </w:p>
     <w:p>
@@ -5058,7 +5058,7 @@
         <w:drawing>
           <wp:inline xmlns:a="http://schemas.openxmlformats.org/drawingml/2006/main" xmlns:pic="http://schemas.openxmlformats.org/drawingml/2006/picture">
             <wp:extent cx="5486400" cy="2834640"/>
-            <wp:docPr id="4" name="Picture 4" descr="Capstone release review — evidence trace. Ordinary cases18/20 pass; access all pass; no effects; rollback not tested. | Toy release requires all access tests, no unauthorised effects, at least90% ordinary-case pass and a compatible rollback rehearsal. | 90% ordinary threshold met but rollback evidence missing, so release is not ready. Absence of a failure report is not a passed rehearsal."/>
+            <wp:docPr id="4" name="Picture 4" descr="Capstone release review — evidence trace. Ordinary cases 18/20 pass; access all pass; no effects; rollback not tested. | Toy release requires all access tests, no unauthorised effects, at least 90% ordinary-case pass and a compatible rollback rehearsal. | 90% ordinary threshold met but rollback evidence missing, so release is not ready. Absence of a failure report is not a passed rehearsal."/>
             <wp:cNvGraphicFramePr>
               <a:graphicFrameLocks noChangeAspect="1"/>
             </wp:cNvGraphicFramePr>
@@ -5132,7 +5132,7 @@
         <w:rPr>
           <w:b w:val="0"/>
         </w:rPr>
-        <w:t xml:space="preserve">Ordinary cases18/20 pass; access all pass; no effects; rollback not tested. | Toy release requires all access tests, no unauthorised effects, at least90% ordinary-case pass and a compatible </w:t>
+        <w:t xml:space="preserve">Ordinary cases 18/20 pass; access all pass; no effects; rollback not tested. | Toy release requires all access tests, no unauthorised effects, at least 90% ordinary-case pass and a compatible </w:t>
       </w:r>
       <w:r>
         <w:rPr>

--- a/downloads/teacher/ai-6-week-35.docx
+++ b/downloads/teacher/ai-6-week-35.docx
@@ -25,20 +25,38 @@
         <w:pStyle w:val="Heading1"/>
       </w:pPr>
       <w:r>
-        <w:t>01. Prepare the purpose, prerequisites and materials</w:t>
+        <w:t>Ask which gate blocks and whether its evidence matches the candidate.</w:t>
       </w:r>
     </w:p>
     <w:p>
       <w:r>
-        <w:t>Prepare Capstone release review: check the target, prerequisites, resources and adaptable teaching schedule.</w:t>
+        <w:t>Teach mandatory conditions and scoped review eligibility without invented tests, sign-offs or release actions.</w:t>
       </w:r>
     </w:p>
     <w:p>
-      <w:pPr>
-        <w:pStyle w:val="Heading3"/>
-      </w:pPr>
-      <w:r>
-        <w:t>Teach the learning cycle</w:t>
+      <w:r>
+        <w:t>Model threshold equality → inspect missing rehearsal → contrast deletion and access failures → check versioned repair evidence → preserve decision history.</w:t>
+      </w:r>
+    </w:p>
+    <w:p>
+      <w:pPr>
+        <w:pStyle w:val="Heading1"/>
+      </w:pPr>
+      <w:r>
+        <w:t>01. Prepare the connected service investigation</w:t>
+      </w:r>
+    </w:p>
+    <w:p>
+      <w:r>
+        <w:t>Keep modelling, shared practice and independent evidence distinct.</w:t>
+      </w:r>
+    </w:p>
+    <w:p>
+      <w:pPr>
+        <w:pStyle w:val="Heading2"/>
+      </w:pPr>
+      <w:r>
+        <w:t>Target and main teaching plan</w:t>
       </w:r>
     </w:p>
     <w:p>
@@ -249,18 +267,21 @@
     </w:p>
     <w:p>
       <w:pPr>
-        <w:pStyle w:val="Heading3"/>
-      </w:pPr>
-      <w:r>
-        <w:t>Retrieval answer guidance</w:t>
+        <w:pStyle w:val="Heading2"/>
+      </w:pPr>
+      <w:r>
+        <w:t>Preparation and prerequisite</w:t>
       </w:r>
     </w:p>
     <w:p>
       <w:pPr>
-        <w:pStyle w:val="Heading3"/>
-      </w:pPr>
-      <w:r>
-        <w:t>Capstone failure testing</w:t>
+        <w:spacing w:line="336" w:lineRule="auto" w:after="180"/>
+      </w:pPr>
+      <w:r>
+        <w:rPr>
+          <w:b w:val="0"/>
+        </w:rPr>
+        <w:t>Lesson and workbook; paper and pencil</w:t>
       </w:r>
     </w:p>
     <w:p>
@@ -271,7 +292,7 @@
         <w:rPr>
           <w:b w:val="0"/>
         </w:rPr>
-        <w:t>Without opening the old lesson, explain one key idea from Capstone failure testing. Give an example and a mistake that the idea helps you avoid.</w:t>
+        <w:t>Calculator and optional local Python 3 for arithmetic; no live API or private data</w:t>
       </w:r>
     </w:p>
     <w:p>
@@ -282,19 +303,7 @@
         <w:rPr>
           <w:b w:val="0"/>
         </w:rPr>
-        <w:t xml:space="preserve">Look for: Explain the </w:t>
-      </w:r>
-      <w:r>
-        <w:rPr>
-          <w:b/>
-        </w:rPr>
-        <w:t>mechanism</w:t>
-      </w:r>
-      <w:r>
-        <w:rPr>
-          <w:b w:val="0"/>
-        </w:rPr>
-        <w:t xml:space="preserve"> and terminology of capstone failure testing</w:t>
+        <w:t>Prepare the fresh retry separately and withhold its solution until after collection</w:t>
       </w:r>
     </w:p>
     <w:p>
@@ -305,31 +314,31 @@
         <w:rPr>
           <w:b w:val="0"/>
         </w:rPr>
-        <w:t xml:space="preserve">Reference example, not the only acceptable wording: Teacher explanation: Capstone failure testing checks denied roles, missing </w:t>
+        <w:t xml:space="preserve">A result depends on the </w:t>
       </w:r>
       <w:r>
         <w:rPr>
           <w:b/>
         </w:rPr>
-        <w:t>evidence</w:t>
+        <w:t>input</w:t>
       </w:r>
       <w:r>
         <w:rPr>
           <w:b w:val="0"/>
         </w:rPr>
-        <w:t xml:space="preserve">, invalid </w:t>
+        <w:t xml:space="preserve">s, procedure and conditions that produced it. Preserve data roles and distinguish observed outcomes from </w:t>
       </w:r>
       <w:r>
         <w:rPr>
           <w:b/>
         </w:rPr>
-        <w:t>input</w:t>
+        <w:t>prediction</w:t>
       </w:r>
       <w:r>
         <w:rPr>
           <w:b w:val="0"/>
         </w:rPr>
-        <w:t>, timeouts and stale data. Each expected outcome is written before the run.</w:t>
+        <w:t>s or unmeasured conditions.</w:t>
       </w:r>
     </w:p>
     <w:p>
@@ -340,15 +349,15 @@
         <w:rPr>
           <w:b w:val="0"/>
         </w:rPr>
-        <w:t>Use a failure matrix linking condition to expected response and forbidden calls. Test both visible result and operation trace. Preserve failed fixtures for regression checks.</w:t>
+        <w:t>If the prior concept cannot be explained, use a short retrieval activity before this chapter.</w:t>
       </w:r>
     </w:p>
     <w:p>
       <w:pPr>
-        <w:pStyle w:val="Heading3"/>
-      </w:pPr>
-      <w:r>
-        <w:t>Documentation and operational readiness</w:t>
+        <w:pStyle w:val="Heading2"/>
+      </w:pPr>
+      <w:r>
+        <w:t>Opening retrieval</w:t>
       </w:r>
     </w:p>
     <w:p>
@@ -359,7 +368,7 @@
         <w:rPr>
           <w:b w:val="0"/>
         </w:rPr>
-        <w:t>Without opening the old lesson, explain one key idea from Documentation and operational readiness. Give an example and a mistake that the idea helps you avoid.</w:t>
+        <w:t>Without opening the old lesson, explain one key idea from Capstone failure testing. Give an example and a mistake that the idea helps you avoid.</w:t>
       </w:r>
     </w:p>
     <w:p>
@@ -382,7 +391,7 @@
         <w:rPr>
           <w:b w:val="0"/>
         </w:rPr>
-        <w:t xml:space="preserve"> and terminology of documentation and operational readiness</w:t>
+        <w:t xml:space="preserve"> and terminology of capstone failure testing</w:t>
       </w:r>
     </w:p>
     <w:p>
@@ -393,7 +402,31 @@
         <w:rPr>
           <w:b w:val="0"/>
         </w:rPr>
-        <w:t>Reference example, not the only acceptable wording: Teacher explanation: Operational documentation tells another person how to run, verify, observe and recover the service. A successful developer demo is not readiness.</w:t>
+        <w:t xml:space="preserve">Reference example, not the only acceptable wording: Teacher explanation: Capstone failure testing checks denied roles, missing </w:t>
+      </w:r>
+      <w:r>
+        <w:rPr>
+          <w:b/>
+        </w:rPr>
+        <w:t>evidence</w:t>
+      </w:r>
+      <w:r>
+        <w:rPr>
+          <w:b w:val="0"/>
+        </w:rPr>
+        <w:t xml:space="preserve">, invalid </w:t>
+      </w:r>
+      <w:r>
+        <w:rPr>
+          <w:b/>
+        </w:rPr>
+        <w:t>input</w:t>
+      </w:r>
+      <w:r>
+        <w:rPr>
+          <w:b w:val="0"/>
+        </w:rPr>
+        <w:t>, timeouts and stale data. Each expected outcome is written before the run.</w:t>
       </w:r>
     </w:p>
     <w:p>
@@ -404,15 +437,18 @@
         <w:rPr>
           <w:b w:val="0"/>
         </w:rPr>
-        <w:t>A runbook names versions, required non-secret configuration, secret key names, health checks, release/rollback dependencies, alerts and owners. Test it with a fresh operator and fictional fixtures.</w:t>
+        <w:t>Use a failure matrix linking condition to expected response and forbidden calls. Test both visible result and operation trace. Preserve failed fixtures for regression checks.</w:t>
       </w:r>
     </w:p>
     <w:p>
       <w:pPr>
-        <w:pStyle w:val="Heading3"/>
-      </w:pPr>
-      <w:r>
-        <w:t>Performance and cost experiments</w:t>
+        <w:spacing w:line="336" w:lineRule="auto" w:after="180"/>
+      </w:pPr>
+      <w:r>
+        <w:rPr>
+          <w:b w:val="0"/>
+        </w:rPr>
+        <w:t>Without opening the old lesson, explain one key idea from Documentation and operational readiness. Give an example and a mistake that the idea helps you avoid.</w:t>
       </w:r>
     </w:p>
     <w:p>
@@ -423,7 +459,19 @@
         <w:rPr>
           <w:b w:val="0"/>
         </w:rPr>
-        <w:t>Without opening the old lesson, explain one key idea from Performance and cost experiments. Give an example and a mistake that the idea helps you avoid.</w:t>
+        <w:t xml:space="preserve">Look for: Explain the </w:t>
+      </w:r>
+      <w:r>
+        <w:rPr>
+          <w:b/>
+        </w:rPr>
+        <w:t>mechanism</w:t>
+      </w:r>
+      <w:r>
+        <w:rPr>
+          <w:b w:val="0"/>
+        </w:rPr>
+        <w:t xml:space="preserve"> and terminology of documentation and operational readiness</w:t>
       </w:r>
     </w:p>
     <w:p>
@@ -434,19 +482,7 @@
         <w:rPr>
           <w:b w:val="0"/>
         </w:rPr>
-        <w:t xml:space="preserve">Look for: Explain the </w:t>
-      </w:r>
-      <w:r>
-        <w:rPr>
-          <w:b/>
-        </w:rPr>
-        <w:t>mechanism</w:t>
-      </w:r>
-      <w:r>
-        <w:rPr>
-          <w:b w:val="0"/>
-        </w:rPr>
-        <w:t xml:space="preserve"> and terminology of performance and cost experiments</w:t>
+        <w:t>Reference example, not the only acceptable wording: Teacher explanation: Operational documentation tells another person how to run, verify, observe and recover the service. A successful developer demo is not readiness.</w:t>
       </w:r>
     </w:p>
     <w:p>
@@ -457,7 +493,7 @@
         <w:rPr>
           <w:b w:val="0"/>
         </w:rPr>
-        <w:t>Reference example, not the only acceptable wording: Teacher explanation: Performance experiments compare matched workloads with declared timing boundaries and quality constraints. Averages can hide slow cases.</w:t>
+        <w:t>A runbook names versions, required non-secret configuration, secret key names, health checks, release/rollback dependencies, alerts and owners. Test it with a fresh operator and fictional fixtures.</w:t>
       </w:r>
     </w:p>
     <w:p>
@@ -468,7 +504,7 @@
         <w:rPr>
           <w:b w:val="0"/>
         </w:rPr>
-        <w:t>Use the same cases and environment; record every duration and success. For a simple median sort values and average the middle pair for even counts. Keep failed requests visible.</w:t>
+        <w:t>Without opening the old lesson, explain one key idea from Performance and cost experiments. Give an example and a mistake that the idea helps you avoid.</w:t>
       </w:r>
     </w:p>
     <w:p>
@@ -479,31 +515,19 @@
         <w:rPr>
           <w:b w:val="0"/>
         </w:rPr>
-        <w:t xml:space="preserve">Two 45-minute sessions. </w:t>
+        <w:t xml:space="preserve">Look for: Explain the </w:t>
       </w:r>
       <w:r>
         <w:rPr>
           <w:b/>
         </w:rPr>
-        <w:t>Release review</w:t>
+        <w:t>mechanism</w:t>
       </w:r>
       <w:r>
         <w:rPr>
           <w:b w:val="0"/>
         </w:rPr>
-        <w:t xml:space="preserve"> combines correctness, access, failure recovery and operational readiness. </w:t>
-      </w:r>
-      <w:r>
-        <w:rPr>
-          <w:b/>
-        </w:rPr>
-        <w:t>Critical gate</w:t>
-      </w:r>
-      <w:r>
-        <w:rPr>
-          <w:b w:val="0"/>
-        </w:rPr>
-        <w:t>s can block release independently of an average score.</w:t>
+        <w:t xml:space="preserve"> and terminology of performance and cost experiments</w:t>
       </w:r>
     </w:p>
     <w:p>
@@ -514,19 +538,7 @@
         <w:rPr>
           <w:b w:val="0"/>
         </w:rPr>
-        <w:t xml:space="preserve">Use the supplied constructed scenarios to make the </w:t>
-      </w:r>
-      <w:r>
-        <w:rPr>
-          <w:b/>
-        </w:rPr>
-        <w:t>mechanism</w:t>
-      </w:r>
-      <w:r>
-        <w:rPr>
-          <w:b w:val="0"/>
-        </w:rPr>
-        <w:t xml:space="preserve"> inspectable. Collect W4 before sharing solutions.</w:t>
+        <w:t>Reference example, not the only acceptable wording: Teacher explanation: Performance experiments compare matched workloads with declared timing boundaries and quality constraints. Averages can hide slow cases.</w:t>
       </w:r>
     </w:p>
     <w:p>
@@ -537,27 +549,15 @@
         <w:rPr>
           <w:b w:val="0"/>
         </w:rPr>
-        <w:t xml:space="preserve">Students should name intermediate </w:t>
-      </w:r>
-      <w:r>
-        <w:rPr>
-          <w:b/>
-        </w:rPr>
-        <w:t>evidence</w:t>
-      </w:r>
-      <w:r>
-        <w:rPr>
-          <w:b w:val="0"/>
-        </w:rPr>
-        <w:t xml:space="preserve"> and limitations; classroom pacing and learning effectiveness remain unvalidated.</w:t>
+        <w:t>Use the same cases and environment; record every duration and success. For a simple median sort values and average the middle pair for even counts. Keep failed requests visible.</w:t>
       </w:r>
     </w:p>
     <w:p>
       <w:pPr>
-        <w:pStyle w:val="Heading3"/>
-      </w:pPr>
-      <w:r>
-        <w:t>Outcomes</w:t>
+        <w:pStyle w:val="Heading2"/>
+      </w:pPr>
+      <w:r>
+        <w:t>Pictured end goal</w:t>
       </w:r>
     </w:p>
     <w:p>
@@ -568,47 +568,35 @@
         <w:rPr>
           <w:b w:val="0"/>
         </w:rPr>
-        <w:t xml:space="preserve">Explain the </w:t>
+        <w:t xml:space="preserve">Explain capstone </w:t>
       </w:r>
       <w:r>
         <w:rPr>
           <w:b/>
         </w:rPr>
-        <w:t>mechanism</w:t>
+        <w:t>release review</w:t>
       </w:r>
       <w:r>
         <w:rPr>
           <w:b w:val="0"/>
         </w:rPr>
-        <w:t xml:space="preserve"> and terminology of capstone </w:t>
-      </w:r>
-      <w:r>
-        <w:rPr>
-          <w:b/>
-        </w:rPr>
-        <w:t>release review</w:t>
+        <w:t xml:space="preserve"> using the deciding step in this fictional service.</w:t>
       </w:r>
     </w:p>
     <w:p>
       <w:pPr>
-        <w:spacing w:line="336" w:lineRule="auto" w:after="180"/>
-      </w:pPr>
-      <w:r>
-        <w:rPr>
-          <w:b w:val="0"/>
-        </w:rPr>
-        <w:t>Apply the stated procedure to a new case with a traceable result</w:t>
+        <w:pStyle w:val="Heading2"/>
+      </w:pPr>
+      <w:r>
+        <w:t>Earlier wording, alternatives and picture transcripts · reference / check after trying</w:t>
       </w:r>
     </w:p>
     <w:p>
       <w:pPr>
-        <w:spacing w:line="336" w:lineRule="auto" w:after="180"/>
-      </w:pPr>
-      <w:r>
-        <w:rPr>
-          <w:b w:val="0"/>
-        </w:rPr>
-        <w:t>Identify an assumption or limitation and design a revealing follow-up</w:t>
+        <w:pStyle w:val="Heading3"/>
+      </w:pPr>
+      <w:r>
+        <w:t>Teach the learning cycle</w:t>
       </w:r>
     </w:p>
     <w:p>
@@ -616,83 +604,98 @@
         <w:pStyle w:val="Heading3"/>
       </w:pPr>
       <w:r>
-        <w:t>Preparation</w:t>
+        <w:t>Retrieval answer guidance</w:t>
       </w:r>
     </w:p>
     <w:p>
       <w:pPr>
-        <w:spacing w:line="336" w:lineRule="auto" w:after="180"/>
-      </w:pPr>
-      <w:r>
-        <w:rPr>
-          <w:b w:val="0"/>
-        </w:rPr>
-        <w:t>Lesson and workbook; paper and pencil</w:t>
+        <w:pStyle w:val="Heading3"/>
+      </w:pPr>
+      <w:r>
+        <w:t>Capstone failure testing</w:t>
       </w:r>
     </w:p>
     <w:p>
       <w:pPr>
-        <w:spacing w:line="336" w:lineRule="auto" w:after="180"/>
-      </w:pPr>
-      <w:r>
-        <w:rPr>
-          <w:b w:val="0"/>
-        </w:rPr>
-        <w:t>Calculator and optional local Python 3 for arithmetic; no live API or private data</w:t>
+        <w:pStyle w:val="Heading3"/>
+      </w:pPr>
+      <w:r>
+        <w:t>Documentation and operational readiness</w:t>
       </w:r>
     </w:p>
     <w:p>
       <w:pPr>
-        <w:spacing w:line="336" w:lineRule="auto" w:after="180"/>
-      </w:pPr>
-      <w:r>
-        <w:rPr>
-          <w:b w:val="0"/>
-        </w:rPr>
-        <w:t>Prepare the fresh retry separately and withhold its solution until after collection</w:t>
+        <w:pStyle w:val="Heading3"/>
+      </w:pPr>
+      <w:r>
+        <w:t>Performance and cost experiments</w:t>
       </w:r>
     </w:p>
     <w:p>
       <w:pPr>
-        <w:pStyle w:val="Heading3"/>
-      </w:pPr>
-      <w:r>
-        <w:t>Prerequisite answer</w:t>
+        <w:spacing w:line="336" w:lineRule="auto" w:after="180"/>
+      </w:pPr>
+      <w:r>
+        <w:rPr>
+          <w:b w:val="0"/>
+        </w:rPr>
+        <w:t xml:space="preserve">Use the three-session teaching cycle above, with extra time as needed. </w:t>
+      </w:r>
+      <w:r>
+        <w:rPr>
+          <w:b/>
+        </w:rPr>
+        <w:t>Release review</w:t>
+      </w:r>
+      <w:r>
+        <w:rPr>
+          <w:b w:val="0"/>
+        </w:rPr>
+        <w:t xml:space="preserve"> combines correctness, access, failure recovery and operational readiness. </w:t>
+      </w:r>
+      <w:r>
+        <w:rPr>
+          <w:b/>
+        </w:rPr>
+        <w:t>Critical gate</w:t>
+      </w:r>
+      <w:r>
+        <w:rPr>
+          <w:b w:val="0"/>
+        </w:rPr>
+        <w:t xml:space="preserve">s can block release independently of an average score. Use the supplied constructed scenarios to make the </w:t>
+      </w:r>
+      <w:r>
+        <w:rPr>
+          <w:b/>
+        </w:rPr>
+        <w:t>mechanism</w:t>
+      </w:r>
+      <w:r>
+        <w:rPr>
+          <w:b w:val="0"/>
+        </w:rPr>
+        <w:t xml:space="preserve"> inspectable. Collect W4 before sharing solutions. Students should name intermediate </w:t>
+      </w:r>
+      <w:r>
+        <w:rPr>
+          <w:b/>
+        </w:rPr>
+        <w:t>evidence</w:t>
+      </w:r>
+      <w:r>
+        <w:rPr>
+          <w:b w:val="0"/>
+        </w:rPr>
+        <w:t xml:space="preserve"> and limitations; classroom pacing and learning effectiveness remain unvalidated.</w:t>
       </w:r>
     </w:p>
     <w:p>
       <w:pPr>
-        <w:spacing w:line="336" w:lineRule="auto" w:after="180"/>
-      </w:pPr>
-      <w:r>
-        <w:rPr>
-          <w:b w:val="0"/>
-        </w:rPr>
-        <w:t xml:space="preserve">A result depends on the </w:t>
-      </w:r>
-      <w:r>
-        <w:rPr>
-          <w:b/>
-        </w:rPr>
-        <w:t>input</w:t>
-      </w:r>
-      <w:r>
-        <w:rPr>
-          <w:b w:val="0"/>
-        </w:rPr>
-        <w:t xml:space="preserve">s, procedure and conditions that produced it. Preserve data roles and distinguish observed outcomes from </w:t>
-      </w:r>
-      <w:r>
-        <w:rPr>
-          <w:b/>
-        </w:rPr>
-        <w:t>prediction</w:t>
-      </w:r>
-      <w:r>
-        <w:rPr>
-          <w:b w:val="0"/>
-        </w:rPr>
-        <w:t>s or unmeasured conditions.</w:t>
+        <w:pStyle w:val="Heading3"/>
+      </w:pPr>
+      <w:r>
+        <w:t>Outcomes</w:t>
       </w:r>
     </w:p>
     <w:p>
@@ -703,15 +706,36 @@
         <w:rPr>
           <w:b w:val="0"/>
         </w:rPr>
-        <w:t>If the prior concept cannot be explained, use a short retrieval activity before this chapter.</w:t>
+        <w:t xml:space="preserve">Explain the </w:t>
+      </w:r>
+      <w:r>
+        <w:rPr>
+          <w:b/>
+        </w:rPr>
+        <w:t>mechanism</w:t>
+      </w:r>
+      <w:r>
+        <w:rPr>
+          <w:b w:val="0"/>
+        </w:rPr>
+        <w:t xml:space="preserve"> and terminology of capstone </w:t>
+      </w:r>
+      <w:r>
+        <w:rPr>
+          <w:b/>
+        </w:rPr>
+        <w:t>release review</w:t>
       </w:r>
     </w:p>
     <w:p>
       <w:pPr>
-        <w:pStyle w:val="Heading3"/>
-      </w:pPr>
-      <w:r>
-        <w:t>End goal for the pictorial case</w:t>
+        <w:spacing w:line="336" w:lineRule="auto" w:after="180"/>
+      </w:pPr>
+      <w:r>
+        <w:rPr>
+          <w:b w:val="0"/>
+        </w:rPr>
+        <w:t>Apply the stated procedure to a new case with a traceable result</w:t>
       </w:r>
     </w:p>
     <w:p>
@@ -722,43 +746,31 @@
         <w:rPr>
           <w:b w:val="0"/>
         </w:rPr>
-        <w:t xml:space="preserve">Explain capstone </w:t>
-      </w:r>
-      <w:r>
-        <w:rPr>
-          <w:b/>
-        </w:rPr>
-        <w:t>release review</w:t>
-      </w:r>
-      <w:r>
-        <w:rPr>
-          <w:b w:val="0"/>
-        </w:rPr>
-        <w:t xml:space="preserve"> using the deciding step in this fictional service.</w:t>
+        <w:t>Identify an assumption or limitation and design a revealing follow-up</w:t>
       </w:r>
     </w:p>
     <w:p>
       <w:pPr>
-        <w:spacing w:line="336" w:lineRule="auto" w:after="180"/>
-      </w:pPr>
-      <w:r>
-        <w:rPr>
-          <w:b w:val="0"/>
-        </w:rPr>
-        <w:t>This added worked case illustrates the week’s main idea. Retain all original and connected topics; schedule its practice within the teaching cycle.</w:t>
+        <w:pStyle w:val="Heading3"/>
+      </w:pPr>
+      <w:r>
+        <w:t>Preparation</w:t>
       </w:r>
     </w:p>
     <w:p>
       <w:pPr>
-        <w:pStyle w:val="Heading1"/>
-      </w:pPr>
-      <w:r>
-        <w:t>02. Explain and model the mechanism</w:t>
+        <w:pStyle w:val="Heading3"/>
+      </w:pPr>
+      <w:r>
+        <w:t>Prerequisite answer</w:t>
       </w:r>
     </w:p>
     <w:p>
-      <w:r>
-        <w:t>Model Capstone release review using the supplied case, labelled mechanism and reasoning. Make the scope of each conclusion explicit.</w:t>
+      <w:pPr>
+        <w:pStyle w:val="Heading3"/>
+      </w:pPr>
+      <w:r>
+        <w:t>End goal for the pictorial case</w:t>
       </w:r>
     </w:p>
     <w:p>
@@ -767,57 +779,30 @@
       </w:pPr>
       <w:r>
         <w:rPr>
-          <w:b/>
-        </w:rPr>
-        <w:t>Release review</w:t>
-      </w:r>
-      <w:r>
-        <w:rPr>
           <w:b w:val="0"/>
         </w:rPr>
-        <w:t xml:space="preserve"> combines correctness, access, failure recovery and operational readiness. </w:t>
-      </w:r>
-      <w:r>
-        <w:rPr>
-          <w:b/>
-        </w:rPr>
-        <w:t>Critical gate</w:t>
-      </w:r>
-      <w:r>
-        <w:rPr>
-          <w:b w:val="0"/>
-        </w:rPr>
-        <w:t>s can block release independently of an average score.</w:t>
+        <w:t>This added worked case illustrates the week’s main idea. Retain all original and connected topics; schedule its practice within the teaching cycle.</w:t>
       </w:r>
     </w:p>
     <w:p>
       <w:pPr>
-        <w:pStyle w:val="Heading3"/>
-      </w:pPr>
-      <w:r>
-        <w:t>Explain Capstone release review · 1</w:t>
+        <w:pStyle w:val="Heading1"/>
+      </w:pPr>
+      <w:r>
+        <w:t>02. Teach all-mandatory review with explicit evidence states and versions</w:t>
       </w:r>
     </w:p>
     <w:p>
-      <w:pPr>
-        <w:spacing w:line="336" w:lineRule="auto" w:after="180"/>
-      </w:pPr>
-      <w:r>
-        <w:rPr>
-          <w:b w:val="0"/>
-        </w:rPr>
-        <w:t>Begin by writing the question the procedure is intended to answer. Identify the information already supplied, the information it will produce and the information still missing.</w:t>
+      <w:r>
+        <w:t>Separate main untested recovery from the picture’s deletion gate and selected access failure.</w:t>
       </w:r>
     </w:p>
     <w:p>
       <w:pPr>
-        <w:spacing w:line="336" w:lineRule="auto" w:after="180"/>
-      </w:pPr>
-      <w:r>
-        <w:rPr>
-          <w:b w:val="0"/>
-        </w:rPr>
-        <w:t>These are constructed classroom examples; they do not require live accounts, private records or an external service. Do not treat a plausible explanation as a measured outcome.</w:t>
+        <w:pStyle w:val="Heading2"/>
+      </w:pPr>
+      <w:r>
+        <w:t>Definitions and complete fictional gate contract</w:t>
       </w:r>
     </w:p>
     <w:p>
@@ -826,41 +811,1406 @@
       </w:pPr>
       <w:r>
         <w:rPr>
+          <w:b/>
+        </w:rPr>
+        <w:t>Release review</w:t>
+      </w:r>
+      <w:r>
+        <w:rPr>
           <w:b w:val="0"/>
         </w:rPr>
-        <w:t xml:space="preserve">Toy release requires all access tests, no unauthorised effects, at least 90% ordinary-case pass and a compatible </w:t>
+        <w:t xml:space="preserve"> combines correctness, access, failure recovery and operational readiness. </w:t>
       </w:r>
       <w:r>
         <w:rPr>
           <w:b/>
         </w:rPr>
-        <w:t>rollback rehearsal</w:t>
+        <w:t>Critical gate</w:t>
       </w:r>
       <w:r>
         <w:rPr>
           <w:b w:val="0"/>
         </w:rPr>
-        <w:t xml:space="preserve">. Record each gate separately with versioned </w:t>
-      </w:r>
-      <w:r>
-        <w:rPr>
-          <w:b/>
-        </w:rPr>
-        <w:t>evidence</w:t>
-      </w:r>
-      <w:r>
-        <w:rPr>
-          <w:b w:val="0"/>
-        </w:rPr>
-        <w:t>.</w:t>
+        <w:t>s can block release independently of an average score.</w:t>
       </w:r>
     </w:p>
     <w:p>
       <w:pPr>
+        <w:spacing w:line="336" w:lineRule="auto" w:after="180"/>
+      </w:pPr>
+      <w:r>
+        <w:rPr>
+          <w:b w:val="0"/>
+        </w:rPr>
+        <w:t xml:space="preserve">Toy release requires all access tests, no unauthorised effects, at least 90% ordinary-case pass and a compatible </w:t>
+      </w:r>
+      <w:r>
+        <w:rPr>
+          <w:b/>
+        </w:rPr>
+        <w:t>rollback rehearsal</w:t>
+      </w:r>
+      <w:r>
+        <w:rPr>
+          <w:b w:val="0"/>
+        </w:rPr>
+        <w:t xml:space="preserve">. Record each gate separately with versioned </w:t>
+      </w:r>
+      <w:r>
+        <w:rPr>
+          <w:b/>
+        </w:rPr>
+        <w:t>evidence</w:t>
+      </w:r>
+      <w:r>
+        <w:rPr>
+          <w:b w:val="0"/>
+        </w:rPr>
+        <w:t>.</w:t>
+      </w:r>
+    </w:p>
+    <w:tbl>
+      <w:tblPr>
+        <w:tblStyle w:val="LightShading-Accent1"/>
+        <w:tblW w:type="auto" w:w="0"/>
+        <w:tblLook w:firstColumn="1" w:firstRow="1" w:lastColumn="0" w:lastRow="0" w:noHBand="0" w:noVBand="1" w:val="04A0"/>
+      </w:tblPr>
+      <w:tblGrid>
+        <w:gridCol w:w="5112"/>
+        <w:gridCol w:w="5112"/>
+      </w:tblGrid>
+      <w:tr>
+        <w:trPr>
+          <w:tblHeader/>
+        </w:trPr>
+        <w:tc>
+          <w:tcPr>
+            <w:tcW w:type="dxa" w:w="5112"/>
+          </w:tcPr>
+          <w:p>
+            <w:r>
+              <w:t>Review contract</w:t>
+            </w:r>
+          </w:p>
+        </w:tc>
+        <w:tc>
+          <w:tcPr>
+            <w:tcW w:type="dxa" w:w="5112"/>
+          </w:tcPr>
+          <w:p>
+            <w:r>
+              <w:t>Complete fictional rule</w:t>
+            </w:r>
+          </w:p>
+        </w:tc>
+      </w:tr>
+      <w:tr>
+        <w:tc>
+          <w:tcPr>
+            <w:tcW w:type="dxa" w:w="5112"/>
+          </w:tcPr>
+          <w:p>
+            <w:r>
+              <w:t>Main candidate</w:t>
+            </w:r>
+          </w:p>
+        </w:tc>
+        <w:tc>
+          <w:tcPr>
+            <w:tcW w:type="dxa" w:w="5112"/>
+          </w:tcPr>
+          <w:p>
+            <w:r>
+              <w:t>r2; evidence records must match the reviewed candidate</w:t>
+            </w:r>
+          </w:p>
+        </w:tc>
+      </w:tr>
+      <w:tr>
+        <w:tc>
+          <w:tcPr>
+            <w:tcW w:type="dxa" w:w="5112"/>
+          </w:tcPr>
+          <w:p>
+            <w:r>
+              <w:t>Ordinary cases</w:t>
+            </w:r>
+          </w:p>
+        </w:tc>
+        <w:tc>
+          <w:tcPr>
+            <w:tcW w:type="dxa" w:w="5112"/>
+          </w:tcPr>
+          <w:p>
+            <w:r>
+              <w:t>At least 90%; main 18/20 exactly meets the threshold</w:t>
+            </w:r>
+          </w:p>
+        </w:tc>
+      </w:tr>
+      <w:tr>
+        <w:tc>
+          <w:tcPr>
+            <w:tcW w:type="dxa" w:w="5112"/>
+          </w:tcPr>
+          <w:p>
+            <w:r>
+              <w:t>Access</w:t>
+            </w:r>
+          </w:p>
+        </w:tc>
+        <w:tc>
+          <w:tcPr>
+            <w:tcW w:type="dxa" w:w="5112"/>
+          </w:tcPr>
+          <w:p>
+            <w:r>
+              <w:t>All declared access tests must pass</w:t>
+            </w:r>
+          </w:p>
+        </w:tc>
+      </w:tr>
+      <w:tr>
+        <w:tc>
+          <w:tcPr>
+            <w:tcW w:type="dxa" w:w="5112"/>
+          </w:tcPr>
+          <w:p>
+            <w:r>
+              <w:t>Effects</w:t>
+            </w:r>
+          </w:p>
+        </w:tc>
+        <w:tc>
+          <w:tcPr>
+            <w:tcW w:type="dxa" w:w="5112"/>
+          </w:tcPr>
+          <w:p>
+            <w:r>
+              <w:t>No unauthorized effects in the declared trace checks</w:t>
+            </w:r>
+          </w:p>
+        </w:tc>
+      </w:tr>
+      <w:tr>
+        <w:tc>
+          <w:tcPr>
+            <w:tcW w:type="dxa" w:w="5112"/>
+          </w:tcPr>
+          <w:p>
+            <w:r>
+              <w:t>Recovery</w:t>
+            </w:r>
+          </w:p>
+        </w:tc>
+        <w:tc>
+          <w:tcPr>
+            <w:tcW w:type="dxa" w:w="5112"/>
+          </w:tcPr>
+          <w:p>
+            <w:r>
+              <w:t>Compatible rollback rehearsal must have passing evidence; not run blocks</w:t>
+            </w:r>
+          </w:p>
+        </w:tc>
+      </w:tr>
+      <w:tr>
+        <w:tc>
+          <w:tcPr>
+            <w:tcW w:type="dxa" w:w="5112"/>
+          </w:tcPr>
+          <w:p>
+            <w:r>
+              <w:t>Evidence record</w:t>
+            </w:r>
+          </w:p>
+        </w:tc>
+        <w:tc>
+          <w:tcPr>
+            <w:tcW w:type="dxa" w:w="5112"/>
+          </w:tcPr>
+          <w:p>
+            <w:r>
+              <w:t>Gate state pass/fail/not_run, candidate version and reference for any supplied pass/fail</w:t>
+            </w:r>
+          </w:p>
+        </w:tc>
+      </w:tr>
+      <w:tr>
+        <w:tc>
+          <w:tcPr>
+            <w:tcW w:type="dxa" w:w="5112"/>
+          </w:tcPr>
+          <w:p>
+            <w:r>
+              <w:t>Separate picture</w:t>
+            </w:r>
+          </w:p>
+        </w:tc>
+        <w:tc>
+          <w:tcPr>
+            <w:tcW w:type="dxa" w:w="5112"/>
+          </w:tcPr>
+          <w:p>
+            <w:r>
+              <w:t>p2 requires factual, access and deletion gates; factual/access pass, listed backup residual makes deletion fail</w:t>
+            </w:r>
+          </w:p>
+        </w:tc>
+      </w:tr>
+      <w:tr>
+        <w:tc>
+          <w:tcPr>
+            <w:tcW w:type="dxa" w:w="5112"/>
+          </w:tcPr>
+          <w:p>
+            <w:r>
+              <w:t>Repair review</w:t>
+            </w:r>
+          </w:p>
+        </w:tc>
+        <w:tc>
+          <w:tcPr>
+            <w:tcW w:type="dxa" w:w="5112"/>
+          </w:tcPr>
+          <w:p>
+            <w:r>
+              <w:t>New p3 evidence must cover the current candidate; stale p2 passes cannot silently count for p3</w:t>
+            </w:r>
+          </w:p>
+        </w:tc>
+      </w:tr>
+      <w:tr>
+        <w:tc>
+          <w:tcPr>
+            <w:tcW w:type="dxa" w:w="5112"/>
+          </w:tcPr>
+          <w:p>
+            <w:r>
+              <w:t>Decision scope</w:t>
+            </w:r>
+          </w:p>
+        </w:tc>
+        <w:tc>
+          <w:tcPr>
+            <w:tcW w:type="dxa" w:w="5112"/>
+          </w:tcPr>
+          <w:p>
+            <w:r>
+              <w:t>Eligibility under supplied fictional gates, not actual deployment or human approval</w:t>
+            </w:r>
+          </w:p>
+        </w:tc>
+      </w:tr>
+      <w:tr>
+        <w:tc>
+          <w:tcPr>
+            <w:tcW w:type="dxa" w:w="5112"/>
+          </w:tcPr>
+          <w:p>
+            <w:r>
+              <w:t>Limits</w:t>
+            </w:r>
+          </w:p>
+        </w:tc>
+        <w:tc>
+          <w:tcPr>
+            <w:tcW w:type="dxa" w:w="5112"/>
+          </w:tcPr>
+          <w:p>
+            <w:r>
+              <w:t>Constructed evidence IDs/states are not executed checks; listed-copy verification is not unknown-copy deletion proof</w:t>
+            </w:r>
+          </w:p>
+        </w:tc>
+      </w:tr>
+    </w:tbl>
+    <w:p>
+      <w:pPr>
+        <w:pStyle w:val="Heading2"/>
+      </w:pPr>
+      <w:r>
+        <w:t>Main gate ledger and checked reasoning</w:t>
+      </w:r>
+    </w:p>
+    <w:tbl>
+      <w:tblPr>
+        <w:tblStyle w:val="LightShading-Accent1"/>
+        <w:tblW w:type="auto" w:w="0"/>
+        <w:tblLook w:firstColumn="1" w:firstRow="1" w:lastColumn="0" w:lastRow="0" w:noHBand="0" w:noVBand="1" w:val="04A0"/>
+      </w:tblPr>
+      <w:tblGrid>
+        <w:gridCol w:w="3408"/>
+        <w:gridCol w:w="3408"/>
+        <w:gridCol w:w="3408"/>
+      </w:tblGrid>
+      <w:tr>
+        <w:trPr>
+          <w:tblHeader/>
+        </w:trPr>
+        <w:tc>
+          <w:tcPr>
+            <w:tcW w:type="dxa" w:w="3408"/>
+          </w:tcPr>
+          <w:p>
+            <w:r>
+              <w:t>Main r2 gate</w:t>
+            </w:r>
+          </w:p>
+        </w:tc>
+        <w:tc>
+          <w:tcPr>
+            <w:tcW w:type="dxa" w:w="3408"/>
+          </w:tcPr>
+          <w:p>
+            <w:r>
+              <w:t>Supplied evidence</w:t>
+            </w:r>
+          </w:p>
+        </w:tc>
+        <w:tc>
+          <w:tcPr>
+            <w:tcW w:type="dxa" w:w="3408"/>
+          </w:tcPr>
+          <w:p>
+            <w:r>
+              <w:t>Gate judgment</w:t>
+            </w:r>
+          </w:p>
+        </w:tc>
+      </w:tr>
+      <w:tr>
+        <w:tc>
+          <w:tcPr>
+            <w:tcW w:type="dxa" w:w="3408"/>
+          </w:tcPr>
+          <w:p>
+            <w:r>
+              <w:t>Ordinary cases</w:t>
+            </w:r>
+          </w:p>
+        </w:tc>
+        <w:tc>
+          <w:tcPr>
+            <w:tcW w:type="dxa" w:w="3408"/>
+          </w:tcPr>
+          <w:p>
+            <w:r>
+              <w:t>18/20 = 90%</w:t>
+            </w:r>
+          </w:p>
+        </w:tc>
+        <w:tc>
+          <w:tcPr>
+            <w:tcW w:type="dxa" w:w="3408"/>
+          </w:tcPr>
+          <w:p>
+            <w:r>
+              <w:t>Pass at inclusive 90% threshold</w:t>
+            </w:r>
+          </w:p>
+        </w:tc>
+      </w:tr>
+      <w:tr>
+        <w:tc>
+          <w:tcPr>
+            <w:tcW w:type="dxa" w:w="3408"/>
+          </w:tcPr>
+          <w:p>
+            <w:r>
+              <w:t>All access tests</w:t>
+            </w:r>
+          </w:p>
+        </w:tc>
+        <w:tc>
+          <w:tcPr>
+            <w:tcW w:type="dxa" w:w="3408"/>
+          </w:tcPr>
+          <w:p>
+            <w:r>
+              <w:t>Supplied passing fixture record</w:t>
+            </w:r>
+          </w:p>
+        </w:tc>
+        <w:tc>
+          <w:tcPr>
+            <w:tcW w:type="dxa" w:w="3408"/>
+          </w:tcPr>
+          <w:p>
+            <w:r>
+              <w:t>Pass within declared cases</w:t>
+            </w:r>
+          </w:p>
+        </w:tc>
+      </w:tr>
+      <w:tr>
+        <w:tc>
+          <w:tcPr>
+            <w:tcW w:type="dxa" w:w="3408"/>
+          </w:tcPr>
+          <w:p>
+            <w:r>
+              <w:t>No unauthorized effects</w:t>
+            </w:r>
+          </w:p>
+        </w:tc>
+        <w:tc>
+          <w:tcPr>
+            <w:tcW w:type="dxa" w:w="3408"/>
+          </w:tcPr>
+          <w:p>
+            <w:r>
+              <w:t>Supplied clean fixture trace</w:t>
+            </w:r>
+          </w:p>
+        </w:tc>
+        <w:tc>
+          <w:tcPr>
+            <w:tcW w:type="dxa" w:w="3408"/>
+          </w:tcPr>
+          <w:p>
+            <w:r>
+              <w:t>Pass within declared trace</w:t>
+            </w:r>
+          </w:p>
+        </w:tc>
+      </w:tr>
+      <w:tr>
+        <w:tc>
+          <w:tcPr>
+            <w:tcW w:type="dxa" w:w="3408"/>
+          </w:tcPr>
+          <w:p>
+            <w:r>
+              <w:t>Compatible rollback rehearsal</w:t>
+            </w:r>
+          </w:p>
+        </w:tc>
+        <w:tc>
+          <w:tcPr>
+            <w:tcW w:type="dxa" w:w="3408"/>
+          </w:tcPr>
+          <w:p>
+            <w:r>
+              <w:t>Not run</w:t>
+            </w:r>
+          </w:p>
+        </w:tc>
+        <w:tc>
+          <w:tcPr>
+            <w:tcW w:type="dxa" w:w="3408"/>
+          </w:tcPr>
+          <w:p>
+            <w:r>
+              <w:t>Missing required evidence; blocks eligibility</w:t>
+            </w:r>
+          </w:p>
+        </w:tc>
+      </w:tr>
+      <w:tr>
+        <w:tc>
+          <w:tcPr>
+            <w:tcW w:type="dxa" w:w="3408"/>
+          </w:tcPr>
+          <w:p>
+            <w:r>
+              <w:t>Overall main review</w:t>
+            </w:r>
+          </w:p>
+        </w:tc>
+        <w:tc>
+          <w:tcPr>
+            <w:tcW w:type="dxa" w:w="3408"/>
+          </w:tcPr>
+          <w:p>
+            <w:r>
+              <w:t>Three supplied passes cannot fill rehearsal gap</w:t>
+            </w:r>
+          </w:p>
+        </w:tc>
+        <w:tc>
+          <w:tcPr>
+            <w:tcW w:type="dxa" w:w="3408"/>
+          </w:tcPr>
+          <w:p>
+            <w:r>
+              <w:t>Not ready under all-mandatory rule</w:t>
+            </w:r>
+          </w:p>
+        </w:tc>
+      </w:tr>
+    </w:tbl>
+    <w:p>
+      <w:pPr>
+        <w:spacing w:line="336" w:lineRule="auto" w:after="180"/>
+      </w:pPr>
+      <w:r>
+        <w:rPr>
+          <w:b w:val="0"/>
+        </w:rPr>
+        <w:t>Main 18/20 = 90% meets the ordinary threshold, access/no-effects supplied fixtures pass, but compatible rollback not run blocks. Picture p2 factual/access passes cannot outweigh deletion failure from listed backup residual. Added p3 stale-evidence example blocks until candidate applicability/current evidence is supplied; all new matching hypothetical passes mean only eligibility under the declared picture gates.</w:t>
+      </w:r>
+    </w:p>
+    <w:p>
+      <w:pPr>
+        <w:spacing w:line="336" w:lineRule="auto" w:after="180"/>
+      </w:pPr>
+      <w:r>
+        <w:rPr>
+          <w:b w:val="0"/>
+        </w:rPr>
+        <w:t>Evidence IDs are classroom inputs, not performed checks or sign-offs. Preserve the first failure and each review. Selected 27/30 = 90% ordinary passes, but one of five access tests fails, so access gate blocks despite rollback pass/no effects. Keep exact failed access case before repair.</w:t>
+      </w:r>
+    </w:p>
+    <w:p>
+      <w:pPr>
         <w:pStyle w:val="Heading3"/>
       </w:pPr>
       <w:r>
-        <w:t>Explain Capstone release review · 2</w:t>
+        <w:t>Capstone release review — evidence trace</w:t>
+      </w:r>
+    </w:p>
+    <w:tbl>
+      <w:tblPr>
+        <w:tblStyle w:val="LightShading-Accent1"/>
+        <w:tblW w:type="auto" w:w="0"/>
+        <w:tblLook w:firstColumn="1" w:firstRow="1" w:lastColumn="0" w:lastRow="0" w:noHBand="0" w:noVBand="1" w:val="04A0"/>
+      </w:tblPr>
+      <w:tblGrid>
+        <w:gridCol w:w="3408"/>
+        <w:gridCol w:w="3408"/>
+        <w:gridCol w:w="3408"/>
+      </w:tblGrid>
+      <w:tr>
+        <w:trPr>
+          <w:tblHeader/>
+        </w:trPr>
+        <w:tc>
+          <w:tcPr>
+            <w:tcW w:type="dxa" w:w="3408"/>
+          </w:tcPr>
+          <w:p>
+            <w:r>
+              <w:t>Input and scope</w:t>
+            </w:r>
+          </w:p>
+        </w:tc>
+        <w:tc>
+          <w:tcPr>
+            <w:tcW w:type="dxa" w:w="3408"/>
+          </w:tcPr>
+          <w:p>
+            <w:r>
+              <w:t>Check or calculation</w:t>
+            </w:r>
+          </w:p>
+        </w:tc>
+        <w:tc>
+          <w:tcPr>
+            <w:tcW w:type="dxa" w:w="3408"/>
+          </w:tcPr>
+          <w:p>
+            <w:r>
+              <w:t>Conclusion and limit</w:t>
+            </w:r>
+          </w:p>
+        </w:tc>
+      </w:tr>
+      <w:tr>
+        <w:tc>
+          <w:tcPr>
+            <w:tcW w:type="dxa" w:w="3408"/>
+          </w:tcPr>
+          <w:p>
+            <w:r>
+              <w:t>Ordinary cases 18/20 pass; access all pass; no effects; rollback not tested.</w:t>
+            </w:r>
+          </w:p>
+        </w:tc>
+        <w:tc>
+          <w:tcPr>
+            <w:tcW w:type="dxa" w:w="3408"/>
+          </w:tcPr>
+          <w:p>
+            <w:r>
+              <w:t>Toy release requires all access tests, no unauthorised effects, at least 90% ordinary-case pass and a compatible rollback rehearsal.</w:t>
+            </w:r>
+          </w:p>
+        </w:tc>
+        <w:tc>
+          <w:tcPr>
+            <w:tcW w:type="dxa" w:w="3408"/>
+          </w:tcPr>
+          <w:p>
+            <w:r>
+              <w:t>90% ordinary threshold met but rollback evidence missing, so release is not ready. Absence of a failure report is not a passed rehearsal.</w:t>
+            </w:r>
+          </w:p>
+        </w:tc>
+      </w:tr>
+    </w:tbl>
+    <w:p>
+      <w:r>
+        <w:t>The figure connects this chapter's worked input, declared procedure and result. Read the complete worked reasoning for qualifiers and intermediate steps; the abbreviated labels do not replace that reasoning.</w:t>
+      </w:r>
+    </w:p>
+    <w:p>
+      <w:pPr>
+        <w:spacing w:line="336" w:lineRule="auto" w:after="180"/>
+      </w:pPr>
+      <w:r>
+        <w:rPr>
+          <w:b w:val="0"/>
+        </w:rPr>
+        <w:t xml:space="preserve">Guided: 90% ordinary threshold met but rollback </w:t>
+      </w:r>
+      <w:r>
+        <w:rPr>
+          <w:b/>
+        </w:rPr>
+        <w:t>evidence</w:t>
+      </w:r>
+      <w:r>
+        <w:rPr>
+          <w:b w:val="0"/>
+        </w:rPr>
+        <w:t xml:space="preserve"> missing, so release is not ready. Absence of a failure report is not a passed rehearsal.</w:t>
+      </w:r>
+    </w:p>
+    <w:p>
+      <w:pPr>
+        <w:spacing w:line="336" w:lineRule="auto" w:after="180"/>
+      </w:pPr>
+      <w:r>
+        <w:rPr>
+          <w:b w:val="0"/>
+        </w:rPr>
+        <w:t>Qualification: Release readiness is scoped to the declared gates and environment; deployment still needs operational checks.</w:t>
+      </w:r>
+    </w:p>
+    <w:p>
+      <w:pPr>
+        <w:spacing w:line="336" w:lineRule="auto" w:after="180"/>
+      </w:pPr>
+      <w:r>
+        <w:rPr>
+          <w:b w:val="0"/>
+        </w:rPr>
+        <w:t xml:space="preserve">Exit: accept a concrete variation with its predicted outcome and a stated condition that would challenge the </w:t>
+      </w:r>
+      <w:r>
+        <w:rPr>
+          <w:b/>
+        </w:rPr>
+        <w:t>mechanism</w:t>
+      </w:r>
+      <w:r>
+        <w:rPr>
+          <w:b w:val="0"/>
+        </w:rPr>
+        <w:t xml:space="preserve">; reject a claim resting on unmeasured </w:t>
+      </w:r>
+      <w:r>
+        <w:rPr>
+          <w:b/>
+        </w:rPr>
+        <w:t>evidence</w:t>
+      </w:r>
+      <w:r>
+        <w:rPr>
+          <w:b w:val="0"/>
+        </w:rPr>
+        <w:t>.</w:t>
+      </w:r>
+    </w:p>
+    <w:p>
+      <w:pPr>
+        <w:spacing w:line="336" w:lineRule="auto" w:after="180"/>
+      </w:pPr>
+      <w:r>
+        <w:rPr>
+          <w:b w:val="0"/>
+        </w:rPr>
+        <w:t>Ordinary cases 18/20 pass; access all pass; no effects; rollback not tested.</w:t>
+      </w:r>
+    </w:p>
+    <w:p>
+      <w:pPr>
+        <w:spacing w:line="336" w:lineRule="auto" w:after="180"/>
+      </w:pPr>
+      <w:r>
+        <w:rPr>
+          <w:b w:val="0"/>
+        </w:rPr>
+        <w:t xml:space="preserve">90% ordinary threshold met but rollback </w:t>
+      </w:r>
+      <w:r>
+        <w:rPr>
+          <w:b/>
+        </w:rPr>
+        <w:t>evidence</w:t>
+      </w:r>
+      <w:r>
+        <w:rPr>
+          <w:b w:val="0"/>
+        </w:rPr>
+        <w:t xml:space="preserve"> missing, so release is not ready. Absence of a failure report is not a passed rehearsal.</w:t>
+      </w:r>
+    </w:p>
+    <w:p>
+      <w:pPr>
+        <w:spacing w:line="336" w:lineRule="auto" w:after="180"/>
+      </w:pPr>
+      <w:r>
+        <w:rPr>
+          <w:b w:val="0"/>
+        </w:rPr>
+        <w:t xml:space="preserve">Compare the intermediate </w:t>
+      </w:r>
+      <w:r>
+        <w:rPr>
+          <w:b/>
+        </w:rPr>
+        <w:t>evidence</w:t>
+      </w:r>
+      <w:r>
+        <w:rPr>
+          <w:b w:val="0"/>
+        </w:rPr>
+        <w:t xml:space="preserve"> with the final statement. Explain why each number or decision follows from the stated </w:t>
+      </w:r>
+      <w:r>
+        <w:rPr>
+          <w:b/>
+        </w:rPr>
+        <w:t>input</w:t>
+      </w:r>
+      <w:r>
+        <w:rPr>
+          <w:b w:val="0"/>
+        </w:rPr>
+        <w:t xml:space="preserve">s. The conclusion belongs to this scenario and procedure; changing the </w:t>
+      </w:r>
+      <w:r>
+        <w:rPr>
+          <w:b/>
+        </w:rPr>
+        <w:t>input</w:t>
+      </w:r>
+      <w:r>
+        <w:rPr>
+          <w:b w:val="0"/>
+        </w:rPr>
+        <w:t xml:space="preserve">s, evaluation population or authority can change what it establishes. Retain only authorized, minimized versioned review </w:t>
+      </w:r>
+      <w:r>
+        <w:rPr>
+          <w:b/>
+        </w:rPr>
+        <w:t>evidence</w:t>
+      </w:r>
+      <w:r>
+        <w:rPr>
+          <w:b w:val="0"/>
+        </w:rPr>
+        <w:t xml:space="preserve"> without secret values or unnecessary private content so a later revision can be compared honestly.</w:t>
+      </w:r>
+    </w:p>
+    <w:p>
+      <w:pPr>
+        <w:pStyle w:val="Heading2"/>
+      </w:pPr>
+      <w:r>
+        <w:t>Missing/wrong-version evidence and assurance probes</w:t>
+      </w:r>
+    </w:p>
+    <w:tbl>
+      <w:tblPr>
+        <w:tblStyle w:val="LightShading-Accent1"/>
+        <w:tblW w:type="auto" w:w="0"/>
+        <w:tblLook w:firstColumn="1" w:firstRow="1" w:lastColumn="0" w:lastRow="0" w:noHBand="0" w:noVBand="1" w:val="04A0"/>
+      </w:tblPr>
+      <w:tblGrid>
+        <w:gridCol w:w="5112"/>
+        <w:gridCol w:w="5112"/>
+      </w:tblGrid>
+      <w:tr>
+        <w:trPr>
+          <w:tblHeader/>
+        </w:trPr>
+        <w:tc>
+          <w:tcPr>
+            <w:tcW w:type="dxa" w:w="5112"/>
+          </w:tcPr>
+          <w:p>
+            <w:r>
+              <w:t>Release-review probe</w:t>
+            </w:r>
+          </w:p>
+        </w:tc>
+        <w:tc>
+          <w:tcPr>
+            <w:tcW w:type="dxa" w:w="5112"/>
+          </w:tcPr>
+          <w:p>
+            <w:r>
+              <w:t>Expected interpretation</w:t>
+            </w:r>
+          </w:p>
+        </w:tc>
+      </w:tr>
+      <w:tr>
+        <w:tc>
+          <w:tcPr>
+            <w:tcW w:type="dxa" w:w="5112"/>
+          </w:tcPr>
+          <w:p>
+            <w:r>
+              <w:t>Ordinary rate exactly 90%</w:t>
+            </w:r>
+          </w:p>
+        </w:tc>
+        <w:tc>
+          <w:tcPr>
+            <w:tcW w:type="dxa" w:w="5112"/>
+          </w:tcPr>
+          <w:p>
+            <w:r>
+              <w:t>Meets the at-least threshold</w:t>
+            </w:r>
+          </w:p>
+        </w:tc>
+      </w:tr>
+      <w:tr>
+        <w:tc>
+          <w:tcPr>
+            <w:tcW w:type="dxa" w:w="5112"/>
+          </w:tcPr>
+          <w:p>
+            <w:r>
+              <w:t>All other gates pass but rollback not run</w:t>
+            </w:r>
+          </w:p>
+        </w:tc>
+        <w:tc>
+          <w:tcPr>
+            <w:tcW w:type="dxa" w:w="5112"/>
+          </w:tcPr>
+          <w:p>
+            <w:r>
+              <w:t>Not eligible; missing rehearsal evidence</w:t>
+            </w:r>
+          </w:p>
+        </w:tc>
+      </w:tr>
+      <w:tr>
+        <w:tc>
+          <w:tcPr>
+            <w:tcW w:type="dxa" w:w="5112"/>
+          </w:tcPr>
+          <w:p>
+            <w:r>
+              <w:t>Two passes and mandatory deletion failure</w:t>
+            </w:r>
+          </w:p>
+        </w:tc>
+        <w:tc>
+          <w:tcPr>
+            <w:tcW w:type="dxa" w:w="5112"/>
+          </w:tcPr>
+          <w:p>
+            <w:r>
+              <w:t>Blocked; no majority vote</w:t>
+            </w:r>
+          </w:p>
+        </w:tc>
+      </w:tr>
+      <w:tr>
+        <w:tc>
+          <w:tcPr>
+            <w:tcW w:type="dxa" w:w="5112"/>
+          </w:tcPr>
+          <w:p>
+            <w:r>
+              <w:t>Pass/fail state has no evidence reference</w:t>
+            </w:r>
+          </w:p>
+        </w:tc>
+        <w:tc>
+          <w:tcPr>
+            <w:tcW w:type="dxa" w:w="5112"/>
+          </w:tcPr>
+          <w:p>
+            <w:r>
+              <w:t>Reject incomplete supplied evidence record</w:t>
+            </w:r>
+          </w:p>
+        </w:tc>
+      </w:tr>
+      <w:tr>
+        <w:tc>
+          <w:tcPr>
+            <w:tcW w:type="dxa" w:w="5112"/>
+          </w:tcPr>
+          <w:p>
+            <w:r>
+              <w:t>Old candidate’s pass reused after candidate changes</w:t>
+            </w:r>
+          </w:p>
+        </w:tc>
+        <w:tc>
+          <w:tcPr>
+            <w:tcW w:type="dxa" w:w="5112"/>
+          </w:tcPr>
+          <w:p>
+            <w:r>
+              <w:t>Wrong-version evidence blocks current review until applicability is established</w:t>
+            </w:r>
+          </w:p>
+        </w:tc>
+      </w:tr>
+      <w:tr>
+        <w:tc>
+          <w:tcPr>
+            <w:tcW w:type="dxa" w:w="5112"/>
+          </w:tcPr>
+          <w:p>
+            <w:r>
+              <w:t>All listed locations newly pass</w:t>
+            </w:r>
+          </w:p>
+        </w:tc>
+        <w:tc>
+          <w:tcPr>
+            <w:tcW w:type="dxa" w:w="5112"/>
+          </w:tcPr>
+          <w:p>
+            <w:r>
+              <w:t>Scoped verification; unknown stores still outside claim</w:t>
+            </w:r>
+          </w:p>
+        </w:tc>
+      </w:tr>
+      <w:tr>
+        <w:tc>
+          <w:tcPr>
+            <w:tcW w:type="dxa" w:w="5112"/>
+          </w:tcPr>
+          <w:p>
+            <w:r>
+              <w:t>All declared current gates pass</w:t>
+            </w:r>
+          </w:p>
+        </w:tc>
+        <w:tc>
+          <w:tcPr>
+            <w:tcW w:type="dxa" w:w="5112"/>
+          </w:tcPr>
+          <w:p>
+            <w:r>
+              <w:t>Eligible under that fictional gate set, not automatic deployment or human sign-off</w:t>
+            </w:r>
+          </w:p>
+        </w:tc>
+      </w:tr>
+      <w:tr>
+        <w:tc>
+          <w:tcPr>
+            <w:tcW w:type="dxa" w:w="5112"/>
+          </w:tcPr>
+          <w:p>
+            <w:r>
+              <w:t>Repair succeeds on a new review</w:t>
+            </w:r>
+          </w:p>
+        </w:tc>
+        <w:tc>
+          <w:tcPr>
+            <w:tcW w:type="dxa" w:w="5112"/>
+          </w:tcPr>
+          <w:p>
+            <w:r>
+              <w:t>Preserve original failed case and earlier decision</w:t>
+            </w:r>
+          </w:p>
+        </w:tc>
+      </w:tr>
+      <w:tr>
+        <w:tc>
+          <w:tcPr>
+            <w:tcW w:type="dxa" w:w="5112"/>
+          </w:tcPr>
+          <w:p>
+            <w:r>
+              <w:t>Approval granted in a real process</w:t>
+            </w:r>
+          </w:p>
+        </w:tc>
+        <w:tc>
+          <w:tcPr>
+            <w:tcW w:type="dxa" w:w="5112"/>
+          </w:tcPr>
+          <w:p>
+            <w:r>
+              <w:t>Still no guarantee of zero future faults; retain ownership, monitoring and recovery</w:t>
+            </w:r>
+          </w:p>
+        </w:tc>
+      </w:tr>
+    </w:tbl>
+    <w:p>
+      <w:pPr>
+        <w:pStyle w:val="Heading2"/>
+      </w:pPr>
+      <w:r>
+        <w:t>Separate listed-backup failure and repaired-candidate scope</w:t>
+      </w:r>
+    </w:p>
+    <w:p>
+      <w:pPr>
+        <w:spacing w:line="336" w:lineRule="auto" w:after="180"/>
+      </w:pPr>
+      <w:r>
+        <w:rPr>
+          <w:b w:val="0"/>
+        </w:rPr>
+        <w:t>Review every mandatory gate. A capstone release needs factual, access and deletion gates to pass.</w:t>
+      </w:r>
+    </w:p>
+    <w:p>
+      <w:pPr>
+        <w:spacing w:line="336" w:lineRule="auto" w:after="180"/>
+      </w:pPr>
+      <w:r>
+        <w:rPr>
+          <w:b w:val="0"/>
+        </w:rPr>
+        <w:t>Factual and access checks pass. Deletion fails because a listed backup remains. All three gates are mandatory.</w:t>
+      </w:r>
+    </w:p>
+    <w:p>
+      <w:pPr>
+        <w:spacing w:line="336" w:lineRule="auto" w:after="180"/>
+      </w:pPr>
+      <w:r>
+        <w:rPr>
+          <w:b w:val="0"/>
+        </w:rPr>
+        <w:t>The picture has a separate three-gate contract: factual, access and deletion. Candidate p2 passes factual/access but fails deletion because a listed backup copy remains. Two passes cannot outweigh that mandatory failure.</w:t>
+      </w:r>
+    </w:p>
+    <w:p>
+      <w:pPr>
+        <w:spacing w:line="336" w:lineRule="auto" w:after="180"/>
+      </w:pPr>
+      <w:r>
+        <w:rPr>
+          <w:b w:val="0"/>
+        </w:rPr>
+        <w:t>A repaired p3 candidate needs new verification for every listed deletion location and applicable current factual/access evidence; the local code illustrates stale p2 records blocking p3, then separately supplied matching p3 passes. All states are hypothetical fixture inputs, not real checks or deleted backups. Preserve the original failure and each later review.</w:t>
+      </w:r>
+    </w:p>
+    <w:p>
+      <w:pPr>
+        <w:spacing w:line="336" w:lineRule="auto" w:after="180"/>
+      </w:pPr>
+      <w:r>
+        <w:rPr>
+          <w:b w:val="0"/>
+        </w:rPr>
+        <w:t>If all three current pictured gates pass, that satisfies only the declared fictional gate set; it does not automatically deploy, grant human approval or guarantee zero future faults.</w:t>
+      </w:r>
+    </w:p>
+    <w:p>
+      <w:pPr>
+        <w:pStyle w:val="Heading2"/>
+      </w:pPr>
+      <w:r>
+        <w:t>Picture trace and fresh-verification key</w:t>
+      </w:r>
+    </w:p>
+    <w:p>
+      <w:r>
+        <w:drawing>
+          <wp:inline xmlns:a="http://schemas.openxmlformats.org/drawingml/2006/main" xmlns:pic="http://schemas.openxmlformats.org/drawingml/2006/picture">
+            <wp:extent cx="5486400" cy="3182112"/>
+            <wp:docPr id="1" name="Picture 1" descr="List evidence: Record two passes and the specific deletion failure. → Apply decision rule: Block release; a majority of passes is insufficient. → Specify repair: Remove the listed copy and verify it before a fresh review."/>
+            <wp:cNvGraphicFramePr>
+              <a:graphicFrameLocks noChangeAspect="1"/>
+            </wp:cNvGraphicFramePr>
+            <a:graphic>
+              <a:graphicData uri="http://schemas.openxmlformats.org/drawingml/2006/picture">
+                <pic:pic>
+                  <pic:nvPicPr>
+                    <pic:cNvPr id="0" name="academy-story-ai-6-35-02.png"/>
+                    <pic:cNvPicPr/>
+                  </pic:nvPicPr>
+                  <pic:blipFill>
+                    <a:blip r:embed="rId9"/>
+                    <a:stretch>
+                      <a:fillRect/>
+                    </a:stretch>
+                  </pic:blipFill>
+                  <pic:spPr>
+                    <a:xfrm>
+                      <a:off x="0" y="0"/>
+                      <a:ext cx="5486400" cy="3182112"/>
+                    </a:xfrm>
+                    <a:prstGeom prst="rect"/>
+                  </pic:spPr>
+                </pic:pic>
+              </a:graphicData>
+            </a:graphic>
+          </wp:inline>
+        </w:drawing>
+      </w:r>
+    </w:p>
+    <w:p>
+      <w:pPr>
+        <w:pStyle w:val="Heading3"/>
+      </w:pPr>
+      <w:r>
+        <w:t>Read the picture one step at a time</w:t>
+      </w:r>
+    </w:p>
+    <w:tbl>
+      <w:tblPr>
+        <w:tblStyle w:val="LightShading-Accent1"/>
+        <w:tblW w:type="auto" w:w="0"/>
+        <w:tblLook w:firstColumn="1" w:firstRow="1" w:lastColumn="0" w:lastRow="0" w:noHBand="0" w:noVBand="1" w:val="04A0"/>
+      </w:tblPr>
+      <w:tblGrid>
+        <w:gridCol w:w="5112"/>
+        <w:gridCol w:w="5112"/>
+      </w:tblGrid>
+      <w:tr>
+        <w:trPr>
+          <w:tblHeader/>
+        </w:trPr>
+        <w:tc>
+          <w:tcPr>
+            <w:tcW w:type="dxa" w:w="5112"/>
+          </w:tcPr>
+          <w:p>
+            <w:r>
+              <w:t>Step</w:t>
+            </w:r>
+          </w:p>
+        </w:tc>
+        <w:tc>
+          <w:tcPr>
+            <w:tcW w:type="dxa" w:w="5112"/>
+          </w:tcPr>
+          <w:p>
+            <w:r>
+              <w:t>What happens and why</w:t>
+            </w:r>
+          </w:p>
+        </w:tc>
+      </w:tr>
+      <w:tr>
+        <w:tc>
+          <w:tcPr>
+            <w:tcW w:type="dxa" w:w="5112"/>
+          </w:tcPr>
+          <w:p>
+            <w:r>
+              <w:t>1. List evidence</w:t>
+            </w:r>
+          </w:p>
+        </w:tc>
+        <w:tc>
+          <w:tcPr>
+            <w:tcW w:type="dxa" w:w="5112"/>
+          </w:tcPr>
+          <w:p>
+            <w:r>
+              <w:t>Record two passes and the specific deletion failure.</w:t>
+            </w:r>
+          </w:p>
+        </w:tc>
+      </w:tr>
+      <w:tr>
+        <w:tc>
+          <w:tcPr>
+            <w:tcW w:type="dxa" w:w="5112"/>
+          </w:tcPr>
+          <w:p>
+            <w:r>
+              <w:t>2. Apply decision rule</w:t>
+            </w:r>
+          </w:p>
+        </w:tc>
+        <w:tc>
+          <w:tcPr>
+            <w:tcW w:type="dxa" w:w="5112"/>
+          </w:tcPr>
+          <w:p>
+            <w:r>
+              <w:t>Block release; a majority of passes is insufficient.</w:t>
+            </w:r>
+          </w:p>
+        </w:tc>
+      </w:tr>
+      <w:tr>
+        <w:tc>
+          <w:tcPr>
+            <w:tcW w:type="dxa" w:w="5112"/>
+          </w:tcPr>
+          <w:p>
+            <w:r>
+              <w:t>3. Specify repair</w:t>
+            </w:r>
+          </w:p>
+        </w:tc>
+        <w:tc>
+          <w:tcPr>
+            <w:tcW w:type="dxa" w:w="5112"/>
+          </w:tcPr>
+          <w:p>
+            <w:r>
+              <w:t>Remove the listed copy and verify it before a fresh review.</w:t>
+            </w:r>
+          </w:p>
+        </w:tc>
+      </w:tr>
+    </w:tbl>
+    <w:p>
+      <w:r>
+        <w:t>Match each pictured step to the supplied facts. This is a worked teaching case, not an independent assessment.</w:t>
+      </w:r>
+    </w:p>
+    <w:p>
+      <w:pPr>
+        <w:spacing w:line="336" w:lineRule="auto" w:after="180"/>
+      </w:pPr>
+      <w:r>
+        <w:rPr>
+          <w:b/>
+        </w:rPr>
+        <w:t>Release review</w:t>
+      </w:r>
+      <w:r>
+        <w:rPr>
+          <w:b w:val="0"/>
+        </w:rPr>
+        <w:t xml:space="preserve"> applies explicit conditions to a specific candidate version. Completed coding is not </w:t>
+      </w:r>
+      <w:r>
+        <w:rPr>
+          <w:b/>
+        </w:rPr>
+        <w:t>evidence</w:t>
+      </w:r>
+      <w:r>
+        <w:rPr>
+          <w:b w:val="0"/>
+        </w:rPr>
+        <w:t xml:space="preserve"> that all operational obligations are satisfied.</w:t>
+      </w:r>
+    </w:p>
+    <w:p>
+      <w:pPr>
+        <w:spacing w:line="336" w:lineRule="auto" w:after="180"/>
+      </w:pPr>
+      <w:r>
+        <w:rPr>
+          <w:b w:val="0"/>
+        </w:rPr>
+        <w:t>Approval cannot guarantee zero future faults; retain ownership, monitoring and recovery arrangements.</w:t>
+      </w:r>
+    </w:p>
+    <w:p>
+      <w:pPr>
+        <w:spacing w:line="336" w:lineRule="auto" w:after="180"/>
+      </w:pPr>
+      <w:r>
+        <w:rPr>
+          <w:b w:val="0"/>
+        </w:rPr>
+        <w:t>Change: Every listed deletion location passes new verification.</w:t>
+      </w:r>
+    </w:p>
+    <w:p>
+      <w:pPr>
+        <w:spacing w:line="336" w:lineRule="auto" w:after="180"/>
+      </w:pPr>
+      <w:r>
+        <w:rPr>
+          <w:b/>
+        </w:rPr>
+        <w:t>Prediction</w:t>
+      </w:r>
+      <w:r>
+        <w:rPr>
+          <w:b w:val="0"/>
+        </w:rPr>
+        <w:t xml:space="preserve">: That gate can pass; review the complete current </w:t>
+      </w:r>
+      <w:r>
+        <w:rPr>
+          <w:b/>
+        </w:rPr>
+        <w:t>evidence</w:t>
+      </w:r>
+      <w:r>
+        <w:rPr>
+          <w:b w:val="0"/>
+        </w:rPr>
+        <w:t xml:space="preserve"> before approving release.</w:t>
+      </w:r>
+    </w:p>
+    <w:p>
+      <w:pPr>
+        <w:spacing w:line="336" w:lineRule="auto" w:after="180"/>
+      </w:pPr>
+      <w:r>
+        <w:rPr>
+          <w:b w:val="0"/>
+        </w:rPr>
+        <w:t xml:space="preserve">Reason: One repaired gate does not automatically refresh </w:t>
+      </w:r>
+      <w:r>
+        <w:rPr>
+          <w:b/>
+        </w:rPr>
+        <w:t>evidence</w:t>
+      </w:r>
+      <w:r>
+        <w:rPr>
+          <w:b w:val="0"/>
+        </w:rPr>
+        <w:t xml:space="preserve"> for every other gate.</w:t>
+      </w:r>
+    </w:p>
+    <w:p>
+      <w:pPr>
+        <w:pStyle w:val="Heading2"/>
+      </w:pPr>
+      <w:r>
+        <w:t>Earlier wording, alternatives and picture transcripts · reference / check after trying</w:t>
+      </w:r>
+    </w:p>
+    <w:p>
+      <w:pPr>
+        <w:spacing w:line="336" w:lineRule="auto" w:after="180"/>
+      </w:pPr>
+      <w:r>
+        <w:rPr>
+          <w:b w:val="0"/>
+        </w:rPr>
+        <w:t>Begin by writing the question the procedure is intended to answer. Identify the information already supplied, the information it will produce and the information still missing.</w:t>
+      </w:r>
+    </w:p>
+    <w:p>
+      <w:pPr>
+        <w:spacing w:line="336" w:lineRule="auto" w:after="180"/>
+      </w:pPr>
+      <w:r>
+        <w:rPr>
+          <w:b w:val="0"/>
+        </w:rPr>
+        <w:t>These are constructed classroom examples; they do not require live accounts, private records or an external service. Do not treat a plausible explanation as a measured outcome.</w:t>
       </w:r>
     </w:p>
     <w:p>
@@ -1016,99 +2366,30 @@
         <w:pStyle w:val="Heading3"/>
       </w:pPr>
       <w:r>
-        <w:t>Capstone release review — evidence trace</w:t>
-      </w:r>
-    </w:p>
-    <w:tbl>
-      <w:tblPr>
-        <w:tblStyle w:val="LightShading-Accent1"/>
-        <w:tblW w:type="auto" w:w="0"/>
-        <w:tblLook w:firstColumn="1" w:firstRow="1" w:lastColumn="0" w:lastRow="0" w:noHBand="0" w:noVBand="1" w:val="04A0"/>
-      </w:tblPr>
-      <w:tblGrid>
-        <w:gridCol w:w="3408"/>
-        <w:gridCol w:w="3408"/>
-        <w:gridCol w:w="3408"/>
-      </w:tblGrid>
-      <w:tr>
-        <w:trPr>
-          <w:tblHeader/>
-        </w:trPr>
-        <w:tc>
-          <w:tcPr>
-            <w:tcW w:type="dxa" w:w="3408"/>
-          </w:tcPr>
-          <w:p>
-            <w:r>
-              <w:t>Input and scope</w:t>
-            </w:r>
-          </w:p>
-        </w:tc>
-        <w:tc>
-          <w:tcPr>
-            <w:tcW w:type="dxa" w:w="3408"/>
-          </w:tcPr>
-          <w:p>
-            <w:r>
-              <w:t>Check or calculation</w:t>
-            </w:r>
-          </w:p>
-        </w:tc>
-        <w:tc>
-          <w:tcPr>
-            <w:tcW w:type="dxa" w:w="3408"/>
-          </w:tcPr>
-          <w:p>
-            <w:r>
-              <w:t>Conclusion and limit</w:t>
-            </w:r>
-          </w:p>
-        </w:tc>
-      </w:tr>
-      <w:tr>
-        <w:tc>
-          <w:tcPr>
-            <w:tcW w:type="dxa" w:w="3408"/>
-          </w:tcPr>
-          <w:p>
-            <w:r>
-              <w:t>Ordinary cases 18/20 pass; access all pass; no effects; rollback not tested.</w:t>
-            </w:r>
-          </w:p>
-        </w:tc>
-        <w:tc>
-          <w:tcPr>
-            <w:tcW w:type="dxa" w:w="3408"/>
-          </w:tcPr>
-          <w:p>
-            <w:r>
-              <w:t>Toy release requires all access tests, no unauthorised effects, at least 90% ordinary-case pass and a compatible rollback rehearsal.</w:t>
-            </w:r>
-          </w:p>
-        </w:tc>
-        <w:tc>
-          <w:tcPr>
-            <w:tcW w:type="dxa" w:w="3408"/>
-          </w:tcPr>
-          <w:p>
-            <w:r>
-              <w:t>90% ordinary threshold met but rollback evidence missing, so release is not ready. Absence of a failure report is not a passed rehearsal.</w:t>
-            </w:r>
-          </w:p>
-        </w:tc>
-      </w:tr>
-    </w:tbl>
-    <w:p>
-      <w:r>
-        <w:t>The figure connects this chapter's worked input, declared procedure and result. Read the complete worked reasoning for qualifiers and intermediate steps; the abbreviated labels do not replace that reasoning.</w:t>
+        <w:t>Model the reasoning aloud</w:t>
       </w:r>
     </w:p>
     <w:p>
       <w:pPr>
-        <w:pStyle w:val="Heading3"/>
-      </w:pPr>
-      <w:r>
-        <w:t>Explain Capstone release review · 3</w:t>
+        <w:spacing w:line="336" w:lineRule="auto" w:after="180"/>
+      </w:pPr>
+      <w:r>
+        <w:rPr>
+          <w:b w:val="0"/>
+        </w:rPr>
+        <w:t xml:space="preserve">Use the complete worked example below before asking learners to complete W2. Reveal a small part, invite a </w:t>
+      </w:r>
+      <w:r>
+        <w:rPr>
+          <w:b/>
+        </w:rPr>
+        <w:t>prediction</w:t>
+      </w:r>
+      <w:r>
+        <w:rPr>
+          <w:b w:val="0"/>
+        </w:rPr>
+        <w:t>, then explain the deciding step.</w:t>
       </w:r>
     </w:p>
     <w:p>
@@ -1119,207 +2400,7 @@
         <w:rPr>
           <w:b w:val="0"/>
         </w:rPr>
-        <w:t xml:space="preserve">Guided: 90% ordinary threshold met but rollback </w:t>
-      </w:r>
-      <w:r>
-        <w:rPr>
-          <w:b/>
-        </w:rPr>
-        <w:t>evidence</w:t>
-      </w:r>
-      <w:r>
-        <w:rPr>
-          <w:b w:val="0"/>
-        </w:rPr>
-        <w:t xml:space="preserve"> missing, so release is not ready. Absence of a failure report is not a passed rehearsal.</w:t>
-      </w:r>
-    </w:p>
-    <w:p>
-      <w:pPr>
-        <w:spacing w:line="336" w:lineRule="auto" w:after="180"/>
-      </w:pPr>
-      <w:r>
-        <w:rPr>
-          <w:b w:val="0"/>
-        </w:rPr>
-        <w:t>Qualification: Release readiness is scoped to the declared gates and environment; deployment still needs operational checks.</w:t>
-      </w:r>
-    </w:p>
-    <w:p>
-      <w:pPr>
-        <w:spacing w:line="336" w:lineRule="auto" w:after="180"/>
-      </w:pPr>
-      <w:r>
-        <w:rPr>
-          <w:b w:val="0"/>
-        </w:rPr>
-        <w:t xml:space="preserve">Exit: accept a concrete variation with its predicted outcome and a stated condition that would challenge the </w:t>
-      </w:r>
-      <w:r>
-        <w:rPr>
-          <w:b/>
-        </w:rPr>
-        <w:t>mechanism</w:t>
-      </w:r>
-      <w:r>
-        <w:rPr>
-          <w:b w:val="0"/>
-        </w:rPr>
-        <w:t xml:space="preserve">; reject a claim resting on unmeasured </w:t>
-      </w:r>
-      <w:r>
-        <w:rPr>
-          <w:b/>
-        </w:rPr>
-        <w:t>evidence</w:t>
-      </w:r>
-      <w:r>
-        <w:rPr>
-          <w:b w:val="0"/>
-        </w:rPr>
-        <w:t>.</w:t>
-      </w:r>
-    </w:p>
-    <w:p>
-      <w:pPr>
-        <w:pStyle w:val="Heading3"/>
-      </w:pPr>
-      <w:r>
-        <w:t>Model the reasoning aloud</w:t>
-      </w:r>
-    </w:p>
-    <w:p>
-      <w:pPr>
-        <w:spacing w:line="336" w:lineRule="auto" w:after="180"/>
-      </w:pPr>
-      <w:r>
-        <w:rPr>
-          <w:b w:val="0"/>
-        </w:rPr>
-        <w:t xml:space="preserve">Use the complete worked example below before asking learners to complete W2. Reveal a small part, invite a </w:t>
-      </w:r>
-      <w:r>
-        <w:rPr>
-          <w:b/>
-        </w:rPr>
-        <w:t>prediction</w:t>
-      </w:r>
-      <w:r>
-        <w:rPr>
-          <w:b w:val="0"/>
-        </w:rPr>
-        <w:t>, then explain the deciding step.</w:t>
-      </w:r>
-    </w:p>
-    <w:p>
-      <w:pPr>
-        <w:spacing w:line="336" w:lineRule="auto" w:after="180"/>
-      </w:pPr>
-      <w:r>
-        <w:rPr>
-          <w:b w:val="0"/>
-        </w:rPr>
         <w:t>These teacher notes contain solutions; do not reveal the independent case answer during modelling.</w:t>
-      </w:r>
-    </w:p>
-    <w:p>
-      <w:pPr>
-        <w:spacing w:line="336" w:lineRule="auto" w:after="180"/>
-      </w:pPr>
-      <w:r>
-        <w:rPr>
-          <w:b w:val="0"/>
-        </w:rPr>
-        <w:t>Ordinary cases 18/20 pass; access all pass; no effects; rollback not tested.</w:t>
-      </w:r>
-    </w:p>
-    <w:p>
-      <w:pPr>
-        <w:spacing w:line="336" w:lineRule="auto" w:after="180"/>
-      </w:pPr>
-      <w:r>
-        <w:rPr>
-          <w:b w:val="0"/>
-        </w:rPr>
-        <w:t xml:space="preserve">90% ordinary threshold met but rollback </w:t>
-      </w:r>
-      <w:r>
-        <w:rPr>
-          <w:b/>
-        </w:rPr>
-        <w:t>evidence</w:t>
-      </w:r>
-      <w:r>
-        <w:rPr>
-          <w:b w:val="0"/>
-        </w:rPr>
-        <w:t xml:space="preserve"> missing, so release is not ready. Absence of a failure report is not a passed rehearsal.</w:t>
-      </w:r>
-    </w:p>
-    <w:p>
-      <w:pPr>
-        <w:pStyle w:val="Heading3"/>
-      </w:pPr>
-      <w:r>
-        <w:t>Model the reasoning aloud · 4</w:t>
-      </w:r>
-    </w:p>
-    <w:p>
-      <w:pPr>
-        <w:spacing w:line="336" w:lineRule="auto" w:after="180"/>
-      </w:pPr>
-      <w:r>
-        <w:rPr>
-          <w:b w:val="0"/>
-        </w:rPr>
-        <w:t xml:space="preserve">Compare the intermediate </w:t>
-      </w:r>
-      <w:r>
-        <w:rPr>
-          <w:b/>
-        </w:rPr>
-        <w:t>evidence</w:t>
-      </w:r>
-      <w:r>
-        <w:rPr>
-          <w:b w:val="0"/>
-        </w:rPr>
-        <w:t xml:space="preserve"> with the final statement. Explain why each number or decision follows from the stated </w:t>
-      </w:r>
-      <w:r>
-        <w:rPr>
-          <w:b/>
-        </w:rPr>
-        <w:t>input</w:t>
-      </w:r>
-      <w:r>
-        <w:rPr>
-          <w:b w:val="0"/>
-        </w:rPr>
-        <w:t>s.</w:t>
-      </w:r>
-    </w:p>
-    <w:p>
-      <w:pPr>
-        <w:spacing w:line="336" w:lineRule="auto" w:after="180"/>
-      </w:pPr>
-      <w:r>
-        <w:rPr>
-          <w:b w:val="0"/>
-        </w:rPr>
-        <w:t xml:space="preserve">The conclusion belongs to this scenario and procedure; changing the </w:t>
-      </w:r>
-      <w:r>
-        <w:rPr>
-          <w:b/>
-        </w:rPr>
-        <w:t>input</w:t>
-      </w:r>
-      <w:r>
-        <w:rPr>
-          <w:b w:val="0"/>
-        </w:rPr>
-        <w:t>s, evaluation population or authority can change what it establishes. Retain the raw record so a later revision can be compared honestly.</w:t>
       </w:r>
     </w:p>
     <w:tbl>
@@ -1445,41 +2526,10 @@
     </w:p>
     <w:p>
       <w:pPr>
-        <w:spacing w:line="336" w:lineRule="auto" w:after="180"/>
-      </w:pPr>
-      <w:r>
-        <w:rPr>
-          <w:b w:val="0"/>
-        </w:rPr>
-        <w:t>Review every mandatory gate. A capstone release needs factual, access and deletion gates to pass.</w:t>
-      </w:r>
-    </w:p>
-    <w:p>
-      <w:pPr>
         <w:pStyle w:val="Heading3"/>
       </w:pPr>
       <w:r>
         <w:t>The facts we will use</w:t>
-      </w:r>
-    </w:p>
-    <w:p>
-      <w:pPr>
-        <w:pStyle w:val="Heading3"/>
-      </w:pPr>
-      <w:r>
-        <w:t>Supplied facts</w:t>
-      </w:r>
-    </w:p>
-    <w:p>
-      <w:pPr>
-        <w:spacing w:line="336" w:lineRule="auto" w:after="180"/>
-        <w:shd w:fill="F1F6FC"/>
-      </w:pPr>
-      <w:r>
-        <w:rPr>
-          <w:b w:val="0"/>
-        </w:rPr>
-        <w:t>Factual and access checks pass. Deletion fails because a listed backup remains. All three gates are mandatory.</w:t>
       </w:r>
     </w:p>
     <w:p>
@@ -1487,7 +2537,7 @@
         <w:drawing>
           <wp:inline xmlns:a="http://schemas.openxmlformats.org/drawingml/2006/main" xmlns:pic="http://schemas.openxmlformats.org/drawingml/2006/picture">
             <wp:extent cx="5486400" cy="5145314"/>
-            <wp:docPr id="1" name="Picture 1" descr="Capstone release review. List evidence: Record two passes and the specific deletion failure.. Apply decision rule: Block release; a majority of passes is insufficient.. Specify repair: Remove the listed copy and verify it before a fresh review."/>
+            <wp:docPr id="2" name="Picture 2" descr="Capstone release review. List evidence: Record two passes and the specific deletion failure.. Apply decision rule: Block release; a majority of passes is insufficient.. Specify repair: Remove the listed copy and verify it before a fresh review."/>
             <wp:cNvGraphicFramePr>
               <a:graphicFrameLocks noChangeAspect="1"/>
             </wp:cNvGraphicFramePr>
@@ -1499,7 +2549,7 @@
                     <pic:cNvPicPr/>
                   </pic:nvPicPr>
                   <pic:blipFill>
-                    <a:blip r:embed="rId9"/>
+                    <a:blip r:embed="rId10"/>
                     <a:stretch>
                       <a:fillRect/>
                     </a:stretch>
@@ -1523,114 +2573,7 @@
         <w:pStyle w:val="Heading3"/>
       </w:pPr>
       <w:r>
-        <w:t>Read the picture one step at a time</w:t>
-      </w:r>
-    </w:p>
-    <w:tbl>
-      <w:tblPr>
-        <w:tblStyle w:val="LightShading-Accent1"/>
-        <w:tblW w:type="auto" w:w="0"/>
-        <w:tblLook w:firstColumn="1" w:firstRow="1" w:lastColumn="0" w:lastRow="0" w:noHBand="0" w:noVBand="1" w:val="04A0"/>
-      </w:tblPr>
-      <w:tblGrid>
-        <w:gridCol w:w="5112"/>
-        <w:gridCol w:w="5112"/>
-      </w:tblGrid>
-      <w:tr>
-        <w:trPr>
-          <w:tblHeader/>
-        </w:trPr>
-        <w:tc>
-          <w:tcPr>
-            <w:tcW w:type="dxa" w:w="5112"/>
-          </w:tcPr>
-          <w:p>
-            <w:r>
-              <w:t>Step</w:t>
-            </w:r>
-          </w:p>
-        </w:tc>
-        <w:tc>
-          <w:tcPr>
-            <w:tcW w:type="dxa" w:w="5112"/>
-          </w:tcPr>
-          <w:p>
-            <w:r>
-              <w:t>What happens and why</w:t>
-            </w:r>
-          </w:p>
-        </w:tc>
-      </w:tr>
-      <w:tr>
-        <w:tc>
-          <w:tcPr>
-            <w:tcW w:type="dxa" w:w="5112"/>
-          </w:tcPr>
-          <w:p>
-            <w:r>
-              <w:t>1. List evidence</w:t>
-            </w:r>
-          </w:p>
-        </w:tc>
-        <w:tc>
-          <w:tcPr>
-            <w:tcW w:type="dxa" w:w="5112"/>
-          </w:tcPr>
-          <w:p>
-            <w:r>
-              <w:t>Record two passes and the specific deletion failure.</w:t>
-            </w:r>
-          </w:p>
-        </w:tc>
-      </w:tr>
-      <w:tr>
-        <w:tc>
-          <w:tcPr>
-            <w:tcW w:type="dxa" w:w="5112"/>
-          </w:tcPr>
-          <w:p>
-            <w:r>
-              <w:t>2. Apply decision rule</w:t>
-            </w:r>
-          </w:p>
-        </w:tc>
-        <w:tc>
-          <w:tcPr>
-            <w:tcW w:type="dxa" w:w="5112"/>
-          </w:tcPr>
-          <w:p>
-            <w:r>
-              <w:t>Block release; a majority of passes is insufficient.</w:t>
-            </w:r>
-          </w:p>
-        </w:tc>
-      </w:tr>
-      <w:tr>
-        <w:tc>
-          <w:tcPr>
-            <w:tcW w:type="dxa" w:w="5112"/>
-          </w:tcPr>
-          <w:p>
-            <w:r>
-              <w:t>3. Specify repair</w:t>
-            </w:r>
-          </w:p>
-        </w:tc>
-        <w:tc>
-          <w:tcPr>
-            <w:tcW w:type="dxa" w:w="5112"/>
-          </w:tcPr>
-          <w:p>
-            <w:r>
-              <w:t>Remove the listed copy and verify it before a fresh review.</w:t>
-            </w:r>
-          </w:p>
-        </w:tc>
-      </w:tr>
-    </w:tbl>
-    <w:p>
-      <w:r>
-        <w:t>Match each pictured step to the supplied facts. This is a worked teaching case, not an independent assessment.</w:t>
+        <w:t>Why this result follows</w:t>
       </w:r>
     </w:p>
     <w:p>
@@ -1638,7 +2581,7 @@
         <w:pStyle w:val="Heading3"/>
       </w:pPr>
       <w:r>
-        <w:t>Why this result follows</w:t>
+        <w:t>What this example does not establish</w:t>
       </w:r>
     </w:p>
     <w:p>
@@ -1646,179 +2589,192 @@
         <w:pStyle w:val="Heading3"/>
       </w:pPr>
       <w:r>
-        <w:t>Why the result follows</w:t>
+        <w:t>Change one thing in the pictured case</w:t>
       </w:r>
     </w:p>
     <w:p>
       <w:pPr>
-        <w:spacing w:line="336" w:lineRule="auto" w:after="180"/>
-        <w:shd w:fill="F1F6FC"/>
-      </w:pPr>
-      <w:r>
-        <w:rPr>
-          <w:b/>
-        </w:rPr>
-        <w:t>Release review</w:t>
-      </w:r>
-      <w:r>
-        <w:rPr>
-          <w:b w:val="0"/>
-        </w:rPr>
-        <w:t xml:space="preserve"> applies explicit conditions to a specific candidate version. Completed coding is not </w:t>
-      </w:r>
-      <w:r>
-        <w:rPr>
-          <w:b/>
-        </w:rPr>
-        <w:t>evidence</w:t>
-      </w:r>
-      <w:r>
-        <w:rPr>
-          <w:b w:val="0"/>
-        </w:rPr>
-        <w:t xml:space="preserve"> that all operational obligations are satisfied.</w:t>
+        <w:pStyle w:val="Heading3"/>
+      </w:pPr>
+      <w:r>
+        <w:t>Ask while showing the picture</w:t>
       </w:r>
     </w:p>
     <w:p>
       <w:pPr>
-        <w:pStyle w:val="Heading3"/>
-      </w:pPr>
-      <w:r>
-        <w:t>What this example does not establish</w:t>
+        <w:spacing w:line="336" w:lineRule="auto" w:after="180"/>
+      </w:pPr>
+      <w:r>
+        <w:rPr>
+          <w:b w:val="0"/>
+        </w:rPr>
+        <w:t xml:space="preserve">Cover the result. Ask learners to name the </w:t>
+      </w:r>
+      <w:r>
+        <w:rPr>
+          <w:b/>
+        </w:rPr>
+        <w:t>input</w:t>
+      </w:r>
+      <w:r>
+        <w:rPr>
+          <w:b w:val="0"/>
+        </w:rPr>
+        <w:t xml:space="preserve">s and predict the next step. Uncover one step, connect the icon to the actual procedure, and explain its </w:t>
+      </w:r>
+      <w:r>
+        <w:rPr>
+          <w:b/>
+        </w:rPr>
+        <w:t>evidence</w:t>
+      </w:r>
+      <w:r>
+        <w:rPr>
+          <w:b w:val="0"/>
+        </w:rPr>
+        <w:t>. Then change the supplied condition and compare.</w:t>
       </w:r>
     </w:p>
     <w:p>
       <w:pPr>
-        <w:pStyle w:val="Heading3"/>
-      </w:pPr>
-      <w:r>
-        <w:t>Keep the stated limit</w:t>
+        <w:spacing w:line="336" w:lineRule="auto" w:after="180"/>
+      </w:pPr>
+      <w:r>
+        <w:rPr>
+          <w:b w:val="0"/>
+        </w:rPr>
+        <w:t>The picture is a representation; it does not document execution of a real AI model.</w:t>
       </w:r>
     </w:p>
     <w:p>
       <w:pPr>
-        <w:spacing w:line="336" w:lineRule="auto" w:after="180"/>
-        <w:shd w:fill="FFF5E6"/>
-      </w:pPr>
-      <w:r>
-        <w:rPr>
-          <w:b w:val="0"/>
-        </w:rPr>
-        <w:t>Approval cannot guarantee zero future faults; retain ownership, monitoring and recovery arrangements.</w:t>
+        <w:pStyle w:val="Heading1"/>
+      </w:pPr>
+      <w:r>
+        <w:t>03. Model a step,then remove help</w:t>
       </w:r>
     </w:p>
     <w:p>
-      <w:pPr>
-        <w:pStyle w:val="Heading3"/>
-      </w:pPr>
-      <w:r>
-        <w:t>Change one thing in the pictured case</w:t>
+      <w:r>
+        <w:t>Collect each learner’s reasoning before showing a key.</w:t>
       </w:r>
     </w:p>
     <w:p>
       <w:pPr>
-        <w:pStyle w:val="Heading3"/>
-      </w:pPr>
-      <w:r>
-        <w:t>Change one thing</w:t>
+        <w:pStyle w:val="Heading2"/>
+      </w:pPr>
+      <w:r>
+        <w:t>Current completion task and checked reasoning</w:t>
       </w:r>
     </w:p>
     <w:p>
       <w:pPr>
         <w:spacing w:line="336" w:lineRule="auto" w:after="180"/>
-        <w:shd w:fill="F5F1FB"/>
       </w:pPr>
       <w:r>
         <w:rPr>
           <w:b w:val="0"/>
         </w:rPr>
-        <w:t>Change: Every listed deletion location passes new verification.</w:t>
+        <w:t>Completion task: Ordinary cases 18/20 pass; access all pass; no effects; rollback not tested. Show the intermediate steps and give the conclusion with its scope.</w:t>
       </w:r>
     </w:p>
     <w:p>
       <w:pPr>
-        <w:pStyle w:val="Heading3"/>
-      </w:pPr>
-      <w:r>
-        <w:t>Predicted result</w:t>
+        <w:spacing w:line="336" w:lineRule="auto" w:after="180"/>
+      </w:pPr>
+      <w:r>
+        <w:rPr>
+          <w:b w:val="0"/>
+        </w:rPr>
+        <w:t xml:space="preserve">Teacher check: Teacher explanation: 90% ordinary threshold met but rollback </w:t>
+      </w:r>
+      <w:r>
+        <w:rPr>
+          <w:b/>
+        </w:rPr>
+        <w:t>evidence</w:t>
+      </w:r>
+      <w:r>
+        <w:rPr>
+          <w:b w:val="0"/>
+        </w:rPr>
+        <w:t xml:space="preserve"> missing, so release is not ready. Absence of a failure report is not a passed rehearsal.</w:t>
       </w:r>
     </w:p>
     <w:p>
       <w:pPr>
         <w:spacing w:line="336" w:lineRule="auto" w:after="180"/>
-        <w:shd w:fill="F1F6FC"/>
-      </w:pPr>
+      </w:pPr>
+      <w:r>
+        <w:rPr>
+          <w:b w:val="0"/>
+        </w:rPr>
+        <w:t xml:space="preserve">Start by identifying the given </w:t>
+      </w:r>
       <w:r>
         <w:rPr>
           <w:b/>
         </w:rPr>
-        <w:t>Prediction</w:t>
+        <w:t>input</w:t>
       </w:r>
       <w:r>
         <w:rPr>
           <w:b w:val="0"/>
         </w:rPr>
-        <w:t xml:space="preserve">: That gate can pass; review the complete current </w:t>
-      </w:r>
-      <w:r>
-        <w:rPr>
-          <w:b/>
-        </w:rPr>
-        <w:t>evidence</w:t>
-      </w:r>
-      <w:r>
-        <w:rPr>
-          <w:b w:val="0"/>
-        </w:rPr>
-        <w:t xml:space="preserve"> before approving release.</w:t>
+        <w:t>s together. Leave the intermediate steps blank. If needed, model one step, then withdraw that help on the next step. Move to a full trace only when the partial trace is understood.</w:t>
       </w:r>
     </w:p>
     <w:p>
       <w:pPr>
-        <w:pStyle w:val="Heading3"/>
-      </w:pPr>
-      <w:r>
-        <w:t>Why the result follows</w:t>
+        <w:spacing w:line="336" w:lineRule="auto" w:after="180"/>
+      </w:pPr>
+      <w:r>
+        <w:rPr>
+          <w:b w:val="0"/>
+        </w:rPr>
+        <w:t>For partners, alternate explainer and checker; collect a response from every learner before discussion.</w:t>
       </w:r>
     </w:p>
     <w:p>
       <w:pPr>
-        <w:spacing w:line="336" w:lineRule="auto" w:after="180"/>
-        <w:shd w:fill="F1F6FC"/>
-      </w:pPr>
-      <w:r>
-        <w:rPr>
-          <w:b w:val="0"/>
-        </w:rPr>
-        <w:t xml:space="preserve">Reason: One repaired gate does not automatically refresh </w:t>
-      </w:r>
-      <w:r>
-        <w:rPr>
-          <w:b/>
-        </w:rPr>
-        <w:t>evidence</w:t>
-      </w:r>
-      <w:r>
-        <w:rPr>
-          <w:b w:val="0"/>
-        </w:rPr>
-        <w:t xml:space="preserve"> for every other gate.</w:t>
+        <w:pStyle w:val="Heading2"/>
+      </w:pPr>
+      <w:r>
+        <w:t>Individual misconception check</w:t>
       </w:r>
     </w:p>
     <w:p>
       <w:pPr>
-        <w:pStyle w:val="Heading3"/>
-      </w:pPr>
-      <w:r>
-        <w:t>Ask while showing the picture</w:t>
+        <w:spacing w:line="336" w:lineRule="auto" w:after="180"/>
+      </w:pPr>
+      <w:r>
+        <w:rPr>
+          <w:b w:val="0"/>
+        </w:rPr>
+        <w:t xml:space="preserve">Use the worked case for Capstone </w:t>
+      </w:r>
+      <w:r>
+        <w:rPr>
+          <w:b/>
+        </w:rPr>
+        <w:t>release review</w:t>
+      </w:r>
+      <w:r>
+        <w:rPr>
+          <w:b w:val="0"/>
+        </w:rPr>
+        <w:t>. Proposed explanation: “The worked result establishes every future case”. Decide whether this explanation is supported.</w:t>
       </w:r>
     </w:p>
     <w:p>
       <w:pPr>
-        <w:pStyle w:val="Heading3"/>
-      </w:pPr>
-      <w:r>
-        <w:t>Ask while showing the picture · 5</w:t>
+        <w:spacing w:line="336" w:lineRule="auto" w:after="180"/>
+      </w:pPr>
+      <w:r>
+        <w:rPr>
+          <w:b w:val="0"/>
+        </w:rPr>
+        <w:t>Point to the step or supplied fact that decides; explain your repair if needed.</w:t>
       </w:r>
     </w:p>
     <w:p>
@@ -1829,31 +2785,7 @@
         <w:rPr>
           <w:b w:val="0"/>
         </w:rPr>
-        <w:t xml:space="preserve">Cover the result. Ask learners to name the </w:t>
-      </w:r>
-      <w:r>
-        <w:rPr>
-          <w:b/>
-        </w:rPr>
-        <w:t>input</w:t>
-      </w:r>
-      <w:r>
-        <w:rPr>
-          <w:b w:val="0"/>
-        </w:rPr>
-        <w:t xml:space="preserve">s and predict the next step. Uncover one step, connect the icon to the actual procedure, and explain its </w:t>
-      </w:r>
-      <w:r>
-        <w:rPr>
-          <w:b/>
-        </w:rPr>
-        <w:t>evidence</w:t>
-      </w:r>
-      <w:r>
-        <w:rPr>
-          <w:b w:val="0"/>
-        </w:rPr>
-        <w:t>. Then change the supplied condition and compare.</w:t>
+        <w:t>Expected correction: Release readiness is scoped to the declared gates and environment; deployment still needs operational checks.</w:t>
       </w:r>
     </w:p>
     <w:p>
@@ -1864,20 +2796,250 @@
         <w:rPr>
           <w:b w:val="0"/>
         </w:rPr>
-        <w:t>The picture is a representation; it does not document execution of a real AI model.</w:t>
+        <w:t>Collect explanations, not only yes/no votes. If a misunderstanding is common, re-model the relevant step for the class.</w:t>
       </w:r>
     </w:p>
     <w:p>
       <w:pPr>
-        <w:pStyle w:val="Heading1"/>
-      </w:pPr>
-      <w:r>
-        <w:t>03. Demonstrate and guide practice</w:t>
+        <w:spacing w:line="336" w:lineRule="auto" w:after="180"/>
+      </w:pPr>
+      <w:r>
+        <w:rPr>
+          <w:b w:val="0"/>
+        </w:rPr>
+        <w:t>If it affects a few learners, give a short targeted group explanation while others solve a more demanding variation.</w:t>
       </w:r>
     </w:p>
     <w:p>
-      <w:r>
-        <w:t>Demonstrate Capstone release review, reduce support deliberately and check individual reasoning before discussing answers.</w:t>
+      <w:pPr>
+        <w:pStyle w:val="Heading2"/>
+      </w:pPr>
+      <w:r>
+        <w:t>Pictured reasoning and changed case</w:t>
+      </w:r>
+    </w:p>
+    <w:p>
+      <w:pPr>
+        <w:spacing w:line="336" w:lineRule="auto" w:after="180"/>
+      </w:pPr>
+      <w:r>
+        <w:rPr>
+          <w:b w:val="0"/>
+        </w:rPr>
+        <w:t xml:space="preserve">Apply the three mandatory release gates to the recorded results. Why do two passes not outweigh the deletion failure, and what </w:t>
+      </w:r>
+      <w:r>
+        <w:rPr>
+          <w:b/>
+        </w:rPr>
+        <w:t>evidence</w:t>
+      </w:r>
+      <w:r>
+        <w:rPr>
+          <w:b w:val="0"/>
+        </w:rPr>
+        <w:t xml:space="preserve"> must follow its repair?</w:t>
+      </w:r>
+    </w:p>
+    <w:p>
+      <w:pPr>
+        <w:spacing w:line="336" w:lineRule="auto" w:after="180"/>
+      </w:pPr>
+      <w:r>
+        <w:rPr>
+          <w:b w:val="0"/>
+        </w:rPr>
+        <w:t>Record two passes and the specific deletion failure. Block release; a majority of passes is insufficient. Remove the listed copy and verify it before a fresh review.</w:t>
+      </w:r>
+    </w:p>
+    <w:p>
+      <w:pPr>
+        <w:spacing w:line="336" w:lineRule="auto" w:after="180"/>
+      </w:pPr>
+      <w:r>
+        <w:rPr>
+          <w:b w:val="0"/>
+        </w:rPr>
+        <w:t xml:space="preserve">Changed case: That gate can pass; review the complete current </w:t>
+      </w:r>
+      <w:r>
+        <w:rPr>
+          <w:b/>
+        </w:rPr>
+        <w:t>evidence</w:t>
+      </w:r>
+      <w:r>
+        <w:rPr>
+          <w:b w:val="0"/>
+        </w:rPr>
+        <w:t xml:space="preserve"> before approving release. One repaired gate does not automatically refresh </w:t>
+      </w:r>
+      <w:r>
+        <w:rPr>
+          <w:b/>
+        </w:rPr>
+        <w:t>evidence</w:t>
+      </w:r>
+      <w:r>
+        <w:rPr>
+          <w:b w:val="0"/>
+        </w:rPr>
+        <w:t xml:space="preserve"> for every other gate.</w:t>
+      </w:r>
+    </w:p>
+    <w:p>
+      <w:pPr>
+        <w:spacing w:line="336" w:lineRule="auto" w:after="180"/>
+      </w:pPr>
+      <w:r>
+        <w:rPr>
+          <w:b w:val="0"/>
+        </w:rPr>
+        <w:t xml:space="preserve">Changed-case reasoning: That gate can pass; review the complete current </w:t>
+      </w:r>
+      <w:r>
+        <w:rPr>
+          <w:b/>
+        </w:rPr>
+        <w:t>evidence</w:t>
+      </w:r>
+      <w:r>
+        <w:rPr>
+          <w:b w:val="0"/>
+        </w:rPr>
+        <w:t xml:space="preserve"> before approving release. One repaired gate does not automatically refresh </w:t>
+      </w:r>
+      <w:r>
+        <w:rPr>
+          <w:b/>
+        </w:rPr>
+        <w:t>evidence</w:t>
+      </w:r>
+      <w:r>
+        <w:rPr>
+          <w:b w:val="0"/>
+        </w:rPr>
+        <w:t xml:space="preserve"> for every other gate.</w:t>
+      </w:r>
+    </w:p>
+    <w:p>
+      <w:pPr>
+        <w:spacing w:line="336" w:lineRule="auto" w:after="180"/>
+      </w:pPr>
+      <w:r>
+        <w:rPr>
+          <w:b w:val="0"/>
+        </w:rPr>
+        <w:t xml:space="preserve">Collect each learner’s explanation before discussion. Use the first missing connection between </w:t>
+      </w:r>
+      <w:r>
+        <w:rPr>
+          <w:b/>
+        </w:rPr>
+        <w:t>input</w:t>
+      </w:r>
+      <w:r>
+        <w:rPr>
+          <w:b w:val="0"/>
+        </w:rPr>
+        <w:t xml:space="preserve">, deciding step and result to choose support. This question is worked-case practice, not fresh mastery </w:t>
+      </w:r>
+      <w:r>
+        <w:rPr>
+          <w:b/>
+        </w:rPr>
+        <w:t>evidence</w:t>
+      </w:r>
+      <w:r>
+        <w:rPr>
+          <w:b w:val="0"/>
+        </w:rPr>
+        <w:t>.</w:t>
+      </w:r>
+    </w:p>
+    <w:p>
+      <w:pPr>
+        <w:pStyle w:val="Heading2"/>
+      </w:pPr>
+      <w:r>
+        <w:t>Accessible support and extension</w:t>
+      </w:r>
+    </w:p>
+    <w:p>
+      <w:pPr>
+        <w:spacing w:line="336" w:lineRule="auto" w:after="180"/>
+      </w:pPr>
+      <w:r>
+        <w:rPr>
+          <w:b w:val="0"/>
+        </w:rPr>
+        <w:t xml:space="preserve">Use See how it works and Follow a worked example. Collect a </w:t>
+      </w:r>
+      <w:r>
+        <w:rPr>
+          <w:b/>
+        </w:rPr>
+        <w:t>prediction</w:t>
+      </w:r>
+      <w:r>
+        <w:rPr>
+          <w:b w:val="0"/>
+        </w:rPr>
+        <w:t xml:space="preserve"> before revealing its result; ask the learner to point to each intermediate fact.</w:t>
+      </w:r>
+    </w:p>
+    <w:p>
+      <w:pPr>
+        <w:spacing w:line="336" w:lineRule="auto" w:after="180"/>
+      </w:pPr>
+      <w:r>
+        <w:rPr>
+          <w:b w:val="0"/>
+        </w:rPr>
+        <w:t xml:space="preserve">Provide an </w:t>
+      </w:r>
+      <w:r>
+        <w:rPr>
+          <w:b/>
+        </w:rPr>
+        <w:t>input</w:t>
+      </w:r>
+      <w:r>
+        <w:rPr>
+          <w:b w:val="0"/>
+        </w:rPr>
+        <w:t>/procedure/result/limit frame and a calculator when needed. Ask students to identify the first step before completing the whole trace.</w:t>
+      </w:r>
+    </w:p>
+    <w:p>
+      <w:pPr>
+        <w:spacing w:line="336" w:lineRule="auto" w:after="180"/>
+      </w:pPr>
+      <w:r>
+        <w:rPr>
+          <w:b w:val="0"/>
+        </w:rPr>
+        <w:t xml:space="preserve">Extension: compare two concrete variants of this </w:t>
+      </w:r>
+      <w:r>
+        <w:rPr>
+          <w:b/>
+        </w:rPr>
+        <w:t>mechanism</w:t>
+      </w:r>
+      <w:r>
+        <w:rPr>
+          <w:b w:val="0"/>
+        </w:rPr>
+        <w:t xml:space="preserve"> while holding unrelated conditions fixed; report both successful and unsuccessful outcomes.</w:t>
+      </w:r>
+    </w:p>
+    <w:p>
+      <w:pPr>
+        <w:pStyle w:val="Heading2"/>
+      </w:pPr>
+      <w:r>
+        <w:t>Earlier wording, alternatives and picture transcripts · reference / check after trying</w:t>
       </w:r>
     </w:p>
     <w:tbl>
@@ -2094,71 +3256,26 @@
     </w:tbl>
     <w:p>
       <w:pPr>
-        <w:spacing w:line="336" w:lineRule="auto" w:after="180"/>
-      </w:pPr>
-      <w:r>
-        <w:rPr>
-          <w:b w:val="0"/>
-        </w:rPr>
-        <w:t xml:space="preserve">Use See how it works and Follow a worked example. Collect a </w:t>
-      </w:r>
-      <w:r>
-        <w:rPr>
-          <w:b/>
-        </w:rPr>
-        <w:t>prediction</w:t>
-      </w:r>
-      <w:r>
-        <w:rPr>
-          <w:b w:val="0"/>
-        </w:rPr>
-        <w:t xml:space="preserve"> before revealing its result; ask the learner to point to each intermediate fact.</w:t>
+        <w:pStyle w:val="Heading3"/>
+      </w:pPr>
+      <w:r>
+        <w:t>Reduce help deliberately</w:t>
       </w:r>
     </w:p>
     <w:p>
       <w:pPr>
-        <w:spacing w:line="336" w:lineRule="auto" w:after="180"/>
-      </w:pPr>
-      <w:r>
-        <w:rPr>
-          <w:b w:val="0"/>
-        </w:rPr>
-        <w:t xml:space="preserve">Provide an </w:t>
-      </w:r>
-      <w:r>
-        <w:rPr>
-          <w:b/>
-        </w:rPr>
-        <w:t>input</w:t>
-      </w:r>
-      <w:r>
-        <w:rPr>
-          <w:b w:val="0"/>
-        </w:rPr>
-        <w:t>/procedure/result/limit frame and a calculator when needed. Ask students to identify the first step before completing the whole trace.</w:t>
+        <w:pStyle w:val="Heading3"/>
+      </w:pPr>
+      <w:r>
+        <w:t>Individual reasoning check</w:t>
       </w:r>
     </w:p>
     <w:p>
       <w:pPr>
-        <w:spacing w:line="336" w:lineRule="auto" w:after="180"/>
-      </w:pPr>
-      <w:r>
-        <w:rPr>
-          <w:b w:val="0"/>
-        </w:rPr>
-        <w:t xml:space="preserve">Extension: compare two concrete variants of this </w:t>
-      </w:r>
-      <w:r>
-        <w:rPr>
-          <w:b/>
-        </w:rPr>
-        <w:t>mechanism</w:t>
-      </w:r>
-      <w:r>
-        <w:rPr>
-          <w:b w:val="0"/>
-        </w:rPr>
-        <w:t xml:space="preserve"> while holding unrelated conditions fixed; report both successful and unsuccessful outcomes.</w:t>
+        <w:pStyle w:val="Heading3"/>
+      </w:pPr>
+      <w:r>
+        <w:t>Pictorial practice question</w:t>
       </w:r>
     </w:p>
     <w:p>
@@ -2166,59 +3283,39 @@
         <w:pStyle w:val="Heading3"/>
       </w:pPr>
       <w:r>
-        <w:t>Reduce help deliberately</w:t>
+        <w:t>Reasoned teacher answer</w:t>
       </w:r>
     </w:p>
     <w:p>
       <w:pPr>
-        <w:pStyle w:val="Heading3"/>
-      </w:pPr>
-      <w:r>
-        <w:t>Completion practice</w:t>
+        <w:pStyle w:val="Heading1"/>
+      </w:pPr>
+      <w:r>
+        <w:t>04. Run the complete supplied investigation</w:t>
       </w:r>
     </w:p>
     <w:p>
-      <w:pPr>
-        <w:spacing w:line="336" w:lineRule="auto" w:after="180"/>
-        <w:shd w:fill="F5F1FB"/>
-      </w:pPr>
-      <w:r>
-        <w:rPr>
-          <w:b w:val="0"/>
-        </w:rPr>
-        <w:t>Completion task: Ordinary cases 18/20 pass; access all pass; no effects; rollback not tested. Show the intermediate steps and give the conclusion with its scope.</w:t>
+      <w:r>
+        <w:t>Separate predictions,actual runs and paper traces.</w:t>
       </w:r>
     </w:p>
     <w:p>
       <w:pPr>
-        <w:pStyle w:val="Heading3"/>
-      </w:pPr>
-      <w:r>
-        <w:t>Reasoning to listen for</w:t>
+        <w:pStyle w:val="Heading2"/>
+      </w:pPr>
+      <w:r>
+        <w:t>Complete inputs,expected results and limits</w:t>
       </w:r>
     </w:p>
     <w:p>
       <w:pPr>
         <w:spacing w:line="336" w:lineRule="auto" w:after="180"/>
-        <w:shd w:fill="F1F6FC"/>
       </w:pPr>
       <w:r>
         <w:rPr>
           <w:b w:val="0"/>
         </w:rPr>
-        <w:t xml:space="preserve">Teacher check: Teacher explanation: 90% ordinary threshold met but rollback </w:t>
-      </w:r>
-      <w:r>
-        <w:rPr>
-          <w:b/>
-        </w:rPr>
-        <w:t>evidence</w:t>
-      </w:r>
-      <w:r>
-        <w:rPr>
-          <w:b w:val="0"/>
-        </w:rPr>
-        <w:t xml:space="preserve"> missing, so release is not ready. Absence of a failure report is not a passed rehearsal.</w:t>
+        <w:t>Main ordinary threshold met but compatible rollback not run blocks. Picture listed-backup deletion failure blocks despite two passes; repaired-candidate review requires applicable current evidence and preserved history. Selected 27/30 = 90% ordinary passes, but one of five access tests fails, so mandatory access gate blocks regardless of rollback pass/no effects.</w:t>
       </w:r>
     </w:p>
     <w:p>
@@ -2229,38 +3326,26 @@
         <w:rPr>
           <w:b w:val="0"/>
         </w:rPr>
-        <w:t xml:space="preserve">Start by identifying the given </w:t>
-      </w:r>
-      <w:r>
-        <w:rPr>
-          <w:b/>
-        </w:rPr>
-        <w:t>input</w:t>
-      </w:r>
-      <w:r>
-        <w:rPr>
-          <w:b w:val="0"/>
-        </w:rPr>
-        <w:t>s together. Leave the intermediate steps blank. If needed, model one step, then withdraw that help on the next step. Move to a full trace only when the partial trace is understood.</w:t>
+        <w:t>Preserve exact failed case, repair trusted enforcement and obtain fresh review evidence; no automatic approval or deployment is implied.</w:t>
       </w:r>
     </w:p>
     <w:p>
       <w:pPr>
-        <w:spacing w:line="336" w:lineRule="auto" w:after="180"/>
-      </w:pPr>
-      <w:r>
-        <w:rPr>
-          <w:b w:val="0"/>
-        </w:rPr>
-        <w:t>For partners, alternate explainer and checker; collect a response from every learner before discussion.</w:t>
+        <w:pStyle w:val="Heading2"/>
+      </w:pPr>
+      <w:r>
+        <w:t>Diagnose the current misconceptions</w:t>
       </w:r>
     </w:p>
     <w:p>
       <w:pPr>
-        <w:pStyle w:val="Heading3"/>
-      </w:pPr>
-      <w:r>
-        <w:t>Individual reasoning check</w:t>
+        <w:spacing w:line="336" w:lineRule="auto" w:after="180"/>
+      </w:pPr>
+      <w:r>
+        <w:rPr>
+          <w:b w:val="0"/>
+        </w:rPr>
+        <w:t>The worked result establishes every future case: Release readiness is scoped to the declared gates and environment; deployment still needs operational checks.</w:t>
       </w:r>
     </w:p>
     <w:p>
@@ -2271,19 +3356,31 @@
         <w:rPr>
           <w:b w:val="0"/>
         </w:rPr>
-        <w:t xml:space="preserve">Use the worked case for Capstone </w:t>
+        <w:t xml:space="preserve">A missing </w:t>
       </w:r>
       <w:r>
         <w:rPr>
           <w:b/>
         </w:rPr>
-        <w:t>release review</w:t>
+        <w:t>input</w:t>
       </w:r>
       <w:r>
         <w:rPr>
           <w:b w:val="0"/>
         </w:rPr>
-        <w:t>. Proposed explanation: “The worked result establishes every future case”. Decide whether this explanation is supported.</w:t>
+        <w:t xml:space="preserve"> may be replaced without recording the change: A replacement changes the </w:t>
+      </w:r>
+      <w:r>
+        <w:rPr>
+          <w:b/>
+        </w:rPr>
+        <w:t>evidence</w:t>
+      </w:r>
+      <w:r>
+        <w:rPr>
+          <w:b w:val="0"/>
+        </w:rPr>
+        <w:t xml:space="preserve"> or contract. Record the change and its justification; do not silently turn unknown into a measured value.</w:t>
       </w:r>
     </w:p>
     <w:p>
@@ -2294,330 +3391,62 @@
         <w:rPr>
           <w:b w:val="0"/>
         </w:rPr>
-        <w:t>Point to the step or supplied fact that decides; explain your repair if needed.</w:t>
+        <w:t xml:space="preserve">Repeating an assessed case is new independent </w:t>
+      </w:r>
+      <w:r>
+        <w:rPr>
+          <w:b/>
+        </w:rPr>
+        <w:t>evidence</w:t>
+      </w:r>
+      <w:r>
+        <w:rPr>
+          <w:b w:val="0"/>
+        </w:rPr>
+        <w:t>: A replay checks consistency. An example used for feedback or revision cannot later be described as untouched final evaluation.</w:t>
       </w:r>
     </w:p>
     <w:p>
       <w:pPr>
-        <w:pStyle w:val="Heading3"/>
-      </w:pPr>
-      <w:r>
-        <w:t>Expected repair</w:t>
+        <w:spacing w:line="336" w:lineRule="auto" w:after="180"/>
+      </w:pPr>
+      <w:r>
+        <w:rPr>
+          <w:b w:val="0"/>
+        </w:rPr>
+        <w:t xml:space="preserve">Use Run the investigation for the </w:t>
+      </w:r>
+      <w:r>
+        <w:rPr>
+          <w:b/>
+        </w:rPr>
+        <w:t>evidence</w:t>
+      </w:r>
+      <w:r>
+        <w:rPr>
+          <w:b w:val="0"/>
+        </w:rPr>
+        <w:t xml:space="preserve"> ledger. Add a boundary or missing-</w:t>
+      </w:r>
+      <w:r>
+        <w:rPr>
+          <w:b/>
+        </w:rPr>
+        <w:t>input</w:t>
+      </w:r>
+      <w:r>
+        <w:rPr>
+          <w:b w:val="0"/>
+        </w:rPr>
+        <w:t xml:space="preserve"> case and record the expected response before checking. More successful repeats of one case do not establish wider coverage.</w:t>
       </w:r>
     </w:p>
     <w:p>
       <w:pPr>
-        <w:spacing w:line="336" w:lineRule="auto" w:after="180"/>
-        <w:shd w:fill="F1F6FC"/>
-      </w:pPr>
-      <w:r>
-        <w:rPr>
-          <w:b w:val="0"/>
-        </w:rPr>
-        <w:t>Expected correction: Release readiness is scoped to the declared gates and environment; deployment still needs operational checks.</w:t>
-      </w:r>
-    </w:p>
-    <w:p>
-      <w:pPr>
-        <w:spacing w:line="336" w:lineRule="auto" w:after="180"/>
-      </w:pPr>
-      <w:r>
-        <w:rPr>
-          <w:b w:val="0"/>
-        </w:rPr>
-        <w:t>Collect explanations, not only yes/no votes. If a misunderstanding is common, re-model the relevant step for the class.</w:t>
-      </w:r>
-    </w:p>
-    <w:p>
-      <w:pPr>
-        <w:spacing w:line="336" w:lineRule="auto" w:after="180"/>
-      </w:pPr>
-      <w:r>
-        <w:rPr>
-          <w:b w:val="0"/>
-        </w:rPr>
-        <w:t>If it affects a few learners, give a short targeted group explanation while others solve a more demanding variation.</w:t>
-      </w:r>
-    </w:p>
-    <w:p>
-      <w:pPr>
-        <w:pStyle w:val="Heading3"/>
-      </w:pPr>
-      <w:r>
-        <w:t>Pictorial practice question</w:t>
-      </w:r>
-    </w:p>
-    <w:p>
-      <w:pPr>
-        <w:spacing w:line="336" w:lineRule="auto" w:after="180"/>
-        <w:shd w:fill="F5F1FB"/>
-      </w:pPr>
-      <w:r>
-        <w:rPr>
-          <w:b w:val="0"/>
-        </w:rPr>
-        <w:t xml:space="preserve">Apply the three mandatory release gates to the recorded results. Why do two passes not outweigh the deletion failure, and what </w:t>
-      </w:r>
-      <w:r>
-        <w:rPr>
-          <w:b/>
-        </w:rPr>
-        <w:t>evidence</w:t>
-      </w:r>
-      <w:r>
-        <w:rPr>
-          <w:b w:val="0"/>
-        </w:rPr>
-        <w:t xml:space="preserve"> must follow its repair?</w:t>
-      </w:r>
-    </w:p>
-    <w:p>
-      <w:pPr>
-        <w:pStyle w:val="Heading3"/>
-      </w:pPr>
-      <w:r>
-        <w:t>Reasoned teacher answer</w:t>
-      </w:r>
-    </w:p>
-    <w:p>
-      <w:pPr>
-        <w:spacing w:line="336" w:lineRule="auto" w:after="180"/>
-      </w:pPr>
-      <w:r>
-        <w:rPr>
-          <w:b w:val="0"/>
-        </w:rPr>
-        <w:t>Record two passes and the specific deletion failure. Block release; a majority of passes is insufficient. Remove the listed copy and verify it before a fresh review.</w:t>
-      </w:r>
-    </w:p>
-    <w:p>
-      <w:pPr>
-        <w:spacing w:line="336" w:lineRule="auto" w:after="180"/>
-      </w:pPr>
-      <w:r>
-        <w:rPr>
-          <w:b w:val="0"/>
-        </w:rPr>
-        <w:t xml:space="preserve">Changed case: That gate can pass; review the complete current </w:t>
-      </w:r>
-      <w:r>
-        <w:rPr>
-          <w:b/>
-        </w:rPr>
-        <w:t>evidence</w:t>
-      </w:r>
-      <w:r>
-        <w:rPr>
-          <w:b w:val="0"/>
-        </w:rPr>
-        <w:t xml:space="preserve"> before approving release. One repaired gate does not automatically refresh </w:t>
-      </w:r>
-      <w:r>
-        <w:rPr>
-          <w:b/>
-        </w:rPr>
-        <w:t>evidence</w:t>
-      </w:r>
-      <w:r>
-        <w:rPr>
-          <w:b w:val="0"/>
-        </w:rPr>
-        <w:t xml:space="preserve"> for every other gate.</w:t>
-      </w:r>
-    </w:p>
-    <w:p>
-      <w:pPr>
-        <w:spacing w:line="336" w:lineRule="auto" w:after="180"/>
-      </w:pPr>
-      <w:r>
-        <w:rPr>
-          <w:b w:val="0"/>
-        </w:rPr>
-        <w:t xml:space="preserve">Changed-case reasoning: That gate can pass; review the complete current </w:t>
-      </w:r>
-      <w:r>
-        <w:rPr>
-          <w:b/>
-        </w:rPr>
-        <w:t>evidence</w:t>
-      </w:r>
-      <w:r>
-        <w:rPr>
-          <w:b w:val="0"/>
-        </w:rPr>
-        <w:t xml:space="preserve"> before approving release. One repaired gate does not automatically refresh </w:t>
-      </w:r>
-      <w:r>
-        <w:rPr>
-          <w:b/>
-        </w:rPr>
-        <w:t>evidence</w:t>
-      </w:r>
-      <w:r>
-        <w:rPr>
-          <w:b w:val="0"/>
-        </w:rPr>
-        <w:t xml:space="preserve"> for every other gate.</w:t>
-      </w:r>
-    </w:p>
-    <w:p>
-      <w:pPr>
-        <w:spacing w:line="336" w:lineRule="auto" w:after="180"/>
-      </w:pPr>
-      <w:r>
-        <w:rPr>
-          <w:b w:val="0"/>
-        </w:rPr>
-        <w:t xml:space="preserve">Collect each learner’s explanation before discussion. Use the first missing connection between </w:t>
-      </w:r>
-      <w:r>
-        <w:rPr>
-          <w:b/>
-        </w:rPr>
-        <w:t>input</w:t>
-      </w:r>
-      <w:r>
-        <w:rPr>
-          <w:b w:val="0"/>
-        </w:rPr>
-        <w:t xml:space="preserve">, deciding step and result to choose support. This question is worked-case practice, not fresh mastery </w:t>
-      </w:r>
-      <w:r>
-        <w:rPr>
-          <w:b/>
-        </w:rPr>
-        <w:t>evidence</w:t>
-      </w:r>
-      <w:r>
-        <w:rPr>
-          <w:b w:val="0"/>
-        </w:rPr>
-        <w:t>.</w:t>
-      </w:r>
-    </w:p>
-    <w:p>
-      <w:pPr>
-        <w:pStyle w:val="Heading1"/>
-      </w:pPr>
-      <w:r>
-        <w:t>04. Run the investigation and diagnose misconceptions</w:t>
-      </w:r>
-    </w:p>
-    <w:p>
-      <w:r>
-        <w:t>Run the Capstone release review investigation and use the first unsupported step to choose a teaching response.</w:t>
-      </w:r>
-    </w:p>
-    <w:p>
-      <w:pPr>
-        <w:spacing w:line="336" w:lineRule="auto" w:after="180"/>
-      </w:pPr>
-      <w:r>
-        <w:rPr>
-          <w:b w:val="0"/>
-        </w:rPr>
-        <w:t>The worked result establishes every future case: Release readiness is scoped to the declared gates and environment; deployment still needs operational checks.</w:t>
-      </w:r>
-    </w:p>
-    <w:p>
-      <w:pPr>
-        <w:spacing w:line="336" w:lineRule="auto" w:after="180"/>
-      </w:pPr>
-      <w:r>
-        <w:rPr>
-          <w:b w:val="0"/>
-        </w:rPr>
-        <w:t xml:space="preserve">A missing </w:t>
-      </w:r>
-      <w:r>
-        <w:rPr>
-          <w:b/>
-        </w:rPr>
-        <w:t>input</w:t>
-      </w:r>
-      <w:r>
-        <w:rPr>
-          <w:b w:val="0"/>
-        </w:rPr>
-        <w:t xml:space="preserve"> may be replaced without recording the change: A replacement changes the </w:t>
-      </w:r>
-      <w:r>
-        <w:rPr>
-          <w:b/>
-        </w:rPr>
-        <w:t>evidence</w:t>
-      </w:r>
-      <w:r>
-        <w:rPr>
-          <w:b w:val="0"/>
-        </w:rPr>
-        <w:t xml:space="preserve"> or contract. Record the change and its justification; do not silently turn unknown into a measured value.</w:t>
-      </w:r>
-    </w:p>
-    <w:p>
-      <w:pPr>
-        <w:spacing w:line="336" w:lineRule="auto" w:after="180"/>
-      </w:pPr>
-      <w:r>
-        <w:rPr>
-          <w:b w:val="0"/>
-        </w:rPr>
-        <w:t xml:space="preserve">Repeating an assessed case is new independent </w:t>
-      </w:r>
-      <w:r>
-        <w:rPr>
-          <w:b/>
-        </w:rPr>
-        <w:t>evidence</w:t>
-      </w:r>
-      <w:r>
-        <w:rPr>
-          <w:b w:val="0"/>
-        </w:rPr>
-        <w:t>: A replay checks consistency. An example used for feedback or revision cannot later be described as untouched final evaluation.</w:t>
-      </w:r>
-    </w:p>
-    <w:p>
-      <w:pPr>
-        <w:spacing w:line="336" w:lineRule="auto" w:after="180"/>
-      </w:pPr>
-      <w:r>
-        <w:rPr>
-          <w:b w:val="0"/>
-        </w:rPr>
-        <w:t xml:space="preserve">Use Run the investigation for the </w:t>
-      </w:r>
-      <w:r>
-        <w:rPr>
-          <w:b/>
-        </w:rPr>
-        <w:t>evidence</w:t>
-      </w:r>
-      <w:r>
-        <w:rPr>
-          <w:b w:val="0"/>
-        </w:rPr>
-        <w:t xml:space="preserve"> ledger. Add a boundary or missing-</w:t>
-      </w:r>
-      <w:r>
-        <w:rPr>
-          <w:b/>
-        </w:rPr>
-        <w:t>input</w:t>
-      </w:r>
-      <w:r>
-        <w:rPr>
-          <w:b w:val="0"/>
-        </w:rPr>
-        <w:t xml:space="preserve"> case and record the expected response before checking. More successful repeats of one case do not establish wider coverage.</w:t>
-      </w:r>
-    </w:p>
-    <w:p>
-      <w:pPr>
-        <w:pStyle w:val="Heading3"/>
-      </w:pPr>
-      <w:r>
-        <w:t>Match the support to the first error</w:t>
+        <w:pStyle w:val="Heading2"/>
+      </w:pPr>
+      <w:r>
+        <w:t>Choose accessible support</w:t>
       </w:r>
     </w:p>
     <w:tbl>
@@ -2790,57 +3619,39 @@
     </w:p>
     <w:p>
       <w:pPr>
-        <w:pStyle w:val="Heading1"/>
-      </w:pPr>
-      <w:r>
-        <w:t>05. Assess and explain the answers</w:t>
+        <w:pStyle w:val="Heading2"/>
+      </w:pPr>
+      <w:r>
+        <w:t>Earlier wording, alternatives and picture transcripts · reference / check after trying</w:t>
       </w:r>
     </w:p>
     <w:p>
-      <w:r>
-        <w:t>Use the Capstone release review questions, teacher keys and criteria after the relevant attempts. Previously discussed cases are practice; protect the separately selected independent task.</w:t>
+      <w:pPr>
+        <w:pStyle w:val="Heading3"/>
+      </w:pPr>
+      <w:r>
+        <w:t>Match the support to the first error</w:t>
       </w:r>
     </w:p>
     <w:p>
       <w:pPr>
-        <w:pStyle w:val="Heading3"/>
-      </w:pPr>
-      <w:r>
-        <w:t>Guided and exit questions</w:t>
+        <w:pStyle w:val="Heading1"/>
+      </w:pPr>
+      <w:r>
+        <w:t>05. Assess the new service scenario</w:t>
       </w:r>
     </w:p>
     <w:p>
-      <w:pPr>
-        <w:spacing w:line="336" w:lineRule="auto" w:after="180"/>
-      </w:pPr>
-      <w:r>
-        <w:rPr>
-          <w:b w:val="0"/>
-        </w:rPr>
-        <w:t xml:space="preserve">Guided: 90% ordinary threshold met but rollback </w:t>
-      </w:r>
-      <w:r>
-        <w:rPr>
-          <w:b/>
-        </w:rPr>
-        <w:t>evidence</w:t>
-      </w:r>
-      <w:r>
-        <w:rPr>
-          <w:b w:val="0"/>
-        </w:rPr>
-        <w:t xml:space="preserve"> missing, so release is not ready. Absence of a failure report is not a passed rehearsal.</w:t>
+      <w:r>
+        <w:t>Keep the selected answer private until after a first attempt.</w:t>
       </w:r>
     </w:p>
     <w:p>
       <w:pPr>
-        <w:spacing w:line="336" w:lineRule="auto" w:after="180"/>
-      </w:pPr>
-      <w:r>
-        <w:rPr>
-          <w:b w:val="0"/>
-        </w:rPr>
-        <w:t>Qualification: Release readiness is scoped to the declared gates and environment; deployment still needs operational checks.</w:t>
+        <w:pStyle w:val="Heading2"/>
+      </w:pPr>
+      <w:r>
+        <w:t>Selected independent task and checked answer</w:t>
       </w:r>
     </w:p>
     <w:p>
@@ -2851,595 +3662,26 @@
         <w:rPr>
           <w:b w:val="0"/>
         </w:rPr>
-        <w:t xml:space="preserve">Exit: accept a concrete variation with its predicted outcome and a stated condition that would challenge the </w:t>
-      </w:r>
-      <w:r>
-        <w:rPr>
-          <w:b/>
-        </w:rPr>
-        <w:t>mechanism</w:t>
-      </w:r>
-      <w:r>
-        <w:rPr>
-          <w:b w:val="0"/>
-        </w:rPr>
-        <w:t xml:space="preserve">; reject a claim resting on unmeasured </w:t>
-      </w:r>
-      <w:r>
-        <w:rPr>
-          <w:b/>
-        </w:rPr>
-        <w:t>evidence</w:t>
-      </w:r>
-      <w:r>
-        <w:rPr>
-          <w:b w:val="0"/>
-        </w:rPr>
-        <w:t>.</w:t>
+        <w:t>Selected case: Ordinary 27/30 pass; access 1/5 fails; rollback passes; no effects. Decide.</w:t>
       </w:r>
     </w:p>
     <w:p>
       <w:pPr>
-        <w:pStyle w:val="Heading3"/>
-      </w:pPr>
-      <w:r>
-        <w:t>W1 Explain the mechanism</w:t>
+        <w:spacing w:line="336" w:lineRule="auto" w:after="180"/>
+      </w:pPr>
+      <w:r>
+        <w:rPr>
+          <w:b w:val="0"/>
+        </w:rPr>
+        <w:t>Teacher explanation: 90% ordinary passes, access gate fails. Block release and preserve exact failed case before repair.</w:t>
       </w:r>
     </w:p>
     <w:p>
       <w:pPr>
-        <w:pStyle w:val="Heading3"/>
-      </w:pPr>
-      <w:r>
-        <w:t>Workbook question · W1</w:t>
-      </w:r>
-    </w:p>
-    <w:p>
-      <w:pPr>
-        <w:spacing w:line="336" w:lineRule="auto" w:after="180"/>
-        <w:shd w:fill="F5F1FB"/>
-      </w:pPr>
-      <w:r>
-        <w:rPr>
-          <w:b w:val="0"/>
-        </w:rPr>
-        <w:t xml:space="preserve">Explain the weekly </w:t>
-      </w:r>
-      <w:r>
-        <w:rPr>
-          <w:b/>
-        </w:rPr>
-        <w:t>mechanism</w:t>
-      </w:r>
-      <w:r>
-        <w:rPr>
-          <w:b w:val="0"/>
-        </w:rPr>
-        <w:t xml:space="preserve"> in your own words. Use the worked scenario to name its </w:t>
-      </w:r>
-      <w:r>
-        <w:rPr>
-          <w:b/>
-        </w:rPr>
-        <w:t>input</w:t>
-      </w:r>
-      <w:r>
-        <w:rPr>
-          <w:b w:val="0"/>
-        </w:rPr>
-        <w:t xml:space="preserve">, decision rule and </w:t>
-      </w:r>
-      <w:r>
-        <w:rPr>
-          <w:b/>
-        </w:rPr>
-        <w:t>output</w:t>
-      </w:r>
-      <w:r>
-        <w:rPr>
-          <w:b w:val="0"/>
-        </w:rPr>
-        <w:t>.</w:t>
-      </w:r>
-    </w:p>
-    <w:p>
-      <w:pPr>
-        <w:pStyle w:val="Heading3"/>
-      </w:pPr>
-      <w:r>
-        <w:t>Teacher reasoning · W1</w:t>
-      </w:r>
-    </w:p>
-    <w:p>
-      <w:pPr>
-        <w:spacing w:line="336" w:lineRule="auto" w:after="180"/>
-        <w:shd w:fill="F1F6FC"/>
-      </w:pPr>
-      <w:r>
-        <w:rPr>
-          <w:b w:val="0"/>
-        </w:rPr>
-        <w:t xml:space="preserve">Teacher explanation: </w:t>
-      </w:r>
-      <w:r>
-        <w:rPr>
-          <w:b/>
-        </w:rPr>
-        <w:t>Release review</w:t>
-      </w:r>
-      <w:r>
-        <w:rPr>
-          <w:b w:val="0"/>
-        </w:rPr>
-        <w:t xml:space="preserve"> combines correctness, access, failure recovery and operational readiness. </w:t>
-      </w:r>
-      <w:r>
-        <w:rPr>
-          <w:b/>
-        </w:rPr>
-        <w:t>Critical gate</w:t>
-      </w:r>
-      <w:r>
-        <w:rPr>
-          <w:b w:val="0"/>
-        </w:rPr>
-        <w:t>s can block release independently of an average score.</w:t>
-      </w:r>
-    </w:p>
-    <w:p>
-      <w:pPr>
-        <w:spacing w:line="336" w:lineRule="auto" w:after="180"/>
-        <w:shd w:fill="F1F6FC"/>
-      </w:pPr>
-      <w:r>
-        <w:rPr>
-          <w:b w:val="0"/>
-        </w:rPr>
-        <w:t xml:space="preserve">Toy release requires all access tests, no unauthorised effects, at least 90% ordinary-case pass and a compatible </w:t>
-      </w:r>
-      <w:r>
-        <w:rPr>
-          <w:b/>
-        </w:rPr>
-        <w:t>rollback rehearsal</w:t>
-      </w:r>
-      <w:r>
-        <w:rPr>
-          <w:b w:val="0"/>
-        </w:rPr>
-        <w:t xml:space="preserve">. Record each gate separately with versioned </w:t>
-      </w:r>
-      <w:r>
-        <w:rPr>
-          <w:b/>
-        </w:rPr>
-        <w:t>evidence</w:t>
-      </w:r>
-      <w:r>
-        <w:rPr>
-          <w:b w:val="0"/>
-        </w:rPr>
-        <w:t>.</w:t>
-      </w:r>
-    </w:p>
-    <w:p>
-      <w:pPr>
-        <w:pStyle w:val="Heading3"/>
-      </w:pPr>
-      <w:r>
-        <w:t>W2 Trace the worked case</w:t>
-      </w:r>
-    </w:p>
-    <w:p>
-      <w:pPr>
-        <w:pStyle w:val="Heading3"/>
-      </w:pPr>
-      <w:r>
-        <w:t>Workbook question · W2</w:t>
-      </w:r>
-    </w:p>
-    <w:p>
-      <w:pPr>
-        <w:spacing w:line="336" w:lineRule="auto" w:after="180"/>
-        <w:shd w:fill="F5F1FB"/>
-      </w:pPr>
-      <w:r>
-        <w:rPr>
-          <w:b w:val="0"/>
-        </w:rPr>
-        <w:t>Ordinary cases 18/20 pass; access all pass; no effects; rollback not tested. Show the intermediate steps and give the conclusion with its scope.</w:t>
-      </w:r>
-    </w:p>
-    <w:p>
-      <w:pPr>
-        <w:pStyle w:val="Heading3"/>
-      </w:pPr>
-      <w:r>
-        <w:t>Teacher reasoning · W2</w:t>
-      </w:r>
-    </w:p>
-    <w:p>
-      <w:pPr>
-        <w:spacing w:line="336" w:lineRule="auto" w:after="180"/>
-        <w:shd w:fill="F1F6FC"/>
-      </w:pPr>
-      <w:r>
-        <w:rPr>
-          <w:b w:val="0"/>
-        </w:rPr>
-        <w:t xml:space="preserve">Teacher explanation: 90% ordinary threshold met but rollback </w:t>
-      </w:r>
-      <w:r>
-        <w:rPr>
-          <w:b/>
-        </w:rPr>
-        <w:t>evidence</w:t>
-      </w:r>
-      <w:r>
-        <w:rPr>
-          <w:b w:val="0"/>
-        </w:rPr>
-        <w:t xml:space="preserve"> missing, so release is not ready. Absence of a failure report is not a passed rehearsal.</w:t>
-      </w:r>
-    </w:p>
-    <w:p>
-      <w:pPr>
-        <w:pStyle w:val="Heading3"/>
-      </w:pPr>
-      <w:r>
-        <w:t>W3 Audit the limit</w:t>
-      </w:r>
-    </w:p>
-    <w:p>
-      <w:pPr>
-        <w:pStyle w:val="Heading3"/>
-      </w:pPr>
-      <w:r>
-        <w:t>Workbook question · W3</w:t>
-      </w:r>
-    </w:p>
-    <w:p>
-      <w:pPr>
-        <w:spacing w:line="336" w:lineRule="auto" w:after="180"/>
-        <w:shd w:fill="F5F1FB"/>
-      </w:pPr>
-      <w:r>
-        <w:rPr>
-          <w:b w:val="0"/>
-        </w:rPr>
-        <w:t>A report omits this qualification: Release readiness is scoped to the declared gates and environment; deployment still needs operational checks.</w:t>
-      </w:r>
-    </w:p>
-    <w:p>
-      <w:pPr>
-        <w:spacing w:line="336" w:lineRule="auto" w:after="180"/>
-        <w:shd w:fill="F5F1FB"/>
-      </w:pPr>
-      <w:r>
-        <w:rPr>
-          <w:b w:val="0"/>
-        </w:rPr>
-        <w:t>Explain how omitting it could change a reader's interpretation, and write an accurate replacement.</w:t>
-      </w:r>
-    </w:p>
-    <w:p>
-      <w:pPr>
-        <w:pStyle w:val="Heading3"/>
-      </w:pPr>
-      <w:r>
-        <w:t>Teacher reasoning · W3</w:t>
-      </w:r>
-    </w:p>
-    <w:p>
-      <w:pPr>
-        <w:spacing w:line="336" w:lineRule="auto" w:after="180"/>
-        <w:shd w:fill="F1F6FC"/>
-      </w:pPr>
-      <w:r>
-        <w:rPr>
-          <w:b w:val="0"/>
-        </w:rPr>
-        <w:t>Teacher explanation: Release readiness is scoped to the declared gates and environment; deployment still needs operational checks.</w:t>
-      </w:r>
-    </w:p>
-    <w:p>
-      <w:pPr>
-        <w:spacing w:line="336" w:lineRule="auto" w:after="180"/>
-        <w:shd w:fill="F1F6FC"/>
-      </w:pPr>
-      <w:r>
-        <w:rPr>
-          <w:b w:val="0"/>
-        </w:rPr>
-        <w:t xml:space="preserve">State the observed result separately from the unverified or out-of-scope claim; preserve the original </w:t>
-      </w:r>
-      <w:r>
-        <w:rPr>
-          <w:b/>
-        </w:rPr>
-        <w:t>evidence</w:t>
-      </w:r>
-      <w:r>
-        <w:rPr>
-          <w:b w:val="0"/>
-        </w:rPr>
-        <w:t xml:space="preserve"> rather than inventing a missing fact.</w:t>
-      </w:r>
-    </w:p>
-    <w:p>
-      <w:pPr>
-        <w:pStyle w:val="Heading3"/>
-      </w:pPr>
-      <w:r>
-        <w:t>W4 Apply a new case independently</w:t>
-      </w:r>
-    </w:p>
-    <w:p>
-      <w:pPr>
-        <w:pStyle w:val="Heading3"/>
-      </w:pPr>
-      <w:r>
-        <w:t>Workbook question · W4</w:t>
-      </w:r>
-    </w:p>
-    <w:p>
-      <w:pPr>
-        <w:spacing w:line="336" w:lineRule="auto" w:after="180"/>
-        <w:shd w:fill="F5F1FB"/>
-      </w:pPr>
-      <w:r>
-        <w:rPr>
-          <w:b w:val="0"/>
-        </w:rPr>
-        <w:t>Ordinary 27/30 pass; access 1/5 fails; rollback passes; no effects. Decide.</w:t>
-      </w:r>
-    </w:p>
-    <w:p>
-      <w:pPr>
-        <w:pStyle w:val="Heading3"/>
-      </w:pPr>
-      <w:r>
-        <w:t>Teacher reasoning · W4</w:t>
-      </w:r>
-    </w:p>
-    <w:p>
-      <w:pPr>
-        <w:spacing w:line="336" w:lineRule="auto" w:after="180"/>
-        <w:shd w:fill="F1F6FC"/>
-      </w:pPr>
-      <w:r>
-        <w:rPr>
-          <w:b w:val="0"/>
-        </w:rPr>
-        <w:t>Teacher explanation: 90% ordinary passes, access gate fails. Block release and preserve exact failed case before repair.</w:t>
-      </w:r>
-    </w:p>
-    <w:p>
-      <w:pPr>
-        <w:pStyle w:val="Heading3"/>
-      </w:pPr>
-      <w:r>
-        <w:t>W5 Design a revealing follow-up</w:t>
-      </w:r>
-    </w:p>
-    <w:p>
-      <w:pPr>
-        <w:pStyle w:val="Heading3"/>
-      </w:pPr>
-      <w:r>
-        <w:t>Workbook question · W5</w:t>
-      </w:r>
-    </w:p>
-    <w:p>
-      <w:pPr>
-        <w:spacing w:line="336" w:lineRule="auto" w:after="180"/>
-        <w:shd w:fill="F5F1FB"/>
-      </w:pPr>
-      <w:r>
-        <w:rPr>
-          <w:b w:val="0"/>
-        </w:rPr>
-        <w:t>For the worked scenario, propose one additional case that could reveal a failure, describe its expected outcome before running it, and explain what would need to remain fixed for a fair comparison.</w:t>
-      </w:r>
-    </w:p>
-    <w:p>
-      <w:pPr>
-        <w:spacing w:line="336" w:lineRule="auto" w:after="180"/>
-        <w:shd w:fill="F5F1FB"/>
-      </w:pPr>
-      <w:r>
-        <w:rPr>
-          <w:b w:val="0"/>
-        </w:rPr>
-        <w:t>Do not reuse W4 as a new final test after receiving feedback.</w:t>
-      </w:r>
-    </w:p>
-    <w:p>
-      <w:pPr>
-        <w:pStyle w:val="Heading3"/>
-      </w:pPr>
-      <w:r>
-        <w:t>Teacher reasoning · W5</w:t>
-      </w:r>
-    </w:p>
-    <w:p>
-      <w:pPr>
-        <w:spacing w:line="336" w:lineRule="auto" w:after="180"/>
-        <w:shd w:fill="F1F6FC"/>
-      </w:pPr>
-      <w:r>
-        <w:rPr>
-          <w:b w:val="0"/>
-        </w:rPr>
-        <w:t xml:space="preserve">Teacher explanation: Accept a concrete variant of the worked </w:t>
-      </w:r>
-      <w:r>
-        <w:rPr>
-          <w:b/>
-        </w:rPr>
-        <w:t>input</w:t>
-      </w:r>
-      <w:r>
-        <w:rPr>
-          <w:b w:val="0"/>
-        </w:rPr>
-        <w:t xml:space="preserve"> or a missing/conflicting/boundary condition, with an expectation derived from the declared procedure.</w:t>
-      </w:r>
-    </w:p>
-    <w:p>
-      <w:pPr>
-        <w:spacing w:line="336" w:lineRule="auto" w:after="180"/>
-        <w:shd w:fill="F1F6FC"/>
-      </w:pPr>
-      <w:r>
-        <w:rPr>
-          <w:b w:val="0"/>
-        </w:rPr>
-        <w:t xml:space="preserve">Require preserved settings, original </w:t>
-      </w:r>
-      <w:r>
-        <w:rPr>
-          <w:b/>
-        </w:rPr>
-        <w:t>output</w:t>
-      </w:r>
-      <w:r>
-        <w:rPr>
-          <w:b w:val="0"/>
-        </w:rPr>
-        <w:t>s and data roles. Release readiness is scoped to the declared gates and environment; deployment still needs operational checks.</w:t>
-      </w:r>
-    </w:p>
-    <w:p>
-      <w:pPr>
-        <w:spacing w:line="336" w:lineRule="auto" w:after="180"/>
-        <w:shd w:fill="F1F6FC"/>
-      </w:pPr>
-      <w:r>
-        <w:rPr>
-          <w:b w:val="0"/>
-        </w:rPr>
-        <w:t xml:space="preserve">The new case should test this particular </w:t>
-      </w:r>
-      <w:r>
-        <w:rPr>
-          <w:b/>
-        </w:rPr>
-        <w:t>mechanism</w:t>
-      </w:r>
-      <w:r>
-        <w:rPr>
-          <w:b w:val="0"/>
-        </w:rPr>
-        <w:t xml:space="preserve"> rather than merely restate the original result.</w:t>
-      </w:r>
-    </w:p>
-    <w:p>
-      <w:pPr>
-        <w:pStyle w:val="Heading3"/>
-      </w:pPr>
-      <w:r>
-        <w:t>Independent assessment and fresh retry</w:t>
-      </w:r>
-    </w:p>
-    <w:p>
-      <w:pPr>
-        <w:pStyle w:val="Heading3"/>
-      </w:pPr>
-      <w:r>
-        <w:t>Teacher key · Independent assessment and fresh retry</w:t>
-      </w:r>
-    </w:p>
-    <w:p>
-      <w:pPr>
-        <w:spacing w:line="336" w:lineRule="auto" w:after="180"/>
-        <w:shd w:fill="F1F6FC"/>
-      </w:pPr>
-      <w:r>
-        <w:rPr>
-          <w:b w:val="0"/>
-        </w:rPr>
-        <w:t>W4: 90% ordinary passes, access gate fails. Block release and preserve exact failed case before repair. Require intermediate reasoning and the stated scope.</w:t>
-      </w:r>
-    </w:p>
-    <w:p>
-      <w:pPr>
-        <w:spacing w:line="336" w:lineRule="auto" w:after="180"/>
-        <w:shd w:fill="F1F6FC"/>
-      </w:pPr>
-      <w:r>
-        <w:rPr>
-          <w:b w:val="0"/>
-        </w:rPr>
-        <w:t>Fresh retry: Ordinary 19/20, all access pass, one unauthorised send, rollback passes. Expected reasoning: 95% ordinary; side-effect gate fails. Aggregate score cannot override it.</w:t>
-      </w:r>
-    </w:p>
-    <w:p>
-      <w:pPr>
-        <w:spacing w:line="336" w:lineRule="auto" w:after="180"/>
-        <w:shd w:fill="F1F6FC"/>
-      </w:pPr>
-      <w:r>
-        <w:rPr>
-          <w:b w:val="0"/>
-        </w:rPr>
-        <w:t>If students need support, record it and reassess with another new case rather than awarding independence to a copied answer.</w:t>
-      </w:r>
-    </w:p>
-    <w:p>
-      <w:pPr>
-        <w:pStyle w:val="Heading3"/>
-      </w:pPr>
-      <w:r>
-        <w:t>Assess independent transfer</w:t>
-      </w:r>
-    </w:p>
-    <w:p>
-      <w:pPr>
-        <w:pStyle w:val="Heading3"/>
-      </w:pPr>
-      <w:r>
-        <w:t>Independent question · withhold the key</w:t>
-      </w:r>
-    </w:p>
-    <w:p>
-      <w:pPr>
-        <w:spacing w:line="336" w:lineRule="auto" w:after="180"/>
-        <w:shd w:fill="F5F1FB"/>
-      </w:pPr>
-      <w:r>
-        <w:rPr>
-          <w:b w:val="0"/>
-        </w:rPr>
-        <w:t>Selected case: Ordinary 27/30 pass; access 1/5 fails; rollback passes; no effects. Decide.</w:t>
-      </w:r>
-    </w:p>
-    <w:p>
-      <w:pPr>
-        <w:pStyle w:val="Heading3"/>
-      </w:pPr>
-      <w:r>
-        <w:t>Selected case answer</w:t>
-      </w:r>
-    </w:p>
-    <w:p>
-      <w:pPr>
-        <w:pStyle w:val="Heading3"/>
-      </w:pPr>
-      <w:r>
-        <w:t>Teacher key · Selected case answer</w:t>
-      </w:r>
-    </w:p>
-    <w:p>
-      <w:pPr>
-        <w:spacing w:line="336" w:lineRule="auto" w:after="180"/>
-        <w:shd w:fill="F1F6FC"/>
-      </w:pPr>
-      <w:r>
-        <w:rPr>
-          <w:b w:val="0"/>
-        </w:rPr>
-        <w:t>Teacher explanation: 90% ordinary passes, access gate fails. Block release and preserve exact failed case before repair.</w:t>
+        <w:pStyle w:val="Heading2"/>
+      </w:pPr>
+      <w:r>
+        <w:t>Judge explanation,trace and limits</w:t>
       </w:r>
     </w:p>
     <w:tbl>
@@ -3546,54 +3788,55 @@
     </w:tbl>
     <w:p>
       <w:pPr>
-        <w:pStyle w:val="Heading3"/>
-      </w:pPr>
-      <w:r>
-        <w:t>Teacher key · Selected case answer</w:t>
+        <w:spacing w:line="336" w:lineRule="auto" w:after="180"/>
+      </w:pPr>
+      <w:r>
+        <w:rPr>
+          <w:b w:val="0"/>
+        </w:rPr>
+        <w:t>Record each dimension as not yet, with support, or independent. Accept a valid alternative procedure with a defensible trace.</w:t>
       </w:r>
     </w:p>
     <w:p>
       <w:pPr>
         <w:spacing w:line="336" w:lineRule="auto" w:after="180"/>
-        <w:shd w:fill="F1F6FC"/>
       </w:pPr>
       <w:r>
         <w:rPr>
           <w:b w:val="0"/>
         </w:rPr>
-        <w:t>Record each dimension as not yet, with support, or independent. Accept a valid alternative procedure with a defensible trace.</w:t>
+        <w:t xml:space="preserve">Do not penalise an honestly recorded model failure if the learner correctly explains its </w:t>
+      </w:r>
+      <w:r>
+        <w:rPr>
+          <w:b/>
+        </w:rPr>
+        <w:t>evidence</w:t>
+      </w:r>
+      <w:r>
+        <w:rPr>
+          <w:b w:val="0"/>
+        </w:rPr>
+        <w:t xml:space="preserve"> and limits.</w:t>
       </w:r>
     </w:p>
     <w:p>
       <w:pPr>
-        <w:spacing w:line="336" w:lineRule="auto" w:after="180"/>
-        <w:shd w:fill="F1F6FC"/>
-      </w:pPr>
-      <w:r>
-        <w:rPr>
-          <w:b w:val="0"/>
-        </w:rPr>
-        <w:t xml:space="preserve">Do not penalise an honestly recorded model failure if the learner correctly explains its </w:t>
-      </w:r>
-      <w:r>
-        <w:rPr>
-          <w:b/>
-        </w:rPr>
-        <w:t>evidence</w:t>
-      </w:r>
-      <w:r>
-        <w:rPr>
-          <w:b w:val="0"/>
-        </w:rPr>
-        <w:t xml:space="preserve"> and limits.</w:t>
+        <w:pStyle w:val="Heading2"/>
+      </w:pPr>
+      <w:r>
+        <w:t>Give one usable repair</w:t>
       </w:r>
     </w:p>
     <w:p>
       <w:pPr>
-        <w:pStyle w:val="Heading3"/>
-      </w:pPr>
-      <w:r>
-        <w:t>Feedback that the learner uses</w:t>
+        <w:spacing w:line="336" w:lineRule="auto" w:after="180"/>
+      </w:pPr>
+      <w:r>
+        <w:rPr>
+          <w:b w:val="0"/>
+        </w:rPr>
+        <w:t>Name the earliest unsupported step and give one action to repair it. Have the learner make that repair now and explain why. Then assess the relevant skill on a fresh, fully specified case.</w:t>
       </w:r>
     </w:p>
     <w:p>
@@ -3604,31 +3847,97 @@
         <w:rPr>
           <w:b w:val="0"/>
         </w:rPr>
-        <w:t>Name the earliest unsupported step and give one action to repair it. Have the learner make that repair now and explain why. Then assess the relevant skill on a fresh, fully specified case.</w:t>
+        <w:t>Confirm it was not previously practised with feedback; solve and check the new case before assigning it. A follow-up design prompt is a starting brief, not automatically an equivalent test.</w:t>
       </w:r>
     </w:p>
     <w:p>
       <w:pPr>
-        <w:spacing w:line="336" w:lineRule="auto" w:after="180"/>
-      </w:pPr>
-      <w:r>
-        <w:rPr>
-          <w:b w:val="0"/>
-        </w:rPr>
-        <w:t>Confirm it was not previously practised with feedback; solve and check the new case before assigning it. A follow-up design prompt is a starting brief, not automatically an equivalent test.</w:t>
+        <w:pStyle w:val="Heading2"/>
+      </w:pPr>
+      <w:r>
+        <w:t>W1 Explain the mechanism</w:t>
       </w:r>
     </w:p>
     <w:p>
       <w:pPr>
-        <w:pStyle w:val="Heading1"/>
-      </w:pPr>
-      <w:r>
-        <w:t>06. Connect the project, support and next lesson</w:t>
+        <w:spacing w:line="336" w:lineRule="auto" w:after="180"/>
+      </w:pPr>
+      <w:r>
+        <w:rPr>
+          <w:b w:val="0"/>
+        </w:rPr>
+        <w:t xml:space="preserve">Explain the weekly </w:t>
+      </w:r>
+      <w:r>
+        <w:rPr>
+          <w:b/>
+        </w:rPr>
+        <w:t>mechanism</w:t>
+      </w:r>
+      <w:r>
+        <w:rPr>
+          <w:b w:val="0"/>
+        </w:rPr>
+        <w:t xml:space="preserve"> in your own words. Use the worked scenario to name its </w:t>
+      </w:r>
+      <w:r>
+        <w:rPr>
+          <w:b/>
+        </w:rPr>
+        <w:t>input</w:t>
+      </w:r>
+      <w:r>
+        <w:rPr>
+          <w:b w:val="0"/>
+        </w:rPr>
+        <w:t xml:space="preserve">, decision rule and </w:t>
+      </w:r>
+      <w:r>
+        <w:rPr>
+          <w:b/>
+        </w:rPr>
+        <w:t>output</w:t>
+      </w:r>
+      <w:r>
+        <w:rPr>
+          <w:b w:val="0"/>
+        </w:rPr>
+        <w:t>.</w:t>
       </w:r>
     </w:p>
     <w:p>
-      <w:r>
-        <w:t>Connect Capstone release review to Grounded Learning Service, adapt support and plan a later changed-case check.</w:t>
+      <w:pPr>
+        <w:spacing w:line="336" w:lineRule="auto" w:after="180"/>
+      </w:pPr>
+      <w:r>
+        <w:rPr>
+          <w:b w:val="0"/>
+        </w:rPr>
+        <w:t xml:space="preserve">Teacher explanation: </w:t>
+      </w:r>
+      <w:r>
+        <w:rPr>
+          <w:b/>
+        </w:rPr>
+        <w:t>Release review</w:t>
+      </w:r>
+      <w:r>
+        <w:rPr>
+          <w:b w:val="0"/>
+        </w:rPr>
+        <w:t xml:space="preserve"> combines correctness, access, failure recovery and operational readiness. </w:t>
+      </w:r>
+      <w:r>
+        <w:rPr>
+          <w:b/>
+        </w:rPr>
+        <w:t>Critical gate</w:t>
+      </w:r>
+      <w:r>
+        <w:rPr>
+          <w:b w:val="0"/>
+        </w:rPr>
+        <w:t>s can block release independently of an average score.</w:t>
       </w:r>
     </w:p>
     <w:p>
@@ -3639,42 +3948,39 @@
         <w:rPr>
           <w:b w:val="0"/>
         </w:rPr>
-        <w:t xml:space="preserve">For Grounded Learning Service, use this week’s independent task as a rehearsal for the final </w:t>
+        <w:t xml:space="preserve">Toy release requires all access tests, no unauthorised effects, at least 90% ordinary-case pass and a compatible </w:t>
       </w:r>
       <w:r>
         <w:rPr>
           <w:b/>
         </w:rPr>
+        <w:t>rollback rehearsal</w:t>
+      </w:r>
+      <w:r>
+        <w:rPr>
+          <w:b w:val="0"/>
+        </w:rPr>
+        <w:t xml:space="preserve">. Record each gate separately with versioned </w:t>
+      </w:r>
+      <w:r>
+        <w:rPr>
+          <w:b/>
+        </w:rPr>
         <w:t>evidence</w:t>
       </w:r>
       <w:r>
         <w:rPr>
           <w:b w:val="0"/>
         </w:rPr>
-        <w:t xml:space="preserve"> pack: Ordinary 27/30 pass; access 1/5 fails; rollback passes; no effects. Decide.</w:t>
+        <w:t>.</w:t>
       </w:r>
     </w:p>
     <w:p>
       <w:pPr>
-        <w:spacing w:line="336" w:lineRule="auto" w:after="180"/>
-      </w:pPr>
-      <w:r>
-        <w:rPr>
-          <w:b w:val="0"/>
-        </w:rPr>
-        <w:t xml:space="preserve">Keep actual </w:t>
-      </w:r>
-      <w:r>
-        <w:rPr>
-          <w:b/>
-        </w:rPr>
-        <w:t>observation</w:t>
-      </w:r>
-      <w:r>
-        <w:rPr>
-          <w:b w:val="0"/>
-        </w:rPr>
-        <w:t>s separate from expected results, preserve failures, compare a baseline and explain the limits.</w:t>
+        <w:pStyle w:val="Heading2"/>
+      </w:pPr>
+      <w:r>
+        <w:t>W2 Trace the worked case</w:t>
       </w:r>
     </w:p>
     <w:p>
@@ -3685,19 +3991,7 @@
         <w:rPr>
           <w:b w:val="0"/>
         </w:rPr>
-        <w:t xml:space="preserve">Provide an </w:t>
-      </w:r>
-      <w:r>
-        <w:rPr>
-          <w:b/>
-        </w:rPr>
-        <w:t>input</w:t>
-      </w:r>
-      <w:r>
-        <w:rPr>
-          <w:b w:val="0"/>
-        </w:rPr>
-        <w:t>/procedure/result/limit frame and a calculator when needed. Ask students to identify the first step before completing the whole trace.</w:t>
+        <w:t>Ordinary cases 18/20 pass; access all pass; no effects; rollback not tested. Show the intermediate steps and give the conclusion with its scope.</w:t>
       </w:r>
     </w:p>
     <w:p>
@@ -3708,42 +4002,27 @@
         <w:rPr>
           <w:b w:val="0"/>
         </w:rPr>
-        <w:t xml:space="preserve">Extension: compare two concrete variants of this </w:t>
+        <w:t xml:space="preserve">Teacher explanation: 90% ordinary threshold met but rollback </w:t>
       </w:r>
       <w:r>
         <w:rPr>
           <w:b/>
         </w:rPr>
-        <w:t>mechanism</w:t>
+        <w:t>evidence</w:t>
       </w:r>
       <w:r>
         <w:rPr>
           <w:b w:val="0"/>
         </w:rPr>
-        <w:t xml:space="preserve"> while holding unrelated conditions fixed; report both successful and unsuccessful outcomes.</w:t>
+        <w:t xml:space="preserve"> missing, so release is not ready. Absence of a failure report is not a passed rehearsal.</w:t>
       </w:r>
     </w:p>
     <w:p>
       <w:pPr>
-        <w:spacing w:line="336" w:lineRule="auto" w:after="180"/>
-      </w:pPr>
-      <w:r>
-        <w:rPr>
-          <w:b w:val="0"/>
-        </w:rPr>
-        <w:t xml:space="preserve">Next connection: Engineering demonstration and defense. Preserve the current case record and retrieve its </w:t>
-      </w:r>
-      <w:r>
-        <w:rPr>
-          <w:b/>
-        </w:rPr>
-        <w:t>evidence</w:t>
-      </w:r>
-      <w:r>
-        <w:rPr>
-          <w:b w:val="0"/>
-        </w:rPr>
-        <w:t xml:space="preserve"> boundary before moving on.</w:t>
+        <w:pStyle w:val="Heading2"/>
+      </w:pPr>
+      <w:r>
+        <w:t>W3 Audit the limit</w:t>
       </w:r>
     </w:p>
     <w:p>
@@ -3754,15 +4033,541 @@
         <w:rPr>
           <w:b w:val="0"/>
         </w:rPr>
-        <w:t>Retain the project ledger and assess a changed case after support. Check the relevant prerequisite before carrying this component forward.</w:t>
+        <w:t>A report omits this qualification: Release readiness is scoped to the declared gates and environment; deployment still needs operational checks.</w:t>
       </w:r>
     </w:p>
     <w:p>
       <w:pPr>
+        <w:spacing w:line="336" w:lineRule="auto" w:after="180"/>
+      </w:pPr>
+      <w:r>
+        <w:rPr>
+          <w:b w:val="0"/>
+        </w:rPr>
+        <w:t>Explain how omitting it could change a reader's interpretation, and write an accurate replacement.</w:t>
+      </w:r>
+    </w:p>
+    <w:p>
+      <w:pPr>
+        <w:spacing w:line="336" w:lineRule="auto" w:after="180"/>
+      </w:pPr>
+      <w:r>
+        <w:rPr>
+          <w:b w:val="0"/>
+        </w:rPr>
+        <w:t>Teacher explanation: Release readiness is scoped to the declared gates and environment; deployment still needs operational checks.</w:t>
+      </w:r>
+    </w:p>
+    <w:p>
+      <w:pPr>
+        <w:spacing w:line="336" w:lineRule="auto" w:after="180"/>
+      </w:pPr>
+      <w:r>
+        <w:rPr>
+          <w:b w:val="0"/>
+        </w:rPr>
+        <w:t xml:space="preserve">State the observed result separately from the unverified or out-of-scope claim; preserve the original </w:t>
+      </w:r>
+      <w:r>
+        <w:rPr>
+          <w:b/>
+        </w:rPr>
+        <w:t>evidence</w:t>
+      </w:r>
+      <w:r>
+        <w:rPr>
+          <w:b w:val="0"/>
+        </w:rPr>
+        <w:t xml:space="preserve"> rather than inventing a missing fact.</w:t>
+      </w:r>
+    </w:p>
+    <w:p>
+      <w:pPr>
+        <w:pStyle w:val="Heading2"/>
+      </w:pPr>
+      <w:r>
+        <w:t>W5 Design a revealing follow-up</w:t>
+      </w:r>
+    </w:p>
+    <w:p>
+      <w:pPr>
+        <w:spacing w:line="336" w:lineRule="auto" w:after="180"/>
+      </w:pPr>
+      <w:r>
+        <w:rPr>
+          <w:b w:val="0"/>
+        </w:rPr>
+        <w:t>For the worked scenario, propose one additional case that could reveal a failure, describe its expected outcome before running it, and explain what would need to remain fixed for a fair comparison.</w:t>
+      </w:r>
+    </w:p>
+    <w:p>
+      <w:pPr>
+        <w:spacing w:line="336" w:lineRule="auto" w:after="180"/>
+      </w:pPr>
+      <w:r>
+        <w:rPr>
+          <w:b w:val="0"/>
+        </w:rPr>
+        <w:t>Do not reuse W4 as a new final test after receiving feedback.</w:t>
+      </w:r>
+    </w:p>
+    <w:p>
+      <w:pPr>
+        <w:spacing w:line="336" w:lineRule="auto" w:after="180"/>
+      </w:pPr>
+      <w:r>
+        <w:rPr>
+          <w:b w:val="0"/>
+        </w:rPr>
+        <w:t xml:space="preserve">Teacher explanation: Accept a concrete variant of the worked </w:t>
+      </w:r>
+      <w:r>
+        <w:rPr>
+          <w:b/>
+        </w:rPr>
+        <w:t>input</w:t>
+      </w:r>
+      <w:r>
+        <w:rPr>
+          <w:b w:val="0"/>
+        </w:rPr>
+        <w:t xml:space="preserve"> or a missing/conflicting/boundary condition, with an expectation derived from the declared procedure.</w:t>
+      </w:r>
+    </w:p>
+    <w:p>
+      <w:pPr>
+        <w:spacing w:line="336" w:lineRule="auto" w:after="180"/>
+      </w:pPr>
+      <w:r>
+        <w:rPr>
+          <w:b w:val="0"/>
+        </w:rPr>
+        <w:t xml:space="preserve">Require preserved settings, original </w:t>
+      </w:r>
+      <w:r>
+        <w:rPr>
+          <w:b/>
+        </w:rPr>
+        <w:t>output</w:t>
+      </w:r>
+      <w:r>
+        <w:rPr>
+          <w:b w:val="0"/>
+        </w:rPr>
+        <w:t>s and data roles. Release readiness is scoped to the declared gates and environment; deployment still needs operational checks.</w:t>
+      </w:r>
+    </w:p>
+    <w:p>
+      <w:pPr>
+        <w:spacing w:line="336" w:lineRule="auto" w:after="180"/>
+      </w:pPr>
+      <w:r>
+        <w:rPr>
+          <w:b w:val="0"/>
+        </w:rPr>
+        <w:t xml:space="preserve">The new case should test this particular </w:t>
+      </w:r>
+      <w:r>
+        <w:rPr>
+          <w:b/>
+        </w:rPr>
+        <w:t>mechanism</w:t>
+      </w:r>
+      <w:r>
+        <w:rPr>
+          <w:b w:val="0"/>
+        </w:rPr>
+        <w:t xml:space="preserve"> rather than merely restate the original result.</w:t>
+      </w:r>
+    </w:p>
+    <w:p>
+      <w:pPr>
+        <w:pStyle w:val="Heading2"/>
+      </w:pPr>
+      <w:r>
+        <w:t>Earlier wording, alternatives and picture transcripts · reference / check after trying</w:t>
+      </w:r>
+    </w:p>
+    <w:p>
+      <w:pPr>
         <w:pStyle w:val="Heading3"/>
       </w:pPr>
       <w:r>
-        <w:t>Plan the delayed return</w:t>
+        <w:t>Guided and exit questions</w:t>
+      </w:r>
+    </w:p>
+    <w:p>
+      <w:pPr>
+        <w:spacing w:line="336" w:lineRule="auto" w:after="180"/>
+      </w:pPr>
+      <w:r>
+        <w:rPr>
+          <w:b w:val="0"/>
+        </w:rPr>
+        <w:t xml:space="preserve">Guided: 90% ordinary threshold met but rollback </w:t>
+      </w:r>
+      <w:r>
+        <w:rPr>
+          <w:b/>
+        </w:rPr>
+        <w:t>evidence</w:t>
+      </w:r>
+      <w:r>
+        <w:rPr>
+          <w:b w:val="0"/>
+        </w:rPr>
+        <w:t xml:space="preserve"> missing, so release is not ready. Absence of a failure report is not a passed rehearsal.</w:t>
+      </w:r>
+    </w:p>
+    <w:p>
+      <w:pPr>
+        <w:spacing w:line="336" w:lineRule="auto" w:after="180"/>
+      </w:pPr>
+      <w:r>
+        <w:rPr>
+          <w:b w:val="0"/>
+        </w:rPr>
+        <w:t>Qualification: Release readiness is scoped to the declared gates and environment; deployment still needs operational checks.</w:t>
+      </w:r>
+    </w:p>
+    <w:p>
+      <w:pPr>
+        <w:spacing w:line="336" w:lineRule="auto" w:after="180"/>
+      </w:pPr>
+      <w:r>
+        <w:rPr>
+          <w:b w:val="0"/>
+        </w:rPr>
+        <w:t xml:space="preserve">Exit: accept a concrete variation with its predicted outcome and a stated condition that would challenge the </w:t>
+      </w:r>
+      <w:r>
+        <w:rPr>
+          <w:b/>
+        </w:rPr>
+        <w:t>mechanism</w:t>
+      </w:r>
+      <w:r>
+        <w:rPr>
+          <w:b w:val="0"/>
+        </w:rPr>
+        <w:t xml:space="preserve">; reject a claim resting on unmeasured </w:t>
+      </w:r>
+      <w:r>
+        <w:rPr>
+          <w:b/>
+        </w:rPr>
+        <w:t>evidence</w:t>
+      </w:r>
+      <w:r>
+        <w:rPr>
+          <w:b w:val="0"/>
+        </w:rPr>
+        <w:t>.</w:t>
+      </w:r>
+    </w:p>
+    <w:p>
+      <w:pPr>
+        <w:pStyle w:val="Heading3"/>
+      </w:pPr>
+      <w:r>
+        <w:t>W1 Explain the mechanism</w:t>
+      </w:r>
+    </w:p>
+    <w:p>
+      <w:pPr>
+        <w:pStyle w:val="Heading3"/>
+      </w:pPr>
+      <w:r>
+        <w:t>W2 Trace the worked case</w:t>
+      </w:r>
+    </w:p>
+    <w:p>
+      <w:pPr>
+        <w:pStyle w:val="Heading3"/>
+      </w:pPr>
+      <w:r>
+        <w:t>W3 Audit the limit</w:t>
+      </w:r>
+    </w:p>
+    <w:p>
+      <w:pPr>
+        <w:pStyle w:val="Heading3"/>
+      </w:pPr>
+      <w:r>
+        <w:t>W4 Apply a new case independently</w:t>
+      </w:r>
+    </w:p>
+    <w:p>
+      <w:pPr>
+        <w:spacing w:line="336" w:lineRule="auto" w:after="180"/>
+      </w:pPr>
+      <w:r>
+        <w:rPr>
+          <w:b w:val="0"/>
+        </w:rPr>
+        <w:t>Ordinary 27/30 pass; access 1/5 fails; rollback passes; no effects. Decide.</w:t>
+      </w:r>
+    </w:p>
+    <w:p>
+      <w:pPr>
+        <w:spacing w:line="336" w:lineRule="auto" w:after="180"/>
+      </w:pPr>
+      <w:r>
+        <w:rPr>
+          <w:b w:val="0"/>
+        </w:rPr>
+        <w:t>Teacher explanation: 90% ordinary passes, access gate fails. Block release and preserve exact failed case before repair.</w:t>
+      </w:r>
+    </w:p>
+    <w:p>
+      <w:pPr>
+        <w:pStyle w:val="Heading3"/>
+      </w:pPr>
+      <w:r>
+        <w:t>W5 Design a revealing follow-up</w:t>
+      </w:r>
+    </w:p>
+    <w:p>
+      <w:pPr>
+        <w:pStyle w:val="Heading3"/>
+      </w:pPr>
+      <w:r>
+        <w:t>Independent assessment and fresh retry</w:t>
+      </w:r>
+    </w:p>
+    <w:p>
+      <w:pPr>
+        <w:spacing w:line="336" w:lineRule="auto" w:after="180"/>
+      </w:pPr>
+      <w:r>
+        <w:rPr>
+          <w:b w:val="0"/>
+        </w:rPr>
+        <w:t>W4: 90% ordinary passes, access gate fails. Block release and preserve exact failed case before repair. Require intermediate reasoning and the stated scope.</w:t>
+      </w:r>
+    </w:p>
+    <w:p>
+      <w:pPr>
+        <w:spacing w:line="336" w:lineRule="auto" w:after="180"/>
+      </w:pPr>
+      <w:r>
+        <w:rPr>
+          <w:b w:val="0"/>
+        </w:rPr>
+        <w:t>Fresh retry: Ordinary 19/20, all access pass, one unauthorised send, rollback passes. Expected reasoning: 95% ordinary; side-effect gate fails. Aggregate score cannot override it.</w:t>
+      </w:r>
+    </w:p>
+    <w:p>
+      <w:pPr>
+        <w:spacing w:line="336" w:lineRule="auto" w:after="180"/>
+      </w:pPr>
+      <w:r>
+        <w:rPr>
+          <w:b w:val="0"/>
+        </w:rPr>
+        <w:t>If students need support, record it and reassess with another new case rather than awarding independence to a copied answer.</w:t>
+      </w:r>
+    </w:p>
+    <w:p>
+      <w:pPr>
+        <w:pStyle w:val="Heading3"/>
+      </w:pPr>
+      <w:r>
+        <w:t>Assess independent transfer</w:t>
+      </w:r>
+    </w:p>
+    <w:p>
+      <w:pPr>
+        <w:pStyle w:val="Heading3"/>
+      </w:pPr>
+      <w:r>
+        <w:t>Selected case answer</w:t>
+      </w:r>
+    </w:p>
+    <w:p>
+      <w:pPr>
+        <w:pStyle w:val="Heading3"/>
+      </w:pPr>
+      <w:r>
+        <w:t>Feedback that the learner uses</w:t>
+      </w:r>
+    </w:p>
+    <w:p>
+      <w:pPr>
+        <w:pStyle w:val="Heading1"/>
+      </w:pPr>
+      <w:r>
+        <w:t>06. Connect, support and revisit service design</w:t>
+      </w:r>
+    </w:p>
+    <w:p>
+      <w:r>
+        <w:t>Use saved evidence and boundary decisions to choose the next step.</w:t>
+      </w:r>
+    </w:p>
+    <w:p>
+      <w:pPr>
+        <w:pStyle w:val="Heading2"/>
+      </w:pPr>
+      <w:r>
+        <w:t>Project and next-week bridge</w:t>
+      </w:r>
+    </w:p>
+    <w:p>
+      <w:pPr>
+        <w:spacing w:line="336" w:lineRule="auto" w:after="180"/>
+      </w:pPr>
+      <w:r>
+        <w:rPr>
+          <w:b w:val="0"/>
+        </w:rPr>
+        <w:t xml:space="preserve">For Grounded Learning Service, use this week’s independent task as a rehearsal for the final </w:t>
+      </w:r>
+      <w:r>
+        <w:rPr>
+          <w:b/>
+        </w:rPr>
+        <w:t>evidence</w:t>
+      </w:r>
+      <w:r>
+        <w:rPr>
+          <w:b w:val="0"/>
+        </w:rPr>
+        <w:t xml:space="preserve"> pack: Ordinary 27/30 pass; access 1/5 fails; rollback passes; no effects. Decide.</w:t>
+      </w:r>
+    </w:p>
+    <w:p>
+      <w:pPr>
+        <w:spacing w:line="336" w:lineRule="auto" w:after="180"/>
+      </w:pPr>
+      <w:r>
+        <w:rPr>
+          <w:b w:val="0"/>
+        </w:rPr>
+        <w:t xml:space="preserve">Keep actual </w:t>
+      </w:r>
+      <w:r>
+        <w:rPr>
+          <w:b/>
+        </w:rPr>
+        <w:t>observation</w:t>
+      </w:r>
+      <w:r>
+        <w:rPr>
+          <w:b w:val="0"/>
+        </w:rPr>
+        <w:t>s separate from expected results, preserve failures, compare a baseline and explain the limits.</w:t>
+      </w:r>
+    </w:p>
+    <w:p>
+      <w:pPr>
+        <w:spacing w:line="336" w:lineRule="auto" w:after="180"/>
+      </w:pPr>
+      <w:r>
+        <w:rPr>
+          <w:b w:val="0"/>
+        </w:rPr>
+        <w:t xml:space="preserve">Provide an </w:t>
+      </w:r>
+      <w:r>
+        <w:rPr>
+          <w:b/>
+        </w:rPr>
+        <w:t>input</w:t>
+      </w:r>
+      <w:r>
+        <w:rPr>
+          <w:b w:val="0"/>
+        </w:rPr>
+        <w:t>/procedure/result/limit frame and a calculator when needed. Ask students to identify the first step before completing the whole trace.</w:t>
+      </w:r>
+    </w:p>
+    <w:p>
+      <w:pPr>
+        <w:spacing w:line="336" w:lineRule="auto" w:after="180"/>
+      </w:pPr>
+      <w:r>
+        <w:rPr>
+          <w:b w:val="0"/>
+        </w:rPr>
+        <w:t xml:space="preserve">Extension: compare two concrete variants of this </w:t>
+      </w:r>
+      <w:r>
+        <w:rPr>
+          <w:b/>
+        </w:rPr>
+        <w:t>mechanism</w:t>
+      </w:r>
+      <w:r>
+        <w:rPr>
+          <w:b w:val="0"/>
+        </w:rPr>
+        <w:t xml:space="preserve"> while holding unrelated conditions fixed; report both successful and unsuccessful outcomes.</w:t>
+      </w:r>
+    </w:p>
+    <w:p>
+      <w:pPr>
+        <w:spacing w:line="336" w:lineRule="auto" w:after="180"/>
+      </w:pPr>
+      <w:r>
+        <w:rPr>
+          <w:b w:val="0"/>
+        </w:rPr>
+        <w:t xml:space="preserve">Next connection: Engineering demonstration and defense. Preserve the current case record and retrieve its </w:t>
+      </w:r>
+      <w:r>
+        <w:rPr>
+          <w:b/>
+        </w:rPr>
+        <w:t>evidence</w:t>
+      </w:r>
+      <w:r>
+        <w:rPr>
+          <w:b w:val="0"/>
+        </w:rPr>
+        <w:t xml:space="preserve"> boundary before moving on.</w:t>
+      </w:r>
+    </w:p>
+    <w:p>
+      <w:pPr>
+        <w:spacing w:line="336" w:lineRule="auto" w:after="180"/>
+      </w:pPr>
+      <w:r>
+        <w:rPr>
+          <w:b w:val="0"/>
+        </w:rPr>
+        <w:t>Retain the project ledger and assess a changed case after support. Check the relevant prerequisite before carrying this component forward.</w:t>
+      </w:r>
+    </w:p>
+    <w:p>
+      <w:pPr>
+        <w:spacing w:line="336" w:lineRule="auto" w:after="180"/>
+      </w:pPr>
+      <w:r>
+        <w:rPr>
+          <w:b w:val="0"/>
+        </w:rPr>
+        <w:t xml:space="preserve">For the Grounded Learning Service, retain an annotated trace and the changed-case result. Name the contract or </w:t>
+      </w:r>
+      <w:r>
+        <w:rPr>
+          <w:b/>
+        </w:rPr>
+        <w:t>evidence</w:t>
+      </w:r>
+      <w:r>
+        <w:rPr>
+          <w:b w:val="0"/>
+        </w:rPr>
+        <w:t xml:space="preserve"> that makes the deciding step valid, so another team can review it.</w:t>
+      </w:r>
+    </w:p>
+    <w:p>
+      <w:pPr>
+        <w:pStyle w:val="Heading2"/>
+      </w:pPr>
+      <w:r>
+        <w:t>Delayed return and support record</w:t>
       </w:r>
     </w:p>
     <w:p>
@@ -3979,60 +4784,60 @@
     </w:p>
     <w:p>
       <w:pPr>
-        <w:pStyle w:val="Heading3"/>
-      </w:pPr>
-      <w:r>
-        <w:t>Project evidence from this case</w:t>
+        <w:pStyle w:val="Heading2"/>
+      </w:pPr>
+      <w:r>
+        <w:t>Earlier wording, alternatives and picture transcripts · reference / check after trying</w:t>
       </w:r>
     </w:p>
     <w:p>
       <w:pPr>
-        <w:spacing w:line="336" w:lineRule="auto" w:after="180"/>
-      </w:pPr>
-      <w:r>
-        <w:rPr>
-          <w:b w:val="0"/>
-        </w:rPr>
-        <w:t xml:space="preserve">For the Grounded Learning Service, retain an annotated trace and the changed-case result. Name the contract or </w:t>
-      </w:r>
-      <w:r>
-        <w:rPr>
-          <w:b/>
-        </w:rPr>
-        <w:t>evidence</w:t>
-      </w:r>
-      <w:r>
-        <w:rPr>
-          <w:b w:val="0"/>
-        </w:rPr>
-        <w:t xml:space="preserve"> that makes the deciding step valid, so another team can review it.</w:t>
+        <w:pStyle w:val="Heading3"/>
+      </w:pPr>
+      <w:r>
+        <w:t>Plan the delayed return</w:t>
       </w:r>
     </w:p>
     <w:p>
       <w:pPr>
-        <w:pStyle w:val="Heading1"/>
-      </w:pPr>
-      <w:r>
-        <w:t>07. Prepare, teach and assess</w:t>
+        <w:pStyle w:val="Heading3"/>
+      </w:pPr>
+      <w:r>
+        <w:t>Project evidence from this case</w:t>
       </w:r>
     </w:p>
     <w:p>
-      <w:r>
-        <w:t>Use this preparation summary alongside the detailed Capstone release review lesson; it is a checklist rather than a replacement for the full sequence.</w:t>
+      <w:pPr>
+        <w:pStyle w:val="Heading1"/>
+      </w:pPr>
+      <w:r>
+        <w:t>Reference bank and extra practice</w:t>
       </w:r>
     </w:p>
     <w:p>
       <w:pPr>
-        <w:pStyle w:val="Heading3"/>
-      </w:pPr>
-      <w:r>
-        <w:t>Teaching target</w:t>
+        <w:pStyle w:val="Heading1"/>
+      </w:pPr>
+      <w:r>
+        <w:t>07. Reference · Alternative planning checklist</w:t>
       </w:r>
     </w:p>
     <w:p>
+      <w:r>
+        <w:t>Use alongside the main route when helpful.</w:t>
+      </w:r>
+    </w:p>
+    <w:p>
+      <w:pPr>
+        <w:pStyle w:val="Heading2"/>
+      </w:pPr>
+      <w:r>
+        <w:t>Planning,assessment and project reminders</w:t>
+      </w:r>
+    </w:p>
+    <w:p>
       <w:pPr>
         <w:spacing w:line="336" w:lineRule="auto" w:after="180"/>
-        <w:shd w:fill="EDF7F3"/>
       </w:pPr>
       <w:r>
         <w:rPr>
@@ -4238,34 +5043,48 @@
     </w:p>
     <w:p>
       <w:pPr>
-        <w:pStyle w:val="Heading3"/>
-      </w:pPr>
-      <w:r>
-        <w:t>Supported practice answer</w:t>
+        <w:spacing w:line="336" w:lineRule="auto" w:after="180"/>
+      </w:pPr>
+      <w:r>
+        <w:rPr>
+          <w:b w:val="0"/>
+        </w:rPr>
+        <w:t xml:space="preserve">Reasoned practice answer: Teacher explanation: 90% ordinary threshold met but rollback </w:t>
+      </w:r>
+      <w:r>
+        <w:rPr>
+          <w:b/>
+        </w:rPr>
+        <w:t>evidence</w:t>
+      </w:r>
+      <w:r>
+        <w:rPr>
+          <w:b w:val="0"/>
+        </w:rPr>
+        <w:t xml:space="preserve"> missing, so release is not ready. Absence of a failure report is not a passed rehearsal.</w:t>
       </w:r>
     </w:p>
     <w:p>
       <w:pPr>
         <w:spacing w:line="336" w:lineRule="auto" w:after="180"/>
-        <w:shd w:fill="F1F6FC"/>
       </w:pPr>
       <w:r>
         <w:rPr>
           <w:b w:val="0"/>
         </w:rPr>
-        <w:t xml:space="preserve">Reasoned practice answer: Teacher explanation: 90% ordinary threshold met but rollback </w:t>
+        <w:t xml:space="preserve">Check every learner before discussion: Use the worked case for Capstone </w:t>
       </w:r>
       <w:r>
         <w:rPr>
           <w:b/>
         </w:rPr>
-        <w:t>evidence</w:t>
+        <w:t>release review</w:t>
       </w:r>
       <w:r>
         <w:rPr>
           <w:b w:val="0"/>
         </w:rPr>
-        <w:t xml:space="preserve"> missing, so release is not ready. Absence of a failure report is not a passed rehearsal.</w:t>
+        <w:t>. Proposed explanation: “The worked result establishes every future case”. Decide whether this explanation is supported.</w:t>
       </w:r>
     </w:p>
     <w:p>
@@ -4276,19 +5095,7 @@
         <w:rPr>
           <w:b w:val="0"/>
         </w:rPr>
-        <w:t xml:space="preserve">Check every learner before discussion: Use the worked case for Capstone </w:t>
-      </w:r>
-      <w:r>
-        <w:rPr>
-          <w:b/>
-        </w:rPr>
-        <w:t>release review</w:t>
-      </w:r>
-      <w:r>
-        <w:rPr>
-          <w:b w:val="0"/>
-        </w:rPr>
-        <w:t>. Proposed explanation: “The worked result establishes every future case”. Decide whether this explanation is supported.</w:t>
+        <w:t>Point to the step or supplied fact that decides; explain your repair if needed.</w:t>
       </w:r>
     </w:p>
     <w:p>
@@ -4299,141 +5106,93 @@
         <w:rPr>
           <w:b w:val="0"/>
         </w:rPr>
-        <w:t>Point to the step or supplied fact that decides; explain your repair if needed.</w:t>
+        <w:t>Misconception repair: Release readiness is scoped to the declared gates and environment; deployment still needs operational checks.</w:t>
       </w:r>
     </w:p>
     <w:p>
       <w:pPr>
-        <w:pStyle w:val="Heading3"/>
-      </w:pPr>
-      <w:r>
-        <w:t>Repair the misconception</w:t>
+        <w:spacing w:line="336" w:lineRule="auto" w:after="180"/>
+      </w:pPr>
+      <w:r>
+        <w:rPr>
+          <w:b w:val="0"/>
+        </w:rPr>
+        <w:t xml:space="preserve">Support: read the exact case aloud, enlarge the labelled picture, supply </w:t>
+      </w:r>
+      <w:r>
+        <w:rPr>
+          <w:b/>
+        </w:rPr>
+        <w:t>input</w:t>
+      </w:r>
+      <w:r>
+        <w:rPr>
+          <w:b w:val="0"/>
+        </w:rPr>
+        <w:t xml:space="preserve"> cards and model only the first deciding step. Accept a spoken explanation or drawing; retain the reasoning goal.</w:t>
       </w:r>
     </w:p>
     <w:p>
       <w:pPr>
         <w:spacing w:line="336" w:lineRule="auto" w:after="180"/>
-        <w:shd w:fill="FFF5E6"/>
       </w:pPr>
       <w:r>
         <w:rPr>
           <w:b w:val="0"/>
         </w:rPr>
-        <w:t>Misconception repair: Release readiness is scoped to the declared gates and environment; deployment still needs operational checks.</w:t>
+        <w:t xml:space="preserve">Extension: Every listed deletion location passes new verification. Require a </w:t>
+      </w:r>
+      <w:r>
+        <w:rPr>
+          <w:b/>
+        </w:rPr>
+        <w:t>prediction</w:t>
+      </w:r>
+      <w:r>
+        <w:rPr>
+          <w:b w:val="0"/>
+        </w:rPr>
+        <w:t xml:space="preserve"> and a reason before comparing. Expected result: That gate can pass; review the complete current </w:t>
+      </w:r>
+      <w:r>
+        <w:rPr>
+          <w:b/>
+        </w:rPr>
+        <w:t>evidence</w:t>
+      </w:r>
+      <w:r>
+        <w:rPr>
+          <w:b w:val="0"/>
+        </w:rPr>
+        <w:t xml:space="preserve"> before approving release.</w:t>
       </w:r>
     </w:p>
     <w:p>
       <w:pPr>
-        <w:pStyle w:val="Heading3"/>
-      </w:pPr>
-      <w:r>
-        <w:t>Support without giving away the answer</w:t>
+        <w:spacing w:line="336" w:lineRule="auto" w:after="180"/>
+      </w:pPr>
+      <w:r>
+        <w:rPr>
+          <w:b w:val="0"/>
+        </w:rPr>
+        <w:t xml:space="preserve">Reason: One repaired gate does not automatically refresh </w:t>
+      </w:r>
+      <w:r>
+        <w:rPr>
+          <w:b/>
+        </w:rPr>
+        <w:t>evidence</w:t>
+      </w:r>
+      <w:r>
+        <w:rPr>
+          <w:b w:val="0"/>
+        </w:rPr>
+        <w:t xml:space="preserve"> for every other gate.</w:t>
       </w:r>
     </w:p>
     <w:p>
       <w:pPr>
         <w:spacing w:line="336" w:lineRule="auto" w:after="180"/>
-        <w:shd w:fill="F1F6F8"/>
-      </w:pPr>
-      <w:r>
-        <w:rPr>
-          <w:b w:val="0"/>
-        </w:rPr>
-        <w:t xml:space="preserve">Support: read the exact case aloud, enlarge the labelled picture, supply </w:t>
-      </w:r>
-      <w:r>
-        <w:rPr>
-          <w:b/>
-        </w:rPr>
-        <w:t>input</w:t>
-      </w:r>
-      <w:r>
-        <w:rPr>
-          <w:b w:val="0"/>
-        </w:rPr>
-        <w:t xml:space="preserve"> cards and model only the first deciding step. Accept a spoken explanation or drawing; retain the reasoning goal.</w:t>
-      </w:r>
-    </w:p>
-    <w:p>
-      <w:pPr>
-        <w:pStyle w:val="Heading3"/>
-      </w:pPr>
-      <w:r>
-        <w:t>Extend the reasoning</w:t>
-      </w:r>
-    </w:p>
-    <w:p>
-      <w:pPr>
-        <w:spacing w:line="336" w:lineRule="auto" w:after="180"/>
-        <w:shd w:fill="F5F1FB"/>
-      </w:pPr>
-      <w:r>
-        <w:rPr>
-          <w:b w:val="0"/>
-        </w:rPr>
-        <w:t xml:space="preserve">Extension: Every listed deletion location passes new verification. Require a </w:t>
-      </w:r>
-      <w:r>
-        <w:rPr>
-          <w:b/>
-        </w:rPr>
-        <w:t>prediction</w:t>
-      </w:r>
-      <w:r>
-        <w:rPr>
-          <w:b w:val="0"/>
-        </w:rPr>
-        <w:t xml:space="preserve"> and a reason before comparing. Expected result: That gate can pass; review the complete current </w:t>
-      </w:r>
-      <w:r>
-        <w:rPr>
-          <w:b/>
-        </w:rPr>
-        <w:t>evidence</w:t>
-      </w:r>
-      <w:r>
-        <w:rPr>
-          <w:b w:val="0"/>
-        </w:rPr>
-        <w:t xml:space="preserve"> before approving release.</w:t>
-      </w:r>
-    </w:p>
-    <w:p>
-      <w:pPr>
-        <w:spacing w:line="336" w:lineRule="auto" w:after="180"/>
-        <w:shd w:fill="F5F1FB"/>
-      </w:pPr>
-      <w:r>
-        <w:rPr>
-          <w:b w:val="0"/>
-        </w:rPr>
-        <w:t xml:space="preserve">Reason: One repaired gate does not automatically refresh </w:t>
-      </w:r>
-      <w:r>
-        <w:rPr>
-          <w:b/>
-        </w:rPr>
-        <w:t>evidence</w:t>
-      </w:r>
-      <w:r>
-        <w:rPr>
-          <w:b w:val="0"/>
-        </w:rPr>
-        <w:t xml:space="preserve"> for every other gate.</w:t>
-      </w:r>
-    </w:p>
-    <w:p>
-      <w:pPr>
-        <w:pStyle w:val="Heading3"/>
-      </w:pPr>
-      <w:r>
-        <w:t>Protect the independent attempt</w:t>
-      </w:r>
-    </w:p>
-    <w:p>
-      <w:pPr>
-        <w:spacing w:line="336" w:lineRule="auto" w:after="180"/>
-        <w:shd w:fill="FFF5E6"/>
       </w:pPr>
       <w:r>
         <w:rPr>
@@ -4628,22 +5387,36 @@
     </w:tbl>
     <w:p>
       <w:pPr>
-        <w:pStyle w:val="Heading3"/>
-      </w:pPr>
-      <w:r>
-        <w:t>Project checkpoint</w:t>
+        <w:spacing w:line="336" w:lineRule="auto" w:after="180"/>
+      </w:pPr>
+      <w:r>
+        <w:rPr>
+          <w:b w:val="0"/>
+        </w:rPr>
+        <w:t xml:space="preserve">Project checkpoint: Present and defend. Demonstrate the system, explain one failure and justify the next improvement with </w:t>
+      </w:r>
+      <w:r>
+        <w:rPr>
+          <w:b/>
+        </w:rPr>
+        <w:t>evidence</w:t>
+      </w:r>
+      <w:r>
+        <w:rPr>
+          <w:b w:val="0"/>
+        </w:rPr>
+        <w:t>.</w:t>
       </w:r>
     </w:p>
     <w:p>
       <w:pPr>
         <w:spacing w:line="336" w:lineRule="auto" w:after="180"/>
-        <w:shd w:fill="EDF7F3"/>
       </w:pPr>
       <w:r>
         <w:rPr>
           <w:b w:val="0"/>
         </w:rPr>
-        <w:t xml:space="preserve">Project checkpoint: Present and defend. Demonstrate the system, explain one failure and justify the next improvement with </w:t>
+        <w:t xml:space="preserve">Use the weekly teacher answer for topic-specific reasoning. A saved progress tick is an activity record; judge mastery from the learner’s explanation and </w:t>
       </w:r>
       <w:r>
         <w:rPr>
@@ -4660,38 +5433,23 @@
     </w:p>
     <w:p>
       <w:pPr>
-        <w:spacing w:line="336" w:lineRule="auto" w:after="180"/>
-      </w:pPr>
-      <w:r>
-        <w:rPr>
-          <w:b w:val="0"/>
-        </w:rPr>
-        <w:t xml:space="preserve">Use the weekly teacher answer for topic-specific reasoning. A saved progress tick is an activity record; judge mastery from the learner’s explanation and </w:t>
-      </w:r>
-      <w:r>
-        <w:rPr>
-          <w:b/>
-        </w:rPr>
-        <w:t>evidence</w:t>
-      </w:r>
-      <w:r>
-        <w:rPr>
-          <w:b w:val="0"/>
-        </w:rPr>
-        <w:t>.</w:t>
+        <w:pStyle w:val="Heading1"/>
+      </w:pPr>
+      <w:r>
+        <w:t>08. Reference · Feedback,labs and repair paths</w:t>
       </w:r>
     </w:p>
     <w:p>
-      <w:pPr>
-        <w:pStyle w:val="Heading1"/>
-      </w:pPr>
-      <w:r>
-        <w:t>08. Use feedback, labs and repair paths</w:t>
+      <w:r>
+        <w:t>Retain the first attempt and the evidence used for a repair.</w:t>
       </w:r>
     </w:p>
     <w:p>
-      <w:r>
-        <w:t>Use feedback, earlier review and portfolios purposefully. Apply the coding routine only when this lesson has an executable lab.</w:t>
+      <w:pPr>
+        <w:pStyle w:val="Heading2"/>
+      </w:pPr>
+      <w:r>
+        <w:t>Feedback and record guidance</w:t>
       </w:r>
     </w:p>
     <w:p>
@@ -4729,40 +5487,42 @@
       </w:r>
     </w:p>
     <w:p>
-      <w:pPr>
-        <w:pStyle w:val="Heading3"/>
-      </w:pPr>
-      <w:r>
-        <w:t>For later coding lessons</w:t>
+      <w:r>
+        <w:t>This week has no code block. Use this routine when a later lesson includes an executable lab.</w:t>
       </w:r>
     </w:p>
     <w:p>
-      <w:r>
-        <w:t>This week has no code block. Use this routine when a later lesson includes an executable lab.</w:t>
+      <w:pPr>
+        <w:spacing w:line="336" w:lineRule="auto" w:after="180"/>
+      </w:pPr>
+      <w:r>
+        <w:rPr>
+          <w:b w:val="0"/>
+        </w:rPr>
+        <w:t xml:space="preserve">Ask students to predict before running code. Preserve errors and actual </w:t>
+      </w:r>
+      <w:r>
+        <w:rPr>
+          <w:b/>
+        </w:rPr>
+        <w:t>output</w:t>
+      </w:r>
+      <w:r>
+        <w:rPr>
+          <w:b w:val="0"/>
+        </w:rPr>
+        <w:t>s; collect a changed test and an explanation. The branch-boundary and indexing lessons deliberately include failure cases.</w:t>
       </w:r>
     </w:p>
     <w:p>
       <w:pPr>
         <w:spacing w:line="336" w:lineRule="auto" w:after="180"/>
-        <w:shd w:fill="F1F6F8"/>
       </w:pPr>
       <w:r>
         <w:rPr>
           <w:b w:val="0"/>
         </w:rPr>
-        <w:t xml:space="preserve">Ask students to predict before running code. Preserve errors and actual </w:t>
-      </w:r>
-      <w:r>
-        <w:rPr>
-          <w:b/>
-        </w:rPr>
-        <w:t>output</w:t>
-      </w:r>
-      <w:r>
-        <w:rPr>
-          <w:b w:val="0"/>
-        </w:rPr>
-        <w:t>s; collect a changed test and an explanation. The branch-boundary and indexing lessons deliberately include failure cases.</w:t>
+        <w:t>Use the earlier worked-explanation links to address a specific missing building block, then return to the current question. Adapt this suggestion after observing the learner; it is not an automatic diagnosis.</w:t>
       </w:r>
     </w:p>
     <w:p>
@@ -4773,71 +5533,37 @@
         <w:rPr>
           <w:b w:val="0"/>
         </w:rPr>
-        <w:t>Use the earlier worked-explanation links to address a specific missing building block, then return to the current question. Adapt this suggestion after observing the learner; it is not an automatic diagnosis.</w:t>
+        <w:t xml:space="preserve">Collect the completed-work portfolio as </w:t>
+      </w:r>
+      <w:r>
+        <w:rPr>
+          <w:b/>
+        </w:rPr>
+        <w:t>evidence</w:t>
+      </w:r>
+      <w:r>
+        <w:rPr>
+          <w:b w:val="0"/>
+        </w:rPr>
+        <w:t>. Record support separately from correctness, and assess explanation, trace/test and limitations. Progress ticks and quiz selections alone do not establish mastery.</w:t>
       </w:r>
     </w:p>
     <w:p>
       <w:pPr>
-        <w:spacing w:line="336" w:lineRule="auto" w:after="180"/>
-      </w:pPr>
-      <w:r>
-        <w:rPr>
-          <w:b w:val="0"/>
-        </w:rPr>
-        <w:t xml:space="preserve">Collect the completed-work portfolio as </w:t>
-      </w:r>
-      <w:r>
-        <w:rPr>
-          <w:b/>
-        </w:rPr>
-        <w:t>evidence</w:t>
-      </w:r>
-      <w:r>
-        <w:rPr>
-          <w:b w:val="0"/>
-        </w:rPr>
-        <w:t>. Record support separately from correctness, and assess explanation, trace/test and limitations. Progress ticks and quiz selections alone do not establish mastery.</w:t>
+        <w:pStyle w:val="Heading1"/>
+      </w:pPr>
+      <w:r>
+        <w:t>09. Reference · Teach with the six pictures</w:t>
       </w:r>
     </w:p>
     <w:p>
-      <w:pPr>
-        <w:pStyle w:val="Heading1"/>
-      </w:pPr>
-      <w:r>
-        <w:t>09. Visual concept journey</w:t>
+      <w:r>
+        <w:t>Choose one picture for a particular reasoning move.</w:t>
       </w:r>
     </w:p>
     <w:p>
-      <w:r>
-        <w:t>Show one Capstone release review graphic at a time, request a prediction and discuss its trace before the independent assessment.</w:t>
-      </w:r>
-    </w:p>
-    <w:p>
-      <w:pPr>
-        <w:spacing w:line="336" w:lineRule="auto" w:after="180"/>
-      </w:pPr>
-      <w:r>
-        <w:rPr>
-          <w:b w:val="0"/>
-        </w:rPr>
-        <w:t xml:space="preserve">Use one picture at a time. Hide a worked result before asking for a </w:t>
-      </w:r>
-      <w:r>
-        <w:rPr>
-          <w:b/>
-        </w:rPr>
-        <w:t>prediction</w:t>
-      </w:r>
-      <w:r>
-        <w:rPr>
-          <w:b w:val="0"/>
-        </w:rPr>
-        <w:t>, then reveal it for feedback. These are supported teaching cases; retain the separate independent assessment for a fresh first attempt.</w:t>
-      </w:r>
-    </w:p>
-    <w:p>
-      <w:pPr>
-        <w:pStyle w:val="Heading3"/>
+      <w:pPr>
+        <w:pStyle w:val="Heading2"/>
       </w:pPr>
       <w:r>
         <w:t>01. Capstone release review: the case</w:t>
@@ -4848,7 +5574,7 @@
         <w:drawing>
           <wp:inline xmlns:a="http://schemas.openxmlformats.org/drawingml/2006/main" xmlns:pic="http://schemas.openxmlformats.org/drawingml/2006/picture">
             <wp:extent cx="5486400" cy="2834640"/>
-            <wp:docPr id="2" name="Picture 2" descr="Review every mandatory gate. A capstone release needs factual, access and deletion gates to pass. Supplied facts: Factual and access checks pass. Deletion fails because a listed backup remains. All three gates are mandatory."/>
+            <wp:docPr id="3" name="Picture 3" descr="Review every mandatory gate. A capstone release needs factual, access and deletion gates to pass. Supplied facts: Factual and access checks pass. Deletion fails because a listed backup remains. All three gates are mandatory."/>
             <wp:cNvGraphicFramePr>
               <a:graphicFrameLocks noChangeAspect="1"/>
             </wp:cNvGraphicFramePr>
@@ -4860,7 +5586,7 @@
                     <pic:cNvPicPr/>
                   </pic:nvPicPr>
                   <pic:blipFill>
-                    <a:blip r:embed="rId10"/>
+                    <a:blip r:embed="rId11"/>
                     <a:stretch>
                       <a:fillRect/>
                     </a:stretch>
@@ -4893,7 +5619,6 @@
     <w:p>
       <w:pPr>
         <w:spacing w:line="336" w:lineRule="auto" w:after="180"/>
-        <w:shd w:fill="F5F1FB"/>
       </w:pPr>
       <w:r>
         <w:rPr>
@@ -4904,27 +5629,18 @@
     </w:p>
     <w:p>
       <w:pPr>
-        <w:pStyle w:val="Heading3"/>
-      </w:pPr>
-      <w:r>
-        <w:t>Discuss while showing the picture</w:t>
+        <w:spacing w:line="336" w:lineRule="auto" w:after="180"/>
+      </w:pPr>
+      <w:r>
+        <w:rPr>
+          <w:b w:val="0"/>
+        </w:rPr>
+        <w:t>Teacher prompt: Point to the given fact that matters most. Explain why it matters. Ask learners to describe one label or arrow in ordinary words. Use the adjacent transcript if the image is difficult to see.</w:t>
       </w:r>
     </w:p>
     <w:p>
       <w:pPr>
-        <w:spacing w:line="336" w:lineRule="auto" w:after="180"/>
-        <w:shd w:fill="F1F6F8"/>
-      </w:pPr>
-      <w:r>
-        <w:rPr>
-          <w:b w:val="0"/>
-        </w:rPr>
-        <w:t>Teacher prompt: Point to the given fact that matters most. Explain why it matters. Ask learners to describe one label or arrow in ordinary words. Use the adjacent transcript if the image is difficult to see.</w:t>
-      </w:r>
-    </w:p>
-    <w:p>
-      <w:pPr>
-        <w:pStyle w:val="Heading3"/>
+        <w:pStyle w:val="Heading2"/>
       </w:pPr>
       <w:r>
         <w:t>02. Follow the deciding steps</w:t>
@@ -4935,7 +5651,7 @@
         <w:drawing>
           <wp:inline xmlns:a="http://schemas.openxmlformats.org/drawingml/2006/main" xmlns:pic="http://schemas.openxmlformats.org/drawingml/2006/picture">
             <wp:extent cx="5486400" cy="3182112"/>
-            <wp:docPr id="3" name="Picture 3" descr="List evidence: Record two passes and the specific deletion failure. → Apply decision rule: Block release; a majority of passes is insufficient. → Specify repair: Remove the listed copy and verify it before a fresh review."/>
+            <wp:docPr id="4" name="Picture 4" descr="List evidence: Record two passes and the specific deletion failure. → Apply decision rule: Block release; a majority of passes is insufficient. → Specify repair: Remove the listed copy and verify it before a fresh review."/>
             <wp:cNvGraphicFramePr>
               <a:graphicFrameLocks noChangeAspect="1"/>
             </wp:cNvGraphicFramePr>
@@ -4947,7 +5663,7 @@
                     <pic:cNvPicPr/>
                   </pic:nvPicPr>
                   <pic:blipFill>
-                    <a:blip r:embed="rId11"/>
+                    <a:blip r:embed="rId9"/>
                     <a:stretch>
                       <a:fillRect/>
                     </a:stretch>
@@ -4992,7 +5708,6 @@
     <w:p>
       <w:pPr>
         <w:spacing w:line="336" w:lineRule="auto" w:after="180"/>
-        <w:shd w:fill="F5F1FB"/>
       </w:pPr>
       <w:r>
         <w:rPr>
@@ -5015,39 +5730,30 @@
     </w:p>
     <w:p>
       <w:pPr>
-        <w:pStyle w:val="Heading3"/>
-      </w:pPr>
-      <w:r>
-        <w:t>Discuss while showing the picture</w:t>
+        <w:spacing w:line="336" w:lineRule="auto" w:after="180"/>
+      </w:pPr>
+      <w:r>
+        <w:rPr>
+          <w:b w:val="0"/>
+        </w:rPr>
+        <w:t xml:space="preserve">Teacher prompt: Point to each numbered stage and explain which recorded </w:t>
+      </w:r>
+      <w:r>
+        <w:rPr>
+          <w:b/>
+        </w:rPr>
+        <w:t>input</w:t>
+      </w:r>
+      <w:r>
+        <w:rPr>
+          <w:b w:val="0"/>
+        </w:rPr>
+        <w:t xml:space="preserve"> it uses. Ask learners to describe one label or arrow in ordinary words. Use the adjacent transcript if the image is difficult to see.</w:t>
       </w:r>
     </w:p>
     <w:p>
       <w:pPr>
-        <w:spacing w:line="336" w:lineRule="auto" w:after="180"/>
-        <w:shd w:fill="F1F6F8"/>
-      </w:pPr>
-      <w:r>
-        <w:rPr>
-          <w:b w:val="0"/>
-        </w:rPr>
-        <w:t xml:space="preserve">Teacher prompt: Point to each numbered stage and explain which recorded </w:t>
-      </w:r>
-      <w:r>
-        <w:rPr>
-          <w:b/>
-        </w:rPr>
-        <w:t>input</w:t>
-      </w:r>
-      <w:r>
-        <w:rPr>
-          <w:b w:val="0"/>
-        </w:rPr>
-        <w:t xml:space="preserve"> it uses. Ask learners to describe one label or arrow in ordinary words. Use the adjacent transcript if the image is difficult to see.</w:t>
-      </w:r>
-    </w:p>
-    <w:p>
-      <w:pPr>
-        <w:pStyle w:val="Heading3"/>
+        <w:pStyle w:val="Heading2"/>
       </w:pPr>
       <w:r>
         <w:t>03. Capstone release review — evidence trace</w:t>
@@ -5058,7 +5764,7 @@
         <w:drawing>
           <wp:inline xmlns:a="http://schemas.openxmlformats.org/drawingml/2006/main" xmlns:pic="http://schemas.openxmlformats.org/drawingml/2006/picture">
             <wp:extent cx="5486400" cy="2834640"/>
-            <wp:docPr id="4" name="Picture 4" descr="Capstone release review — evidence trace. Ordinary cases 18/20 pass; access all pass; no effects; rollback not tested. | Toy release requires all access tests, no unauthorised effects, at least 90% ordinary-case pass and a compatible rollback rehearsal. | 90% ordinary threshold met but rollback evidence missing, so release is not ready. Absence of a failure report is not a passed rehearsal."/>
+            <wp:docPr id="5" name="Picture 5" descr="Capstone release review — evidence trace. Ordinary cases 18/20 pass; access all pass; no effects; rollback not tested. | Toy release requires all access tests, no unauthorised effects, at least 90% ordinary-case pass and a compatible rollback rehearsal. | 90% ordinary threshold met but rollback evidence missing, so release is not ready. Absence of a failure report is not a passed rehearsal."/>
             <wp:cNvGraphicFramePr>
               <a:graphicFrameLocks noChangeAspect="1"/>
             </wp:cNvGraphicFramePr>
@@ -5173,7 +5879,6 @@
     <w:p>
       <w:pPr>
         <w:spacing w:line="336" w:lineRule="auto" w:after="180"/>
-        <w:shd w:fill="F5F1FB"/>
       </w:pPr>
       <w:r>
         <w:rPr>
@@ -5184,27 +5889,18 @@
     </w:p>
     <w:p>
       <w:pPr>
-        <w:pStyle w:val="Heading3"/>
-      </w:pPr>
-      <w:r>
-        <w:t>Discuss while showing the picture</w:t>
+        <w:spacing w:line="336" w:lineRule="auto" w:after="180"/>
+      </w:pPr>
+      <w:r>
+        <w:rPr>
+          <w:b w:val="0"/>
+        </w:rPr>
+        <w:t>Teacher prompt: Read the labels and values. Explain the relationship the model shows. Ask learners to describe one label or arrow in ordinary words. Use the adjacent transcript if the image is difficult to see.</w:t>
       </w:r>
     </w:p>
     <w:p>
       <w:pPr>
-        <w:spacing w:line="336" w:lineRule="auto" w:after="180"/>
-        <w:shd w:fill="F1F6F8"/>
-      </w:pPr>
-      <w:r>
-        <w:rPr>
-          <w:b w:val="0"/>
-        </w:rPr>
-        <w:t>Teacher prompt: Read the labels and values. Explain the relationship the model shows. Ask learners to describe one label or arrow in ordinary words. Use the adjacent transcript if the image is difficult to see.</w:t>
-      </w:r>
-    </w:p>
-    <w:p>
-      <w:pPr>
-        <w:pStyle w:val="Heading3"/>
+        <w:pStyle w:val="Heading2"/>
       </w:pPr>
       <w:r>
         <w:t>04. Change one thing. Trace what follows.</w:t>
@@ -5215,7 +5911,7 @@
         <w:drawing>
           <wp:inline xmlns:a="http://schemas.openxmlformats.org/drawingml/2006/main" xmlns:pic="http://schemas.openxmlformats.org/drawingml/2006/picture">
             <wp:extent cx="5486400" cy="3026664"/>
-            <wp:docPr id="5" name="Picture 5" descr="Original case: Remove the listed copy and verify it before a fresh review. Changed condition: Every listed deletion location passes new verification. Expected result: That gate can pass; review the complete current evidence before approving release. Reason: One repaired gate does not automatically refresh evidence for every other gate."/>
+            <wp:docPr id="6" name="Picture 6" descr="Original case: Remove the listed copy and verify it before a fresh review. Changed condition: Every listed deletion location passes new verification. Expected result: That gate can pass; review the complete current evidence before approving release. Reason: One repaired gate does not automatically refresh evidence for every other gate."/>
             <wp:cNvGraphicFramePr>
               <a:graphicFrameLocks noChangeAspect="1"/>
             </wp:cNvGraphicFramePr>
@@ -5295,7 +5991,6 @@
     <w:p>
       <w:pPr>
         <w:spacing w:line="336" w:lineRule="auto" w:after="180"/>
-        <w:shd w:fill="F5F1FB"/>
       </w:pPr>
       <w:r>
         <w:rPr>
@@ -5306,51 +6001,41 @@
     </w:p>
     <w:p>
       <w:pPr>
-        <w:pStyle w:val="Heading3"/>
-      </w:pPr>
-      <w:r>
-        <w:t>Discuss while showing the picture</w:t>
+        <w:spacing w:line="336" w:lineRule="auto" w:after="180"/>
+      </w:pPr>
+      <w:r>
+        <w:rPr>
+          <w:b w:val="0"/>
+        </w:rPr>
+        <w:t>Teacher prompt: Predict before checking the worked changed-case result. Name what changed and what the supplied facts allow you to conclude. Ask learners to describe one label or arrow in ordinary words.</w:t>
       </w:r>
     </w:p>
     <w:p>
       <w:pPr>
         <w:spacing w:line="336" w:lineRule="auto" w:after="180"/>
-        <w:shd w:fill="F1F6F8"/>
       </w:pPr>
       <w:r>
         <w:rPr>
           <w:b w:val="0"/>
         </w:rPr>
-        <w:t>Teacher prompt: Predict before checking the worked changed-case result. Name what changed and what the supplied facts allow you to conclude. Ask learners to describe one label or arrow in ordinary words.</w:t>
+        <w:t xml:space="preserve">Use the adjacent transcript if the image is difficult to see. Changed-case reasoning: One repaired gate does not automatically refresh </w:t>
+      </w:r>
+      <w:r>
+        <w:rPr>
+          <w:b/>
+        </w:rPr>
+        <w:t>evidence</w:t>
+      </w:r>
+      <w:r>
+        <w:rPr>
+          <w:b w:val="0"/>
+        </w:rPr>
+        <w:t xml:space="preserve"> for every other gate.</w:t>
       </w:r>
     </w:p>
     <w:p>
       <w:pPr>
-        <w:spacing w:line="336" w:lineRule="auto" w:after="180"/>
-        <w:shd w:fill="F1F6F8"/>
-      </w:pPr>
-      <w:r>
-        <w:rPr>
-          <w:b w:val="0"/>
-        </w:rPr>
-        <w:t xml:space="preserve">Use the adjacent transcript if the image is difficult to see. Changed-case reasoning: One repaired gate does not automatically refresh </w:t>
-      </w:r>
-      <w:r>
-        <w:rPr>
-          <w:b/>
-        </w:rPr>
-        <w:t>evidence</w:t>
-      </w:r>
-      <w:r>
-        <w:rPr>
-          <w:b w:val="0"/>
-        </w:rPr>
-        <w:t xml:space="preserve"> for every other gate.</w:t>
-      </w:r>
-    </w:p>
-    <w:p>
-      <w:pPr>
-        <w:pStyle w:val="Heading3"/>
+        <w:pStyle w:val="Heading2"/>
       </w:pPr>
       <w:r>
         <w:t>05. Connect the explanation to its limit</w:t>
@@ -5361,7 +6046,7 @@
         <w:drawing>
           <wp:inline xmlns:a="http://schemas.openxmlformats.org/drawingml/2006/main" xmlns:pic="http://schemas.openxmlformats.org/drawingml/2006/picture">
             <wp:extent cx="5486400" cy="2834640"/>
-            <wp:docPr id="6" name="Picture 6" descr="Release review applies explicit conditions to a specific candidate version. Completed coding is not evidence that all operational obligations are satisfied. Limit: Approval cannot guarantee zero future faults; retain ownership, monitoring and recovery arrangements."/>
+            <wp:docPr id="7" name="Picture 7" descr="Release review applies explicit conditions to a specific candidate version. Completed coding is not evidence that all operational obligations are satisfied. Limit: Approval cannot guarantee zero future faults; retain ownership, monitoring and recovery arrangements."/>
             <wp:cNvGraphicFramePr>
               <a:graphicFrameLocks noChangeAspect="1"/>
             </wp:cNvGraphicFramePr>
@@ -5435,7 +6120,6 @@
     <w:p>
       <w:pPr>
         <w:spacing w:line="336" w:lineRule="auto" w:after="180"/>
-        <w:shd w:fill="F5F1FB"/>
       </w:pPr>
       <w:r>
         <w:rPr>
@@ -5446,39 +6130,29 @@
     </w:p>
     <w:p>
       <w:pPr>
-        <w:pStyle w:val="Heading3"/>
-      </w:pPr>
-      <w:r>
-        <w:t>Discuss while showing the picture</w:t>
+        <w:spacing w:line="336" w:lineRule="auto" w:after="180"/>
+      </w:pPr>
+      <w:r>
+        <w:rPr>
+          <w:b w:val="0"/>
+        </w:rPr>
+        <w:t>Teacher prompt: Explain the case, then point to a limit on the claim. Ask learners to describe one label or arrow in ordinary words. Use the adjacent transcript if the image is difficult to see.</w:t>
       </w:r>
     </w:p>
     <w:p>
       <w:pPr>
         <w:spacing w:line="336" w:lineRule="auto" w:after="180"/>
-        <w:shd w:fill="F1F6F8"/>
       </w:pPr>
       <w:r>
         <w:rPr>
           <w:b w:val="0"/>
         </w:rPr>
-        <w:t>Teacher prompt: Explain the case, then point to a limit on the claim. Ask learners to describe one label or arrow in ordinary words. Use the adjacent transcript if the image is difficult to see.</w:t>
+        <w:t>Keep the stated scope: Approval cannot guarantee zero future faults; retain ownership, monitoring and recovery arrangements.</w:t>
       </w:r>
     </w:p>
     <w:p>
       <w:pPr>
-        <w:spacing w:line="336" w:lineRule="auto" w:after="180"/>
-        <w:shd w:fill="F1F6F8"/>
-      </w:pPr>
-      <w:r>
-        <w:rPr>
-          <w:b w:val="0"/>
-        </w:rPr>
-        <w:t>Keep the stated scope: Approval cannot guarantee zero future faults; retain ownership, monitoring and recovery arrangements.</w:t>
-      </w:r>
-    </w:p>
-    <w:p>
-      <w:pPr>
-        <w:pStyle w:val="Heading3"/>
+        <w:pStyle w:val="Heading2"/>
       </w:pPr>
       <w:r>
         <w:t>06. Make the idea visible in your project</w:t>
@@ -5489,7 +6163,7 @@
         <w:drawing>
           <wp:inline xmlns:a="http://schemas.openxmlformats.org/drawingml/2006/main" xmlns:pic="http://schemas.openxmlformats.org/drawingml/2006/picture">
             <wp:extent cx="5486400" cy="3529584"/>
-            <wp:docPr id="7" name="Picture 7" descr="For the Grounded Learning Service, retain an annotated trace and the changed-case result. Name the contract or evidence that makes the deciding step valid, so another team can review it. Draw your input, deciding step, result and limit. Supported question: Apply the three mandatory release gates to the recorded results. Why do two passes not outweigh the deletion failure, and what evidence must follow its repair?"/>
+            <wp:docPr id="8" name="Picture 8" descr="For the Grounded Learning Service, retain an annotated trace and the changed-case result. Name the contract or evidence that makes the deciding step valid, so another team can review it. Draw your input, deciding step, result and limit. Supported question: Apply the three mandatory release gates to the recorded results. Why do two passes not outweigh the deletion failure, and what evidence must follow its repair?"/>
             <wp:cNvGraphicFramePr>
               <a:graphicFrameLocks noChangeAspect="1"/>
             </wp:cNvGraphicFramePr>
@@ -5592,7 +6266,6 @@
     <w:p>
       <w:pPr>
         <w:spacing w:line="336" w:lineRule="auto" w:after="180"/>
-        <w:shd w:fill="F5F1FB"/>
       </w:pPr>
       <w:r>
         <w:rPr>
@@ -5615,82 +6288,150 @@
     </w:p>
     <w:p>
       <w:pPr>
-        <w:pStyle w:val="Heading3"/>
-      </w:pPr>
-      <w:r>
-        <w:t>Discuss while showing the picture</w:t>
+        <w:spacing w:line="336" w:lineRule="auto" w:after="180"/>
+      </w:pPr>
+      <w:r>
+        <w:rPr>
+          <w:b w:val="0"/>
+        </w:rPr>
+        <w:t xml:space="preserve">Teacher prompt: Draw your project trace and justify the deciding step using </w:t>
+      </w:r>
+      <w:r>
+        <w:rPr>
+          <w:b/>
+        </w:rPr>
+        <w:t>evidence</w:t>
+      </w:r>
+      <w:r>
+        <w:rPr>
+          <w:b w:val="0"/>
+        </w:rPr>
+        <w:t>. Ask learners to describe one label or arrow in ordinary words. Use the adjacent transcript if the image is difficult to see.</w:t>
       </w:r>
     </w:p>
     <w:p>
       <w:pPr>
         <w:spacing w:line="336" w:lineRule="auto" w:after="180"/>
-        <w:shd w:fill="F1F6F8"/>
       </w:pPr>
       <w:r>
         <w:rPr>
           <w:b w:val="0"/>
         </w:rPr>
-        <w:t xml:space="preserve">Teacher prompt: Draw your project trace and justify the deciding step using </w:t>
-      </w:r>
-      <w:r>
-        <w:rPr>
-          <w:b/>
-        </w:rPr>
-        <w:t>evidence</w:t>
-      </w:r>
-      <w:r>
-        <w:rPr>
-          <w:b w:val="0"/>
-        </w:rPr>
-        <w:t>. Ask learners to describe one label or arrow in ordinary words. Use the adjacent transcript if the image is difficult to see.</w:t>
+        <w:t>Supported practice key: Record two passes and the specific deletion failure. Block release; a majority of passes is insufficient. Remove the listed copy and verify it before a fresh review.</w:t>
       </w:r>
     </w:p>
     <w:p>
       <w:pPr>
         <w:spacing w:line="336" w:lineRule="auto" w:after="180"/>
-        <w:shd w:fill="F1F6F8"/>
       </w:pPr>
       <w:r>
         <w:rPr>
           <w:b w:val="0"/>
         </w:rPr>
-        <w:t>Supported practice key: Record two passes and the specific deletion failure. Block release; a majority of passes is insufficient. Remove the listed copy and verify it before a fresh review.</w:t>
+        <w:t xml:space="preserve">Changed case: That gate can pass; review the complete current </w:t>
+      </w:r>
+      <w:r>
+        <w:rPr>
+          <w:b/>
+        </w:rPr>
+        <w:t>evidence</w:t>
+      </w:r>
+      <w:r>
+        <w:rPr>
+          <w:b w:val="0"/>
+        </w:rPr>
+        <w:t xml:space="preserve"> before approving release. One repaired gate does not automatically refresh </w:t>
+      </w:r>
+      <w:r>
+        <w:rPr>
+          <w:b/>
+        </w:rPr>
+        <w:t>evidence</w:t>
+      </w:r>
+      <w:r>
+        <w:rPr>
+          <w:b w:val="0"/>
+        </w:rPr>
+        <w:t xml:space="preserve"> for every other gate.</w:t>
       </w:r>
     </w:p>
     <w:p>
       <w:pPr>
+        <w:pStyle w:val="Heading2"/>
+      </w:pPr>
+      <w:r>
+        <w:t>Earlier wording, alternatives and picture transcripts · reference / check after trying</w:t>
+      </w:r>
+    </w:p>
+    <w:p>
+      <w:pPr>
         <w:spacing w:line="336" w:lineRule="auto" w:after="180"/>
-        <w:shd w:fill="F1F6F8"/>
       </w:pPr>
       <w:r>
         <w:rPr>
           <w:b w:val="0"/>
         </w:rPr>
-        <w:t xml:space="preserve">Changed case: That gate can pass; review the complete current </w:t>
+        <w:t xml:space="preserve">Use one picture at a time. Hide a worked result before asking for a </w:t>
       </w:r>
       <w:r>
         <w:rPr>
           <w:b/>
         </w:rPr>
-        <w:t>evidence</w:t>
+        <w:t>prediction</w:t>
       </w:r>
       <w:r>
         <w:rPr>
           <w:b w:val="0"/>
         </w:rPr>
-        <w:t xml:space="preserve"> before approving release. One repaired gate does not automatically refresh </w:t>
-      </w:r>
-      <w:r>
-        <w:rPr>
-          <w:b/>
-        </w:rPr>
-        <w:t>evidence</w:t>
-      </w:r>
-      <w:r>
-        <w:rPr>
-          <w:b w:val="0"/>
-        </w:rPr>
-        <w:t xml:space="preserve"> for every other gate.</w:t>
+        <w:t>, then reveal it for feedback. These are supported teaching cases; retain the separate independent assessment for a fresh first attempt.</w:t>
+      </w:r>
+    </w:p>
+    <w:p>
+      <w:pPr>
+        <w:pStyle w:val="Heading3"/>
+      </w:pPr>
+      <w:r>
+        <w:t>01. Capstone release review: the case</w:t>
+      </w:r>
+    </w:p>
+    <w:p>
+      <w:pPr>
+        <w:pStyle w:val="Heading3"/>
+      </w:pPr>
+      <w:r>
+        <w:t>02. Follow the deciding steps</w:t>
+      </w:r>
+    </w:p>
+    <w:p>
+      <w:pPr>
+        <w:pStyle w:val="Heading3"/>
+      </w:pPr>
+      <w:r>
+        <w:t>03. Capstone release review — evidence trace</w:t>
+      </w:r>
+    </w:p>
+    <w:p>
+      <w:pPr>
+        <w:pStyle w:val="Heading3"/>
+      </w:pPr>
+      <w:r>
+        <w:t>04. Change one thing. Trace what follows.</w:t>
+      </w:r>
+    </w:p>
+    <w:p>
+      <w:pPr>
+        <w:pStyle w:val="Heading3"/>
+      </w:pPr>
+      <w:r>
+        <w:t>05. Connect the explanation to its limit</w:t>
+      </w:r>
+    </w:p>
+    <w:p>
+      <w:pPr>
+        <w:pStyle w:val="Heading3"/>
+      </w:pPr>
+      <w:r>
+        <w:t>06. Make the idea visible in your project</w:t>
       </w:r>
     </w:p>
     <w:sectPr>
